--- a/dokumenti/Шаблон описания архитектуры.docx
+++ b/dokumenti/Шаблон описания архитектуры.docx
@@ -119,7 +119,7 @@
     </w:p>
     <w:p>
       <w:pPr>
-        <w:spacing w:before="360" w:after="240" w:line="240" w:lineRule="auto"/>
+        <w:spacing w:after="0" w:line="360" w:lineRule="auto"/>
         <w:jc w:val="center"/>
         <w:rPr>
           <w:rFonts w:ascii="Times New Roman" w:hAnsi="Times New Roman"/>
@@ -145,7 +145,12 @@
           <w:ilvl w:val="0"/>
           <w:numId w:val="1"/>
         </w:numPr>
-        <w:spacing w:before="360" w:after="240" w:line="240" w:lineRule="auto"/>
+        <w:tabs>
+          <w:tab w:val="left" w:pos="1134"/>
+        </w:tabs>
+        <w:spacing w:after="0" w:line="360" w:lineRule="auto"/>
+        <w:ind w:left="0" w:firstLine="709"/>
+        <w:jc w:val="both"/>
         <w:rPr>
           <w:rFonts w:ascii="Times New Roman" w:hAnsi="Times New Roman"/>
           <w:b/>
@@ -165,19 +170,21 @@
     </w:p>
     <w:p>
       <w:pPr>
-        <w:spacing w:before="100" w:beforeAutospacing="1" w:after="100" w:afterAutospacing="1" w:line="240" w:lineRule="auto"/>
-        <w:rPr>
-          <w:rFonts w:ascii="Times New Roman" w:eastAsia="Times New Roman" w:hAnsi="Times New Roman" w:cs="Times New Roman"/>
-          <w:sz w:val="24"/>
-          <w:szCs w:val="24"/>
-          <w:lang w:eastAsia="ru-RU"/>
-        </w:rPr>
-      </w:pPr>
-      <w:r>
-        <w:rPr>
-          <w:rFonts w:ascii="Times New Roman" w:eastAsia="Times New Roman" w:hAnsi="Times New Roman" w:cs="Times New Roman"/>
-          <w:sz w:val="24"/>
-          <w:szCs w:val="24"/>
+        <w:spacing w:after="0" w:line="360" w:lineRule="auto"/>
+        <w:ind w:firstLine="709"/>
+        <w:jc w:val="both"/>
+        <w:rPr>
+          <w:rFonts w:ascii="Times New Roman" w:eastAsia="Times New Roman" w:hAnsi="Times New Roman" w:cs="Times New Roman"/>
+          <w:sz w:val="28"/>
+          <w:szCs w:val="28"/>
+          <w:lang w:eastAsia="ru-RU"/>
+        </w:rPr>
+      </w:pPr>
+      <w:r>
+        <w:rPr>
+          <w:rFonts w:ascii="Times New Roman" w:eastAsia="Times New Roman" w:hAnsi="Times New Roman" w:cs="Times New Roman"/>
+          <w:sz w:val="28"/>
+          <w:szCs w:val="28"/>
           <w:lang w:eastAsia="ru-RU"/>
         </w:rPr>
         <w:t>Разрабатываемая система представляет собой серверное веб-приложение для учета инвестиционных сделок пользователей. Система реализована в виде REST API и построена на основе клиент-серверной архитектуры.</w:t>
@@ -185,19 +192,21 @@
     </w:p>
     <w:p>
       <w:pPr>
-        <w:spacing w:before="100" w:beforeAutospacing="1" w:after="100" w:afterAutospacing="1" w:line="240" w:lineRule="auto"/>
-        <w:rPr>
-          <w:rFonts w:ascii="Times New Roman" w:eastAsia="Times New Roman" w:hAnsi="Times New Roman" w:cs="Times New Roman"/>
-          <w:sz w:val="24"/>
-          <w:szCs w:val="24"/>
-          <w:lang w:eastAsia="ru-RU"/>
-        </w:rPr>
-      </w:pPr>
-      <w:r>
-        <w:rPr>
-          <w:rFonts w:ascii="Times New Roman" w:eastAsia="Times New Roman" w:hAnsi="Times New Roman" w:cs="Times New Roman"/>
-          <w:sz w:val="24"/>
-          <w:szCs w:val="24"/>
+        <w:spacing w:after="0" w:line="360" w:lineRule="auto"/>
+        <w:ind w:firstLine="709"/>
+        <w:jc w:val="both"/>
+        <w:rPr>
+          <w:rFonts w:ascii="Times New Roman" w:eastAsia="Times New Roman" w:hAnsi="Times New Roman" w:cs="Times New Roman"/>
+          <w:sz w:val="28"/>
+          <w:szCs w:val="28"/>
+          <w:lang w:eastAsia="ru-RU"/>
+        </w:rPr>
+      </w:pPr>
+      <w:r>
+        <w:rPr>
+          <w:rFonts w:ascii="Times New Roman" w:eastAsia="Times New Roman" w:hAnsi="Times New Roman" w:cs="Times New Roman"/>
+          <w:sz w:val="28"/>
+          <w:szCs w:val="28"/>
           <w:lang w:eastAsia="ru-RU"/>
         </w:rPr>
         <w:t xml:space="preserve">В качестве серверной части используется фреймворк </w:t>
@@ -206,8 +215,8 @@
       <w:r>
         <w:rPr>
           <w:rFonts w:ascii="Times New Roman" w:eastAsia="Times New Roman" w:hAnsi="Times New Roman" w:cs="Times New Roman"/>
-          <w:sz w:val="24"/>
-          <w:szCs w:val="24"/>
+          <w:sz w:val="28"/>
+          <w:szCs w:val="28"/>
           <w:lang w:eastAsia="ru-RU"/>
         </w:rPr>
         <w:t>FastAPI</w:t>
@@ -216,8 +225,8 @@
       <w:r>
         <w:rPr>
           <w:rFonts w:ascii="Times New Roman" w:eastAsia="Times New Roman" w:hAnsi="Times New Roman" w:cs="Times New Roman"/>
-          <w:sz w:val="24"/>
-          <w:szCs w:val="24"/>
+          <w:sz w:val="28"/>
+          <w:szCs w:val="28"/>
           <w:lang w:eastAsia="ru-RU"/>
         </w:rPr>
         <w:t xml:space="preserve">, обеспечивающий обработку HTTP-запросов и взаимодействие с базой данных. Для хранения данных применяется реляционная база данных </w:t>
@@ -226,8 +235,8 @@
       <w:r>
         <w:rPr>
           <w:rFonts w:ascii="Times New Roman" w:eastAsia="Times New Roman" w:hAnsi="Times New Roman" w:cs="Times New Roman"/>
-          <w:sz w:val="24"/>
-          <w:szCs w:val="24"/>
+          <w:sz w:val="28"/>
+          <w:szCs w:val="28"/>
           <w:lang w:eastAsia="ru-RU"/>
         </w:rPr>
         <w:t>SQLite</w:t>
@@ -236,8 +245,8 @@
       <w:r>
         <w:rPr>
           <w:rFonts w:ascii="Times New Roman" w:eastAsia="Times New Roman" w:hAnsi="Times New Roman" w:cs="Times New Roman"/>
-          <w:sz w:val="24"/>
-          <w:szCs w:val="24"/>
+          <w:sz w:val="28"/>
+          <w:szCs w:val="28"/>
           <w:lang w:eastAsia="ru-RU"/>
         </w:rPr>
         <w:t>.</w:t>
@@ -245,19 +254,21 @@
     </w:p>
     <w:p>
       <w:pPr>
-        <w:spacing w:before="100" w:beforeAutospacing="1" w:after="100" w:afterAutospacing="1" w:line="240" w:lineRule="auto"/>
-        <w:rPr>
-          <w:rFonts w:ascii="Times New Roman" w:eastAsia="Times New Roman" w:hAnsi="Times New Roman" w:cs="Times New Roman"/>
-          <w:sz w:val="24"/>
-          <w:szCs w:val="24"/>
-          <w:lang w:eastAsia="ru-RU"/>
-        </w:rPr>
-      </w:pPr>
-      <w:r>
-        <w:rPr>
-          <w:rFonts w:ascii="Times New Roman" w:eastAsia="Times New Roman" w:hAnsi="Times New Roman" w:cs="Times New Roman"/>
-          <w:sz w:val="24"/>
-          <w:szCs w:val="24"/>
+        <w:spacing w:after="0" w:line="360" w:lineRule="auto"/>
+        <w:ind w:firstLine="709"/>
+        <w:jc w:val="both"/>
+        <w:rPr>
+          <w:rFonts w:ascii="Times New Roman" w:eastAsia="Times New Roman" w:hAnsi="Times New Roman" w:cs="Times New Roman"/>
+          <w:sz w:val="28"/>
+          <w:szCs w:val="28"/>
+          <w:lang w:eastAsia="ru-RU"/>
+        </w:rPr>
+      </w:pPr>
+      <w:r>
+        <w:rPr>
+          <w:rFonts w:ascii="Times New Roman" w:eastAsia="Times New Roman" w:hAnsi="Times New Roman" w:cs="Times New Roman"/>
+          <w:sz w:val="28"/>
+          <w:szCs w:val="28"/>
           <w:lang w:eastAsia="ru-RU"/>
         </w:rPr>
         <w:t>Архитектура системы построена по принципу разделения на слои:</w:t>
@@ -267,69 +278,111 @@
       <w:pPr>
         <w:numPr>
           <w:ilvl w:val="0"/>
-          <w:numId w:val="4"/>
+          <w:numId w:val="19"/>
         </w:numPr>
-        <w:spacing w:before="100" w:beforeAutospacing="1" w:after="100" w:afterAutospacing="1" w:line="240" w:lineRule="auto"/>
-        <w:rPr>
-          <w:rFonts w:ascii="Times New Roman" w:eastAsia="Times New Roman" w:hAnsi="Times New Roman" w:cs="Times New Roman"/>
-          <w:sz w:val="24"/>
-          <w:szCs w:val="24"/>
-          <w:lang w:eastAsia="ru-RU"/>
-        </w:rPr>
-      </w:pPr>
-      <w:r>
-        <w:rPr>
-          <w:rFonts w:ascii="Times New Roman" w:eastAsia="Times New Roman" w:hAnsi="Times New Roman" w:cs="Times New Roman"/>
-          <w:sz w:val="24"/>
-          <w:szCs w:val="24"/>
-          <w:lang w:eastAsia="ru-RU"/>
-        </w:rPr>
-        <w:t xml:space="preserve">слой представления (API) </w:t>
+        <w:tabs>
+          <w:tab w:val="left" w:pos="1134"/>
+        </w:tabs>
+        <w:spacing w:after="0" w:line="360" w:lineRule="auto"/>
+        <w:ind w:left="0" w:firstLine="709"/>
+        <w:jc w:val="both"/>
+        <w:rPr>
+          <w:rFonts w:ascii="Times New Roman" w:eastAsia="Times New Roman" w:hAnsi="Times New Roman" w:cs="Times New Roman"/>
+          <w:sz w:val="28"/>
+          <w:szCs w:val="28"/>
+          <w:lang w:eastAsia="ru-RU"/>
+        </w:rPr>
+      </w:pPr>
+      <w:r>
+        <w:rPr>
+          <w:rFonts w:ascii="Times New Roman" w:eastAsia="Times New Roman" w:hAnsi="Times New Roman" w:cs="Times New Roman"/>
+          <w:sz w:val="28"/>
+          <w:szCs w:val="28"/>
+          <w:lang w:eastAsia="ru-RU"/>
+        </w:rPr>
+        <w:t>слой представления (API)</w:t>
+      </w:r>
+      <w:r>
+        <w:rPr>
+          <w:rFonts w:ascii="Times New Roman" w:eastAsia="Times New Roman" w:hAnsi="Times New Roman" w:cs="Times New Roman"/>
+          <w:sz w:val="28"/>
+          <w:szCs w:val="28"/>
+          <w:lang w:val="en-US" w:eastAsia="ru-RU"/>
+        </w:rPr>
+        <w:t>;</w:t>
       </w:r>
     </w:p>
     <w:p>
       <w:pPr>
         <w:numPr>
           <w:ilvl w:val="0"/>
-          <w:numId w:val="4"/>
+          <w:numId w:val="19"/>
         </w:numPr>
-        <w:spacing w:before="100" w:beforeAutospacing="1" w:after="100" w:afterAutospacing="1" w:line="240" w:lineRule="auto"/>
-        <w:rPr>
-          <w:rFonts w:ascii="Times New Roman" w:eastAsia="Times New Roman" w:hAnsi="Times New Roman" w:cs="Times New Roman"/>
-          <w:sz w:val="24"/>
-          <w:szCs w:val="24"/>
-          <w:lang w:eastAsia="ru-RU"/>
-        </w:rPr>
-      </w:pPr>
-      <w:r>
-        <w:rPr>
-          <w:rFonts w:ascii="Times New Roman" w:eastAsia="Times New Roman" w:hAnsi="Times New Roman" w:cs="Times New Roman"/>
-          <w:sz w:val="24"/>
-          <w:szCs w:val="24"/>
-          <w:lang w:eastAsia="ru-RU"/>
-        </w:rPr>
-        <w:t xml:space="preserve">слой бизнес-логики (сервисы) </w:t>
+        <w:tabs>
+          <w:tab w:val="left" w:pos="1134"/>
+        </w:tabs>
+        <w:spacing w:after="0" w:line="360" w:lineRule="auto"/>
+        <w:ind w:left="0" w:firstLine="709"/>
+        <w:jc w:val="both"/>
+        <w:rPr>
+          <w:rFonts w:ascii="Times New Roman" w:eastAsia="Times New Roman" w:hAnsi="Times New Roman" w:cs="Times New Roman"/>
+          <w:sz w:val="28"/>
+          <w:szCs w:val="28"/>
+          <w:lang w:eastAsia="ru-RU"/>
+        </w:rPr>
+      </w:pPr>
+      <w:r>
+        <w:rPr>
+          <w:rFonts w:ascii="Times New Roman" w:eastAsia="Times New Roman" w:hAnsi="Times New Roman" w:cs="Times New Roman"/>
+          <w:sz w:val="28"/>
+          <w:szCs w:val="28"/>
+          <w:lang w:eastAsia="ru-RU"/>
+        </w:rPr>
+        <w:t>слой бизнес-логики (сервисы)</w:t>
+      </w:r>
+      <w:r>
+        <w:rPr>
+          <w:rFonts w:ascii="Times New Roman" w:eastAsia="Times New Roman" w:hAnsi="Times New Roman" w:cs="Times New Roman"/>
+          <w:sz w:val="28"/>
+          <w:szCs w:val="28"/>
+          <w:lang w:val="en-US" w:eastAsia="ru-RU"/>
+        </w:rPr>
+        <w:t>;</w:t>
+      </w:r>
+      <w:r>
+        <w:rPr>
+          <w:rFonts w:ascii="Times New Roman" w:eastAsia="Times New Roman" w:hAnsi="Times New Roman" w:cs="Times New Roman"/>
+          <w:sz w:val="28"/>
+          <w:szCs w:val="28"/>
+          <w:lang w:eastAsia="ru-RU"/>
+        </w:rPr>
+        <w:t xml:space="preserve"> </w:t>
       </w:r>
     </w:p>
     <w:p>
       <w:pPr>
         <w:numPr>
           <w:ilvl w:val="0"/>
-          <w:numId w:val="4"/>
+          <w:numId w:val="19"/>
         </w:numPr>
-        <w:spacing w:before="100" w:beforeAutospacing="1" w:after="100" w:afterAutospacing="1" w:line="240" w:lineRule="auto"/>
-        <w:rPr>
-          <w:rFonts w:ascii="Times New Roman" w:eastAsia="Times New Roman" w:hAnsi="Times New Roman" w:cs="Times New Roman"/>
-          <w:sz w:val="24"/>
-          <w:szCs w:val="24"/>
-          <w:lang w:eastAsia="ru-RU"/>
-        </w:rPr>
-      </w:pPr>
-      <w:r>
-        <w:rPr>
-          <w:rFonts w:ascii="Times New Roman" w:eastAsia="Times New Roman" w:hAnsi="Times New Roman" w:cs="Times New Roman"/>
-          <w:sz w:val="24"/>
-          <w:szCs w:val="24"/>
+        <w:tabs>
+          <w:tab w:val="left" w:pos="1134"/>
+        </w:tabs>
+        <w:spacing w:after="0" w:line="360" w:lineRule="auto"/>
+        <w:ind w:left="0" w:firstLine="709"/>
+        <w:jc w:val="both"/>
+        <w:rPr>
+          <w:rFonts w:ascii="Times New Roman" w:eastAsia="Times New Roman" w:hAnsi="Times New Roman" w:cs="Times New Roman"/>
+          <w:sz w:val="28"/>
+          <w:szCs w:val="28"/>
+          <w:lang w:eastAsia="ru-RU"/>
+        </w:rPr>
+      </w:pPr>
+      <w:r>
+        <w:rPr>
+          <w:rFonts w:ascii="Times New Roman" w:eastAsia="Times New Roman" w:hAnsi="Times New Roman" w:cs="Times New Roman"/>
+          <w:sz w:val="28"/>
+          <w:szCs w:val="28"/>
           <w:lang w:eastAsia="ru-RU"/>
         </w:rPr>
         <w:t xml:space="preserve">слой доступа к данным (ORM </w:t>
@@ -338,8 +391,8 @@
       <w:r>
         <w:rPr>
           <w:rFonts w:ascii="Times New Roman" w:eastAsia="Times New Roman" w:hAnsi="Times New Roman" w:cs="Times New Roman"/>
-          <w:sz w:val="24"/>
-          <w:szCs w:val="24"/>
+          <w:sz w:val="28"/>
+          <w:szCs w:val="28"/>
           <w:lang w:eastAsia="ru-RU"/>
         </w:rPr>
         <w:t>SQLAlchemy</w:t>
@@ -348,52 +401,77 @@
       <w:r>
         <w:rPr>
           <w:rFonts w:ascii="Times New Roman" w:eastAsia="Times New Roman" w:hAnsi="Times New Roman" w:cs="Times New Roman"/>
-          <w:sz w:val="24"/>
-          <w:szCs w:val="24"/>
-          <w:lang w:eastAsia="ru-RU"/>
-        </w:rPr>
-        <w:t xml:space="preserve">) </w:t>
+          <w:sz w:val="28"/>
+          <w:szCs w:val="28"/>
+          <w:lang w:eastAsia="ru-RU"/>
+        </w:rPr>
+        <w:t>)</w:t>
+      </w:r>
+      <w:r>
+        <w:rPr>
+          <w:rFonts w:ascii="Times New Roman" w:eastAsia="Times New Roman" w:hAnsi="Times New Roman" w:cs="Times New Roman"/>
+          <w:sz w:val="28"/>
+          <w:szCs w:val="28"/>
+          <w:lang w:eastAsia="ru-RU"/>
+        </w:rPr>
+        <w:t>;</w:t>
       </w:r>
     </w:p>
     <w:p>
       <w:pPr>
         <w:numPr>
           <w:ilvl w:val="0"/>
-          <w:numId w:val="4"/>
+          <w:numId w:val="19"/>
         </w:numPr>
-        <w:spacing w:before="100" w:beforeAutospacing="1" w:after="100" w:afterAutospacing="1" w:line="240" w:lineRule="auto"/>
-        <w:rPr>
-          <w:rFonts w:ascii="Times New Roman" w:eastAsia="Times New Roman" w:hAnsi="Times New Roman" w:cs="Times New Roman"/>
-          <w:sz w:val="24"/>
-          <w:szCs w:val="24"/>
-          <w:lang w:eastAsia="ru-RU"/>
-        </w:rPr>
-      </w:pPr>
-      <w:r>
-        <w:rPr>
-          <w:rFonts w:ascii="Times New Roman" w:eastAsia="Times New Roman" w:hAnsi="Times New Roman" w:cs="Times New Roman"/>
-          <w:sz w:val="24"/>
-          <w:szCs w:val="24"/>
-          <w:lang w:eastAsia="ru-RU"/>
-        </w:rPr>
-        <w:t xml:space="preserve">слой моделей данных (модели и схемы) </w:t>
-      </w:r>
-    </w:p>
-    <w:p>
-      <w:pPr>
-        <w:spacing w:before="100" w:beforeAutospacing="1" w:after="100" w:afterAutospacing="1" w:line="240" w:lineRule="auto"/>
-        <w:rPr>
-          <w:rFonts w:ascii="Times New Roman" w:eastAsia="Times New Roman" w:hAnsi="Times New Roman" w:cs="Times New Roman"/>
-          <w:sz w:val="24"/>
-          <w:szCs w:val="24"/>
-          <w:lang w:eastAsia="ru-RU"/>
-        </w:rPr>
-      </w:pPr>
-      <w:r>
-        <w:rPr>
-          <w:rFonts w:ascii="Times New Roman" w:eastAsia="Times New Roman" w:hAnsi="Times New Roman" w:cs="Times New Roman"/>
-          <w:sz w:val="24"/>
-          <w:szCs w:val="24"/>
+        <w:tabs>
+          <w:tab w:val="left" w:pos="1134"/>
+        </w:tabs>
+        <w:spacing w:after="0" w:line="360" w:lineRule="auto"/>
+        <w:ind w:left="0" w:firstLine="709"/>
+        <w:jc w:val="both"/>
+        <w:rPr>
+          <w:rFonts w:ascii="Times New Roman" w:eastAsia="Times New Roman" w:hAnsi="Times New Roman" w:cs="Times New Roman"/>
+          <w:sz w:val="28"/>
+          <w:szCs w:val="28"/>
+          <w:lang w:eastAsia="ru-RU"/>
+        </w:rPr>
+      </w:pPr>
+      <w:r>
+        <w:rPr>
+          <w:rFonts w:ascii="Times New Roman" w:eastAsia="Times New Roman" w:hAnsi="Times New Roman" w:cs="Times New Roman"/>
+          <w:sz w:val="28"/>
+          <w:szCs w:val="28"/>
+          <w:lang w:eastAsia="ru-RU"/>
+        </w:rPr>
+        <w:t>слой моделей данных (модели и схемы)</w:t>
+      </w:r>
+      <w:r>
+        <w:rPr>
+          <w:rFonts w:ascii="Times New Roman" w:eastAsia="Times New Roman" w:hAnsi="Times New Roman" w:cs="Times New Roman"/>
+          <w:sz w:val="28"/>
+          <w:szCs w:val="28"/>
+          <w:lang w:eastAsia="ru-RU"/>
+        </w:rPr>
+        <w:t>.</w:t>
+      </w:r>
+    </w:p>
+    <w:p>
+      <w:pPr>
+        <w:spacing w:after="0" w:line="360" w:lineRule="auto"/>
+        <w:ind w:firstLine="709"/>
+        <w:jc w:val="both"/>
+        <w:rPr>
+          <w:rFonts w:ascii="Times New Roman" w:eastAsia="Times New Roman" w:hAnsi="Times New Roman" w:cs="Times New Roman"/>
+          <w:sz w:val="28"/>
+          <w:szCs w:val="28"/>
+          <w:lang w:eastAsia="ru-RU"/>
+        </w:rPr>
+      </w:pPr>
+      <w:r>
+        <w:rPr>
+          <w:rFonts w:ascii="Times New Roman" w:eastAsia="Times New Roman" w:hAnsi="Times New Roman" w:cs="Times New Roman"/>
+          <w:sz w:val="28"/>
+          <w:szCs w:val="28"/>
           <w:lang w:eastAsia="ru-RU"/>
         </w:rPr>
         <w:t>Система поддерживает регистрацию и авторизацию пользователей, а также выполнение операций с инвестиционными сделками.</w:t>
@@ -402,9 +480,93 @@
     <w:p>
       <w:pPr>
         <w:spacing w:before="360" w:after="240" w:line="240" w:lineRule="auto"/>
+        <w:jc w:val="center"/>
         <w:rPr>
           <w:rFonts w:ascii="Times New Roman" w:hAnsi="Times New Roman"/>
           <w:b/>
+          <w:sz w:val="28"/>
+          <w:szCs w:val="28"/>
+        </w:rPr>
+      </w:pPr>
+      <w:r>
+        <w:rPr>
+          <w:rFonts w:ascii="Times New Roman" w:hAnsi="Times New Roman"/>
+          <w:b/>
+          <w:sz w:val="28"/>
+          <w:szCs w:val="28"/>
+        </w:rPr>
+        <w:drawing>
+          <wp:inline distT="0" distB="0" distL="0" distR="0" wp14:anchorId="7A6C93AE" wp14:editId="6F8244AE">
+            <wp:extent cx="2959813" cy="3185795"/>
+            <wp:effectExtent l="0" t="0" r="0" b="0"/>
+            <wp:docPr id="3" name="Рисунок 3"/>
+            <wp:cNvGraphicFramePr>
+              <a:graphicFrameLocks xmlns:a="http://schemas.openxmlformats.org/drawingml/2006/main" noChangeAspect="1"/>
+            </wp:cNvGraphicFramePr>
+            <a:graphic xmlns:a="http://schemas.openxmlformats.org/drawingml/2006/main">
+              <a:graphicData uri="http://schemas.openxmlformats.org/drawingml/2006/picture">
+                <pic:pic xmlns:pic="http://schemas.openxmlformats.org/drawingml/2006/picture">
+                  <pic:nvPicPr>
+                    <pic:cNvPr id="1" name=""/>
+                    <pic:cNvPicPr/>
+                  </pic:nvPicPr>
+                  <pic:blipFill>
+                    <a:blip r:embed="rId5"/>
+                    <a:stretch>
+                      <a:fillRect/>
+                    </a:stretch>
+                  </pic:blipFill>
+                  <pic:spPr>
+                    <a:xfrm>
+                      <a:off x="0" y="0"/>
+                      <a:ext cx="2971801" cy="3198699"/>
+                    </a:xfrm>
+                    <a:prstGeom prst="rect">
+                      <a:avLst/>
+                    </a:prstGeom>
+                  </pic:spPr>
+                </pic:pic>
+              </a:graphicData>
+            </a:graphic>
+          </wp:inline>
+        </w:drawing>
+      </w:r>
+    </w:p>
+    <w:p>
+      <w:pPr>
+        <w:spacing w:after="0" w:line="240" w:lineRule="auto"/>
+        <w:jc w:val="center"/>
+        <w:rPr>
+          <w:rFonts w:ascii="Times New Roman" w:hAnsi="Times New Roman"/>
+          <w:bCs/>
+          <w:sz w:val="28"/>
+          <w:szCs w:val="28"/>
+        </w:rPr>
+      </w:pPr>
+      <w:r>
+        <w:rPr>
+          <w:rFonts w:ascii="Times New Roman" w:hAnsi="Times New Roman"/>
+          <w:bCs/>
+          <w:sz w:val="28"/>
+          <w:szCs w:val="28"/>
+        </w:rPr>
+        <w:t xml:space="preserve">Рисунок 1 – Диаграмма </w:t>
+      </w:r>
+      <w:r>
+        <w:rPr>
+          <w:rFonts w:ascii="Times New Roman" w:hAnsi="Times New Roman"/>
+          <w:bCs/>
+          <w:sz w:val="28"/>
+          <w:szCs w:val="28"/>
+        </w:rPr>
+        <w:t>деятельности</w:t>
+      </w:r>
+    </w:p>
+    <w:p>
+      <w:pPr>
+        <w:rPr>
+          <w:rFonts w:ascii="Times New Roman" w:hAnsi="Times New Roman"/>
+          <w:bCs/>
           <w:sz w:val="28"/>
           <w:szCs w:val="28"/>
         </w:rPr>
@@ -417,9 +579,14 @@
           <w:ilvl w:val="0"/>
           <w:numId w:val="1"/>
         </w:numPr>
-        <w:spacing w:before="360" w:after="240" w:line="240" w:lineRule="auto"/>
-        <w:rPr>
-          <w:rFonts w:ascii="Times New Roman" w:hAnsi="Times New Roman"/>
+        <w:tabs>
+          <w:tab w:val="left" w:pos="1134"/>
+        </w:tabs>
+        <w:spacing w:after="0" w:line="360" w:lineRule="auto"/>
+        <w:ind w:left="0" w:firstLine="709"/>
+        <w:jc w:val="both"/>
+        <w:rPr>
+          <w:rFonts w:ascii="Times New Roman" w:hAnsi="Times New Roman" w:cs="Times New Roman"/>
           <w:b/>
           <w:sz w:val="28"/>
           <w:szCs w:val="28"/>
@@ -427,29 +594,35 @@
       </w:pPr>
       <w:r>
         <w:rPr>
-          <w:rFonts w:ascii="Times New Roman" w:hAnsi="Times New Roman"/>
+          <w:rFonts w:ascii="Times New Roman" w:hAnsi="Times New Roman" w:cs="Times New Roman"/>
           <w:b/>
           <w:sz w:val="28"/>
           <w:szCs w:val="28"/>
         </w:rPr>
+        <w:lastRenderedPageBreak/>
         <w:t>Описание компонентов, составляющих систему</w:t>
       </w:r>
     </w:p>
     <w:p>
       <w:pPr>
-        <w:spacing w:before="100" w:beforeAutospacing="1" w:after="100" w:afterAutospacing="1" w:line="240" w:lineRule="auto"/>
-        <w:rPr>
-          <w:rFonts w:ascii="Times New Roman" w:eastAsia="Times New Roman" w:hAnsi="Times New Roman" w:cs="Times New Roman"/>
-          <w:sz w:val="24"/>
-          <w:szCs w:val="24"/>
-          <w:lang w:eastAsia="ru-RU"/>
-        </w:rPr>
-      </w:pPr>
-      <w:r>
-        <w:rPr>
-          <w:rFonts w:ascii="Times New Roman" w:eastAsia="Times New Roman" w:hAnsi="Times New Roman" w:cs="Times New Roman"/>
-          <w:sz w:val="24"/>
-          <w:szCs w:val="24"/>
+        <w:tabs>
+          <w:tab w:val="left" w:pos="1134"/>
+        </w:tabs>
+        <w:spacing w:after="0" w:line="360" w:lineRule="auto"/>
+        <w:ind w:firstLine="709"/>
+        <w:jc w:val="both"/>
+        <w:rPr>
+          <w:rFonts w:ascii="Times New Roman" w:eastAsia="Times New Roman" w:hAnsi="Times New Roman" w:cs="Times New Roman"/>
+          <w:sz w:val="28"/>
+          <w:szCs w:val="28"/>
+          <w:lang w:eastAsia="ru-RU"/>
+        </w:rPr>
+      </w:pPr>
+      <w:r>
+        <w:rPr>
+          <w:rFonts w:ascii="Times New Roman" w:eastAsia="Times New Roman" w:hAnsi="Times New Roman" w:cs="Times New Roman"/>
+          <w:sz w:val="28"/>
+          <w:szCs w:val="28"/>
           <w:lang w:eastAsia="ru-RU"/>
         </w:rPr>
         <w:t>Система состоит из следующих основных компонентов:</w:t>
@@ -457,14 +630,24 @@
     </w:p>
     <w:p>
       <w:pPr>
-        <w:spacing w:before="100" w:beforeAutospacing="1" w:after="100" w:afterAutospacing="1" w:line="240" w:lineRule="auto"/>
+        <w:pStyle w:val="a3"/>
+        <w:numPr>
+          <w:ilvl w:val="0"/>
+          <w:numId w:val="20"/>
+        </w:numPr>
+        <w:tabs>
+          <w:tab w:val="left" w:pos="1134"/>
+        </w:tabs>
+        <w:spacing w:after="0" w:line="360" w:lineRule="auto"/>
+        <w:ind w:left="0" w:firstLine="709"/>
+        <w:jc w:val="both"/>
         <w:outlineLvl w:val="2"/>
         <w:rPr>
           <w:rFonts w:ascii="Times New Roman" w:eastAsia="Times New Roman" w:hAnsi="Times New Roman" w:cs="Times New Roman"/>
           <w:b/>
           <w:bCs/>
-          <w:sz w:val="27"/>
-          <w:szCs w:val="27"/>
+          <w:sz w:val="28"/>
+          <w:szCs w:val="28"/>
           <w:lang w:eastAsia="ru-RU"/>
         </w:rPr>
       </w:pPr>
@@ -473,11 +656,11 @@
           <w:rFonts w:ascii="Times New Roman" w:eastAsia="Times New Roman" w:hAnsi="Times New Roman" w:cs="Times New Roman"/>
           <w:b/>
           <w:bCs/>
-          <w:sz w:val="27"/>
-          <w:szCs w:val="27"/>
-          <w:lang w:eastAsia="ru-RU"/>
-        </w:rPr>
-        <w:t>1. API (</w:t>
+          <w:sz w:val="28"/>
+          <w:szCs w:val="28"/>
+          <w:lang w:eastAsia="ru-RU"/>
+        </w:rPr>
+        <w:t>API (</w:t>
       </w:r>
       <w:proofErr w:type="spellStart"/>
       <w:r>
@@ -485,8 +668,8 @@
           <w:rFonts w:ascii="Times New Roman" w:eastAsia="Times New Roman" w:hAnsi="Times New Roman" w:cs="Times New Roman"/>
           <w:b/>
           <w:bCs/>
-          <w:sz w:val="27"/>
-          <w:szCs w:val="27"/>
+          <w:sz w:val="28"/>
+          <w:szCs w:val="28"/>
           <w:lang w:eastAsia="ru-RU"/>
         </w:rPr>
         <w:t>routers</w:t>
@@ -497,8 +680,8 @@
           <w:rFonts w:ascii="Times New Roman" w:eastAsia="Times New Roman" w:hAnsi="Times New Roman" w:cs="Times New Roman"/>
           <w:b/>
           <w:bCs/>
-          <w:sz w:val="27"/>
-          <w:szCs w:val="27"/>
+          <w:sz w:val="28"/>
+          <w:szCs w:val="28"/>
           <w:lang w:eastAsia="ru-RU"/>
         </w:rPr>
         <w:t>)</w:t>
@@ -506,19 +689,24 @@
     </w:p>
     <w:p>
       <w:pPr>
-        <w:spacing w:before="100" w:beforeAutospacing="1" w:after="100" w:afterAutospacing="1" w:line="240" w:lineRule="auto"/>
-        <w:rPr>
-          <w:rFonts w:ascii="Times New Roman" w:eastAsia="Times New Roman" w:hAnsi="Times New Roman" w:cs="Times New Roman"/>
-          <w:sz w:val="24"/>
-          <w:szCs w:val="24"/>
-          <w:lang w:eastAsia="ru-RU"/>
-        </w:rPr>
-      </w:pPr>
-      <w:r>
-        <w:rPr>
-          <w:rFonts w:ascii="Times New Roman" w:eastAsia="Times New Roman" w:hAnsi="Times New Roman" w:cs="Times New Roman"/>
-          <w:sz w:val="24"/>
-          <w:szCs w:val="24"/>
+        <w:tabs>
+          <w:tab w:val="left" w:pos="1134"/>
+        </w:tabs>
+        <w:spacing w:after="0" w:line="360" w:lineRule="auto"/>
+        <w:ind w:firstLine="709"/>
+        <w:jc w:val="both"/>
+        <w:rPr>
+          <w:rFonts w:ascii="Times New Roman" w:eastAsia="Times New Roman" w:hAnsi="Times New Roman" w:cs="Times New Roman"/>
+          <w:sz w:val="28"/>
+          <w:szCs w:val="28"/>
+          <w:lang w:eastAsia="ru-RU"/>
+        </w:rPr>
+      </w:pPr>
+      <w:r>
+        <w:rPr>
+          <w:rFonts w:ascii="Times New Roman" w:eastAsia="Times New Roman" w:hAnsi="Times New Roman" w:cs="Times New Roman"/>
+          <w:sz w:val="28"/>
+          <w:szCs w:val="28"/>
           <w:lang w:eastAsia="ru-RU"/>
         </w:rPr>
         <w:t>Компонент отвечает за обработку HTTP-запросов.</w:t>
@@ -526,19 +714,24 @@
     </w:p>
     <w:p>
       <w:pPr>
-        <w:spacing w:before="100" w:beforeAutospacing="1" w:after="100" w:afterAutospacing="1" w:line="240" w:lineRule="auto"/>
-        <w:rPr>
-          <w:rFonts w:ascii="Times New Roman" w:eastAsia="Times New Roman" w:hAnsi="Times New Roman" w:cs="Times New Roman"/>
-          <w:sz w:val="24"/>
-          <w:szCs w:val="24"/>
-          <w:lang w:eastAsia="ru-RU"/>
-        </w:rPr>
-      </w:pPr>
-      <w:r>
-        <w:rPr>
-          <w:rFonts w:ascii="Times New Roman" w:eastAsia="Times New Roman" w:hAnsi="Times New Roman" w:cs="Times New Roman"/>
-          <w:sz w:val="24"/>
-          <w:szCs w:val="24"/>
+        <w:tabs>
+          <w:tab w:val="left" w:pos="1134"/>
+        </w:tabs>
+        <w:spacing w:after="0" w:line="360" w:lineRule="auto"/>
+        <w:ind w:firstLine="709"/>
+        <w:jc w:val="both"/>
+        <w:rPr>
+          <w:rFonts w:ascii="Times New Roman" w:eastAsia="Times New Roman" w:hAnsi="Times New Roman" w:cs="Times New Roman"/>
+          <w:sz w:val="28"/>
+          <w:szCs w:val="28"/>
+          <w:lang w:eastAsia="ru-RU"/>
+        </w:rPr>
+      </w:pPr>
+      <w:r>
+        <w:rPr>
+          <w:rFonts w:ascii="Times New Roman" w:eastAsia="Times New Roman" w:hAnsi="Times New Roman" w:cs="Times New Roman"/>
+          <w:sz w:val="28"/>
+          <w:szCs w:val="28"/>
           <w:lang w:eastAsia="ru-RU"/>
         </w:rPr>
         <w:t>Основные модули:</w:t>
@@ -550,20 +743,25 @@
           <w:ilvl w:val="0"/>
           <w:numId w:val="5"/>
         </w:numPr>
-        <w:spacing w:before="100" w:beforeAutospacing="1" w:after="100" w:afterAutospacing="1" w:line="240" w:lineRule="auto"/>
-        <w:rPr>
-          <w:rFonts w:ascii="Times New Roman" w:eastAsia="Times New Roman" w:hAnsi="Times New Roman" w:cs="Times New Roman"/>
-          <w:sz w:val="24"/>
-          <w:szCs w:val="24"/>
+        <w:tabs>
+          <w:tab w:val="left" w:pos="1134"/>
+        </w:tabs>
+        <w:spacing w:after="0" w:line="360" w:lineRule="auto"/>
+        <w:ind w:left="0" w:firstLine="709"/>
+        <w:jc w:val="both"/>
+        <w:rPr>
+          <w:rFonts w:ascii="Times New Roman" w:eastAsia="Times New Roman" w:hAnsi="Times New Roman" w:cs="Times New Roman"/>
+          <w:sz w:val="28"/>
+          <w:szCs w:val="28"/>
           <w:lang w:eastAsia="ru-RU"/>
         </w:rPr>
       </w:pPr>
       <w:proofErr w:type="spellStart"/>
       <w:r>
         <w:rPr>
-          <w:rFonts w:ascii="Courier New" w:eastAsia="Times New Roman" w:hAnsi="Courier New" w:cs="Courier New"/>
-          <w:sz w:val="20"/>
-          <w:szCs w:val="20"/>
+          <w:rFonts w:ascii="Times New Roman" w:eastAsia="Times New Roman" w:hAnsi="Times New Roman" w:cs="Times New Roman"/>
+          <w:sz w:val="28"/>
+          <w:szCs w:val="28"/>
           <w:lang w:eastAsia="ru-RU"/>
         </w:rPr>
         <w:t>auth</w:t>
@@ -572,11 +770,20 @@
       <w:r>
         <w:rPr>
           <w:rFonts w:ascii="Times New Roman" w:eastAsia="Times New Roman" w:hAnsi="Times New Roman" w:cs="Times New Roman"/>
-          <w:sz w:val="24"/>
-          <w:szCs w:val="24"/>
-          <w:lang w:eastAsia="ru-RU"/>
-        </w:rPr>
-        <w:t xml:space="preserve"> — регистрация и авторизация пользователей </w:t>
+          <w:sz w:val="28"/>
+          <w:szCs w:val="28"/>
+          <w:lang w:eastAsia="ru-RU"/>
+        </w:rPr>
+        <w:t xml:space="preserve"> — регистрация и авторизация пользователей</w:t>
+      </w:r>
+      <w:r>
+        <w:rPr>
+          <w:rFonts w:ascii="Times New Roman" w:eastAsia="Times New Roman" w:hAnsi="Times New Roman" w:cs="Times New Roman"/>
+          <w:sz w:val="28"/>
+          <w:szCs w:val="28"/>
+          <w:lang w:eastAsia="ru-RU"/>
+        </w:rPr>
+        <w:t>;</w:t>
       </w:r>
     </w:p>
     <w:p>
@@ -585,20 +792,25 @@
           <w:ilvl w:val="0"/>
           <w:numId w:val="5"/>
         </w:numPr>
-        <w:spacing w:before="100" w:beforeAutospacing="1" w:after="100" w:afterAutospacing="1" w:line="240" w:lineRule="auto"/>
-        <w:rPr>
-          <w:rFonts w:ascii="Times New Roman" w:eastAsia="Times New Roman" w:hAnsi="Times New Roman" w:cs="Times New Roman"/>
-          <w:sz w:val="24"/>
-          <w:szCs w:val="24"/>
+        <w:tabs>
+          <w:tab w:val="left" w:pos="1134"/>
+        </w:tabs>
+        <w:spacing w:after="0" w:line="360" w:lineRule="auto"/>
+        <w:ind w:left="0" w:firstLine="709"/>
+        <w:jc w:val="both"/>
+        <w:rPr>
+          <w:rFonts w:ascii="Times New Roman" w:eastAsia="Times New Roman" w:hAnsi="Times New Roman" w:cs="Times New Roman"/>
+          <w:sz w:val="28"/>
+          <w:szCs w:val="28"/>
           <w:lang w:eastAsia="ru-RU"/>
         </w:rPr>
       </w:pPr>
       <w:proofErr w:type="spellStart"/>
       <w:r>
         <w:rPr>
-          <w:rFonts w:ascii="Courier New" w:eastAsia="Times New Roman" w:hAnsi="Courier New" w:cs="Courier New"/>
-          <w:sz w:val="20"/>
-          <w:szCs w:val="20"/>
+          <w:rFonts w:ascii="Times New Roman" w:eastAsia="Times New Roman" w:hAnsi="Times New Roman" w:cs="Times New Roman"/>
+          <w:sz w:val="28"/>
+          <w:szCs w:val="28"/>
           <w:lang w:eastAsia="ru-RU"/>
         </w:rPr>
         <w:t>deals</w:t>
@@ -607,28 +819,42 @@
       <w:r>
         <w:rPr>
           <w:rFonts w:ascii="Times New Roman" w:eastAsia="Times New Roman" w:hAnsi="Times New Roman" w:cs="Times New Roman"/>
-          <w:sz w:val="24"/>
-          <w:szCs w:val="24"/>
-          <w:lang w:eastAsia="ru-RU"/>
-        </w:rPr>
-        <w:t xml:space="preserve"> — работа со сделками </w:t>
-      </w:r>
-    </w:p>
-    <w:p>
-      <w:pPr>
-        <w:spacing w:before="100" w:beforeAutospacing="1" w:after="100" w:afterAutospacing="1" w:line="240" w:lineRule="auto"/>
-        <w:rPr>
-          <w:rFonts w:ascii="Times New Roman" w:eastAsia="Times New Roman" w:hAnsi="Times New Roman" w:cs="Times New Roman"/>
-          <w:sz w:val="24"/>
-          <w:szCs w:val="24"/>
-          <w:lang w:eastAsia="ru-RU"/>
-        </w:rPr>
-      </w:pPr>
-      <w:r>
-        <w:rPr>
-          <w:rFonts w:ascii="Times New Roman" w:eastAsia="Times New Roman" w:hAnsi="Times New Roman" w:cs="Times New Roman"/>
-          <w:sz w:val="24"/>
-          <w:szCs w:val="24"/>
+          <w:sz w:val="28"/>
+          <w:szCs w:val="28"/>
+          <w:lang w:eastAsia="ru-RU"/>
+        </w:rPr>
+        <w:t xml:space="preserve"> — работа со сделками</w:t>
+      </w:r>
+      <w:r>
+        <w:rPr>
+          <w:rFonts w:ascii="Times New Roman" w:eastAsia="Times New Roman" w:hAnsi="Times New Roman" w:cs="Times New Roman"/>
+          <w:sz w:val="28"/>
+          <w:szCs w:val="28"/>
+          <w:lang w:val="en-US" w:eastAsia="ru-RU"/>
+        </w:rPr>
+        <w:t>.</w:t>
+      </w:r>
+    </w:p>
+    <w:p>
+      <w:pPr>
+        <w:tabs>
+          <w:tab w:val="left" w:pos="1134"/>
+        </w:tabs>
+        <w:spacing w:after="0" w:line="360" w:lineRule="auto"/>
+        <w:ind w:firstLine="709"/>
+        <w:jc w:val="both"/>
+        <w:rPr>
+          <w:rFonts w:ascii="Times New Roman" w:eastAsia="Times New Roman" w:hAnsi="Times New Roman" w:cs="Times New Roman"/>
+          <w:sz w:val="28"/>
+          <w:szCs w:val="28"/>
+          <w:lang w:eastAsia="ru-RU"/>
+        </w:rPr>
+      </w:pPr>
+      <w:r>
+        <w:rPr>
+          <w:rFonts w:ascii="Times New Roman" w:eastAsia="Times New Roman" w:hAnsi="Times New Roman" w:cs="Times New Roman"/>
+          <w:sz w:val="28"/>
+          <w:szCs w:val="28"/>
           <w:lang w:eastAsia="ru-RU"/>
         </w:rPr>
         <w:t>Функции:</w:t>
@@ -640,22 +866,36 @@
           <w:ilvl w:val="0"/>
           <w:numId w:val="6"/>
         </w:numPr>
-        <w:spacing w:before="100" w:beforeAutospacing="1" w:after="100" w:afterAutospacing="1" w:line="240" w:lineRule="auto"/>
-        <w:rPr>
-          <w:rFonts w:ascii="Times New Roman" w:eastAsia="Times New Roman" w:hAnsi="Times New Roman" w:cs="Times New Roman"/>
-          <w:sz w:val="24"/>
-          <w:szCs w:val="24"/>
-          <w:lang w:eastAsia="ru-RU"/>
-        </w:rPr>
-      </w:pPr>
-      <w:r>
-        <w:rPr>
-          <w:rFonts w:ascii="Times New Roman" w:eastAsia="Times New Roman" w:hAnsi="Times New Roman" w:cs="Times New Roman"/>
-          <w:sz w:val="24"/>
-          <w:szCs w:val="24"/>
-          <w:lang w:eastAsia="ru-RU"/>
-        </w:rPr>
-        <w:t xml:space="preserve">прием запросов </w:t>
+        <w:tabs>
+          <w:tab w:val="left" w:pos="1134"/>
+        </w:tabs>
+        <w:spacing w:after="0" w:line="360" w:lineRule="auto"/>
+        <w:ind w:left="0" w:firstLine="709"/>
+        <w:jc w:val="both"/>
+        <w:rPr>
+          <w:rFonts w:ascii="Times New Roman" w:eastAsia="Times New Roman" w:hAnsi="Times New Roman" w:cs="Times New Roman"/>
+          <w:sz w:val="28"/>
+          <w:szCs w:val="28"/>
+          <w:lang w:eastAsia="ru-RU"/>
+        </w:rPr>
+      </w:pPr>
+      <w:r>
+        <w:rPr>
+          <w:rFonts w:ascii="Times New Roman" w:eastAsia="Times New Roman" w:hAnsi="Times New Roman" w:cs="Times New Roman"/>
+          <w:sz w:val="28"/>
+          <w:szCs w:val="28"/>
+          <w:lang w:eastAsia="ru-RU"/>
+        </w:rPr>
+        <w:t>прием запросов</w:t>
+      </w:r>
+      <w:r>
+        <w:rPr>
+          <w:rFonts w:ascii="Times New Roman" w:eastAsia="Times New Roman" w:hAnsi="Times New Roman" w:cs="Times New Roman"/>
+          <w:sz w:val="28"/>
+          <w:szCs w:val="28"/>
+          <w:lang w:val="en-US" w:eastAsia="ru-RU"/>
+        </w:rPr>
+        <w:t>;</w:t>
       </w:r>
     </w:p>
     <w:p>
@@ -664,22 +904,36 @@
           <w:ilvl w:val="0"/>
           <w:numId w:val="6"/>
         </w:numPr>
-        <w:spacing w:before="100" w:beforeAutospacing="1" w:after="100" w:afterAutospacing="1" w:line="240" w:lineRule="auto"/>
-        <w:rPr>
-          <w:rFonts w:ascii="Times New Roman" w:eastAsia="Times New Roman" w:hAnsi="Times New Roman" w:cs="Times New Roman"/>
-          <w:sz w:val="24"/>
-          <w:szCs w:val="24"/>
-          <w:lang w:eastAsia="ru-RU"/>
-        </w:rPr>
-      </w:pPr>
-      <w:r>
-        <w:rPr>
-          <w:rFonts w:ascii="Times New Roman" w:eastAsia="Times New Roman" w:hAnsi="Times New Roman" w:cs="Times New Roman"/>
-          <w:sz w:val="24"/>
-          <w:szCs w:val="24"/>
-          <w:lang w:eastAsia="ru-RU"/>
-        </w:rPr>
-        <w:t xml:space="preserve">валидация данных </w:t>
+        <w:tabs>
+          <w:tab w:val="left" w:pos="1134"/>
+        </w:tabs>
+        <w:spacing w:after="0" w:line="360" w:lineRule="auto"/>
+        <w:ind w:left="0" w:firstLine="709"/>
+        <w:jc w:val="both"/>
+        <w:rPr>
+          <w:rFonts w:ascii="Times New Roman" w:eastAsia="Times New Roman" w:hAnsi="Times New Roman" w:cs="Times New Roman"/>
+          <w:sz w:val="28"/>
+          <w:szCs w:val="28"/>
+          <w:lang w:eastAsia="ru-RU"/>
+        </w:rPr>
+      </w:pPr>
+      <w:r>
+        <w:rPr>
+          <w:rFonts w:ascii="Times New Roman" w:eastAsia="Times New Roman" w:hAnsi="Times New Roman" w:cs="Times New Roman"/>
+          <w:sz w:val="28"/>
+          <w:szCs w:val="28"/>
+          <w:lang w:eastAsia="ru-RU"/>
+        </w:rPr>
+        <w:t>валидация данных</w:t>
+      </w:r>
+      <w:r>
+        <w:rPr>
+          <w:rFonts w:ascii="Times New Roman" w:eastAsia="Times New Roman" w:hAnsi="Times New Roman" w:cs="Times New Roman"/>
+          <w:sz w:val="28"/>
+          <w:szCs w:val="28"/>
+          <w:lang w:val="en-US" w:eastAsia="ru-RU"/>
+        </w:rPr>
+        <w:t>;</w:t>
       </w:r>
     </w:p>
     <w:p>
@@ -688,56 +942,58 @@
           <w:ilvl w:val="0"/>
           <w:numId w:val="6"/>
         </w:numPr>
-        <w:spacing w:before="100" w:beforeAutospacing="1" w:after="100" w:afterAutospacing="1" w:line="240" w:lineRule="auto"/>
-        <w:rPr>
-          <w:rFonts w:ascii="Times New Roman" w:eastAsia="Times New Roman" w:hAnsi="Times New Roman" w:cs="Times New Roman"/>
-          <w:sz w:val="24"/>
-          <w:szCs w:val="24"/>
-          <w:lang w:eastAsia="ru-RU"/>
-        </w:rPr>
-      </w:pPr>
-      <w:r>
-        <w:rPr>
-          <w:rFonts w:ascii="Times New Roman" w:eastAsia="Times New Roman" w:hAnsi="Times New Roman" w:cs="Times New Roman"/>
-          <w:sz w:val="24"/>
-          <w:szCs w:val="24"/>
-          <w:lang w:eastAsia="ru-RU"/>
-        </w:rPr>
-        <w:t xml:space="preserve">передача данных в сервисный слой </w:t>
-      </w:r>
-    </w:p>
-    <w:p>
-      <w:pPr>
-        <w:spacing w:after="0" w:line="240" w:lineRule="auto"/>
-        <w:rPr>
-          <w:rFonts w:ascii="Times New Roman" w:eastAsia="Times New Roman" w:hAnsi="Times New Roman" w:cs="Times New Roman"/>
-          <w:sz w:val="24"/>
-          <w:szCs w:val="24"/>
-          <w:lang w:eastAsia="ru-RU"/>
-        </w:rPr>
-      </w:pPr>
-      <w:r>
-        <w:rPr>
-          <w:rFonts w:ascii="Times New Roman" w:eastAsia="Times New Roman" w:hAnsi="Times New Roman" w:cs="Times New Roman"/>
-          <w:sz w:val="24"/>
-          <w:szCs w:val="24"/>
-          <w:lang w:eastAsia="ru-RU"/>
-        </w:rPr>
-        <w:pict w14:anchorId="2133074A">
-          <v:rect id="_x0000_i1025" style="width:0;height:1.5pt" o:hralign="center" o:hrstd="t" o:hr="t" fillcolor="#a0a0a0" stroked="f"/>
-        </w:pict>
-      </w:r>
-    </w:p>
-    <w:p>
-      <w:pPr>
-        <w:spacing w:before="100" w:beforeAutospacing="1" w:after="100" w:afterAutospacing="1" w:line="240" w:lineRule="auto"/>
+        <w:tabs>
+          <w:tab w:val="left" w:pos="1134"/>
+        </w:tabs>
+        <w:spacing w:after="0" w:line="360" w:lineRule="auto"/>
+        <w:ind w:left="0" w:firstLine="709"/>
+        <w:jc w:val="both"/>
+        <w:rPr>
+          <w:rFonts w:ascii="Times New Roman" w:eastAsia="Times New Roman" w:hAnsi="Times New Roman" w:cs="Times New Roman"/>
+          <w:sz w:val="28"/>
+          <w:szCs w:val="28"/>
+          <w:lang w:eastAsia="ru-RU"/>
+        </w:rPr>
+      </w:pPr>
+      <w:r>
+        <w:rPr>
+          <w:rFonts w:ascii="Times New Roman" w:eastAsia="Times New Roman" w:hAnsi="Times New Roman" w:cs="Times New Roman"/>
+          <w:sz w:val="28"/>
+          <w:szCs w:val="28"/>
+          <w:lang w:eastAsia="ru-RU"/>
+        </w:rPr>
+        <w:t>передача данных в сервисный слой</w:t>
+      </w:r>
+      <w:r>
+        <w:rPr>
+          <w:rFonts w:ascii="Times New Roman" w:eastAsia="Times New Roman" w:hAnsi="Times New Roman" w:cs="Times New Roman"/>
+          <w:sz w:val="28"/>
+          <w:szCs w:val="28"/>
+          <w:lang w:eastAsia="ru-RU"/>
+        </w:rPr>
+        <w:t>.</w:t>
+      </w:r>
+    </w:p>
+    <w:p>
+      <w:pPr>
+        <w:pStyle w:val="a3"/>
+        <w:numPr>
+          <w:ilvl w:val="0"/>
+          <w:numId w:val="20"/>
+        </w:numPr>
+        <w:tabs>
+          <w:tab w:val="left" w:pos="1134"/>
+        </w:tabs>
+        <w:spacing w:after="0" w:line="360" w:lineRule="auto"/>
+        <w:ind w:left="0" w:firstLine="709"/>
+        <w:jc w:val="both"/>
         <w:outlineLvl w:val="2"/>
         <w:rPr>
           <w:rFonts w:ascii="Times New Roman" w:eastAsia="Times New Roman" w:hAnsi="Times New Roman" w:cs="Times New Roman"/>
           <w:b/>
           <w:bCs/>
-          <w:sz w:val="27"/>
-          <w:szCs w:val="27"/>
+          <w:sz w:val="28"/>
+          <w:szCs w:val="28"/>
           <w:lang w:eastAsia="ru-RU"/>
         </w:rPr>
       </w:pPr>
@@ -746,11 +1002,11 @@
           <w:rFonts w:ascii="Times New Roman" w:eastAsia="Times New Roman" w:hAnsi="Times New Roman" w:cs="Times New Roman"/>
           <w:b/>
           <w:bCs/>
-          <w:sz w:val="27"/>
-          <w:szCs w:val="27"/>
-          <w:lang w:eastAsia="ru-RU"/>
-        </w:rPr>
-        <w:t>2. Сервисный слой (</w:t>
+          <w:sz w:val="28"/>
+          <w:szCs w:val="28"/>
+          <w:lang w:eastAsia="ru-RU"/>
+        </w:rPr>
+        <w:t>Сервисный слой (</w:t>
       </w:r>
       <w:proofErr w:type="spellStart"/>
       <w:r>
@@ -758,8 +1014,8 @@
           <w:rFonts w:ascii="Times New Roman" w:eastAsia="Times New Roman" w:hAnsi="Times New Roman" w:cs="Times New Roman"/>
           <w:b/>
           <w:bCs/>
-          <w:sz w:val="27"/>
-          <w:szCs w:val="27"/>
+          <w:sz w:val="28"/>
+          <w:szCs w:val="28"/>
           <w:lang w:eastAsia="ru-RU"/>
         </w:rPr>
         <w:t>services</w:t>
@@ -770,8 +1026,8 @@
           <w:rFonts w:ascii="Times New Roman" w:eastAsia="Times New Roman" w:hAnsi="Times New Roman" w:cs="Times New Roman"/>
           <w:b/>
           <w:bCs/>
-          <w:sz w:val="27"/>
-          <w:szCs w:val="27"/>
+          <w:sz w:val="28"/>
+          <w:szCs w:val="28"/>
           <w:lang w:eastAsia="ru-RU"/>
         </w:rPr>
         <w:t>)</w:t>
@@ -779,19 +1035,24 @@
     </w:p>
     <w:p>
       <w:pPr>
-        <w:spacing w:before="100" w:beforeAutospacing="1" w:after="100" w:afterAutospacing="1" w:line="240" w:lineRule="auto"/>
-        <w:rPr>
-          <w:rFonts w:ascii="Times New Roman" w:eastAsia="Times New Roman" w:hAnsi="Times New Roman" w:cs="Times New Roman"/>
-          <w:sz w:val="24"/>
-          <w:szCs w:val="24"/>
-          <w:lang w:eastAsia="ru-RU"/>
-        </w:rPr>
-      </w:pPr>
-      <w:r>
-        <w:rPr>
-          <w:rFonts w:ascii="Times New Roman" w:eastAsia="Times New Roman" w:hAnsi="Times New Roman" w:cs="Times New Roman"/>
-          <w:sz w:val="24"/>
-          <w:szCs w:val="24"/>
+        <w:tabs>
+          <w:tab w:val="left" w:pos="1134"/>
+        </w:tabs>
+        <w:spacing w:after="0" w:line="360" w:lineRule="auto"/>
+        <w:ind w:firstLine="709"/>
+        <w:jc w:val="both"/>
+        <w:rPr>
+          <w:rFonts w:ascii="Times New Roman" w:eastAsia="Times New Roman" w:hAnsi="Times New Roman" w:cs="Times New Roman"/>
+          <w:sz w:val="28"/>
+          <w:szCs w:val="28"/>
+          <w:lang w:val="en-US" w:eastAsia="ru-RU"/>
+        </w:rPr>
+      </w:pPr>
+      <w:r>
+        <w:rPr>
+          <w:rFonts w:ascii="Times New Roman" w:eastAsia="Times New Roman" w:hAnsi="Times New Roman" w:cs="Times New Roman"/>
+          <w:sz w:val="28"/>
+          <w:szCs w:val="28"/>
           <w:lang w:eastAsia="ru-RU"/>
         </w:rPr>
         <w:t>Содержит бизнес-логику приложения.</w:t>
@@ -799,22 +1060,26 @@
     </w:p>
     <w:p>
       <w:pPr>
-        <w:spacing w:before="100" w:beforeAutospacing="1" w:after="100" w:afterAutospacing="1" w:line="240" w:lineRule="auto"/>
-        <w:rPr>
-          <w:rFonts w:ascii="Times New Roman" w:eastAsia="Times New Roman" w:hAnsi="Times New Roman" w:cs="Times New Roman"/>
-          <w:sz w:val="24"/>
-          <w:szCs w:val="24"/>
-          <w:lang w:eastAsia="ru-RU"/>
-        </w:rPr>
-      </w:pPr>
-      <w:r>
-        <w:rPr>
-          <w:rFonts w:ascii="Times New Roman" w:eastAsia="Times New Roman" w:hAnsi="Times New Roman" w:cs="Times New Roman"/>
-          <w:sz w:val="24"/>
-          <w:szCs w:val="24"/>
-          <w:lang w:eastAsia="ru-RU"/>
-        </w:rPr>
-        <w:lastRenderedPageBreak/>
+        <w:tabs>
+          <w:tab w:val="left" w:pos="1134"/>
+        </w:tabs>
+        <w:spacing w:after="0" w:line="360" w:lineRule="auto"/>
+        <w:ind w:firstLine="709"/>
+        <w:jc w:val="both"/>
+        <w:rPr>
+          <w:rFonts w:ascii="Times New Roman" w:eastAsia="Times New Roman" w:hAnsi="Times New Roman" w:cs="Times New Roman"/>
+          <w:sz w:val="28"/>
+          <w:szCs w:val="28"/>
+          <w:lang w:eastAsia="ru-RU"/>
+        </w:rPr>
+      </w:pPr>
+      <w:r>
+        <w:rPr>
+          <w:rFonts w:ascii="Times New Roman" w:eastAsia="Times New Roman" w:hAnsi="Times New Roman" w:cs="Times New Roman"/>
+          <w:sz w:val="28"/>
+          <w:szCs w:val="28"/>
+          <w:lang w:eastAsia="ru-RU"/>
+        </w:rPr>
         <w:t>Основные модули:</w:t>
       </w:r>
     </w:p>
@@ -824,20 +1089,25 @@
           <w:ilvl w:val="0"/>
           <w:numId w:val="7"/>
         </w:numPr>
-        <w:spacing w:before="100" w:beforeAutospacing="1" w:after="100" w:afterAutospacing="1" w:line="240" w:lineRule="auto"/>
-        <w:rPr>
-          <w:rFonts w:ascii="Times New Roman" w:eastAsia="Times New Roman" w:hAnsi="Times New Roman" w:cs="Times New Roman"/>
-          <w:sz w:val="24"/>
-          <w:szCs w:val="24"/>
+        <w:tabs>
+          <w:tab w:val="left" w:pos="1134"/>
+        </w:tabs>
+        <w:spacing w:after="0" w:line="360" w:lineRule="auto"/>
+        <w:ind w:left="0" w:firstLine="709"/>
+        <w:jc w:val="both"/>
+        <w:rPr>
+          <w:rFonts w:ascii="Times New Roman" w:eastAsia="Times New Roman" w:hAnsi="Times New Roman" w:cs="Times New Roman"/>
+          <w:sz w:val="28"/>
+          <w:szCs w:val="28"/>
           <w:lang w:eastAsia="ru-RU"/>
         </w:rPr>
       </w:pPr>
       <w:proofErr w:type="spellStart"/>
       <w:r>
         <w:rPr>
-          <w:rFonts w:ascii="Courier New" w:eastAsia="Times New Roman" w:hAnsi="Courier New" w:cs="Courier New"/>
-          <w:sz w:val="20"/>
-          <w:szCs w:val="20"/>
+          <w:rFonts w:ascii="Times New Roman" w:eastAsia="Times New Roman" w:hAnsi="Times New Roman" w:cs="Times New Roman"/>
+          <w:sz w:val="28"/>
+          <w:szCs w:val="28"/>
           <w:lang w:eastAsia="ru-RU"/>
         </w:rPr>
         <w:t>user_service</w:t>
@@ -846,11 +1116,20 @@
       <w:r>
         <w:rPr>
           <w:rFonts w:ascii="Times New Roman" w:eastAsia="Times New Roman" w:hAnsi="Times New Roman" w:cs="Times New Roman"/>
-          <w:sz w:val="24"/>
-          <w:szCs w:val="24"/>
-          <w:lang w:eastAsia="ru-RU"/>
-        </w:rPr>
-        <w:t xml:space="preserve"> — управление пользователями </w:t>
+          <w:sz w:val="28"/>
+          <w:szCs w:val="28"/>
+          <w:lang w:eastAsia="ru-RU"/>
+        </w:rPr>
+        <w:t xml:space="preserve"> — управление пользователями</w:t>
+      </w:r>
+      <w:r>
+        <w:rPr>
+          <w:rFonts w:ascii="Times New Roman" w:eastAsia="Times New Roman" w:hAnsi="Times New Roman" w:cs="Times New Roman"/>
+          <w:sz w:val="28"/>
+          <w:szCs w:val="28"/>
+          <w:lang w:val="en-US" w:eastAsia="ru-RU"/>
+        </w:rPr>
+        <w:t>;</w:t>
       </w:r>
     </w:p>
     <w:p>
@@ -859,20 +1138,25 @@
           <w:ilvl w:val="0"/>
           <w:numId w:val="7"/>
         </w:numPr>
-        <w:spacing w:before="100" w:beforeAutospacing="1" w:after="100" w:afterAutospacing="1" w:line="240" w:lineRule="auto"/>
-        <w:rPr>
-          <w:rFonts w:ascii="Times New Roman" w:eastAsia="Times New Roman" w:hAnsi="Times New Roman" w:cs="Times New Roman"/>
-          <w:sz w:val="24"/>
-          <w:szCs w:val="24"/>
+        <w:tabs>
+          <w:tab w:val="left" w:pos="1134"/>
+        </w:tabs>
+        <w:spacing w:after="0" w:line="360" w:lineRule="auto"/>
+        <w:ind w:left="0" w:firstLine="709"/>
+        <w:jc w:val="both"/>
+        <w:rPr>
+          <w:rFonts w:ascii="Times New Roman" w:eastAsia="Times New Roman" w:hAnsi="Times New Roman" w:cs="Times New Roman"/>
+          <w:sz w:val="28"/>
+          <w:szCs w:val="28"/>
           <w:lang w:eastAsia="ru-RU"/>
         </w:rPr>
       </w:pPr>
       <w:proofErr w:type="spellStart"/>
       <w:r>
         <w:rPr>
-          <w:rFonts w:ascii="Courier New" w:eastAsia="Times New Roman" w:hAnsi="Courier New" w:cs="Courier New"/>
-          <w:sz w:val="20"/>
-          <w:szCs w:val="20"/>
+          <w:rFonts w:ascii="Times New Roman" w:eastAsia="Times New Roman" w:hAnsi="Times New Roman" w:cs="Times New Roman"/>
+          <w:sz w:val="28"/>
+          <w:szCs w:val="28"/>
           <w:lang w:eastAsia="ru-RU"/>
         </w:rPr>
         <w:t>deal_service</w:t>
@@ -881,28 +1165,42 @@
       <w:r>
         <w:rPr>
           <w:rFonts w:ascii="Times New Roman" w:eastAsia="Times New Roman" w:hAnsi="Times New Roman" w:cs="Times New Roman"/>
-          <w:sz w:val="24"/>
-          <w:szCs w:val="24"/>
-          <w:lang w:eastAsia="ru-RU"/>
-        </w:rPr>
-        <w:t xml:space="preserve"> — управление сделками </w:t>
-      </w:r>
-    </w:p>
-    <w:p>
-      <w:pPr>
-        <w:spacing w:before="100" w:beforeAutospacing="1" w:after="100" w:afterAutospacing="1" w:line="240" w:lineRule="auto"/>
-        <w:rPr>
-          <w:rFonts w:ascii="Times New Roman" w:eastAsia="Times New Roman" w:hAnsi="Times New Roman" w:cs="Times New Roman"/>
-          <w:sz w:val="24"/>
-          <w:szCs w:val="24"/>
-          <w:lang w:eastAsia="ru-RU"/>
-        </w:rPr>
-      </w:pPr>
-      <w:r>
-        <w:rPr>
-          <w:rFonts w:ascii="Times New Roman" w:eastAsia="Times New Roman" w:hAnsi="Times New Roman" w:cs="Times New Roman"/>
-          <w:sz w:val="24"/>
-          <w:szCs w:val="24"/>
+          <w:sz w:val="28"/>
+          <w:szCs w:val="28"/>
+          <w:lang w:eastAsia="ru-RU"/>
+        </w:rPr>
+        <w:t xml:space="preserve"> — управление сделками</w:t>
+      </w:r>
+      <w:r>
+        <w:rPr>
+          <w:rFonts w:ascii="Times New Roman" w:eastAsia="Times New Roman" w:hAnsi="Times New Roman" w:cs="Times New Roman"/>
+          <w:sz w:val="28"/>
+          <w:szCs w:val="28"/>
+          <w:lang w:val="en-US" w:eastAsia="ru-RU"/>
+        </w:rPr>
+        <w:t>.</w:t>
+      </w:r>
+    </w:p>
+    <w:p>
+      <w:pPr>
+        <w:tabs>
+          <w:tab w:val="left" w:pos="1134"/>
+        </w:tabs>
+        <w:spacing w:after="0" w:line="360" w:lineRule="auto"/>
+        <w:ind w:firstLine="709"/>
+        <w:jc w:val="both"/>
+        <w:rPr>
+          <w:rFonts w:ascii="Times New Roman" w:eastAsia="Times New Roman" w:hAnsi="Times New Roman" w:cs="Times New Roman"/>
+          <w:sz w:val="28"/>
+          <w:szCs w:val="28"/>
+          <w:lang w:eastAsia="ru-RU"/>
+        </w:rPr>
+      </w:pPr>
+      <w:r>
+        <w:rPr>
+          <w:rFonts w:ascii="Times New Roman" w:eastAsia="Times New Roman" w:hAnsi="Times New Roman" w:cs="Times New Roman"/>
+          <w:sz w:val="28"/>
+          <w:szCs w:val="28"/>
           <w:lang w:eastAsia="ru-RU"/>
         </w:rPr>
         <w:t>Функции:</w:t>
@@ -914,22 +1212,36 @@
           <w:ilvl w:val="0"/>
           <w:numId w:val="8"/>
         </w:numPr>
-        <w:spacing w:before="100" w:beforeAutospacing="1" w:after="100" w:afterAutospacing="1" w:line="240" w:lineRule="auto"/>
-        <w:rPr>
-          <w:rFonts w:ascii="Times New Roman" w:eastAsia="Times New Roman" w:hAnsi="Times New Roman" w:cs="Times New Roman"/>
-          <w:sz w:val="24"/>
-          <w:szCs w:val="24"/>
-          <w:lang w:eastAsia="ru-RU"/>
-        </w:rPr>
-      </w:pPr>
-      <w:r>
-        <w:rPr>
-          <w:rFonts w:ascii="Times New Roman" w:eastAsia="Times New Roman" w:hAnsi="Times New Roman" w:cs="Times New Roman"/>
-          <w:sz w:val="24"/>
-          <w:szCs w:val="24"/>
-          <w:lang w:eastAsia="ru-RU"/>
-        </w:rPr>
-        <w:t xml:space="preserve">обработка данных </w:t>
+        <w:tabs>
+          <w:tab w:val="left" w:pos="1134"/>
+        </w:tabs>
+        <w:spacing w:after="0" w:line="360" w:lineRule="auto"/>
+        <w:ind w:left="0" w:firstLine="709"/>
+        <w:jc w:val="both"/>
+        <w:rPr>
+          <w:rFonts w:ascii="Times New Roman" w:eastAsia="Times New Roman" w:hAnsi="Times New Roman" w:cs="Times New Roman"/>
+          <w:sz w:val="28"/>
+          <w:szCs w:val="28"/>
+          <w:lang w:eastAsia="ru-RU"/>
+        </w:rPr>
+      </w:pPr>
+      <w:r>
+        <w:rPr>
+          <w:rFonts w:ascii="Times New Roman" w:eastAsia="Times New Roman" w:hAnsi="Times New Roman" w:cs="Times New Roman"/>
+          <w:sz w:val="28"/>
+          <w:szCs w:val="28"/>
+          <w:lang w:eastAsia="ru-RU"/>
+        </w:rPr>
+        <w:t>обработка данных</w:t>
+      </w:r>
+      <w:r>
+        <w:rPr>
+          <w:rFonts w:ascii="Times New Roman" w:eastAsia="Times New Roman" w:hAnsi="Times New Roman" w:cs="Times New Roman"/>
+          <w:sz w:val="28"/>
+          <w:szCs w:val="28"/>
+          <w:lang w:val="en-US" w:eastAsia="ru-RU"/>
+        </w:rPr>
+        <w:t>;</w:t>
       </w:r>
     </w:p>
     <w:p>
@@ -938,22 +1250,36 @@
           <w:ilvl w:val="0"/>
           <w:numId w:val="8"/>
         </w:numPr>
-        <w:spacing w:before="100" w:beforeAutospacing="1" w:after="100" w:afterAutospacing="1" w:line="240" w:lineRule="auto"/>
-        <w:rPr>
-          <w:rFonts w:ascii="Times New Roman" w:eastAsia="Times New Roman" w:hAnsi="Times New Roman" w:cs="Times New Roman"/>
-          <w:sz w:val="24"/>
-          <w:szCs w:val="24"/>
-          <w:lang w:eastAsia="ru-RU"/>
-        </w:rPr>
-      </w:pPr>
-      <w:r>
-        <w:rPr>
-          <w:rFonts w:ascii="Times New Roman" w:eastAsia="Times New Roman" w:hAnsi="Times New Roman" w:cs="Times New Roman"/>
-          <w:sz w:val="24"/>
-          <w:szCs w:val="24"/>
-          <w:lang w:eastAsia="ru-RU"/>
-        </w:rPr>
-        <w:t xml:space="preserve">выполнение операций (создание, получение) </w:t>
+        <w:tabs>
+          <w:tab w:val="left" w:pos="1134"/>
+        </w:tabs>
+        <w:spacing w:after="0" w:line="360" w:lineRule="auto"/>
+        <w:ind w:left="0" w:firstLine="709"/>
+        <w:jc w:val="both"/>
+        <w:rPr>
+          <w:rFonts w:ascii="Times New Roman" w:eastAsia="Times New Roman" w:hAnsi="Times New Roman" w:cs="Times New Roman"/>
+          <w:sz w:val="28"/>
+          <w:szCs w:val="28"/>
+          <w:lang w:eastAsia="ru-RU"/>
+        </w:rPr>
+      </w:pPr>
+      <w:r>
+        <w:rPr>
+          <w:rFonts w:ascii="Times New Roman" w:eastAsia="Times New Roman" w:hAnsi="Times New Roman" w:cs="Times New Roman"/>
+          <w:sz w:val="28"/>
+          <w:szCs w:val="28"/>
+          <w:lang w:eastAsia="ru-RU"/>
+        </w:rPr>
+        <w:t>выполнение операций (создание, получение)</w:t>
+      </w:r>
+      <w:r>
+        <w:rPr>
+          <w:rFonts w:ascii="Times New Roman" w:eastAsia="Times New Roman" w:hAnsi="Times New Roman" w:cs="Times New Roman"/>
+          <w:sz w:val="28"/>
+          <w:szCs w:val="28"/>
+          <w:lang w:val="en-US" w:eastAsia="ru-RU"/>
+        </w:rPr>
+        <w:t>;</w:t>
       </w:r>
     </w:p>
     <w:p>
@@ -962,56 +1288,58 @@
           <w:ilvl w:val="0"/>
           <w:numId w:val="8"/>
         </w:numPr>
-        <w:spacing w:before="100" w:beforeAutospacing="1" w:after="100" w:afterAutospacing="1" w:line="240" w:lineRule="auto"/>
-        <w:rPr>
-          <w:rFonts w:ascii="Times New Roman" w:eastAsia="Times New Roman" w:hAnsi="Times New Roman" w:cs="Times New Roman"/>
-          <w:sz w:val="24"/>
-          <w:szCs w:val="24"/>
-          <w:lang w:eastAsia="ru-RU"/>
-        </w:rPr>
-      </w:pPr>
-      <w:r>
-        <w:rPr>
-          <w:rFonts w:ascii="Times New Roman" w:eastAsia="Times New Roman" w:hAnsi="Times New Roman" w:cs="Times New Roman"/>
-          <w:sz w:val="24"/>
-          <w:szCs w:val="24"/>
-          <w:lang w:eastAsia="ru-RU"/>
-        </w:rPr>
-        <w:t xml:space="preserve">взаимодействие с базой данных </w:t>
-      </w:r>
-    </w:p>
-    <w:p>
-      <w:pPr>
-        <w:spacing w:after="0" w:line="240" w:lineRule="auto"/>
-        <w:rPr>
-          <w:rFonts w:ascii="Times New Roman" w:eastAsia="Times New Roman" w:hAnsi="Times New Roman" w:cs="Times New Roman"/>
-          <w:sz w:val="24"/>
-          <w:szCs w:val="24"/>
-          <w:lang w:eastAsia="ru-RU"/>
-        </w:rPr>
-      </w:pPr>
-      <w:r>
-        <w:rPr>
-          <w:rFonts w:ascii="Times New Roman" w:eastAsia="Times New Roman" w:hAnsi="Times New Roman" w:cs="Times New Roman"/>
-          <w:sz w:val="24"/>
-          <w:szCs w:val="24"/>
-          <w:lang w:eastAsia="ru-RU"/>
-        </w:rPr>
-        <w:pict w14:anchorId="3DAB702F">
-          <v:rect id="_x0000_i1026" style="width:0;height:1.5pt" o:hralign="center" o:hrstd="t" o:hr="t" fillcolor="#a0a0a0" stroked="f"/>
-        </w:pict>
-      </w:r>
-    </w:p>
-    <w:p>
-      <w:pPr>
-        <w:spacing w:before="100" w:beforeAutospacing="1" w:after="100" w:afterAutospacing="1" w:line="240" w:lineRule="auto"/>
+        <w:tabs>
+          <w:tab w:val="left" w:pos="1134"/>
+        </w:tabs>
+        <w:spacing w:after="0" w:line="360" w:lineRule="auto"/>
+        <w:ind w:left="0" w:firstLine="709"/>
+        <w:jc w:val="both"/>
+        <w:rPr>
+          <w:rFonts w:ascii="Times New Roman" w:eastAsia="Times New Roman" w:hAnsi="Times New Roman" w:cs="Times New Roman"/>
+          <w:sz w:val="28"/>
+          <w:szCs w:val="28"/>
+          <w:lang w:eastAsia="ru-RU"/>
+        </w:rPr>
+      </w:pPr>
+      <w:r>
+        <w:rPr>
+          <w:rFonts w:ascii="Times New Roman" w:eastAsia="Times New Roman" w:hAnsi="Times New Roman" w:cs="Times New Roman"/>
+          <w:sz w:val="28"/>
+          <w:szCs w:val="28"/>
+          <w:lang w:eastAsia="ru-RU"/>
+        </w:rPr>
+        <w:t>взаимодействие с базой данных</w:t>
+      </w:r>
+      <w:r>
+        <w:rPr>
+          <w:rFonts w:ascii="Times New Roman" w:eastAsia="Times New Roman" w:hAnsi="Times New Roman" w:cs="Times New Roman"/>
+          <w:sz w:val="28"/>
+          <w:szCs w:val="28"/>
+          <w:lang w:val="en-US" w:eastAsia="ru-RU"/>
+        </w:rPr>
+        <w:t>.</w:t>
+      </w:r>
+    </w:p>
+    <w:p>
+      <w:pPr>
+        <w:pStyle w:val="a3"/>
+        <w:numPr>
+          <w:ilvl w:val="0"/>
+          <w:numId w:val="20"/>
+        </w:numPr>
+        <w:tabs>
+          <w:tab w:val="left" w:pos="1134"/>
+        </w:tabs>
+        <w:spacing w:after="0" w:line="360" w:lineRule="auto"/>
+        <w:ind w:left="0" w:firstLine="709"/>
+        <w:jc w:val="both"/>
         <w:outlineLvl w:val="2"/>
         <w:rPr>
           <w:rFonts w:ascii="Times New Roman" w:eastAsia="Times New Roman" w:hAnsi="Times New Roman" w:cs="Times New Roman"/>
           <w:b/>
           <w:bCs/>
-          <w:sz w:val="27"/>
-          <w:szCs w:val="27"/>
+          <w:sz w:val="28"/>
+          <w:szCs w:val="28"/>
           <w:lang w:eastAsia="ru-RU"/>
         </w:rPr>
       </w:pPr>
@@ -1020,11 +1348,11 @@
           <w:rFonts w:ascii="Times New Roman" w:eastAsia="Times New Roman" w:hAnsi="Times New Roman" w:cs="Times New Roman"/>
           <w:b/>
           <w:bCs/>
-          <w:sz w:val="27"/>
-          <w:szCs w:val="27"/>
-          <w:lang w:eastAsia="ru-RU"/>
-        </w:rPr>
-        <w:t>3. Модели данных (</w:t>
+          <w:sz w:val="28"/>
+          <w:szCs w:val="28"/>
+          <w:lang w:eastAsia="ru-RU"/>
+        </w:rPr>
+        <w:t>Модели данных (</w:t>
       </w:r>
       <w:proofErr w:type="spellStart"/>
       <w:r>
@@ -1032,8 +1360,8 @@
           <w:rFonts w:ascii="Times New Roman" w:eastAsia="Times New Roman" w:hAnsi="Times New Roman" w:cs="Times New Roman"/>
           <w:b/>
           <w:bCs/>
-          <w:sz w:val="27"/>
-          <w:szCs w:val="27"/>
+          <w:sz w:val="28"/>
+          <w:szCs w:val="28"/>
           <w:lang w:eastAsia="ru-RU"/>
         </w:rPr>
         <w:t>models</w:t>
@@ -1044,8 +1372,8 @@
           <w:rFonts w:ascii="Times New Roman" w:eastAsia="Times New Roman" w:hAnsi="Times New Roman" w:cs="Times New Roman"/>
           <w:b/>
           <w:bCs/>
-          <w:sz w:val="27"/>
-          <w:szCs w:val="27"/>
+          <w:sz w:val="28"/>
+          <w:szCs w:val="28"/>
           <w:lang w:eastAsia="ru-RU"/>
         </w:rPr>
         <w:t>)</w:t>
@@ -1053,19 +1381,24 @@
     </w:p>
     <w:p>
       <w:pPr>
-        <w:spacing w:before="100" w:beforeAutospacing="1" w:after="100" w:afterAutospacing="1" w:line="240" w:lineRule="auto"/>
-        <w:rPr>
-          <w:rFonts w:ascii="Times New Roman" w:eastAsia="Times New Roman" w:hAnsi="Times New Roman" w:cs="Times New Roman"/>
-          <w:sz w:val="24"/>
-          <w:szCs w:val="24"/>
-          <w:lang w:eastAsia="ru-RU"/>
-        </w:rPr>
-      </w:pPr>
-      <w:r>
-        <w:rPr>
-          <w:rFonts w:ascii="Times New Roman" w:eastAsia="Times New Roman" w:hAnsi="Times New Roman" w:cs="Times New Roman"/>
-          <w:sz w:val="24"/>
-          <w:szCs w:val="24"/>
+        <w:tabs>
+          <w:tab w:val="left" w:pos="1134"/>
+        </w:tabs>
+        <w:spacing w:after="0" w:line="360" w:lineRule="auto"/>
+        <w:ind w:firstLine="709"/>
+        <w:jc w:val="both"/>
+        <w:rPr>
+          <w:rFonts w:ascii="Times New Roman" w:eastAsia="Times New Roman" w:hAnsi="Times New Roman" w:cs="Times New Roman"/>
+          <w:sz w:val="28"/>
+          <w:szCs w:val="28"/>
+          <w:lang w:eastAsia="ru-RU"/>
+        </w:rPr>
+      </w:pPr>
+      <w:r>
+        <w:rPr>
+          <w:rFonts w:ascii="Times New Roman" w:eastAsia="Times New Roman" w:hAnsi="Times New Roman" w:cs="Times New Roman"/>
+          <w:sz w:val="28"/>
+          <w:szCs w:val="28"/>
           <w:lang w:eastAsia="ru-RU"/>
         </w:rPr>
         <w:t>Определяют структуру таблиц базы данных.</w:t>
@@ -1073,19 +1406,24 @@
     </w:p>
     <w:p>
       <w:pPr>
-        <w:spacing w:before="100" w:beforeAutospacing="1" w:after="100" w:afterAutospacing="1" w:line="240" w:lineRule="auto"/>
-        <w:rPr>
-          <w:rFonts w:ascii="Times New Roman" w:eastAsia="Times New Roman" w:hAnsi="Times New Roman" w:cs="Times New Roman"/>
-          <w:sz w:val="24"/>
-          <w:szCs w:val="24"/>
-          <w:lang w:eastAsia="ru-RU"/>
-        </w:rPr>
-      </w:pPr>
-      <w:r>
-        <w:rPr>
-          <w:rFonts w:ascii="Times New Roman" w:eastAsia="Times New Roman" w:hAnsi="Times New Roman" w:cs="Times New Roman"/>
-          <w:sz w:val="24"/>
-          <w:szCs w:val="24"/>
+        <w:tabs>
+          <w:tab w:val="left" w:pos="1134"/>
+        </w:tabs>
+        <w:spacing w:after="0" w:line="360" w:lineRule="auto"/>
+        <w:ind w:firstLine="709"/>
+        <w:jc w:val="both"/>
+        <w:rPr>
+          <w:rFonts w:ascii="Times New Roman" w:eastAsia="Times New Roman" w:hAnsi="Times New Roman" w:cs="Times New Roman"/>
+          <w:sz w:val="28"/>
+          <w:szCs w:val="28"/>
+          <w:lang w:eastAsia="ru-RU"/>
+        </w:rPr>
+      </w:pPr>
+      <w:r>
+        <w:rPr>
+          <w:rFonts w:ascii="Times New Roman" w:eastAsia="Times New Roman" w:hAnsi="Times New Roman" w:cs="Times New Roman"/>
+          <w:sz w:val="28"/>
+          <w:szCs w:val="28"/>
           <w:lang w:eastAsia="ru-RU"/>
         </w:rPr>
         <w:t>Основные сущности:</w:t>
@@ -1097,31 +1435,36 @@
           <w:ilvl w:val="0"/>
           <w:numId w:val="9"/>
         </w:numPr>
-        <w:spacing w:before="100" w:beforeAutospacing="1" w:after="100" w:afterAutospacing="1" w:line="240" w:lineRule="auto"/>
-        <w:rPr>
-          <w:rFonts w:ascii="Times New Roman" w:eastAsia="Times New Roman" w:hAnsi="Times New Roman" w:cs="Times New Roman"/>
-          <w:sz w:val="24"/>
-          <w:szCs w:val="24"/>
-          <w:lang w:eastAsia="ru-RU"/>
-        </w:rPr>
-      </w:pPr>
-      <w:r>
-        <w:rPr>
-          <w:rFonts w:ascii="Courier New" w:eastAsia="Times New Roman" w:hAnsi="Courier New" w:cs="Courier New"/>
-          <w:sz w:val="20"/>
-          <w:szCs w:val="20"/>
-          <w:lang w:eastAsia="ru-RU"/>
-        </w:rPr>
-        <w:t>User</w:t>
-      </w:r>
-      <w:r>
-        <w:rPr>
-          <w:rFonts w:ascii="Times New Roman" w:eastAsia="Times New Roman" w:hAnsi="Times New Roman" w:cs="Times New Roman"/>
-          <w:sz w:val="24"/>
-          <w:szCs w:val="24"/>
-          <w:lang w:eastAsia="ru-RU"/>
-        </w:rPr>
-        <w:t xml:space="preserve"> — пользователь </w:t>
+        <w:tabs>
+          <w:tab w:val="left" w:pos="1134"/>
+        </w:tabs>
+        <w:spacing w:after="0" w:line="360" w:lineRule="auto"/>
+        <w:ind w:left="0" w:firstLine="709"/>
+        <w:jc w:val="both"/>
+        <w:rPr>
+          <w:rFonts w:ascii="Times New Roman" w:eastAsia="Times New Roman" w:hAnsi="Times New Roman" w:cs="Times New Roman"/>
+          <w:sz w:val="28"/>
+          <w:szCs w:val="28"/>
+          <w:lang w:eastAsia="ru-RU"/>
+        </w:rPr>
+      </w:pPr>
+      <w:r>
+        <w:rPr>
+          <w:rFonts w:ascii="Times New Roman" w:eastAsia="Times New Roman" w:hAnsi="Times New Roman" w:cs="Times New Roman"/>
+          <w:sz w:val="28"/>
+          <w:szCs w:val="28"/>
+          <w:lang w:eastAsia="ru-RU"/>
+        </w:rPr>
+        <w:t>User — пользователь</w:t>
+      </w:r>
+      <w:r>
+        <w:rPr>
+          <w:rFonts w:ascii="Times New Roman" w:eastAsia="Times New Roman" w:hAnsi="Times New Roman" w:cs="Times New Roman"/>
+          <w:sz w:val="28"/>
+          <w:szCs w:val="28"/>
+          <w:lang w:val="en-US" w:eastAsia="ru-RU"/>
+        </w:rPr>
+        <w:t>;</w:t>
       </w:r>
     </w:p>
     <w:p>
@@ -1130,20 +1473,25 @@
           <w:ilvl w:val="0"/>
           <w:numId w:val="9"/>
         </w:numPr>
-        <w:spacing w:before="100" w:beforeAutospacing="1" w:after="100" w:afterAutospacing="1" w:line="240" w:lineRule="auto"/>
-        <w:rPr>
-          <w:rFonts w:ascii="Times New Roman" w:eastAsia="Times New Roman" w:hAnsi="Times New Roman" w:cs="Times New Roman"/>
-          <w:sz w:val="24"/>
-          <w:szCs w:val="24"/>
+        <w:tabs>
+          <w:tab w:val="left" w:pos="1134"/>
+        </w:tabs>
+        <w:spacing w:after="0" w:line="360" w:lineRule="auto"/>
+        <w:ind w:left="0" w:firstLine="709"/>
+        <w:jc w:val="both"/>
+        <w:rPr>
+          <w:rFonts w:ascii="Times New Roman" w:eastAsia="Times New Roman" w:hAnsi="Times New Roman" w:cs="Times New Roman"/>
+          <w:sz w:val="28"/>
+          <w:szCs w:val="28"/>
           <w:lang w:eastAsia="ru-RU"/>
         </w:rPr>
       </w:pPr>
       <w:proofErr w:type="spellStart"/>
       <w:r>
         <w:rPr>
-          <w:rFonts w:ascii="Courier New" w:eastAsia="Times New Roman" w:hAnsi="Courier New" w:cs="Courier New"/>
-          <w:sz w:val="20"/>
-          <w:szCs w:val="20"/>
+          <w:rFonts w:ascii="Times New Roman" w:eastAsia="Times New Roman" w:hAnsi="Times New Roman" w:cs="Times New Roman"/>
+          <w:sz w:val="28"/>
+          <w:szCs w:val="28"/>
           <w:lang w:eastAsia="ru-RU"/>
         </w:rPr>
         <w:t>Deal</w:t>
@@ -1152,45 +1500,42 @@
       <w:r>
         <w:rPr>
           <w:rFonts w:ascii="Times New Roman" w:eastAsia="Times New Roman" w:hAnsi="Times New Roman" w:cs="Times New Roman"/>
-          <w:sz w:val="24"/>
-          <w:szCs w:val="24"/>
-          <w:lang w:eastAsia="ru-RU"/>
-        </w:rPr>
-        <w:t xml:space="preserve"> — инвестиционная сделка </w:t>
-      </w:r>
-    </w:p>
-    <w:p>
-      <w:pPr>
-        <w:spacing w:after="0" w:line="240" w:lineRule="auto"/>
-        <w:rPr>
-          <w:rFonts w:ascii="Times New Roman" w:eastAsia="Times New Roman" w:hAnsi="Times New Roman" w:cs="Times New Roman"/>
-          <w:sz w:val="24"/>
-          <w:szCs w:val="24"/>
-          <w:lang w:eastAsia="ru-RU"/>
-        </w:rPr>
-      </w:pPr>
-      <w:r>
-        <w:rPr>
-          <w:rFonts w:ascii="Times New Roman" w:eastAsia="Times New Roman" w:hAnsi="Times New Roman" w:cs="Times New Roman"/>
-          <w:sz w:val="24"/>
-          <w:szCs w:val="24"/>
-          <w:lang w:eastAsia="ru-RU"/>
-        </w:rPr>
-        <w:pict w14:anchorId="74FB8DCB">
-          <v:rect id="_x0000_i1027" style="width:0;height:1.5pt" o:hralign="center" o:hrstd="t" o:hr="t" fillcolor="#a0a0a0" stroked="f"/>
-        </w:pict>
-      </w:r>
-    </w:p>
-    <w:p>
-      <w:pPr>
-        <w:spacing w:before="100" w:beforeAutospacing="1" w:after="100" w:afterAutospacing="1" w:line="240" w:lineRule="auto"/>
+          <w:sz w:val="28"/>
+          <w:szCs w:val="28"/>
+          <w:lang w:eastAsia="ru-RU"/>
+        </w:rPr>
+        <w:t xml:space="preserve"> — инвестиционная сделка</w:t>
+      </w:r>
+      <w:r>
+        <w:rPr>
+          <w:rFonts w:ascii="Times New Roman" w:eastAsia="Times New Roman" w:hAnsi="Times New Roman" w:cs="Times New Roman"/>
+          <w:sz w:val="28"/>
+          <w:szCs w:val="28"/>
+          <w:lang w:val="en-US" w:eastAsia="ru-RU"/>
+        </w:rPr>
+        <w:t>.</w:t>
+      </w:r>
+    </w:p>
+    <w:p>
+      <w:pPr>
+        <w:pStyle w:val="a3"/>
+        <w:numPr>
+          <w:ilvl w:val="0"/>
+          <w:numId w:val="20"/>
+        </w:numPr>
+        <w:tabs>
+          <w:tab w:val="left" w:pos="1134"/>
+        </w:tabs>
+        <w:spacing w:after="0" w:line="360" w:lineRule="auto"/>
+        <w:ind w:left="0" w:firstLine="709"/>
+        <w:jc w:val="both"/>
         <w:outlineLvl w:val="2"/>
         <w:rPr>
           <w:rFonts w:ascii="Times New Roman" w:eastAsia="Times New Roman" w:hAnsi="Times New Roman" w:cs="Times New Roman"/>
           <w:b/>
           <w:bCs/>
-          <w:sz w:val="27"/>
-          <w:szCs w:val="27"/>
+          <w:sz w:val="28"/>
+          <w:szCs w:val="28"/>
           <w:lang w:eastAsia="ru-RU"/>
         </w:rPr>
       </w:pPr>
@@ -1199,11 +1544,11 @@
           <w:rFonts w:ascii="Times New Roman" w:eastAsia="Times New Roman" w:hAnsi="Times New Roman" w:cs="Times New Roman"/>
           <w:b/>
           <w:bCs/>
-          <w:sz w:val="27"/>
-          <w:szCs w:val="27"/>
-          <w:lang w:eastAsia="ru-RU"/>
-        </w:rPr>
-        <w:t>4. Схемы (</w:t>
+          <w:sz w:val="28"/>
+          <w:szCs w:val="28"/>
+          <w:lang w:eastAsia="ru-RU"/>
+        </w:rPr>
+        <w:t>Схемы (</w:t>
       </w:r>
       <w:proofErr w:type="spellStart"/>
       <w:r>
@@ -1211,8 +1556,8 @@
           <w:rFonts w:ascii="Times New Roman" w:eastAsia="Times New Roman" w:hAnsi="Times New Roman" w:cs="Times New Roman"/>
           <w:b/>
           <w:bCs/>
-          <w:sz w:val="27"/>
-          <w:szCs w:val="27"/>
+          <w:sz w:val="28"/>
+          <w:szCs w:val="28"/>
           <w:lang w:eastAsia="ru-RU"/>
         </w:rPr>
         <w:t>schemas</w:t>
@@ -1223,8 +1568,8 @@
           <w:rFonts w:ascii="Times New Roman" w:eastAsia="Times New Roman" w:hAnsi="Times New Roman" w:cs="Times New Roman"/>
           <w:b/>
           <w:bCs/>
-          <w:sz w:val="27"/>
-          <w:szCs w:val="27"/>
+          <w:sz w:val="28"/>
+          <w:szCs w:val="28"/>
           <w:lang w:eastAsia="ru-RU"/>
         </w:rPr>
         <w:t>)</w:t>
@@ -1232,19 +1577,24 @@
     </w:p>
     <w:p>
       <w:pPr>
-        <w:spacing w:before="100" w:beforeAutospacing="1" w:after="100" w:afterAutospacing="1" w:line="240" w:lineRule="auto"/>
-        <w:rPr>
-          <w:rFonts w:ascii="Times New Roman" w:eastAsia="Times New Roman" w:hAnsi="Times New Roman" w:cs="Times New Roman"/>
-          <w:sz w:val="24"/>
-          <w:szCs w:val="24"/>
-          <w:lang w:eastAsia="ru-RU"/>
-        </w:rPr>
-      </w:pPr>
-      <w:r>
-        <w:rPr>
-          <w:rFonts w:ascii="Times New Roman" w:eastAsia="Times New Roman" w:hAnsi="Times New Roman" w:cs="Times New Roman"/>
-          <w:sz w:val="24"/>
-          <w:szCs w:val="24"/>
+        <w:tabs>
+          <w:tab w:val="left" w:pos="1134"/>
+        </w:tabs>
+        <w:spacing w:after="0" w:line="360" w:lineRule="auto"/>
+        <w:ind w:firstLine="709"/>
+        <w:jc w:val="both"/>
+        <w:rPr>
+          <w:rFonts w:ascii="Times New Roman" w:eastAsia="Times New Roman" w:hAnsi="Times New Roman" w:cs="Times New Roman"/>
+          <w:sz w:val="28"/>
+          <w:szCs w:val="28"/>
+          <w:lang w:eastAsia="ru-RU"/>
+        </w:rPr>
+      </w:pPr>
+      <w:r>
+        <w:rPr>
+          <w:rFonts w:ascii="Times New Roman" w:eastAsia="Times New Roman" w:hAnsi="Times New Roman" w:cs="Times New Roman"/>
+          <w:sz w:val="28"/>
+          <w:szCs w:val="28"/>
           <w:lang w:eastAsia="ru-RU"/>
         </w:rPr>
         <w:t xml:space="preserve">Используются для валидации и </w:t>
@@ -1253,8 +1603,8 @@
       <w:r>
         <w:rPr>
           <w:rFonts w:ascii="Times New Roman" w:eastAsia="Times New Roman" w:hAnsi="Times New Roman" w:cs="Times New Roman"/>
-          <w:sz w:val="24"/>
-          <w:szCs w:val="24"/>
+          <w:sz w:val="28"/>
+          <w:szCs w:val="28"/>
           <w:lang w:eastAsia="ru-RU"/>
         </w:rPr>
         <w:t>сериализации</w:t>
@@ -1263,8 +1613,8 @@
       <w:r>
         <w:rPr>
           <w:rFonts w:ascii="Times New Roman" w:eastAsia="Times New Roman" w:hAnsi="Times New Roman" w:cs="Times New Roman"/>
-          <w:sz w:val="24"/>
-          <w:szCs w:val="24"/>
+          <w:sz w:val="28"/>
+          <w:szCs w:val="28"/>
           <w:lang w:eastAsia="ru-RU"/>
         </w:rPr>
         <w:t xml:space="preserve"> данных.</w:t>
@@ -1272,19 +1622,24 @@
     </w:p>
     <w:p>
       <w:pPr>
-        <w:spacing w:before="100" w:beforeAutospacing="1" w:after="100" w:afterAutospacing="1" w:line="240" w:lineRule="auto"/>
-        <w:rPr>
-          <w:rFonts w:ascii="Times New Roman" w:eastAsia="Times New Roman" w:hAnsi="Times New Roman" w:cs="Times New Roman"/>
-          <w:sz w:val="24"/>
-          <w:szCs w:val="24"/>
-          <w:lang w:eastAsia="ru-RU"/>
-        </w:rPr>
-      </w:pPr>
-      <w:r>
-        <w:rPr>
-          <w:rFonts w:ascii="Times New Roman" w:eastAsia="Times New Roman" w:hAnsi="Times New Roman" w:cs="Times New Roman"/>
-          <w:sz w:val="24"/>
-          <w:szCs w:val="24"/>
+        <w:tabs>
+          <w:tab w:val="left" w:pos="1134"/>
+        </w:tabs>
+        <w:spacing w:after="0" w:line="360" w:lineRule="auto"/>
+        <w:ind w:firstLine="709"/>
+        <w:jc w:val="both"/>
+        <w:rPr>
+          <w:rFonts w:ascii="Times New Roman" w:eastAsia="Times New Roman" w:hAnsi="Times New Roman" w:cs="Times New Roman"/>
+          <w:sz w:val="28"/>
+          <w:szCs w:val="28"/>
+          <w:lang w:eastAsia="ru-RU"/>
+        </w:rPr>
+      </w:pPr>
+      <w:r>
+        <w:rPr>
+          <w:rFonts w:ascii="Times New Roman" w:eastAsia="Times New Roman" w:hAnsi="Times New Roman" w:cs="Times New Roman"/>
+          <w:sz w:val="28"/>
+          <w:szCs w:val="28"/>
           <w:lang w:eastAsia="ru-RU"/>
         </w:rPr>
         <w:t>Типы схем:</w:t>
@@ -1296,19 +1651,24 @@
           <w:ilvl w:val="0"/>
           <w:numId w:val="10"/>
         </w:numPr>
-        <w:spacing w:before="100" w:beforeAutospacing="1" w:after="100" w:afterAutospacing="1" w:line="240" w:lineRule="auto"/>
-        <w:rPr>
-          <w:rFonts w:ascii="Times New Roman" w:eastAsia="Times New Roman" w:hAnsi="Times New Roman" w:cs="Times New Roman"/>
-          <w:sz w:val="24"/>
-          <w:szCs w:val="24"/>
-          <w:lang w:eastAsia="ru-RU"/>
-        </w:rPr>
-      </w:pPr>
-      <w:r>
-        <w:rPr>
-          <w:rFonts w:ascii="Times New Roman" w:eastAsia="Times New Roman" w:hAnsi="Times New Roman" w:cs="Times New Roman"/>
-          <w:sz w:val="24"/>
-          <w:szCs w:val="24"/>
+        <w:tabs>
+          <w:tab w:val="left" w:pos="1134"/>
+        </w:tabs>
+        <w:spacing w:after="0" w:line="360" w:lineRule="auto"/>
+        <w:ind w:left="0" w:firstLine="709"/>
+        <w:jc w:val="both"/>
+        <w:rPr>
+          <w:rFonts w:ascii="Times New Roman" w:eastAsia="Times New Roman" w:hAnsi="Times New Roman" w:cs="Times New Roman"/>
+          <w:sz w:val="28"/>
+          <w:szCs w:val="28"/>
+          <w:lang w:eastAsia="ru-RU"/>
+        </w:rPr>
+      </w:pPr>
+      <w:r>
+        <w:rPr>
+          <w:rFonts w:ascii="Times New Roman" w:eastAsia="Times New Roman" w:hAnsi="Times New Roman" w:cs="Times New Roman"/>
+          <w:sz w:val="28"/>
+          <w:szCs w:val="28"/>
           <w:lang w:eastAsia="ru-RU"/>
         </w:rPr>
         <w:t>входные (</w:t>
@@ -1317,8 +1677,8 @@
       <w:r>
         <w:rPr>
           <w:rFonts w:ascii="Times New Roman" w:eastAsia="Times New Roman" w:hAnsi="Times New Roman" w:cs="Times New Roman"/>
-          <w:sz w:val="24"/>
-          <w:szCs w:val="24"/>
+          <w:sz w:val="28"/>
+          <w:szCs w:val="28"/>
           <w:lang w:eastAsia="ru-RU"/>
         </w:rPr>
         <w:t>Create</w:t>
@@ -1327,11 +1687,20 @@
       <w:r>
         <w:rPr>
           <w:rFonts w:ascii="Times New Roman" w:eastAsia="Times New Roman" w:hAnsi="Times New Roman" w:cs="Times New Roman"/>
-          <w:sz w:val="24"/>
-          <w:szCs w:val="24"/>
-          <w:lang w:eastAsia="ru-RU"/>
-        </w:rPr>
-        <w:t xml:space="preserve">) </w:t>
+          <w:sz w:val="28"/>
+          <w:szCs w:val="28"/>
+          <w:lang w:eastAsia="ru-RU"/>
+        </w:rPr>
+        <w:t>)</w:t>
+      </w:r>
+      <w:r>
+        <w:rPr>
+          <w:rFonts w:ascii="Times New Roman" w:eastAsia="Times New Roman" w:hAnsi="Times New Roman" w:cs="Times New Roman"/>
+          <w:sz w:val="28"/>
+          <w:szCs w:val="28"/>
+          <w:lang w:val="en-US" w:eastAsia="ru-RU"/>
+        </w:rPr>
+        <w:t>;</w:t>
       </w:r>
     </w:p>
     <w:p>
@@ -1340,19 +1709,24 @@
           <w:ilvl w:val="0"/>
           <w:numId w:val="10"/>
         </w:numPr>
-        <w:spacing w:before="100" w:beforeAutospacing="1" w:after="100" w:afterAutospacing="1" w:line="240" w:lineRule="auto"/>
-        <w:rPr>
-          <w:rFonts w:ascii="Times New Roman" w:eastAsia="Times New Roman" w:hAnsi="Times New Roman" w:cs="Times New Roman"/>
-          <w:sz w:val="24"/>
-          <w:szCs w:val="24"/>
-          <w:lang w:eastAsia="ru-RU"/>
-        </w:rPr>
-      </w:pPr>
-      <w:r>
-        <w:rPr>
-          <w:rFonts w:ascii="Times New Roman" w:eastAsia="Times New Roman" w:hAnsi="Times New Roman" w:cs="Times New Roman"/>
-          <w:sz w:val="24"/>
-          <w:szCs w:val="24"/>
+        <w:tabs>
+          <w:tab w:val="left" w:pos="1134"/>
+        </w:tabs>
+        <w:spacing w:after="0" w:line="360" w:lineRule="auto"/>
+        <w:ind w:left="0" w:firstLine="709"/>
+        <w:jc w:val="both"/>
+        <w:rPr>
+          <w:rFonts w:ascii="Times New Roman" w:eastAsia="Times New Roman" w:hAnsi="Times New Roman" w:cs="Times New Roman"/>
+          <w:sz w:val="28"/>
+          <w:szCs w:val="28"/>
+          <w:lang w:eastAsia="ru-RU"/>
+        </w:rPr>
+      </w:pPr>
+      <w:r>
+        <w:rPr>
+          <w:rFonts w:ascii="Times New Roman" w:eastAsia="Times New Roman" w:hAnsi="Times New Roman" w:cs="Times New Roman"/>
+          <w:sz w:val="28"/>
+          <w:szCs w:val="28"/>
           <w:lang w:eastAsia="ru-RU"/>
         </w:rPr>
         <w:t>выходные (</w:t>
@@ -1361,8 +1735,8 @@
       <w:r>
         <w:rPr>
           <w:rFonts w:ascii="Times New Roman" w:eastAsia="Times New Roman" w:hAnsi="Times New Roman" w:cs="Times New Roman"/>
-          <w:sz w:val="24"/>
-          <w:szCs w:val="24"/>
+          <w:sz w:val="28"/>
+          <w:szCs w:val="28"/>
           <w:lang w:eastAsia="ru-RU"/>
         </w:rPr>
         <w:t>Read</w:t>
@@ -1371,45 +1745,42 @@
       <w:r>
         <w:rPr>
           <w:rFonts w:ascii="Times New Roman" w:eastAsia="Times New Roman" w:hAnsi="Times New Roman" w:cs="Times New Roman"/>
-          <w:sz w:val="24"/>
-          <w:szCs w:val="24"/>
-          <w:lang w:eastAsia="ru-RU"/>
-        </w:rPr>
-        <w:t xml:space="preserve">) </w:t>
-      </w:r>
-    </w:p>
-    <w:p>
-      <w:pPr>
-        <w:spacing w:after="0" w:line="240" w:lineRule="auto"/>
-        <w:rPr>
-          <w:rFonts w:ascii="Times New Roman" w:eastAsia="Times New Roman" w:hAnsi="Times New Roman" w:cs="Times New Roman"/>
-          <w:sz w:val="24"/>
-          <w:szCs w:val="24"/>
-          <w:lang w:eastAsia="ru-RU"/>
-        </w:rPr>
-      </w:pPr>
-      <w:r>
-        <w:rPr>
-          <w:rFonts w:ascii="Times New Roman" w:eastAsia="Times New Roman" w:hAnsi="Times New Roman" w:cs="Times New Roman"/>
-          <w:sz w:val="24"/>
-          <w:szCs w:val="24"/>
-          <w:lang w:eastAsia="ru-RU"/>
-        </w:rPr>
-        <w:pict w14:anchorId="717B92F7">
-          <v:rect id="_x0000_i1028" style="width:0;height:1.5pt" o:hralign="center" o:hrstd="t" o:hr="t" fillcolor="#a0a0a0" stroked="f"/>
-        </w:pict>
-      </w:r>
-    </w:p>
-    <w:p>
-      <w:pPr>
-        <w:spacing w:before="100" w:beforeAutospacing="1" w:after="100" w:afterAutospacing="1" w:line="240" w:lineRule="auto"/>
+          <w:sz w:val="28"/>
+          <w:szCs w:val="28"/>
+          <w:lang w:eastAsia="ru-RU"/>
+        </w:rPr>
+        <w:t>)</w:t>
+      </w:r>
+      <w:r>
+        <w:rPr>
+          <w:rFonts w:ascii="Times New Roman" w:eastAsia="Times New Roman" w:hAnsi="Times New Roman" w:cs="Times New Roman"/>
+          <w:sz w:val="28"/>
+          <w:szCs w:val="28"/>
+          <w:lang w:val="en-US" w:eastAsia="ru-RU"/>
+        </w:rPr>
+        <w:t>.</w:t>
+      </w:r>
+    </w:p>
+    <w:p>
+      <w:pPr>
+        <w:pStyle w:val="a3"/>
+        <w:numPr>
+          <w:ilvl w:val="0"/>
+          <w:numId w:val="20"/>
+        </w:numPr>
+        <w:tabs>
+          <w:tab w:val="left" w:pos="1134"/>
+        </w:tabs>
+        <w:spacing w:after="0" w:line="360" w:lineRule="auto"/>
+        <w:ind w:left="0" w:firstLine="709"/>
+        <w:jc w:val="both"/>
         <w:outlineLvl w:val="2"/>
         <w:rPr>
           <w:rFonts w:ascii="Times New Roman" w:eastAsia="Times New Roman" w:hAnsi="Times New Roman" w:cs="Times New Roman"/>
           <w:b/>
           <w:bCs/>
-          <w:sz w:val="27"/>
-          <w:szCs w:val="27"/>
+          <w:sz w:val="28"/>
+          <w:szCs w:val="28"/>
           <w:lang w:eastAsia="ru-RU"/>
         </w:rPr>
       </w:pPr>
@@ -1418,38 +1789,44 @@
           <w:rFonts w:ascii="Times New Roman" w:eastAsia="Times New Roman" w:hAnsi="Times New Roman" w:cs="Times New Roman"/>
           <w:b/>
           <w:bCs/>
-          <w:sz w:val="27"/>
-          <w:szCs w:val="27"/>
-          <w:lang w:eastAsia="ru-RU"/>
-        </w:rPr>
-        <w:t>5. База данных</w:t>
-      </w:r>
-    </w:p>
-    <w:p>
-      <w:pPr>
-        <w:spacing w:before="100" w:beforeAutospacing="1" w:after="100" w:afterAutospacing="1" w:line="240" w:lineRule="auto"/>
-        <w:rPr>
-          <w:rFonts w:ascii="Times New Roman" w:eastAsia="Times New Roman" w:hAnsi="Times New Roman" w:cs="Times New Roman"/>
-          <w:sz w:val="24"/>
-          <w:szCs w:val="24"/>
-          <w:lang w:eastAsia="ru-RU"/>
-        </w:rPr>
-      </w:pPr>
-      <w:r>
-        <w:rPr>
-          <w:rFonts w:ascii="Times New Roman" w:eastAsia="Times New Roman" w:hAnsi="Times New Roman" w:cs="Times New Roman"/>
-          <w:sz w:val="24"/>
-          <w:szCs w:val="24"/>
-          <w:lang w:eastAsia="ru-RU"/>
-        </w:rPr>
+          <w:sz w:val="28"/>
+          <w:szCs w:val="28"/>
+          <w:lang w:eastAsia="ru-RU"/>
+        </w:rPr>
+        <w:t>База данных</w:t>
+      </w:r>
+    </w:p>
+    <w:p>
+      <w:pPr>
+        <w:tabs>
+          <w:tab w:val="left" w:pos="1134"/>
+        </w:tabs>
+        <w:spacing w:after="0" w:line="360" w:lineRule="auto"/>
+        <w:ind w:firstLine="709"/>
+        <w:jc w:val="both"/>
+        <w:rPr>
+          <w:rFonts w:ascii="Times New Roman" w:eastAsia="Times New Roman" w:hAnsi="Times New Roman" w:cs="Times New Roman"/>
+          <w:sz w:val="28"/>
+          <w:szCs w:val="28"/>
+          <w:lang w:eastAsia="ru-RU"/>
+        </w:rPr>
+      </w:pPr>
+      <w:r>
+        <w:rPr>
+          <w:rFonts w:ascii="Times New Roman" w:eastAsia="Times New Roman" w:hAnsi="Times New Roman" w:cs="Times New Roman"/>
+          <w:sz w:val="28"/>
+          <w:szCs w:val="28"/>
+          <w:lang w:eastAsia="ru-RU"/>
+        </w:rPr>
+        <w:lastRenderedPageBreak/>
         <w:t xml:space="preserve">Используется </w:t>
       </w:r>
       <w:proofErr w:type="spellStart"/>
       <w:r>
         <w:rPr>
           <w:rFonts w:ascii="Times New Roman" w:eastAsia="Times New Roman" w:hAnsi="Times New Roman" w:cs="Times New Roman"/>
-          <w:sz w:val="24"/>
-          <w:szCs w:val="24"/>
+          <w:sz w:val="28"/>
+          <w:szCs w:val="28"/>
           <w:lang w:eastAsia="ru-RU"/>
         </w:rPr>
         <w:t>SQLite</w:t>
@@ -1458,8 +1835,8 @@
       <w:r>
         <w:rPr>
           <w:rFonts w:ascii="Times New Roman" w:eastAsia="Times New Roman" w:hAnsi="Times New Roman" w:cs="Times New Roman"/>
-          <w:sz w:val="24"/>
-          <w:szCs w:val="24"/>
+          <w:sz w:val="28"/>
+          <w:szCs w:val="28"/>
           <w:lang w:eastAsia="ru-RU"/>
         </w:rPr>
         <w:t>.</w:t>
@@ -1467,19 +1844,24 @@
     </w:p>
     <w:p>
       <w:pPr>
-        <w:spacing w:before="100" w:beforeAutospacing="1" w:after="100" w:afterAutospacing="1" w:line="240" w:lineRule="auto"/>
-        <w:rPr>
-          <w:rFonts w:ascii="Times New Roman" w:eastAsia="Times New Roman" w:hAnsi="Times New Roman" w:cs="Times New Roman"/>
-          <w:sz w:val="24"/>
-          <w:szCs w:val="24"/>
-          <w:lang w:eastAsia="ru-RU"/>
-        </w:rPr>
-      </w:pPr>
-      <w:r>
-        <w:rPr>
-          <w:rFonts w:ascii="Times New Roman" w:eastAsia="Times New Roman" w:hAnsi="Times New Roman" w:cs="Times New Roman"/>
-          <w:sz w:val="24"/>
-          <w:szCs w:val="24"/>
+        <w:tabs>
+          <w:tab w:val="left" w:pos="1134"/>
+        </w:tabs>
+        <w:spacing w:after="0" w:line="360" w:lineRule="auto"/>
+        <w:ind w:firstLine="709"/>
+        <w:jc w:val="both"/>
+        <w:rPr>
+          <w:rFonts w:ascii="Times New Roman" w:eastAsia="Times New Roman" w:hAnsi="Times New Roman" w:cs="Times New Roman"/>
+          <w:sz w:val="28"/>
+          <w:szCs w:val="28"/>
+          <w:lang w:eastAsia="ru-RU"/>
+        </w:rPr>
+      </w:pPr>
+      <w:r>
+        <w:rPr>
+          <w:rFonts w:ascii="Times New Roman" w:eastAsia="Times New Roman" w:hAnsi="Times New Roman" w:cs="Times New Roman"/>
+          <w:sz w:val="28"/>
+          <w:szCs w:val="28"/>
           <w:lang w:eastAsia="ru-RU"/>
         </w:rPr>
         <w:t>Функции:</w:t>
@@ -1491,22 +1873,36 @@
           <w:ilvl w:val="0"/>
           <w:numId w:val="11"/>
         </w:numPr>
-        <w:spacing w:before="100" w:beforeAutospacing="1" w:after="100" w:afterAutospacing="1" w:line="240" w:lineRule="auto"/>
-        <w:rPr>
-          <w:rFonts w:ascii="Times New Roman" w:eastAsia="Times New Roman" w:hAnsi="Times New Roman" w:cs="Times New Roman"/>
-          <w:sz w:val="24"/>
-          <w:szCs w:val="24"/>
-          <w:lang w:eastAsia="ru-RU"/>
-        </w:rPr>
-      </w:pPr>
-      <w:r>
-        <w:rPr>
-          <w:rFonts w:ascii="Times New Roman" w:eastAsia="Times New Roman" w:hAnsi="Times New Roman" w:cs="Times New Roman"/>
-          <w:sz w:val="24"/>
-          <w:szCs w:val="24"/>
-          <w:lang w:eastAsia="ru-RU"/>
-        </w:rPr>
-        <w:t xml:space="preserve">хранение пользователей </w:t>
+        <w:tabs>
+          <w:tab w:val="left" w:pos="1134"/>
+        </w:tabs>
+        <w:spacing w:after="0" w:line="360" w:lineRule="auto"/>
+        <w:ind w:left="0" w:firstLine="709"/>
+        <w:jc w:val="both"/>
+        <w:rPr>
+          <w:rFonts w:ascii="Times New Roman" w:eastAsia="Times New Roman" w:hAnsi="Times New Roman" w:cs="Times New Roman"/>
+          <w:sz w:val="28"/>
+          <w:szCs w:val="28"/>
+          <w:lang w:eastAsia="ru-RU"/>
+        </w:rPr>
+      </w:pPr>
+      <w:r>
+        <w:rPr>
+          <w:rFonts w:ascii="Times New Roman" w:eastAsia="Times New Roman" w:hAnsi="Times New Roman" w:cs="Times New Roman"/>
+          <w:sz w:val="28"/>
+          <w:szCs w:val="28"/>
+          <w:lang w:eastAsia="ru-RU"/>
+        </w:rPr>
+        <w:t>хранение пользователей</w:t>
+      </w:r>
+      <w:r>
+        <w:rPr>
+          <w:rFonts w:ascii="Times New Roman" w:eastAsia="Times New Roman" w:hAnsi="Times New Roman" w:cs="Times New Roman"/>
+          <w:sz w:val="28"/>
+          <w:szCs w:val="28"/>
+          <w:lang w:val="en-US" w:eastAsia="ru-RU"/>
+        </w:rPr>
+        <w:t>;</w:t>
       </w:r>
     </w:p>
     <w:p>
@@ -1515,56 +1911,58 @@
           <w:ilvl w:val="0"/>
           <w:numId w:val="11"/>
         </w:numPr>
-        <w:spacing w:before="100" w:beforeAutospacing="1" w:after="100" w:afterAutospacing="1" w:line="240" w:lineRule="auto"/>
-        <w:rPr>
-          <w:rFonts w:ascii="Times New Roman" w:eastAsia="Times New Roman" w:hAnsi="Times New Roman" w:cs="Times New Roman"/>
-          <w:sz w:val="24"/>
-          <w:szCs w:val="24"/>
-          <w:lang w:eastAsia="ru-RU"/>
-        </w:rPr>
-      </w:pPr>
-      <w:r>
-        <w:rPr>
-          <w:rFonts w:ascii="Times New Roman" w:eastAsia="Times New Roman" w:hAnsi="Times New Roman" w:cs="Times New Roman"/>
-          <w:sz w:val="24"/>
-          <w:szCs w:val="24"/>
-          <w:lang w:eastAsia="ru-RU"/>
-        </w:rPr>
-        <w:t xml:space="preserve">хранение сделок </w:t>
-      </w:r>
-    </w:p>
-    <w:p>
-      <w:pPr>
-        <w:spacing w:after="0" w:line="240" w:lineRule="auto"/>
-        <w:rPr>
-          <w:rFonts w:ascii="Times New Roman" w:eastAsia="Times New Roman" w:hAnsi="Times New Roman" w:cs="Times New Roman"/>
-          <w:sz w:val="24"/>
-          <w:szCs w:val="24"/>
-          <w:lang w:eastAsia="ru-RU"/>
-        </w:rPr>
-      </w:pPr>
-      <w:r>
-        <w:rPr>
-          <w:rFonts w:ascii="Times New Roman" w:eastAsia="Times New Roman" w:hAnsi="Times New Roman" w:cs="Times New Roman"/>
-          <w:sz w:val="24"/>
-          <w:szCs w:val="24"/>
-          <w:lang w:eastAsia="ru-RU"/>
-        </w:rPr>
-        <w:pict w14:anchorId="2CC1EF10">
-          <v:rect id="_x0000_i1029" style="width:0;height:1.5pt" o:hralign="center" o:hrstd="t" o:hr="t" fillcolor="#a0a0a0" stroked="f"/>
-        </w:pict>
-      </w:r>
-    </w:p>
-    <w:p>
-      <w:pPr>
-        <w:spacing w:before="100" w:beforeAutospacing="1" w:after="100" w:afterAutospacing="1" w:line="240" w:lineRule="auto"/>
+        <w:tabs>
+          <w:tab w:val="left" w:pos="1134"/>
+        </w:tabs>
+        <w:spacing w:after="0" w:line="360" w:lineRule="auto"/>
+        <w:ind w:left="0" w:firstLine="709"/>
+        <w:jc w:val="both"/>
+        <w:rPr>
+          <w:rFonts w:ascii="Times New Roman" w:eastAsia="Times New Roman" w:hAnsi="Times New Roman" w:cs="Times New Roman"/>
+          <w:sz w:val="28"/>
+          <w:szCs w:val="28"/>
+          <w:lang w:eastAsia="ru-RU"/>
+        </w:rPr>
+      </w:pPr>
+      <w:r>
+        <w:rPr>
+          <w:rFonts w:ascii="Times New Roman" w:eastAsia="Times New Roman" w:hAnsi="Times New Roman" w:cs="Times New Roman"/>
+          <w:sz w:val="28"/>
+          <w:szCs w:val="28"/>
+          <w:lang w:eastAsia="ru-RU"/>
+        </w:rPr>
+        <w:t>хранение сделок</w:t>
+      </w:r>
+      <w:r>
+        <w:rPr>
+          <w:rFonts w:ascii="Times New Roman" w:eastAsia="Times New Roman" w:hAnsi="Times New Roman" w:cs="Times New Roman"/>
+          <w:sz w:val="28"/>
+          <w:szCs w:val="28"/>
+          <w:lang w:val="en-US" w:eastAsia="ru-RU"/>
+        </w:rPr>
+        <w:t>.</w:t>
+      </w:r>
+    </w:p>
+    <w:p>
+      <w:pPr>
+        <w:pStyle w:val="a3"/>
+        <w:numPr>
+          <w:ilvl w:val="0"/>
+          <w:numId w:val="20"/>
+        </w:numPr>
+        <w:tabs>
+          <w:tab w:val="left" w:pos="1134"/>
+        </w:tabs>
+        <w:spacing w:after="0" w:line="360" w:lineRule="auto"/>
+        <w:ind w:left="0" w:firstLine="709"/>
+        <w:jc w:val="both"/>
         <w:outlineLvl w:val="2"/>
         <w:rPr>
           <w:rFonts w:ascii="Times New Roman" w:eastAsia="Times New Roman" w:hAnsi="Times New Roman" w:cs="Times New Roman"/>
           <w:b/>
           <w:bCs/>
-          <w:sz w:val="27"/>
-          <w:szCs w:val="27"/>
+          <w:sz w:val="28"/>
+          <w:szCs w:val="28"/>
           <w:lang w:eastAsia="ru-RU"/>
         </w:rPr>
       </w:pPr>
@@ -1573,28 +1971,33 @@
           <w:rFonts w:ascii="Times New Roman" w:eastAsia="Times New Roman" w:hAnsi="Times New Roman" w:cs="Times New Roman"/>
           <w:b/>
           <w:bCs/>
-          <w:sz w:val="27"/>
-          <w:szCs w:val="27"/>
-          <w:lang w:eastAsia="ru-RU"/>
-        </w:rPr>
-        <w:t>6. Система авторизации (JWT)</w:t>
-      </w:r>
-    </w:p>
-    <w:p>
-      <w:pPr>
-        <w:spacing w:before="100" w:beforeAutospacing="1" w:after="100" w:afterAutospacing="1" w:line="240" w:lineRule="auto"/>
-        <w:rPr>
-          <w:rFonts w:ascii="Times New Roman" w:eastAsia="Times New Roman" w:hAnsi="Times New Roman" w:cs="Times New Roman"/>
-          <w:sz w:val="24"/>
-          <w:szCs w:val="24"/>
-          <w:lang w:eastAsia="ru-RU"/>
-        </w:rPr>
-      </w:pPr>
-      <w:r>
-        <w:rPr>
-          <w:rFonts w:ascii="Times New Roman" w:eastAsia="Times New Roman" w:hAnsi="Times New Roman" w:cs="Times New Roman"/>
-          <w:sz w:val="24"/>
-          <w:szCs w:val="24"/>
+          <w:sz w:val="28"/>
+          <w:szCs w:val="28"/>
+          <w:lang w:eastAsia="ru-RU"/>
+        </w:rPr>
+        <w:t>Система авторизации (JWT)</w:t>
+      </w:r>
+    </w:p>
+    <w:p>
+      <w:pPr>
+        <w:tabs>
+          <w:tab w:val="left" w:pos="1134"/>
+        </w:tabs>
+        <w:spacing w:after="0" w:line="360" w:lineRule="auto"/>
+        <w:ind w:firstLine="709"/>
+        <w:jc w:val="both"/>
+        <w:rPr>
+          <w:rFonts w:ascii="Times New Roman" w:eastAsia="Times New Roman" w:hAnsi="Times New Roman" w:cs="Times New Roman"/>
+          <w:sz w:val="28"/>
+          <w:szCs w:val="28"/>
+          <w:lang w:eastAsia="ru-RU"/>
+        </w:rPr>
+      </w:pPr>
+      <w:r>
+        <w:rPr>
+          <w:rFonts w:ascii="Times New Roman" w:eastAsia="Times New Roman" w:hAnsi="Times New Roman" w:cs="Times New Roman"/>
+          <w:sz w:val="28"/>
+          <w:szCs w:val="28"/>
           <w:lang w:eastAsia="ru-RU"/>
         </w:rPr>
         <w:t>Обеспечивает безопасность системы.</w:t>
@@ -1602,19 +2005,24 @@
     </w:p>
     <w:p>
       <w:pPr>
-        <w:spacing w:before="100" w:beforeAutospacing="1" w:after="100" w:afterAutospacing="1" w:line="240" w:lineRule="auto"/>
-        <w:rPr>
-          <w:rFonts w:ascii="Times New Roman" w:eastAsia="Times New Roman" w:hAnsi="Times New Roman" w:cs="Times New Roman"/>
-          <w:sz w:val="24"/>
-          <w:szCs w:val="24"/>
-          <w:lang w:eastAsia="ru-RU"/>
-        </w:rPr>
-      </w:pPr>
-      <w:r>
-        <w:rPr>
-          <w:rFonts w:ascii="Times New Roman" w:eastAsia="Times New Roman" w:hAnsi="Times New Roman" w:cs="Times New Roman"/>
-          <w:sz w:val="24"/>
-          <w:szCs w:val="24"/>
+        <w:tabs>
+          <w:tab w:val="left" w:pos="1134"/>
+        </w:tabs>
+        <w:spacing w:after="0" w:line="360" w:lineRule="auto"/>
+        <w:ind w:firstLine="709"/>
+        <w:jc w:val="both"/>
+        <w:rPr>
+          <w:rFonts w:ascii="Times New Roman" w:eastAsia="Times New Roman" w:hAnsi="Times New Roman" w:cs="Times New Roman"/>
+          <w:sz w:val="28"/>
+          <w:szCs w:val="28"/>
+          <w:lang w:eastAsia="ru-RU"/>
+        </w:rPr>
+      </w:pPr>
+      <w:r>
+        <w:rPr>
+          <w:rFonts w:ascii="Times New Roman" w:eastAsia="Times New Roman" w:hAnsi="Times New Roman" w:cs="Times New Roman"/>
+          <w:sz w:val="28"/>
+          <w:szCs w:val="28"/>
           <w:lang w:eastAsia="ru-RU"/>
         </w:rPr>
         <w:t>Функции:</w:t>
@@ -1626,22 +2034,36 @@
           <w:ilvl w:val="0"/>
           <w:numId w:val="12"/>
         </w:numPr>
-        <w:spacing w:before="100" w:beforeAutospacing="1" w:after="100" w:afterAutospacing="1" w:line="240" w:lineRule="auto"/>
-        <w:rPr>
-          <w:rFonts w:ascii="Times New Roman" w:eastAsia="Times New Roman" w:hAnsi="Times New Roman" w:cs="Times New Roman"/>
-          <w:sz w:val="24"/>
-          <w:szCs w:val="24"/>
-          <w:lang w:eastAsia="ru-RU"/>
-        </w:rPr>
-      </w:pPr>
-      <w:r>
-        <w:rPr>
-          <w:rFonts w:ascii="Times New Roman" w:eastAsia="Times New Roman" w:hAnsi="Times New Roman" w:cs="Times New Roman"/>
-          <w:sz w:val="24"/>
-          <w:szCs w:val="24"/>
-          <w:lang w:eastAsia="ru-RU"/>
-        </w:rPr>
-        <w:t xml:space="preserve">генерация токенов </w:t>
+        <w:tabs>
+          <w:tab w:val="left" w:pos="1134"/>
+        </w:tabs>
+        <w:spacing w:after="0" w:line="360" w:lineRule="auto"/>
+        <w:ind w:left="0" w:firstLine="709"/>
+        <w:jc w:val="both"/>
+        <w:rPr>
+          <w:rFonts w:ascii="Times New Roman" w:eastAsia="Times New Roman" w:hAnsi="Times New Roman" w:cs="Times New Roman"/>
+          <w:sz w:val="28"/>
+          <w:szCs w:val="28"/>
+          <w:lang w:eastAsia="ru-RU"/>
+        </w:rPr>
+      </w:pPr>
+      <w:r>
+        <w:rPr>
+          <w:rFonts w:ascii="Times New Roman" w:eastAsia="Times New Roman" w:hAnsi="Times New Roman" w:cs="Times New Roman"/>
+          <w:sz w:val="28"/>
+          <w:szCs w:val="28"/>
+          <w:lang w:eastAsia="ru-RU"/>
+        </w:rPr>
+        <w:t>генерация токенов</w:t>
+      </w:r>
+      <w:r>
+        <w:rPr>
+          <w:rFonts w:ascii="Times New Roman" w:eastAsia="Times New Roman" w:hAnsi="Times New Roman" w:cs="Times New Roman"/>
+          <w:sz w:val="28"/>
+          <w:szCs w:val="28"/>
+          <w:lang w:val="en-US" w:eastAsia="ru-RU"/>
+        </w:rPr>
+        <w:t>;</w:t>
       </w:r>
     </w:p>
     <w:p>
@@ -1650,23 +2072,36 @@
           <w:ilvl w:val="0"/>
           <w:numId w:val="12"/>
         </w:numPr>
-        <w:spacing w:before="100" w:beforeAutospacing="1" w:after="100" w:afterAutospacing="1" w:line="240" w:lineRule="auto"/>
-        <w:rPr>
-          <w:rFonts w:ascii="Times New Roman" w:eastAsia="Times New Roman" w:hAnsi="Times New Roman" w:cs="Times New Roman"/>
-          <w:sz w:val="24"/>
-          <w:szCs w:val="24"/>
-          <w:lang w:eastAsia="ru-RU"/>
-        </w:rPr>
-      </w:pPr>
-      <w:r>
-        <w:rPr>
-          <w:rFonts w:ascii="Times New Roman" w:eastAsia="Times New Roman" w:hAnsi="Times New Roman" w:cs="Times New Roman"/>
-          <w:sz w:val="24"/>
-          <w:szCs w:val="24"/>
-          <w:lang w:eastAsia="ru-RU"/>
-        </w:rPr>
-        <w:lastRenderedPageBreak/>
-        <w:t xml:space="preserve">проверка пользователя </w:t>
+        <w:tabs>
+          <w:tab w:val="left" w:pos="1134"/>
+        </w:tabs>
+        <w:spacing w:after="0" w:line="360" w:lineRule="auto"/>
+        <w:ind w:left="0" w:firstLine="709"/>
+        <w:jc w:val="both"/>
+        <w:rPr>
+          <w:rFonts w:ascii="Times New Roman" w:eastAsia="Times New Roman" w:hAnsi="Times New Roman" w:cs="Times New Roman"/>
+          <w:sz w:val="28"/>
+          <w:szCs w:val="28"/>
+          <w:lang w:eastAsia="ru-RU"/>
+        </w:rPr>
+      </w:pPr>
+      <w:r>
+        <w:rPr>
+          <w:rFonts w:ascii="Times New Roman" w:eastAsia="Times New Roman" w:hAnsi="Times New Roman" w:cs="Times New Roman"/>
+          <w:sz w:val="28"/>
+          <w:szCs w:val="28"/>
+          <w:lang w:eastAsia="ru-RU"/>
+        </w:rPr>
+        <w:t>проверка пользователя</w:t>
+      </w:r>
+      <w:r>
+        <w:rPr>
+          <w:rFonts w:ascii="Times New Roman" w:eastAsia="Times New Roman" w:hAnsi="Times New Roman" w:cs="Times New Roman"/>
+          <w:sz w:val="28"/>
+          <w:szCs w:val="28"/>
+          <w:lang w:val="en-US" w:eastAsia="ru-RU"/>
+        </w:rPr>
+        <w:t>;</w:t>
       </w:r>
     </w:p>
     <w:p>
@@ -1675,19 +2110,24 @@
           <w:ilvl w:val="0"/>
           <w:numId w:val="12"/>
         </w:numPr>
-        <w:spacing w:before="100" w:beforeAutospacing="1" w:after="100" w:afterAutospacing="1" w:line="240" w:lineRule="auto"/>
-        <w:rPr>
-          <w:rFonts w:ascii="Times New Roman" w:eastAsia="Times New Roman" w:hAnsi="Times New Roman" w:cs="Times New Roman"/>
-          <w:sz w:val="24"/>
-          <w:szCs w:val="24"/>
-          <w:lang w:eastAsia="ru-RU"/>
-        </w:rPr>
-      </w:pPr>
-      <w:r>
-        <w:rPr>
-          <w:rFonts w:ascii="Times New Roman" w:eastAsia="Times New Roman" w:hAnsi="Times New Roman" w:cs="Times New Roman"/>
-          <w:sz w:val="24"/>
-          <w:szCs w:val="24"/>
+        <w:tabs>
+          <w:tab w:val="left" w:pos="1134"/>
+        </w:tabs>
+        <w:spacing w:after="0" w:line="360" w:lineRule="auto"/>
+        <w:ind w:left="0" w:firstLine="709"/>
+        <w:jc w:val="both"/>
+        <w:rPr>
+          <w:rFonts w:ascii="Times New Roman" w:eastAsia="Times New Roman" w:hAnsi="Times New Roman" w:cs="Times New Roman"/>
+          <w:sz w:val="28"/>
+          <w:szCs w:val="28"/>
+          <w:lang w:eastAsia="ru-RU"/>
+        </w:rPr>
+      </w:pPr>
+      <w:r>
+        <w:rPr>
+          <w:rFonts w:ascii="Times New Roman" w:eastAsia="Times New Roman" w:hAnsi="Times New Roman" w:cs="Times New Roman"/>
+          <w:sz w:val="28"/>
+          <w:szCs w:val="28"/>
           <w:lang w:eastAsia="ru-RU"/>
         </w:rPr>
         <w:t xml:space="preserve">защита </w:t>
@@ -1696,17 +2136,25 @@
       <w:r>
         <w:rPr>
           <w:rFonts w:ascii="Times New Roman" w:eastAsia="Times New Roman" w:hAnsi="Times New Roman" w:cs="Times New Roman"/>
-          <w:sz w:val="24"/>
-          <w:szCs w:val="24"/>
+          <w:sz w:val="28"/>
+          <w:szCs w:val="28"/>
           <w:lang w:eastAsia="ru-RU"/>
         </w:rPr>
         <w:t>эндпоинтов</w:t>
       </w:r>
       <w:proofErr w:type="spellEnd"/>
-    </w:p>
-    <w:p>
-      <w:pPr>
-        <w:spacing w:before="360" w:after="240" w:line="240" w:lineRule="auto"/>
+      <w:r>
+        <w:rPr>
+          <w:rFonts w:ascii="Times New Roman" w:eastAsia="Times New Roman" w:hAnsi="Times New Roman" w:cs="Times New Roman"/>
+          <w:sz w:val="28"/>
+          <w:szCs w:val="28"/>
+          <w:lang w:val="en-US" w:eastAsia="ru-RU"/>
+        </w:rPr>
+        <w:t>.</w:t>
+      </w:r>
+    </w:p>
+    <w:p>
+      <w:pPr>
         <w:rPr>
           <w:rFonts w:ascii="Times New Roman" w:hAnsi="Times New Roman"/>
           <w:b/>
@@ -1720,11 +2168,16 @@
         <w:pStyle w:val="a3"/>
         <w:numPr>
           <w:ilvl w:val="0"/>
-          <w:numId w:val="1"/>
+          <w:numId w:val="21"/>
         </w:numPr>
-        <w:spacing w:before="360" w:after="240" w:line="240" w:lineRule="auto"/>
-        <w:rPr>
-          <w:rFonts w:ascii="Times New Roman" w:hAnsi="Times New Roman"/>
+        <w:tabs>
+          <w:tab w:val="left" w:pos="1134"/>
+        </w:tabs>
+        <w:spacing w:after="0" w:line="360" w:lineRule="auto"/>
+        <w:ind w:left="0" w:firstLine="709"/>
+        <w:jc w:val="both"/>
+        <w:rPr>
+          <w:rFonts w:ascii="Times New Roman" w:hAnsi="Times New Roman" w:cs="Times New Roman"/>
           <w:b/>
           <w:sz w:val="28"/>
           <w:szCs w:val="28"/>
@@ -1732,7 +2185,7 @@
       </w:pPr>
       <w:r>
         <w:rPr>
-          <w:rFonts w:ascii="Times New Roman" w:hAnsi="Times New Roman"/>
+          <w:rFonts w:ascii="Times New Roman" w:hAnsi="Times New Roman" w:cs="Times New Roman"/>
           <w:b/>
           <w:sz w:val="28"/>
           <w:szCs w:val="28"/>
@@ -1743,20 +2196,47 @@
     <w:p>
       <w:pPr>
         <w:pStyle w:val="a8"/>
-      </w:pPr>
-      <w:r>
+        <w:tabs>
+          <w:tab w:val="left" w:pos="1134"/>
+        </w:tabs>
+        <w:spacing w:before="0" w:beforeAutospacing="0" w:after="0" w:afterAutospacing="0" w:line="360" w:lineRule="auto"/>
+        <w:ind w:firstLine="709"/>
+        <w:jc w:val="both"/>
+        <w:rPr>
+          <w:sz w:val="28"/>
+          <w:szCs w:val="28"/>
+        </w:rPr>
+      </w:pPr>
+      <w:r>
+        <w:rPr>
+          <w:sz w:val="28"/>
+          <w:szCs w:val="28"/>
+        </w:rPr>
         <w:t>Система содержит две основные сущности:</w:t>
       </w:r>
     </w:p>
     <w:p>
       <w:pPr>
         <w:pStyle w:val="3"/>
+        <w:tabs>
+          <w:tab w:val="left" w:pos="1134"/>
+        </w:tabs>
+        <w:spacing w:before="0" w:beforeAutospacing="0" w:after="0" w:afterAutospacing="0" w:line="360" w:lineRule="auto"/>
+        <w:ind w:firstLine="709"/>
+        <w:jc w:val="both"/>
+        <w:rPr>
+          <w:sz w:val="28"/>
+          <w:szCs w:val="28"/>
+          <w:lang w:val="en-US"/>
+        </w:rPr>
       </w:pPr>
       <w:r>
         <w:rPr>
           <w:rStyle w:val="a9"/>
           <w:b/>
           <w:bCs/>
+          <w:sz w:val="28"/>
+          <w:szCs w:val="28"/>
         </w:rPr>
         <w:t xml:space="preserve">Таблица </w:t>
       </w:r>
@@ -1766,395 +2246,955 @@
           <w:rStyle w:val="a9"/>
           <w:b/>
           <w:bCs/>
+          <w:sz w:val="28"/>
+          <w:szCs w:val="28"/>
         </w:rPr>
         <w:t>Users</w:t>
       </w:r>
       <w:proofErr w:type="spellEnd"/>
-    </w:p>
-    <w:p>
-      <w:pPr>
-        <w:numPr>
-          <w:ilvl w:val="0"/>
-          <w:numId w:val="13"/>
-        </w:numPr>
-        <w:spacing w:before="100" w:beforeAutospacing="1" w:after="100" w:afterAutospacing="1" w:line="240" w:lineRule="auto"/>
-      </w:pPr>
-      <w:proofErr w:type="spellStart"/>
-      <w:r>
-        <w:t>id</w:t>
-      </w:r>
-      <w:proofErr w:type="spellEnd"/>
-      <w:r>
-        <w:t xml:space="preserve"> (PK) </w:t>
-      </w:r>
-    </w:p>
-    <w:p>
-      <w:pPr>
-        <w:numPr>
-          <w:ilvl w:val="0"/>
-          <w:numId w:val="13"/>
-        </w:numPr>
-        <w:spacing w:before="100" w:beforeAutospacing="1" w:after="100" w:afterAutospacing="1" w:line="240" w:lineRule="auto"/>
-      </w:pPr>
-      <w:proofErr w:type="spellStart"/>
-      <w:r>
-        <w:t>email</w:t>
-      </w:r>
-      <w:proofErr w:type="spellEnd"/>
-      <w:r>
-        <w:t xml:space="preserve"> (уникальный) </w:t>
-      </w:r>
-    </w:p>
-    <w:p>
-      <w:pPr>
-        <w:numPr>
-          <w:ilvl w:val="0"/>
-          <w:numId w:val="13"/>
-        </w:numPr>
-        <w:spacing w:before="100" w:beforeAutospacing="1" w:after="100" w:afterAutospacing="1" w:line="240" w:lineRule="auto"/>
-      </w:pPr>
-      <w:proofErr w:type="spellStart"/>
-      <w:r>
-        <w:t>hashed_password</w:t>
-      </w:r>
-      <w:proofErr w:type="spellEnd"/>
-      <w:r>
-        <w:t xml:space="preserve"> </w:t>
-      </w:r>
-    </w:p>
-    <w:p>
-      <w:pPr>
-        <w:numPr>
-          <w:ilvl w:val="0"/>
-          <w:numId w:val="13"/>
-        </w:numPr>
-        <w:spacing w:before="100" w:beforeAutospacing="1" w:after="100" w:afterAutospacing="1" w:line="240" w:lineRule="auto"/>
-      </w:pPr>
-      <w:proofErr w:type="spellStart"/>
-      <w:r>
-        <w:t>is_active</w:t>
-      </w:r>
-      <w:proofErr w:type="spellEnd"/>
-      <w:r>
-        <w:t xml:space="preserve"> </w:t>
-      </w:r>
-    </w:p>
-    <w:p>
-      <w:pPr>
-        <w:numPr>
-          <w:ilvl w:val="0"/>
-          <w:numId w:val="13"/>
-        </w:numPr>
-        <w:spacing w:before="100" w:beforeAutospacing="1" w:after="100" w:afterAutospacing="1" w:line="240" w:lineRule="auto"/>
-      </w:pPr>
-      <w:proofErr w:type="spellStart"/>
-      <w:r>
-        <w:t>created_at</w:t>
-      </w:r>
-      <w:proofErr w:type="spellEnd"/>
-      <w:r>
-        <w:t xml:space="preserve"> </w:t>
-      </w:r>
-    </w:p>
-    <w:p>
-      <w:pPr>
-        <w:spacing w:after="0"/>
-      </w:pPr>
-      <w:r>
-        <w:pict w14:anchorId="70D232FB">
-          <v:rect id="_x0000_i1125" style="width:0;height:1.5pt" o:hralign="center" o:hrstd="t" o:hr="t" fillcolor="#a0a0a0" stroked="f"/>
-        </w:pict>
-      </w:r>
-    </w:p>
-    <w:p>
-      <w:pPr>
-        <w:pStyle w:val="3"/>
-      </w:pPr>
       <w:r>
         <w:rPr>
           <w:rStyle w:val="a9"/>
           <w:b/>
           <w:bCs/>
-        </w:rPr>
-        <w:t xml:space="preserve">Таблица </w:t>
-      </w:r>
+          <w:sz w:val="28"/>
+          <w:szCs w:val="28"/>
+          <w:lang w:val="en-US"/>
+        </w:rPr>
+        <w:t>:</w:t>
+      </w:r>
+    </w:p>
+    <w:p>
+      <w:pPr>
+        <w:numPr>
+          <w:ilvl w:val="0"/>
+          <w:numId w:val="22"/>
+        </w:numPr>
+        <w:tabs>
+          <w:tab w:val="left" w:pos="1134"/>
+        </w:tabs>
+        <w:spacing w:after="0" w:line="360" w:lineRule="auto"/>
+        <w:ind w:left="0" w:firstLine="709"/>
+        <w:jc w:val="both"/>
+        <w:rPr>
+          <w:rFonts w:ascii="Times New Roman" w:hAnsi="Times New Roman" w:cs="Times New Roman"/>
+          <w:sz w:val="28"/>
+          <w:szCs w:val="28"/>
+        </w:rPr>
+      </w:pPr>
       <w:proofErr w:type="spellStart"/>
+      <w:r>
+        <w:rPr>
+          <w:rFonts w:ascii="Times New Roman" w:hAnsi="Times New Roman" w:cs="Times New Roman"/>
+          <w:sz w:val="28"/>
+          <w:szCs w:val="28"/>
+        </w:rPr>
+        <w:t>id</w:t>
+      </w:r>
+      <w:proofErr w:type="spellEnd"/>
+      <w:r>
+        <w:rPr>
+          <w:rFonts w:ascii="Times New Roman" w:hAnsi="Times New Roman" w:cs="Times New Roman"/>
+          <w:sz w:val="28"/>
+          <w:szCs w:val="28"/>
+        </w:rPr>
+        <w:t xml:space="preserve"> (PK)</w:t>
+      </w:r>
+      <w:r>
+        <w:rPr>
+          <w:rFonts w:ascii="Times New Roman" w:hAnsi="Times New Roman" w:cs="Times New Roman"/>
+          <w:sz w:val="28"/>
+          <w:szCs w:val="28"/>
+          <w:lang w:val="en-US"/>
+        </w:rPr>
+        <w:t>;</w:t>
+      </w:r>
+    </w:p>
+    <w:p>
+      <w:pPr>
+        <w:numPr>
+          <w:ilvl w:val="0"/>
+          <w:numId w:val="22"/>
+        </w:numPr>
+        <w:tabs>
+          <w:tab w:val="left" w:pos="1134"/>
+        </w:tabs>
+        <w:spacing w:after="0" w:line="360" w:lineRule="auto"/>
+        <w:ind w:left="0" w:firstLine="709"/>
+        <w:jc w:val="both"/>
+        <w:rPr>
+          <w:rFonts w:ascii="Times New Roman" w:hAnsi="Times New Roman" w:cs="Times New Roman"/>
+          <w:sz w:val="28"/>
+          <w:szCs w:val="28"/>
+        </w:rPr>
+      </w:pPr>
+      <w:proofErr w:type="spellStart"/>
+      <w:r>
+        <w:rPr>
+          <w:rFonts w:ascii="Times New Roman" w:hAnsi="Times New Roman" w:cs="Times New Roman"/>
+          <w:sz w:val="28"/>
+          <w:szCs w:val="28"/>
+        </w:rPr>
+        <w:t>email</w:t>
+      </w:r>
+      <w:proofErr w:type="spellEnd"/>
+      <w:r>
+        <w:rPr>
+          <w:rFonts w:ascii="Times New Roman" w:hAnsi="Times New Roman" w:cs="Times New Roman"/>
+          <w:sz w:val="28"/>
+          <w:szCs w:val="28"/>
+        </w:rPr>
+        <w:t xml:space="preserve"> (уникальный)</w:t>
+      </w:r>
+      <w:r>
+        <w:rPr>
+          <w:rFonts w:ascii="Times New Roman" w:hAnsi="Times New Roman" w:cs="Times New Roman"/>
+          <w:sz w:val="28"/>
+          <w:szCs w:val="28"/>
+          <w:lang w:val="en-US"/>
+        </w:rPr>
+        <w:t>;</w:t>
+      </w:r>
+    </w:p>
+    <w:p>
+      <w:pPr>
+        <w:numPr>
+          <w:ilvl w:val="0"/>
+          <w:numId w:val="22"/>
+        </w:numPr>
+        <w:tabs>
+          <w:tab w:val="left" w:pos="1134"/>
+        </w:tabs>
+        <w:spacing w:after="0" w:line="360" w:lineRule="auto"/>
+        <w:ind w:left="0" w:firstLine="709"/>
+        <w:jc w:val="both"/>
+        <w:rPr>
+          <w:rFonts w:ascii="Times New Roman" w:hAnsi="Times New Roman" w:cs="Times New Roman"/>
+          <w:sz w:val="28"/>
+          <w:szCs w:val="28"/>
+        </w:rPr>
+      </w:pPr>
+      <w:proofErr w:type="spellStart"/>
+      <w:r>
+        <w:rPr>
+          <w:rFonts w:ascii="Times New Roman" w:hAnsi="Times New Roman" w:cs="Times New Roman"/>
+          <w:sz w:val="28"/>
+          <w:szCs w:val="28"/>
+        </w:rPr>
+        <w:t>hashed_password</w:t>
+      </w:r>
+      <w:proofErr w:type="spellEnd"/>
+      <w:r>
+        <w:rPr>
+          <w:rFonts w:ascii="Times New Roman" w:hAnsi="Times New Roman" w:cs="Times New Roman"/>
+          <w:sz w:val="28"/>
+          <w:szCs w:val="28"/>
+          <w:lang w:val="en-US"/>
+        </w:rPr>
+        <w:t>;</w:t>
+      </w:r>
+    </w:p>
+    <w:p>
+      <w:pPr>
+        <w:numPr>
+          <w:ilvl w:val="0"/>
+          <w:numId w:val="22"/>
+        </w:numPr>
+        <w:tabs>
+          <w:tab w:val="left" w:pos="1134"/>
+        </w:tabs>
+        <w:spacing w:after="0" w:line="360" w:lineRule="auto"/>
+        <w:ind w:left="0" w:firstLine="709"/>
+        <w:jc w:val="both"/>
+        <w:rPr>
+          <w:rFonts w:ascii="Times New Roman" w:hAnsi="Times New Roman" w:cs="Times New Roman"/>
+          <w:sz w:val="28"/>
+          <w:szCs w:val="28"/>
+        </w:rPr>
+      </w:pPr>
+      <w:proofErr w:type="spellStart"/>
+      <w:r>
+        <w:rPr>
+          <w:rFonts w:ascii="Times New Roman" w:hAnsi="Times New Roman" w:cs="Times New Roman"/>
+          <w:sz w:val="28"/>
+          <w:szCs w:val="28"/>
+        </w:rPr>
+        <w:t>is_active</w:t>
+      </w:r>
+      <w:proofErr w:type="spellEnd"/>
+      <w:r>
+        <w:rPr>
+          <w:rFonts w:ascii="Times New Roman" w:hAnsi="Times New Roman" w:cs="Times New Roman"/>
+          <w:sz w:val="28"/>
+          <w:szCs w:val="28"/>
+          <w:lang w:val="en-US"/>
+        </w:rPr>
+        <w:t>;</w:t>
+      </w:r>
+    </w:p>
+    <w:p>
+      <w:pPr>
+        <w:numPr>
+          <w:ilvl w:val="0"/>
+          <w:numId w:val="22"/>
+        </w:numPr>
+        <w:tabs>
+          <w:tab w:val="left" w:pos="1134"/>
+        </w:tabs>
+        <w:spacing w:after="0" w:line="360" w:lineRule="auto"/>
+        <w:ind w:left="0" w:firstLine="709"/>
+        <w:jc w:val="both"/>
+        <w:rPr>
+          <w:rFonts w:ascii="Times New Roman" w:hAnsi="Times New Roman" w:cs="Times New Roman"/>
+          <w:sz w:val="28"/>
+          <w:szCs w:val="28"/>
+        </w:rPr>
+      </w:pPr>
+      <w:proofErr w:type="spellStart"/>
+      <w:r>
+        <w:rPr>
+          <w:rFonts w:ascii="Times New Roman" w:hAnsi="Times New Roman" w:cs="Times New Roman"/>
+          <w:sz w:val="28"/>
+          <w:szCs w:val="28"/>
+        </w:rPr>
+        <w:t>created_at</w:t>
+      </w:r>
+      <w:proofErr w:type="spellEnd"/>
+      <w:r>
+        <w:rPr>
+          <w:rFonts w:ascii="Times New Roman" w:hAnsi="Times New Roman" w:cs="Times New Roman"/>
+          <w:sz w:val="28"/>
+          <w:szCs w:val="28"/>
+          <w:lang w:val="en-US"/>
+        </w:rPr>
+        <w:t>.</w:t>
+      </w:r>
+    </w:p>
+    <w:p>
+      <w:pPr>
+        <w:pStyle w:val="3"/>
+        <w:tabs>
+          <w:tab w:val="left" w:pos="1134"/>
+        </w:tabs>
+        <w:spacing w:before="0" w:beforeAutospacing="0" w:after="0" w:afterAutospacing="0" w:line="360" w:lineRule="auto"/>
+        <w:ind w:firstLine="709"/>
+        <w:jc w:val="both"/>
+        <w:rPr>
+          <w:sz w:val="28"/>
+          <w:szCs w:val="28"/>
+          <w:lang w:val="en-US"/>
+        </w:rPr>
+      </w:pPr>
       <w:r>
         <w:rPr>
           <w:rStyle w:val="a9"/>
           <w:b/>
           <w:bCs/>
-        </w:rPr>
-        <w:t>Deals</w:t>
-      </w:r>
-      <w:proofErr w:type="spellEnd"/>
-    </w:p>
-    <w:p>
-      <w:pPr>
-        <w:numPr>
-          <w:ilvl w:val="0"/>
-          <w:numId w:val="14"/>
-        </w:numPr>
-        <w:spacing w:before="100" w:beforeAutospacing="1" w:after="100" w:afterAutospacing="1" w:line="240" w:lineRule="auto"/>
-      </w:pPr>
+          <w:sz w:val="28"/>
+          <w:szCs w:val="28"/>
+        </w:rPr>
+        <w:t xml:space="preserve">Таблица </w:t>
+      </w:r>
       <w:proofErr w:type="spellStart"/>
-      <w:r>
-        <w:t>id</w:t>
-      </w:r>
-      <w:proofErr w:type="spellEnd"/>
-      <w:r>
-        <w:t xml:space="preserve"> (PK) </w:t>
-      </w:r>
-    </w:p>
-    <w:p>
-      <w:pPr>
-        <w:numPr>
-          <w:ilvl w:val="0"/>
-          <w:numId w:val="14"/>
-        </w:numPr>
-        <w:spacing w:before="100" w:beforeAutospacing="1" w:after="100" w:afterAutospacing="1" w:line="240" w:lineRule="auto"/>
-        <w:rPr>
-          <w:lang w:val="en-US"/>
-        </w:rPr>
-      </w:pPr>
-      <w:proofErr w:type="spellStart"/>
-      <w:r>
-        <w:rPr>
-          <w:lang w:val="en-US"/>
-        </w:rPr>
-        <w:t>user_id</w:t>
-      </w:r>
-      <w:proofErr w:type="spellEnd"/>
-      <w:r>
-        <w:rPr>
-          <w:lang w:val="en-US"/>
-        </w:rPr>
-        <w:t xml:space="preserve"> (FK → Users.id) </w:t>
-      </w:r>
-    </w:p>
-    <w:p>
-      <w:pPr>
-        <w:numPr>
-          <w:ilvl w:val="0"/>
-          <w:numId w:val="14"/>
-        </w:numPr>
-        <w:spacing w:before="100" w:beforeAutospacing="1" w:after="100" w:afterAutospacing="1" w:line="240" w:lineRule="auto"/>
-      </w:pPr>
-      <w:proofErr w:type="spellStart"/>
-      <w:r>
-        <w:t>date</w:t>
-      </w:r>
-      <w:proofErr w:type="spellEnd"/>
-      <w:r>
-        <w:t xml:space="preserve"> </w:t>
-      </w:r>
-    </w:p>
-    <w:p>
-      <w:pPr>
-        <w:numPr>
-          <w:ilvl w:val="0"/>
-          <w:numId w:val="14"/>
-        </w:numPr>
-        <w:spacing w:before="100" w:beforeAutospacing="1" w:after="100" w:afterAutospacing="1" w:line="240" w:lineRule="auto"/>
-      </w:pPr>
-      <w:proofErr w:type="spellStart"/>
-      <w:r>
-        <w:t>asset</w:t>
-      </w:r>
-      <w:proofErr w:type="spellEnd"/>
-      <w:r>
-        <w:t xml:space="preserve"> </w:t>
-      </w:r>
-    </w:p>
-    <w:p>
-      <w:pPr>
-        <w:numPr>
-          <w:ilvl w:val="0"/>
-          <w:numId w:val="14"/>
-        </w:numPr>
-        <w:spacing w:before="100" w:beforeAutospacing="1" w:after="100" w:afterAutospacing="1" w:line="240" w:lineRule="auto"/>
-      </w:pPr>
-      <w:proofErr w:type="spellStart"/>
-      <w:r>
-        <w:t>direction</w:t>
-      </w:r>
-      <w:proofErr w:type="spellEnd"/>
-      <w:r>
-        <w:t xml:space="preserve"> </w:t>
-      </w:r>
-    </w:p>
-    <w:p>
-      <w:pPr>
-        <w:numPr>
-          <w:ilvl w:val="0"/>
-          <w:numId w:val="14"/>
-        </w:numPr>
-        <w:spacing w:before="100" w:beforeAutospacing="1" w:after="100" w:afterAutospacing="1" w:line="240" w:lineRule="auto"/>
-      </w:pPr>
-      <w:proofErr w:type="spellStart"/>
-      <w:r>
-        <w:t>result</w:t>
-      </w:r>
-      <w:proofErr w:type="spellEnd"/>
-      <w:r>
-        <w:t xml:space="preserve"> </w:t>
-      </w:r>
-    </w:p>
-    <w:p>
-      <w:pPr>
-        <w:numPr>
-          <w:ilvl w:val="0"/>
-          <w:numId w:val="14"/>
-        </w:numPr>
-        <w:spacing w:before="100" w:beforeAutospacing="1" w:after="100" w:afterAutospacing="1" w:line="240" w:lineRule="auto"/>
-      </w:pPr>
-      <w:proofErr w:type="spellStart"/>
-      <w:r>
-        <w:t>amount</w:t>
-      </w:r>
-      <w:proofErr w:type="spellEnd"/>
-      <w:r>
-        <w:t xml:space="preserve"> </w:t>
-      </w:r>
-    </w:p>
-    <w:p>
-      <w:pPr>
-        <w:numPr>
-          <w:ilvl w:val="0"/>
-          <w:numId w:val="14"/>
-        </w:numPr>
-        <w:spacing w:before="100" w:beforeAutospacing="1" w:after="100" w:afterAutospacing="1" w:line="240" w:lineRule="auto"/>
-      </w:pPr>
-      <w:proofErr w:type="spellStart"/>
-      <w:r>
-        <w:t>price</w:t>
-      </w:r>
-      <w:proofErr w:type="spellEnd"/>
-      <w:r>
-        <w:t xml:space="preserve"> </w:t>
-      </w:r>
-    </w:p>
-    <w:p>
-      <w:pPr>
-        <w:numPr>
-          <w:ilvl w:val="0"/>
-          <w:numId w:val="14"/>
-        </w:numPr>
-        <w:spacing w:before="100" w:beforeAutospacing="1" w:after="100" w:afterAutospacing="1" w:line="240" w:lineRule="auto"/>
-      </w:pPr>
-      <w:proofErr w:type="spellStart"/>
-      <w:r>
-        <w:t>rr_ratio</w:t>
-      </w:r>
-      <w:proofErr w:type="spellEnd"/>
-      <w:r>
-        <w:t xml:space="preserve"> </w:t>
-      </w:r>
-    </w:p>
-    <w:p>
-      <w:pPr>
-        <w:numPr>
-          <w:ilvl w:val="0"/>
-          <w:numId w:val="14"/>
-        </w:numPr>
-        <w:spacing w:before="100" w:beforeAutospacing="1" w:after="100" w:afterAutospacing="1" w:line="240" w:lineRule="auto"/>
-      </w:pPr>
-      <w:proofErr w:type="spellStart"/>
-      <w:r>
-        <w:t>comment</w:t>
-      </w:r>
-      <w:proofErr w:type="spellEnd"/>
-      <w:r>
-        <w:t xml:space="preserve"> </w:t>
-      </w:r>
-    </w:p>
-    <w:p>
-      <w:pPr>
-        <w:numPr>
-          <w:ilvl w:val="0"/>
-          <w:numId w:val="14"/>
-        </w:numPr>
-        <w:spacing w:before="100" w:beforeAutospacing="1" w:after="100" w:afterAutospacing="1" w:line="240" w:lineRule="auto"/>
-      </w:pPr>
-      <w:proofErr w:type="spellStart"/>
-      <w:r>
-        <w:t>timeframe</w:t>
-      </w:r>
-      <w:proofErr w:type="spellEnd"/>
-      <w:r>
-        <w:t xml:space="preserve"> </w:t>
-      </w:r>
-    </w:p>
-    <w:p>
-      <w:pPr>
-        <w:numPr>
-          <w:ilvl w:val="0"/>
-          <w:numId w:val="14"/>
-        </w:numPr>
-        <w:spacing w:before="100" w:beforeAutospacing="1" w:after="100" w:afterAutospacing="1" w:line="240" w:lineRule="auto"/>
-      </w:pPr>
-      <w:proofErr w:type="spellStart"/>
-      <w:r>
-        <w:t>created_at</w:t>
-      </w:r>
-      <w:proofErr w:type="spellEnd"/>
-      <w:r>
-        <w:t xml:space="preserve"> </w:t>
-      </w:r>
-    </w:p>
-    <w:p>
-      <w:pPr>
-        <w:spacing w:after="0"/>
-      </w:pPr>
-      <w:r>
-        <w:pict w14:anchorId="4AFAB177">
-          <v:rect id="_x0000_i1126" style="width:0;height:1.5pt" o:hralign="center" o:hrstd="t" o:hr="t" fillcolor="#a0a0a0" stroked="f"/>
-        </w:pict>
-      </w:r>
-    </w:p>
-    <w:p>
-      <w:pPr>
-        <w:pStyle w:val="3"/>
-      </w:pPr>
       <w:r>
         <w:rPr>
           <w:rStyle w:val="a9"/>
           <w:b/>
           <w:bCs/>
-        </w:rPr>
-        <w:t>Связи</w:t>
+          <w:sz w:val="28"/>
+          <w:szCs w:val="28"/>
+        </w:rPr>
+        <w:t>Deals</w:t>
+      </w:r>
+      <w:proofErr w:type="spellEnd"/>
+      <w:r>
+        <w:rPr>
+          <w:rStyle w:val="a9"/>
+          <w:b/>
+          <w:bCs/>
+          <w:sz w:val="28"/>
+          <w:szCs w:val="28"/>
+          <w:lang w:val="en-US"/>
+        </w:rPr>
+        <w:t>:</w:t>
       </w:r>
     </w:p>
     <w:p>
       <w:pPr>
         <w:numPr>
           <w:ilvl w:val="0"/>
-          <w:numId w:val="15"/>
+          <w:numId w:val="23"/>
         </w:numPr>
-        <w:spacing w:before="100" w:beforeAutospacing="1" w:after="100" w:afterAutospacing="1" w:line="240" w:lineRule="auto"/>
-      </w:pPr>
-      <w:r>
-        <w:t>Один пользователь может иметь много сделок (</w:t>
-      </w:r>
-      <w:proofErr w:type="gramStart"/>
-      <w:r>
-        <w:t>1:N</w:t>
-      </w:r>
-      <w:proofErr w:type="gramEnd"/>
-      <w:r>
-        <w:t xml:space="preserve">) </w:t>
+        <w:tabs>
+          <w:tab w:val="left" w:pos="1134"/>
+        </w:tabs>
+        <w:spacing w:after="0" w:line="360" w:lineRule="auto"/>
+        <w:ind w:left="0" w:firstLine="709"/>
+        <w:jc w:val="both"/>
+        <w:rPr>
+          <w:rFonts w:ascii="Times New Roman" w:hAnsi="Times New Roman" w:cs="Times New Roman"/>
+          <w:sz w:val="28"/>
+          <w:szCs w:val="28"/>
+        </w:rPr>
+      </w:pPr>
+      <w:proofErr w:type="spellStart"/>
+      <w:r>
+        <w:rPr>
+          <w:rFonts w:ascii="Times New Roman" w:hAnsi="Times New Roman" w:cs="Times New Roman"/>
+          <w:sz w:val="28"/>
+          <w:szCs w:val="28"/>
+        </w:rPr>
+        <w:t>id</w:t>
+      </w:r>
+      <w:proofErr w:type="spellEnd"/>
+      <w:r>
+        <w:rPr>
+          <w:rFonts w:ascii="Times New Roman" w:hAnsi="Times New Roman" w:cs="Times New Roman"/>
+          <w:sz w:val="28"/>
+          <w:szCs w:val="28"/>
+        </w:rPr>
+        <w:t xml:space="preserve"> (PK)</w:t>
+      </w:r>
+      <w:r>
+        <w:rPr>
+          <w:rFonts w:ascii="Times New Roman" w:hAnsi="Times New Roman" w:cs="Times New Roman"/>
+          <w:sz w:val="28"/>
+          <w:szCs w:val="28"/>
+          <w:lang w:val="en-US"/>
+        </w:rPr>
+        <w:t>;</w:t>
       </w:r>
     </w:p>
     <w:p>
       <w:pPr>
         <w:numPr>
           <w:ilvl w:val="0"/>
-          <w:numId w:val="15"/>
+          <w:numId w:val="23"/>
         </w:numPr>
-        <w:spacing w:before="100" w:beforeAutospacing="1" w:after="100" w:afterAutospacing="1" w:line="240" w:lineRule="auto"/>
-      </w:pPr>
-      <w:r>
+        <w:tabs>
+          <w:tab w:val="left" w:pos="1134"/>
+        </w:tabs>
+        <w:spacing w:after="0" w:line="360" w:lineRule="auto"/>
+        <w:ind w:left="0" w:firstLine="709"/>
+        <w:jc w:val="both"/>
+        <w:rPr>
+          <w:rFonts w:ascii="Times New Roman" w:hAnsi="Times New Roman" w:cs="Times New Roman"/>
+          <w:sz w:val="28"/>
+          <w:szCs w:val="28"/>
+          <w:lang w:val="en-US"/>
+        </w:rPr>
+      </w:pPr>
+      <w:proofErr w:type="spellStart"/>
+      <w:r>
+        <w:rPr>
+          <w:rFonts w:ascii="Times New Roman" w:hAnsi="Times New Roman" w:cs="Times New Roman"/>
+          <w:sz w:val="28"/>
+          <w:szCs w:val="28"/>
+          <w:lang w:val="en-US"/>
+        </w:rPr>
+        <w:t>user_id</w:t>
+      </w:r>
+      <w:proofErr w:type="spellEnd"/>
+      <w:r>
+        <w:rPr>
+          <w:rFonts w:ascii="Times New Roman" w:hAnsi="Times New Roman" w:cs="Times New Roman"/>
+          <w:sz w:val="28"/>
+          <w:szCs w:val="28"/>
+          <w:lang w:val="en-US"/>
+        </w:rPr>
+        <w:t xml:space="preserve"> (FK → Users.id)</w:t>
+      </w:r>
+      <w:r>
+        <w:rPr>
+          <w:rFonts w:ascii="Times New Roman" w:hAnsi="Times New Roman" w:cs="Times New Roman"/>
+          <w:sz w:val="28"/>
+          <w:szCs w:val="28"/>
+          <w:lang w:val="en-US"/>
+        </w:rPr>
+        <w:t>;</w:t>
+      </w:r>
+    </w:p>
+    <w:p>
+      <w:pPr>
+        <w:numPr>
+          <w:ilvl w:val="0"/>
+          <w:numId w:val="23"/>
+        </w:numPr>
+        <w:tabs>
+          <w:tab w:val="left" w:pos="1134"/>
+        </w:tabs>
+        <w:spacing w:after="0" w:line="360" w:lineRule="auto"/>
+        <w:ind w:left="0" w:firstLine="709"/>
+        <w:jc w:val="both"/>
+        <w:rPr>
+          <w:rFonts w:ascii="Times New Roman" w:hAnsi="Times New Roman" w:cs="Times New Roman"/>
+          <w:sz w:val="28"/>
+          <w:szCs w:val="28"/>
+        </w:rPr>
+      </w:pPr>
+      <w:proofErr w:type="spellStart"/>
+      <w:r>
+        <w:rPr>
+          <w:rFonts w:ascii="Times New Roman" w:hAnsi="Times New Roman" w:cs="Times New Roman"/>
+          <w:sz w:val="28"/>
+          <w:szCs w:val="28"/>
+        </w:rPr>
+        <w:t>date</w:t>
+      </w:r>
+      <w:proofErr w:type="spellEnd"/>
+      <w:r>
+        <w:rPr>
+          <w:rFonts w:ascii="Times New Roman" w:hAnsi="Times New Roman" w:cs="Times New Roman"/>
+          <w:sz w:val="28"/>
+          <w:szCs w:val="28"/>
+          <w:lang w:val="en-US"/>
+        </w:rPr>
+        <w:t>;</w:t>
+      </w:r>
+    </w:p>
+    <w:p>
+      <w:pPr>
+        <w:numPr>
+          <w:ilvl w:val="0"/>
+          <w:numId w:val="23"/>
+        </w:numPr>
+        <w:tabs>
+          <w:tab w:val="left" w:pos="1134"/>
+        </w:tabs>
+        <w:spacing w:after="0" w:line="360" w:lineRule="auto"/>
+        <w:ind w:left="0" w:firstLine="709"/>
+        <w:jc w:val="both"/>
+        <w:rPr>
+          <w:rFonts w:ascii="Times New Roman" w:hAnsi="Times New Roman" w:cs="Times New Roman"/>
+          <w:sz w:val="28"/>
+          <w:szCs w:val="28"/>
+        </w:rPr>
+      </w:pPr>
+      <w:proofErr w:type="spellStart"/>
+      <w:r>
+        <w:rPr>
+          <w:rFonts w:ascii="Times New Roman" w:hAnsi="Times New Roman" w:cs="Times New Roman"/>
+          <w:sz w:val="28"/>
+          <w:szCs w:val="28"/>
+        </w:rPr>
+        <w:t>asset</w:t>
+      </w:r>
+      <w:proofErr w:type="spellEnd"/>
+      <w:r>
+        <w:rPr>
+          <w:rFonts w:ascii="Times New Roman" w:hAnsi="Times New Roman" w:cs="Times New Roman"/>
+          <w:sz w:val="28"/>
+          <w:szCs w:val="28"/>
+          <w:lang w:val="en-US"/>
+        </w:rPr>
+        <w:t>;</w:t>
+      </w:r>
+    </w:p>
+    <w:p>
+      <w:pPr>
+        <w:numPr>
+          <w:ilvl w:val="0"/>
+          <w:numId w:val="23"/>
+        </w:numPr>
+        <w:tabs>
+          <w:tab w:val="left" w:pos="1134"/>
+        </w:tabs>
+        <w:spacing w:after="0" w:line="360" w:lineRule="auto"/>
+        <w:ind w:left="0" w:firstLine="709"/>
+        <w:jc w:val="both"/>
+        <w:rPr>
+          <w:rFonts w:ascii="Times New Roman" w:hAnsi="Times New Roman" w:cs="Times New Roman"/>
+          <w:sz w:val="28"/>
+          <w:szCs w:val="28"/>
+        </w:rPr>
+      </w:pPr>
+      <w:proofErr w:type="spellStart"/>
+      <w:r>
+        <w:rPr>
+          <w:rFonts w:ascii="Times New Roman" w:hAnsi="Times New Roman" w:cs="Times New Roman"/>
+          <w:sz w:val="28"/>
+          <w:szCs w:val="28"/>
+        </w:rPr>
+        <w:t>direction</w:t>
+      </w:r>
+      <w:proofErr w:type="spellEnd"/>
+      <w:r>
+        <w:rPr>
+          <w:rFonts w:ascii="Times New Roman" w:hAnsi="Times New Roman" w:cs="Times New Roman"/>
+          <w:sz w:val="28"/>
+          <w:szCs w:val="28"/>
+          <w:lang w:val="en-US"/>
+        </w:rPr>
+        <w:t>;</w:t>
+      </w:r>
+    </w:p>
+    <w:p>
+      <w:pPr>
+        <w:numPr>
+          <w:ilvl w:val="0"/>
+          <w:numId w:val="23"/>
+        </w:numPr>
+        <w:tabs>
+          <w:tab w:val="left" w:pos="1134"/>
+        </w:tabs>
+        <w:spacing w:after="0" w:line="360" w:lineRule="auto"/>
+        <w:ind w:left="0" w:firstLine="709"/>
+        <w:jc w:val="both"/>
+        <w:rPr>
+          <w:rFonts w:ascii="Times New Roman" w:hAnsi="Times New Roman" w:cs="Times New Roman"/>
+          <w:sz w:val="28"/>
+          <w:szCs w:val="28"/>
+        </w:rPr>
+      </w:pPr>
+      <w:proofErr w:type="spellStart"/>
+      <w:r>
+        <w:rPr>
+          <w:rFonts w:ascii="Times New Roman" w:hAnsi="Times New Roman" w:cs="Times New Roman"/>
+          <w:sz w:val="28"/>
+          <w:szCs w:val="28"/>
+        </w:rPr>
+        <w:t>result</w:t>
+      </w:r>
+      <w:proofErr w:type="spellEnd"/>
+      <w:r>
+        <w:rPr>
+          <w:rFonts w:ascii="Times New Roman" w:hAnsi="Times New Roman" w:cs="Times New Roman"/>
+          <w:sz w:val="28"/>
+          <w:szCs w:val="28"/>
+          <w:lang w:val="en-US"/>
+        </w:rPr>
+        <w:t>;</w:t>
+      </w:r>
+    </w:p>
+    <w:p>
+      <w:pPr>
+        <w:numPr>
+          <w:ilvl w:val="0"/>
+          <w:numId w:val="23"/>
+        </w:numPr>
+        <w:tabs>
+          <w:tab w:val="left" w:pos="1134"/>
+        </w:tabs>
+        <w:spacing w:after="0" w:line="360" w:lineRule="auto"/>
+        <w:ind w:left="0" w:firstLine="709"/>
+        <w:jc w:val="both"/>
+        <w:rPr>
+          <w:rFonts w:ascii="Times New Roman" w:hAnsi="Times New Roman" w:cs="Times New Roman"/>
+          <w:sz w:val="28"/>
+          <w:szCs w:val="28"/>
+        </w:rPr>
+      </w:pPr>
+      <w:proofErr w:type="spellStart"/>
+      <w:r>
+        <w:rPr>
+          <w:rFonts w:ascii="Times New Roman" w:hAnsi="Times New Roman" w:cs="Times New Roman"/>
+          <w:sz w:val="28"/>
+          <w:szCs w:val="28"/>
+        </w:rPr>
+        <w:t>amount</w:t>
+      </w:r>
+      <w:proofErr w:type="spellEnd"/>
+      <w:r>
+        <w:rPr>
+          <w:rFonts w:ascii="Times New Roman" w:hAnsi="Times New Roman" w:cs="Times New Roman"/>
+          <w:sz w:val="28"/>
+          <w:szCs w:val="28"/>
+          <w:lang w:val="en-US"/>
+        </w:rPr>
+        <w:t>;</w:t>
+      </w:r>
+    </w:p>
+    <w:p>
+      <w:pPr>
+        <w:numPr>
+          <w:ilvl w:val="0"/>
+          <w:numId w:val="23"/>
+        </w:numPr>
+        <w:tabs>
+          <w:tab w:val="left" w:pos="1134"/>
+        </w:tabs>
+        <w:spacing w:after="0" w:line="360" w:lineRule="auto"/>
+        <w:ind w:left="0" w:firstLine="709"/>
+        <w:jc w:val="both"/>
+        <w:rPr>
+          <w:rFonts w:ascii="Times New Roman" w:hAnsi="Times New Roman" w:cs="Times New Roman"/>
+          <w:sz w:val="28"/>
+          <w:szCs w:val="28"/>
+        </w:rPr>
+      </w:pPr>
+      <w:proofErr w:type="spellStart"/>
+      <w:r>
+        <w:rPr>
+          <w:rFonts w:ascii="Times New Roman" w:hAnsi="Times New Roman" w:cs="Times New Roman"/>
+          <w:sz w:val="28"/>
+          <w:szCs w:val="28"/>
+        </w:rPr>
+        <w:t>price</w:t>
+      </w:r>
+      <w:proofErr w:type="spellEnd"/>
+      <w:r>
+        <w:rPr>
+          <w:rFonts w:ascii="Times New Roman" w:hAnsi="Times New Roman" w:cs="Times New Roman"/>
+          <w:sz w:val="28"/>
+          <w:szCs w:val="28"/>
+          <w:lang w:val="en-US"/>
+        </w:rPr>
+        <w:t>;</w:t>
+      </w:r>
+    </w:p>
+    <w:p>
+      <w:pPr>
+        <w:numPr>
+          <w:ilvl w:val="0"/>
+          <w:numId w:val="23"/>
+        </w:numPr>
+        <w:tabs>
+          <w:tab w:val="left" w:pos="1134"/>
+        </w:tabs>
+        <w:spacing w:after="0" w:line="360" w:lineRule="auto"/>
+        <w:ind w:left="0" w:firstLine="709"/>
+        <w:jc w:val="both"/>
+        <w:rPr>
+          <w:rFonts w:ascii="Times New Roman" w:hAnsi="Times New Roman" w:cs="Times New Roman"/>
+          <w:sz w:val="28"/>
+          <w:szCs w:val="28"/>
+        </w:rPr>
+      </w:pPr>
+      <w:proofErr w:type="spellStart"/>
+      <w:r>
+        <w:rPr>
+          <w:rFonts w:ascii="Times New Roman" w:hAnsi="Times New Roman" w:cs="Times New Roman"/>
+          <w:sz w:val="28"/>
+          <w:szCs w:val="28"/>
+        </w:rPr>
+        <w:t>rr_ratio</w:t>
+      </w:r>
+      <w:proofErr w:type="spellEnd"/>
+      <w:r>
+        <w:rPr>
+          <w:rFonts w:ascii="Times New Roman" w:hAnsi="Times New Roman" w:cs="Times New Roman"/>
+          <w:sz w:val="28"/>
+          <w:szCs w:val="28"/>
+          <w:lang w:val="en-US"/>
+        </w:rPr>
+        <w:t>;</w:t>
+      </w:r>
+    </w:p>
+    <w:p>
+      <w:pPr>
+        <w:numPr>
+          <w:ilvl w:val="0"/>
+          <w:numId w:val="23"/>
+        </w:numPr>
+        <w:tabs>
+          <w:tab w:val="left" w:pos="1134"/>
+        </w:tabs>
+        <w:spacing w:after="0" w:line="360" w:lineRule="auto"/>
+        <w:ind w:left="0" w:firstLine="709"/>
+        <w:jc w:val="both"/>
+        <w:rPr>
+          <w:rFonts w:ascii="Times New Roman" w:hAnsi="Times New Roman" w:cs="Times New Roman"/>
+          <w:sz w:val="28"/>
+          <w:szCs w:val="28"/>
+        </w:rPr>
+      </w:pPr>
+      <w:proofErr w:type="spellStart"/>
+      <w:r>
+        <w:rPr>
+          <w:rFonts w:ascii="Times New Roman" w:hAnsi="Times New Roman" w:cs="Times New Roman"/>
+          <w:sz w:val="28"/>
+          <w:szCs w:val="28"/>
+        </w:rPr>
+        <w:t>comment</w:t>
+      </w:r>
+      <w:proofErr w:type="spellEnd"/>
+      <w:r>
+        <w:rPr>
+          <w:rFonts w:ascii="Times New Roman" w:hAnsi="Times New Roman" w:cs="Times New Roman"/>
+          <w:sz w:val="28"/>
+          <w:szCs w:val="28"/>
+          <w:lang w:val="en-US"/>
+        </w:rPr>
+        <w:t>;</w:t>
+      </w:r>
+    </w:p>
+    <w:p>
+      <w:pPr>
+        <w:numPr>
+          <w:ilvl w:val="0"/>
+          <w:numId w:val="23"/>
+        </w:numPr>
+        <w:tabs>
+          <w:tab w:val="left" w:pos="1134"/>
+        </w:tabs>
+        <w:spacing w:after="0" w:line="360" w:lineRule="auto"/>
+        <w:ind w:left="0" w:firstLine="709"/>
+        <w:jc w:val="both"/>
+        <w:rPr>
+          <w:rFonts w:ascii="Times New Roman" w:hAnsi="Times New Roman" w:cs="Times New Roman"/>
+          <w:sz w:val="28"/>
+          <w:szCs w:val="28"/>
+        </w:rPr>
+      </w:pPr>
+      <w:proofErr w:type="spellStart"/>
+      <w:r>
+        <w:rPr>
+          <w:rFonts w:ascii="Times New Roman" w:hAnsi="Times New Roman" w:cs="Times New Roman"/>
+          <w:sz w:val="28"/>
+          <w:szCs w:val="28"/>
+        </w:rPr>
+        <w:t>timeframe</w:t>
+      </w:r>
+      <w:proofErr w:type="spellEnd"/>
+      <w:r>
+        <w:rPr>
+          <w:rFonts w:ascii="Times New Roman" w:hAnsi="Times New Roman" w:cs="Times New Roman"/>
+          <w:sz w:val="28"/>
+          <w:szCs w:val="28"/>
+          <w:lang w:val="en-US"/>
+        </w:rPr>
+        <w:t>;</w:t>
+      </w:r>
+    </w:p>
+    <w:p>
+      <w:pPr>
+        <w:numPr>
+          <w:ilvl w:val="0"/>
+          <w:numId w:val="23"/>
+        </w:numPr>
+        <w:tabs>
+          <w:tab w:val="left" w:pos="1134"/>
+        </w:tabs>
+        <w:spacing w:after="0" w:line="360" w:lineRule="auto"/>
+        <w:ind w:left="0" w:firstLine="709"/>
+        <w:jc w:val="both"/>
+        <w:rPr>
+          <w:rFonts w:ascii="Times New Roman" w:hAnsi="Times New Roman" w:cs="Times New Roman"/>
+          <w:sz w:val="28"/>
+          <w:szCs w:val="28"/>
+        </w:rPr>
+      </w:pPr>
+      <w:proofErr w:type="spellStart"/>
+      <w:r>
+        <w:rPr>
+          <w:rFonts w:ascii="Times New Roman" w:hAnsi="Times New Roman" w:cs="Times New Roman"/>
+          <w:sz w:val="28"/>
+          <w:szCs w:val="28"/>
+        </w:rPr>
+        <w:lastRenderedPageBreak/>
+        <w:t>created_at</w:t>
+      </w:r>
+      <w:proofErr w:type="spellEnd"/>
+      <w:r>
+        <w:rPr>
+          <w:rFonts w:ascii="Times New Roman" w:hAnsi="Times New Roman" w:cs="Times New Roman"/>
+          <w:sz w:val="28"/>
+          <w:szCs w:val="28"/>
+          <w:lang w:val="en-US"/>
+        </w:rPr>
+        <w:t>.</w:t>
+      </w:r>
+    </w:p>
+    <w:p>
+      <w:pPr>
+        <w:pStyle w:val="3"/>
+        <w:tabs>
+          <w:tab w:val="left" w:pos="1134"/>
+        </w:tabs>
+        <w:spacing w:before="0" w:beforeAutospacing="0" w:after="0" w:afterAutospacing="0" w:line="360" w:lineRule="auto"/>
+        <w:ind w:firstLine="709"/>
+        <w:jc w:val="both"/>
+        <w:rPr>
+          <w:sz w:val="28"/>
+          <w:szCs w:val="28"/>
+          <w:lang w:val="en-US"/>
+        </w:rPr>
+      </w:pPr>
+      <w:r>
+        <w:rPr>
+          <w:rStyle w:val="a9"/>
+          <w:b/>
+          <w:bCs/>
+          <w:sz w:val="28"/>
+          <w:szCs w:val="28"/>
+        </w:rPr>
+        <w:t>Связи</w:t>
+      </w:r>
+      <w:r>
+        <w:rPr>
+          <w:rStyle w:val="a9"/>
+          <w:b/>
+          <w:bCs/>
+          <w:sz w:val="28"/>
+          <w:szCs w:val="28"/>
+          <w:lang w:val="en-US"/>
+        </w:rPr>
+        <w:t>:</w:t>
+      </w:r>
+    </w:p>
+    <w:p>
+      <w:pPr>
+        <w:numPr>
+          <w:ilvl w:val="0"/>
+          <w:numId w:val="24"/>
+        </w:numPr>
+        <w:tabs>
+          <w:tab w:val="left" w:pos="1134"/>
+        </w:tabs>
+        <w:spacing w:after="0" w:line="360" w:lineRule="auto"/>
+        <w:ind w:left="0" w:firstLine="709"/>
+        <w:jc w:val="both"/>
+        <w:rPr>
+          <w:rFonts w:ascii="Times New Roman" w:hAnsi="Times New Roman" w:cs="Times New Roman"/>
+          <w:sz w:val="28"/>
+          <w:szCs w:val="28"/>
+        </w:rPr>
+      </w:pPr>
+      <w:r>
+        <w:rPr>
+          <w:rFonts w:ascii="Times New Roman" w:hAnsi="Times New Roman" w:cs="Times New Roman"/>
+          <w:sz w:val="28"/>
+          <w:szCs w:val="28"/>
+        </w:rPr>
+        <w:t>Один пользователь может иметь много сделок (</w:t>
+      </w:r>
+      <w:proofErr w:type="gramStart"/>
+      <w:r>
+        <w:rPr>
+          <w:rFonts w:ascii="Times New Roman" w:hAnsi="Times New Roman" w:cs="Times New Roman"/>
+          <w:sz w:val="28"/>
+          <w:szCs w:val="28"/>
+        </w:rPr>
+        <w:t>1:N</w:t>
+      </w:r>
+      <w:proofErr w:type="gramEnd"/>
+      <w:r>
+        <w:rPr>
+          <w:rFonts w:ascii="Times New Roman" w:hAnsi="Times New Roman" w:cs="Times New Roman"/>
+          <w:sz w:val="28"/>
+          <w:szCs w:val="28"/>
+        </w:rPr>
+        <w:t>)</w:t>
+      </w:r>
+      <w:r>
+        <w:rPr>
+          <w:rFonts w:ascii="Times New Roman" w:hAnsi="Times New Roman" w:cs="Times New Roman"/>
+          <w:sz w:val="28"/>
+          <w:szCs w:val="28"/>
+        </w:rPr>
+        <w:t>;</w:t>
+      </w:r>
+    </w:p>
+    <w:p>
+      <w:pPr>
+        <w:numPr>
+          <w:ilvl w:val="0"/>
+          <w:numId w:val="24"/>
+        </w:numPr>
+        <w:tabs>
+          <w:tab w:val="left" w:pos="1134"/>
+        </w:tabs>
+        <w:spacing w:after="0" w:line="360" w:lineRule="auto"/>
+        <w:ind w:left="0" w:firstLine="709"/>
+        <w:jc w:val="both"/>
+        <w:rPr>
+          <w:rFonts w:ascii="Times New Roman" w:hAnsi="Times New Roman" w:cs="Times New Roman"/>
+          <w:sz w:val="28"/>
+          <w:szCs w:val="28"/>
+        </w:rPr>
+      </w:pPr>
+      <w:r>
+        <w:rPr>
+          <w:rFonts w:ascii="Times New Roman" w:hAnsi="Times New Roman" w:cs="Times New Roman"/>
+          <w:sz w:val="28"/>
+          <w:szCs w:val="28"/>
+        </w:rPr>
         <w:t>Каждая сделка принадлежит одному пользователю</w:t>
+      </w:r>
+      <w:r>
+        <w:rPr>
+          <w:rFonts w:ascii="Times New Roman" w:hAnsi="Times New Roman" w:cs="Times New Roman"/>
+          <w:sz w:val="28"/>
+          <w:szCs w:val="28"/>
+        </w:rPr>
+        <w:t>.</w:t>
+      </w:r>
+    </w:p>
+    <w:p>
+      <w:pPr>
+        <w:spacing w:before="360" w:after="240" w:line="240" w:lineRule="auto"/>
+        <w:jc w:val="center"/>
+        <w:rPr>
+          <w:rFonts w:ascii="Times New Roman" w:hAnsi="Times New Roman"/>
+          <w:b/>
+          <w:sz w:val="28"/>
+          <w:szCs w:val="28"/>
+          <w:lang w:val="en-US"/>
+        </w:rPr>
+      </w:pPr>
+      <w:r>
+        <w:rPr>
+          <w:rFonts w:ascii="Times New Roman" w:hAnsi="Times New Roman"/>
+          <w:b/>
+          <w:sz w:val="28"/>
+          <w:szCs w:val="28"/>
+        </w:rPr>
+        <w:drawing>
+          <wp:inline distT="0" distB="0" distL="0" distR="0" wp14:anchorId="1CCDB6AD" wp14:editId="07D1D01B">
+            <wp:extent cx="1781175" cy="4421257"/>
+            <wp:effectExtent l="0" t="0" r="0" b="0"/>
+            <wp:docPr id="1" name="Рисунок 1"/>
+            <wp:cNvGraphicFramePr>
+              <a:graphicFrameLocks xmlns:a="http://schemas.openxmlformats.org/drawingml/2006/main" noChangeAspect="1"/>
+            </wp:cNvGraphicFramePr>
+            <a:graphic xmlns:a="http://schemas.openxmlformats.org/drawingml/2006/main">
+              <a:graphicData uri="http://schemas.openxmlformats.org/drawingml/2006/picture">
+                <pic:pic xmlns:pic="http://schemas.openxmlformats.org/drawingml/2006/picture">
+                  <pic:nvPicPr>
+                    <pic:cNvPr id="1" name=""/>
+                    <pic:cNvPicPr/>
+                  </pic:nvPicPr>
+                  <pic:blipFill>
+                    <a:blip r:embed="rId6"/>
+                    <a:stretch>
+                      <a:fillRect/>
+                    </a:stretch>
+                  </pic:blipFill>
+                  <pic:spPr>
+                    <a:xfrm>
+                      <a:off x="0" y="0"/>
+                      <a:ext cx="1783865" cy="4427934"/>
+                    </a:xfrm>
+                    <a:prstGeom prst="rect">
+                      <a:avLst/>
+                    </a:prstGeom>
+                  </pic:spPr>
+                </pic:pic>
+              </a:graphicData>
+            </a:graphic>
+          </wp:inline>
+        </w:drawing>
+      </w:r>
+    </w:p>
+    <w:p>
+      <w:pPr>
+        <w:spacing w:after="0" w:line="240" w:lineRule="auto"/>
+        <w:jc w:val="center"/>
+        <w:rPr>
+          <w:rFonts w:ascii="Times New Roman" w:hAnsi="Times New Roman"/>
+          <w:bCs/>
+          <w:sz w:val="28"/>
+          <w:szCs w:val="28"/>
+        </w:rPr>
+      </w:pPr>
+      <w:r>
+        <w:rPr>
+          <w:rFonts w:ascii="Times New Roman" w:hAnsi="Times New Roman"/>
+          <w:bCs/>
+          <w:sz w:val="28"/>
+          <w:szCs w:val="28"/>
+        </w:rPr>
+        <w:t>Рисунок 2 – Диаграмма классов</w:t>
       </w:r>
     </w:p>
     <w:p>
@@ -2173,11 +3213,16 @@
         <w:pStyle w:val="a3"/>
         <w:numPr>
           <w:ilvl w:val="0"/>
-          <w:numId w:val="1"/>
+          <w:numId w:val="21"/>
         </w:numPr>
-        <w:spacing w:before="360" w:after="240" w:line="240" w:lineRule="auto"/>
-        <w:rPr>
-          <w:rFonts w:ascii="Times New Roman" w:hAnsi="Times New Roman"/>
+        <w:tabs>
+          <w:tab w:val="left" w:pos="1134"/>
+        </w:tabs>
+        <w:spacing w:after="0" w:line="360" w:lineRule="auto"/>
+        <w:ind w:left="0" w:firstLine="709"/>
+        <w:jc w:val="both"/>
+        <w:rPr>
+          <w:rFonts w:ascii="Times New Roman" w:hAnsi="Times New Roman" w:cs="Times New Roman"/>
           <w:b/>
           <w:sz w:val="28"/>
           <w:szCs w:val="28"/>
@@ -2185,7 +3230,7 @@
       </w:pPr>
       <w:r>
         <w:rPr>
-          <w:rFonts w:ascii="Times New Roman" w:hAnsi="Times New Roman"/>
+          <w:rFonts w:ascii="Times New Roman" w:hAnsi="Times New Roman" w:cs="Times New Roman"/>
           <w:b/>
           <w:sz w:val="28"/>
           <w:szCs w:val="28"/>
@@ -2196,417 +3241,615 @@
     <w:p>
       <w:pPr>
         <w:pStyle w:val="a8"/>
-      </w:pPr>
-      <w:r>
-        <w:t>Система содержит две основные сущности:</w:t>
+        <w:tabs>
+          <w:tab w:val="left" w:pos="1134"/>
+        </w:tabs>
+        <w:spacing w:before="0" w:beforeAutospacing="0" w:after="0" w:afterAutospacing="0" w:line="360" w:lineRule="auto"/>
+        <w:ind w:firstLine="709"/>
+        <w:jc w:val="both"/>
+        <w:rPr>
+          <w:sz w:val="28"/>
+          <w:szCs w:val="28"/>
+        </w:rPr>
+      </w:pPr>
+      <w:r>
+        <w:rPr>
+          <w:sz w:val="28"/>
+          <w:szCs w:val="28"/>
+        </w:rPr>
+        <w:t>Система реализована с использованием следующих технологий:</w:t>
+      </w:r>
+    </w:p>
+    <w:p>
+      <w:pPr>
+        <w:numPr>
+          <w:ilvl w:val="0"/>
+          <w:numId w:val="27"/>
+        </w:numPr>
+        <w:tabs>
+          <w:tab w:val="left" w:pos="1134"/>
+        </w:tabs>
+        <w:spacing w:after="0" w:line="360" w:lineRule="auto"/>
+        <w:ind w:left="0" w:firstLine="709"/>
+        <w:jc w:val="both"/>
+        <w:rPr>
+          <w:rFonts w:ascii="Times New Roman" w:hAnsi="Times New Roman" w:cs="Times New Roman"/>
+          <w:sz w:val="28"/>
+          <w:szCs w:val="28"/>
+        </w:rPr>
+      </w:pPr>
+      <w:r>
+        <w:rPr>
+          <w:rFonts w:ascii="Times New Roman" w:hAnsi="Times New Roman" w:cs="Times New Roman"/>
+          <w:sz w:val="28"/>
+          <w:szCs w:val="28"/>
+        </w:rPr>
+        <w:t>Python</w:t>
+      </w:r>
+      <w:r>
+        <w:rPr>
+          <w:rFonts w:ascii="Times New Roman" w:hAnsi="Times New Roman" w:cs="Times New Roman"/>
+          <w:sz w:val="28"/>
+          <w:szCs w:val="28"/>
+          <w:lang w:val="en-US"/>
+        </w:rPr>
+        <w:t>;</w:t>
+      </w:r>
+    </w:p>
+    <w:p>
+      <w:pPr>
+        <w:numPr>
+          <w:ilvl w:val="0"/>
+          <w:numId w:val="27"/>
+        </w:numPr>
+        <w:tabs>
+          <w:tab w:val="left" w:pos="1134"/>
+        </w:tabs>
+        <w:spacing w:after="0" w:line="360" w:lineRule="auto"/>
+        <w:ind w:left="0" w:firstLine="709"/>
+        <w:jc w:val="both"/>
+        <w:rPr>
+          <w:rFonts w:ascii="Times New Roman" w:hAnsi="Times New Roman" w:cs="Times New Roman"/>
+          <w:sz w:val="28"/>
+          <w:szCs w:val="28"/>
+        </w:rPr>
+      </w:pPr>
+      <w:proofErr w:type="spellStart"/>
+      <w:r>
+        <w:rPr>
+          <w:rFonts w:ascii="Times New Roman" w:hAnsi="Times New Roman" w:cs="Times New Roman"/>
+          <w:sz w:val="28"/>
+          <w:szCs w:val="28"/>
+        </w:rPr>
+        <w:t>FastAPI</w:t>
+      </w:r>
+      <w:proofErr w:type="spellEnd"/>
+      <w:r>
+        <w:rPr>
+          <w:rFonts w:ascii="Times New Roman" w:hAnsi="Times New Roman" w:cs="Times New Roman"/>
+          <w:sz w:val="28"/>
+          <w:szCs w:val="28"/>
+          <w:lang w:val="en-US"/>
+        </w:rPr>
+        <w:t>;</w:t>
+      </w:r>
+    </w:p>
+    <w:p>
+      <w:pPr>
+        <w:numPr>
+          <w:ilvl w:val="0"/>
+          <w:numId w:val="27"/>
+        </w:numPr>
+        <w:tabs>
+          <w:tab w:val="left" w:pos="1134"/>
+        </w:tabs>
+        <w:spacing w:after="0" w:line="360" w:lineRule="auto"/>
+        <w:ind w:left="0" w:firstLine="709"/>
+        <w:jc w:val="both"/>
+        <w:rPr>
+          <w:rFonts w:ascii="Times New Roman" w:hAnsi="Times New Roman" w:cs="Times New Roman"/>
+          <w:sz w:val="28"/>
+          <w:szCs w:val="28"/>
+        </w:rPr>
+      </w:pPr>
+      <w:proofErr w:type="spellStart"/>
+      <w:r>
+        <w:rPr>
+          <w:rFonts w:ascii="Times New Roman" w:hAnsi="Times New Roman" w:cs="Times New Roman"/>
+          <w:sz w:val="28"/>
+          <w:szCs w:val="28"/>
+        </w:rPr>
+        <w:t>SQLAlchemy</w:t>
+      </w:r>
+      <w:proofErr w:type="spellEnd"/>
+      <w:r>
+        <w:rPr>
+          <w:rFonts w:ascii="Times New Roman" w:hAnsi="Times New Roman" w:cs="Times New Roman"/>
+          <w:sz w:val="28"/>
+          <w:szCs w:val="28"/>
+          <w:lang w:val="en-US"/>
+        </w:rPr>
+        <w:t>;</w:t>
+      </w:r>
+    </w:p>
+    <w:p>
+      <w:pPr>
+        <w:numPr>
+          <w:ilvl w:val="0"/>
+          <w:numId w:val="27"/>
+        </w:numPr>
+        <w:tabs>
+          <w:tab w:val="left" w:pos="1134"/>
+        </w:tabs>
+        <w:spacing w:after="0" w:line="360" w:lineRule="auto"/>
+        <w:ind w:left="0" w:firstLine="709"/>
+        <w:jc w:val="both"/>
+        <w:rPr>
+          <w:rFonts w:ascii="Times New Roman" w:hAnsi="Times New Roman" w:cs="Times New Roman"/>
+          <w:sz w:val="28"/>
+          <w:szCs w:val="28"/>
+        </w:rPr>
+      </w:pPr>
+      <w:proofErr w:type="spellStart"/>
+      <w:r>
+        <w:rPr>
+          <w:rFonts w:ascii="Times New Roman" w:hAnsi="Times New Roman" w:cs="Times New Roman"/>
+          <w:sz w:val="28"/>
+          <w:szCs w:val="28"/>
+        </w:rPr>
+        <w:t>SQLite</w:t>
+      </w:r>
+      <w:proofErr w:type="spellEnd"/>
+      <w:r>
+        <w:rPr>
+          <w:rFonts w:ascii="Times New Roman" w:hAnsi="Times New Roman" w:cs="Times New Roman"/>
+          <w:sz w:val="28"/>
+          <w:szCs w:val="28"/>
+          <w:lang w:val="en-US"/>
+        </w:rPr>
+        <w:t>;</w:t>
+      </w:r>
+    </w:p>
+    <w:p>
+      <w:pPr>
+        <w:numPr>
+          <w:ilvl w:val="0"/>
+          <w:numId w:val="27"/>
+        </w:numPr>
+        <w:tabs>
+          <w:tab w:val="left" w:pos="1134"/>
+        </w:tabs>
+        <w:spacing w:after="0" w:line="360" w:lineRule="auto"/>
+        <w:ind w:left="0" w:firstLine="709"/>
+        <w:jc w:val="both"/>
+        <w:rPr>
+          <w:rFonts w:ascii="Times New Roman" w:hAnsi="Times New Roman" w:cs="Times New Roman"/>
+          <w:sz w:val="28"/>
+          <w:szCs w:val="28"/>
+        </w:rPr>
+      </w:pPr>
+      <w:r>
+        <w:rPr>
+          <w:rFonts w:ascii="Times New Roman" w:hAnsi="Times New Roman" w:cs="Times New Roman"/>
+          <w:sz w:val="28"/>
+          <w:szCs w:val="28"/>
+        </w:rPr>
+        <w:t>JWT (аутентификация)</w:t>
+      </w:r>
+      <w:r>
+        <w:rPr>
+          <w:rFonts w:ascii="Times New Roman" w:hAnsi="Times New Roman" w:cs="Times New Roman"/>
+          <w:sz w:val="28"/>
+          <w:szCs w:val="28"/>
+          <w:lang w:val="en-US"/>
+        </w:rPr>
+        <w:t>.</w:t>
       </w:r>
     </w:p>
     <w:p>
       <w:pPr>
         <w:pStyle w:val="3"/>
+        <w:tabs>
+          <w:tab w:val="left" w:pos="1134"/>
+        </w:tabs>
+        <w:spacing w:before="0" w:beforeAutospacing="0" w:after="0" w:afterAutospacing="0" w:line="360" w:lineRule="auto"/>
+        <w:ind w:firstLine="709"/>
+        <w:jc w:val="both"/>
+        <w:rPr>
+          <w:sz w:val="28"/>
+          <w:szCs w:val="28"/>
+        </w:rPr>
       </w:pPr>
       <w:r>
         <w:rPr>
           <w:rStyle w:val="a9"/>
           <w:b/>
           <w:bCs/>
-        </w:rPr>
-        <w:t xml:space="preserve">Таблица </w:t>
-      </w:r>
-      <w:proofErr w:type="spellStart"/>
-      <w:r>
-        <w:rPr>
-          <w:rStyle w:val="a9"/>
+          <w:sz w:val="28"/>
+          <w:szCs w:val="28"/>
+        </w:rPr>
+        <w:t>Принципы реализации</w:t>
+      </w:r>
+    </w:p>
+    <w:p>
+      <w:pPr>
+        <w:numPr>
+          <w:ilvl w:val="0"/>
+          <w:numId w:val="26"/>
+        </w:numPr>
+        <w:tabs>
+          <w:tab w:val="left" w:pos="1134"/>
+        </w:tabs>
+        <w:spacing w:after="0" w:line="360" w:lineRule="auto"/>
+        <w:ind w:left="0" w:firstLine="709"/>
+        <w:jc w:val="both"/>
+        <w:rPr>
+          <w:rFonts w:ascii="Times New Roman" w:hAnsi="Times New Roman" w:cs="Times New Roman"/>
           <w:b/>
           <w:bCs/>
-        </w:rPr>
-        <w:t>Users</w:t>
-      </w:r>
-      <w:proofErr w:type="spellEnd"/>
+          <w:sz w:val="28"/>
+          <w:szCs w:val="28"/>
+        </w:rPr>
+      </w:pPr>
+      <w:r>
+        <w:rPr>
+          <w:rFonts w:ascii="Times New Roman" w:hAnsi="Times New Roman" w:cs="Times New Roman"/>
+          <w:b/>
+          <w:bCs/>
+          <w:sz w:val="28"/>
+          <w:szCs w:val="28"/>
+        </w:rPr>
+        <w:t xml:space="preserve">Разделение ответственности: </w:t>
+      </w:r>
+    </w:p>
+    <w:p>
+      <w:pPr>
+        <w:numPr>
+          <w:ilvl w:val="1"/>
+          <w:numId w:val="29"/>
+        </w:numPr>
+        <w:tabs>
+          <w:tab w:val="left" w:pos="1134"/>
+        </w:tabs>
+        <w:spacing w:after="0" w:line="360" w:lineRule="auto"/>
+        <w:ind w:left="0" w:firstLine="709"/>
+        <w:jc w:val="both"/>
+        <w:rPr>
+          <w:rFonts w:ascii="Times New Roman" w:hAnsi="Times New Roman" w:cs="Times New Roman"/>
+          <w:sz w:val="28"/>
+          <w:szCs w:val="28"/>
+        </w:rPr>
+      </w:pPr>
+      <w:r>
+        <w:rPr>
+          <w:rFonts w:ascii="Times New Roman" w:hAnsi="Times New Roman" w:cs="Times New Roman"/>
+          <w:sz w:val="28"/>
+          <w:szCs w:val="28"/>
+        </w:rPr>
+        <w:lastRenderedPageBreak/>
+        <w:t xml:space="preserve">API — обработка запросов </w:t>
+      </w:r>
+    </w:p>
+    <w:p>
+      <w:pPr>
+        <w:numPr>
+          <w:ilvl w:val="1"/>
+          <w:numId w:val="29"/>
+        </w:numPr>
+        <w:tabs>
+          <w:tab w:val="left" w:pos="1134"/>
+        </w:tabs>
+        <w:spacing w:after="0" w:line="360" w:lineRule="auto"/>
+        <w:ind w:left="0" w:firstLine="709"/>
+        <w:jc w:val="both"/>
+        <w:rPr>
+          <w:rFonts w:ascii="Times New Roman" w:hAnsi="Times New Roman" w:cs="Times New Roman"/>
+          <w:sz w:val="28"/>
+          <w:szCs w:val="28"/>
+        </w:rPr>
+      </w:pPr>
+      <w:r>
+        <w:rPr>
+          <w:rFonts w:ascii="Times New Roman" w:hAnsi="Times New Roman" w:cs="Times New Roman"/>
+          <w:sz w:val="28"/>
+          <w:szCs w:val="28"/>
+        </w:rPr>
+        <w:t xml:space="preserve">сервисы — логика </w:t>
+      </w:r>
+    </w:p>
+    <w:p>
+      <w:pPr>
+        <w:numPr>
+          <w:ilvl w:val="1"/>
+          <w:numId w:val="29"/>
+        </w:numPr>
+        <w:tabs>
+          <w:tab w:val="left" w:pos="1134"/>
+        </w:tabs>
+        <w:spacing w:after="0" w:line="360" w:lineRule="auto"/>
+        <w:ind w:left="0" w:firstLine="709"/>
+        <w:jc w:val="both"/>
+        <w:rPr>
+          <w:rFonts w:ascii="Times New Roman" w:hAnsi="Times New Roman" w:cs="Times New Roman"/>
+          <w:sz w:val="28"/>
+          <w:szCs w:val="28"/>
+        </w:rPr>
+      </w:pPr>
+      <w:r>
+        <w:rPr>
+          <w:rFonts w:ascii="Times New Roman" w:hAnsi="Times New Roman" w:cs="Times New Roman"/>
+          <w:sz w:val="28"/>
+          <w:szCs w:val="28"/>
+        </w:rPr>
+        <w:t xml:space="preserve">модели — структура данных </w:t>
+      </w:r>
     </w:p>
     <w:p>
       <w:pPr>
         <w:numPr>
           <w:ilvl w:val="0"/>
-          <w:numId w:val="16"/>
+          <w:numId w:val="26"/>
         </w:numPr>
-        <w:spacing w:before="100" w:beforeAutospacing="1" w:after="100" w:afterAutospacing="1" w:line="240" w:lineRule="auto"/>
-      </w:pPr>
+        <w:tabs>
+          <w:tab w:val="left" w:pos="1134"/>
+        </w:tabs>
+        <w:spacing w:after="0" w:line="360" w:lineRule="auto"/>
+        <w:ind w:left="0" w:firstLine="709"/>
+        <w:jc w:val="both"/>
+        <w:rPr>
+          <w:rFonts w:ascii="Times New Roman" w:hAnsi="Times New Roman" w:cs="Times New Roman"/>
+          <w:b/>
+          <w:bCs/>
+          <w:sz w:val="28"/>
+          <w:szCs w:val="28"/>
+        </w:rPr>
+      </w:pPr>
+      <w:r>
+        <w:rPr>
+          <w:rFonts w:ascii="Times New Roman" w:hAnsi="Times New Roman" w:cs="Times New Roman"/>
+          <w:b/>
+          <w:bCs/>
+          <w:sz w:val="28"/>
+          <w:szCs w:val="28"/>
+        </w:rPr>
+        <w:t xml:space="preserve">Использование ORM: </w:t>
+      </w:r>
+    </w:p>
+    <w:p>
+      <w:pPr>
+        <w:numPr>
+          <w:ilvl w:val="1"/>
+          <w:numId w:val="30"/>
+        </w:numPr>
+        <w:tabs>
+          <w:tab w:val="left" w:pos="1134"/>
+        </w:tabs>
+        <w:spacing w:after="0" w:line="360" w:lineRule="auto"/>
+        <w:ind w:left="0" w:firstLine="709"/>
+        <w:jc w:val="both"/>
+        <w:rPr>
+          <w:rFonts w:ascii="Times New Roman" w:hAnsi="Times New Roman" w:cs="Times New Roman"/>
+          <w:sz w:val="28"/>
+          <w:szCs w:val="28"/>
+        </w:rPr>
+      </w:pPr>
+      <w:r>
+        <w:rPr>
+          <w:rFonts w:ascii="Times New Roman" w:hAnsi="Times New Roman" w:cs="Times New Roman"/>
+          <w:sz w:val="28"/>
+          <w:szCs w:val="28"/>
+        </w:rPr>
+        <w:t xml:space="preserve">работа с БД через </w:t>
+      </w:r>
       <w:proofErr w:type="spellStart"/>
       <w:r>
-        <w:t>id</w:t>
+        <w:rPr>
+          <w:rFonts w:ascii="Times New Roman" w:hAnsi="Times New Roman" w:cs="Times New Roman"/>
+          <w:sz w:val="28"/>
+          <w:szCs w:val="28"/>
+        </w:rPr>
+        <w:t>SQLAlchemy</w:t>
       </w:r>
       <w:proofErr w:type="spellEnd"/>
       <w:r>
-        <w:t xml:space="preserve"> (PK) </w:t>
+        <w:rPr>
+          <w:rFonts w:ascii="Times New Roman" w:hAnsi="Times New Roman" w:cs="Times New Roman"/>
+          <w:sz w:val="28"/>
+          <w:szCs w:val="28"/>
+        </w:rPr>
+        <w:t xml:space="preserve"> </w:t>
       </w:r>
     </w:p>
     <w:p>
       <w:pPr>
         <w:numPr>
           <w:ilvl w:val="0"/>
-          <w:numId w:val="16"/>
+          <w:numId w:val="26"/>
         </w:numPr>
-        <w:spacing w:before="100" w:beforeAutospacing="1" w:after="100" w:afterAutospacing="1" w:line="240" w:lineRule="auto"/>
-      </w:pPr>
+        <w:tabs>
+          <w:tab w:val="left" w:pos="1134"/>
+        </w:tabs>
+        <w:spacing w:after="0" w:line="360" w:lineRule="auto"/>
+        <w:ind w:left="0" w:firstLine="709"/>
+        <w:jc w:val="both"/>
+        <w:rPr>
+          <w:rFonts w:ascii="Times New Roman" w:hAnsi="Times New Roman" w:cs="Times New Roman"/>
+          <w:b/>
+          <w:bCs/>
+          <w:sz w:val="28"/>
+          <w:szCs w:val="28"/>
+        </w:rPr>
+      </w:pPr>
+      <w:r>
+        <w:rPr>
+          <w:rFonts w:ascii="Times New Roman" w:hAnsi="Times New Roman" w:cs="Times New Roman"/>
+          <w:b/>
+          <w:bCs/>
+          <w:sz w:val="28"/>
+          <w:szCs w:val="28"/>
+        </w:rPr>
+        <w:t xml:space="preserve">Безопасность: </w:t>
+      </w:r>
+    </w:p>
+    <w:p>
+      <w:pPr>
+        <w:numPr>
+          <w:ilvl w:val="1"/>
+          <w:numId w:val="31"/>
+        </w:numPr>
+        <w:tabs>
+          <w:tab w:val="left" w:pos="1134"/>
+        </w:tabs>
+        <w:spacing w:after="0" w:line="360" w:lineRule="auto"/>
+        <w:ind w:left="0" w:firstLine="709"/>
+        <w:jc w:val="both"/>
+        <w:rPr>
+          <w:rFonts w:ascii="Times New Roman" w:hAnsi="Times New Roman" w:cs="Times New Roman"/>
+          <w:sz w:val="28"/>
+          <w:szCs w:val="28"/>
+        </w:rPr>
+      </w:pPr>
+      <w:r>
+        <w:rPr>
+          <w:rFonts w:ascii="Times New Roman" w:hAnsi="Times New Roman" w:cs="Times New Roman"/>
+          <w:sz w:val="28"/>
+          <w:szCs w:val="28"/>
+        </w:rPr>
+        <w:t xml:space="preserve">авторизация через JWT </w:t>
+      </w:r>
+    </w:p>
+    <w:p>
+      <w:pPr>
+        <w:numPr>
+          <w:ilvl w:val="1"/>
+          <w:numId w:val="31"/>
+        </w:numPr>
+        <w:tabs>
+          <w:tab w:val="left" w:pos="1134"/>
+        </w:tabs>
+        <w:spacing w:after="0" w:line="360" w:lineRule="auto"/>
+        <w:ind w:left="0" w:firstLine="709"/>
+        <w:jc w:val="both"/>
+        <w:rPr>
+          <w:rFonts w:ascii="Times New Roman" w:hAnsi="Times New Roman" w:cs="Times New Roman"/>
+          <w:sz w:val="28"/>
+          <w:szCs w:val="28"/>
+        </w:rPr>
+      </w:pPr>
+      <w:r>
+        <w:rPr>
+          <w:rFonts w:ascii="Times New Roman" w:hAnsi="Times New Roman" w:cs="Times New Roman"/>
+          <w:sz w:val="28"/>
+          <w:szCs w:val="28"/>
+        </w:rPr>
+        <w:t xml:space="preserve">защита </w:t>
+      </w:r>
       <w:proofErr w:type="spellStart"/>
       <w:r>
-        <w:t>email</w:t>
+        <w:rPr>
+          <w:rFonts w:ascii="Times New Roman" w:hAnsi="Times New Roman" w:cs="Times New Roman"/>
+          <w:sz w:val="28"/>
+          <w:szCs w:val="28"/>
+        </w:rPr>
+        <w:t>эндпоинтов</w:t>
       </w:r>
       <w:proofErr w:type="spellEnd"/>
       <w:r>
-        <w:t xml:space="preserve"> (уникальный) </w:t>
+        <w:rPr>
+          <w:rFonts w:ascii="Times New Roman" w:hAnsi="Times New Roman" w:cs="Times New Roman"/>
+          <w:sz w:val="28"/>
+          <w:szCs w:val="28"/>
+        </w:rPr>
+        <w:t xml:space="preserve"> </w:t>
       </w:r>
     </w:p>
     <w:p>
       <w:pPr>
         <w:numPr>
           <w:ilvl w:val="0"/>
-          <w:numId w:val="16"/>
+          <w:numId w:val="26"/>
         </w:numPr>
-        <w:spacing w:before="100" w:beforeAutospacing="1" w:after="100" w:afterAutospacing="1" w:line="240" w:lineRule="auto"/>
-      </w:pPr>
-      <w:proofErr w:type="spellStart"/>
-      <w:r>
-        <w:t>hashed_password</w:t>
-      </w:r>
-      <w:proofErr w:type="spellEnd"/>
-      <w:r>
-        <w:t xml:space="preserve"> </w:t>
-      </w:r>
-    </w:p>
-    <w:p>
-      <w:pPr>
-        <w:numPr>
-          <w:ilvl w:val="0"/>
-          <w:numId w:val="16"/>
-        </w:numPr>
-        <w:spacing w:before="100" w:beforeAutospacing="1" w:after="100" w:afterAutospacing="1" w:line="240" w:lineRule="auto"/>
-      </w:pPr>
-      <w:proofErr w:type="spellStart"/>
-      <w:r>
-        <w:lastRenderedPageBreak/>
-        <w:t>is_active</w:t>
-      </w:r>
-      <w:proofErr w:type="spellEnd"/>
-      <w:r>
-        <w:t xml:space="preserve"> </w:t>
-      </w:r>
-    </w:p>
-    <w:p>
-      <w:pPr>
-        <w:numPr>
-          <w:ilvl w:val="0"/>
-          <w:numId w:val="16"/>
-        </w:numPr>
-        <w:spacing w:before="100" w:beforeAutospacing="1" w:after="100" w:afterAutospacing="1" w:line="240" w:lineRule="auto"/>
-      </w:pPr>
-      <w:proofErr w:type="spellStart"/>
-      <w:r>
-        <w:t>created_at</w:t>
-      </w:r>
-      <w:proofErr w:type="spellEnd"/>
-      <w:r>
-        <w:t xml:space="preserve"> </w:t>
-      </w:r>
-    </w:p>
-    <w:p>
-      <w:pPr>
-        <w:spacing w:after="0"/>
-      </w:pPr>
-      <w:r>
-        <w:pict w14:anchorId="472DD037">
-          <v:rect id="_x0000_i1129" style="width:0;height:1.5pt" o:hralign="center" o:hrstd="t" o:hr="t" fillcolor="#a0a0a0" stroked="f"/>
-        </w:pict>
-      </w:r>
-    </w:p>
-    <w:p>
-      <w:pPr>
-        <w:pStyle w:val="3"/>
-      </w:pPr>
-      <w:r>
-        <w:rPr>
-          <w:rStyle w:val="a9"/>
+        <w:tabs>
+          <w:tab w:val="left" w:pos="1134"/>
+        </w:tabs>
+        <w:spacing w:after="0" w:line="360" w:lineRule="auto"/>
+        <w:ind w:left="0" w:firstLine="709"/>
+        <w:jc w:val="both"/>
+        <w:rPr>
+          <w:rFonts w:ascii="Times New Roman" w:hAnsi="Times New Roman" w:cs="Times New Roman"/>
           <w:b/>
           <w:bCs/>
-        </w:rPr>
-        <w:t xml:space="preserve">Таблица </w:t>
-      </w:r>
-      <w:proofErr w:type="spellStart"/>
-      <w:r>
-        <w:rPr>
-          <w:rStyle w:val="a9"/>
+          <w:sz w:val="28"/>
+          <w:szCs w:val="28"/>
+        </w:rPr>
+      </w:pPr>
+      <w:r>
+        <w:rPr>
+          <w:rFonts w:ascii="Times New Roman" w:hAnsi="Times New Roman" w:cs="Times New Roman"/>
           <w:b/>
           <w:bCs/>
-        </w:rPr>
-        <w:t>Deals</w:t>
-      </w:r>
-      <w:proofErr w:type="spellEnd"/>
+          <w:sz w:val="28"/>
+          <w:szCs w:val="28"/>
+        </w:rPr>
+        <w:t xml:space="preserve">Масштабируемость: </w:t>
+      </w:r>
     </w:p>
     <w:p>
       <w:pPr>
         <w:numPr>
-          <w:ilvl w:val="0"/>
-          <w:numId w:val="17"/>
+          <w:ilvl w:val="1"/>
+          <w:numId w:val="32"/>
         </w:numPr>
-        <w:spacing w:before="100" w:beforeAutospacing="1" w:after="100" w:afterAutospacing="1" w:line="240" w:lineRule="auto"/>
-      </w:pPr>
-      <w:proofErr w:type="spellStart"/>
-      <w:r>
-        <w:t>id</w:t>
-      </w:r>
-      <w:proofErr w:type="spellEnd"/>
-      <w:r>
-        <w:t xml:space="preserve"> (PK) </w:t>
+        <w:tabs>
+          <w:tab w:val="left" w:pos="1134"/>
+        </w:tabs>
+        <w:spacing w:after="0" w:line="360" w:lineRule="auto"/>
+        <w:ind w:left="0" w:firstLine="709"/>
+        <w:jc w:val="both"/>
+        <w:rPr>
+          <w:rFonts w:ascii="Times New Roman" w:hAnsi="Times New Roman" w:cs="Times New Roman"/>
+          <w:sz w:val="28"/>
+          <w:szCs w:val="28"/>
+        </w:rPr>
+      </w:pPr>
+      <w:r>
+        <w:rPr>
+          <w:rFonts w:ascii="Times New Roman" w:hAnsi="Times New Roman" w:cs="Times New Roman"/>
+          <w:sz w:val="28"/>
+          <w:szCs w:val="28"/>
+        </w:rPr>
+        <w:t xml:space="preserve">модульная структура проекта </w:t>
       </w:r>
     </w:p>
     <w:p>
       <w:pPr>
         <w:numPr>
-          <w:ilvl w:val="0"/>
-          <w:numId w:val="17"/>
+          <w:ilvl w:val="1"/>
+          <w:numId w:val="32"/>
         </w:numPr>
-        <w:spacing w:before="100" w:beforeAutospacing="1" w:after="100" w:afterAutospacing="1" w:line="240" w:lineRule="auto"/>
-        <w:rPr>
-          <w:lang w:val="en-US"/>
-        </w:rPr>
-      </w:pPr>
-      <w:r>
-        <w:rPr>
-          <w:lang w:val="en-US"/>
-        </w:rPr>
-        <w:t xml:space="preserve">user_id (FK → Users.id) </w:t>
-      </w:r>
-    </w:p>
-    <w:p>
-      <w:pPr>
-        <w:numPr>
-          <w:ilvl w:val="0"/>
-          <w:numId w:val="17"/>
-        </w:numPr>
-        <w:spacing w:before="100" w:beforeAutospacing="1" w:after="100" w:afterAutospacing="1" w:line="240" w:lineRule="auto"/>
-      </w:pPr>
-      <w:proofErr w:type="spellStart"/>
-      <w:r>
-        <w:t>date</w:t>
-      </w:r>
-      <w:proofErr w:type="spellEnd"/>
-      <w:r>
-        <w:t xml:space="preserve"> </w:t>
-      </w:r>
-    </w:p>
-    <w:p>
-      <w:pPr>
-        <w:numPr>
-          <w:ilvl w:val="0"/>
-          <w:numId w:val="17"/>
-        </w:numPr>
-        <w:spacing w:before="100" w:beforeAutospacing="1" w:after="100" w:afterAutospacing="1" w:line="240" w:lineRule="auto"/>
-      </w:pPr>
-      <w:proofErr w:type="spellStart"/>
-      <w:r>
-        <w:t>asset</w:t>
-      </w:r>
-      <w:proofErr w:type="spellEnd"/>
-      <w:r>
-        <w:t xml:space="preserve"> </w:t>
-      </w:r>
-    </w:p>
-    <w:p>
-      <w:pPr>
-        <w:numPr>
-          <w:ilvl w:val="0"/>
-          <w:numId w:val="17"/>
-        </w:numPr>
-        <w:spacing w:before="100" w:beforeAutospacing="1" w:after="100" w:afterAutospacing="1" w:line="240" w:lineRule="auto"/>
-      </w:pPr>
-      <w:proofErr w:type="spellStart"/>
-      <w:r>
-        <w:t>direction</w:t>
-      </w:r>
-      <w:proofErr w:type="spellEnd"/>
-      <w:r>
-        <w:t xml:space="preserve"> </w:t>
-      </w:r>
-    </w:p>
-    <w:p>
-      <w:pPr>
-        <w:numPr>
-          <w:ilvl w:val="0"/>
-          <w:numId w:val="17"/>
-        </w:numPr>
-        <w:spacing w:before="100" w:beforeAutospacing="1" w:after="100" w:afterAutospacing="1" w:line="240" w:lineRule="auto"/>
-      </w:pPr>
-      <w:proofErr w:type="spellStart"/>
-      <w:r>
-        <w:t>result</w:t>
-      </w:r>
-      <w:proofErr w:type="spellEnd"/>
-      <w:r>
-        <w:t xml:space="preserve"> </w:t>
-      </w:r>
-    </w:p>
-    <w:p>
-      <w:pPr>
-        <w:numPr>
-          <w:ilvl w:val="0"/>
-          <w:numId w:val="17"/>
-        </w:numPr>
-        <w:spacing w:before="100" w:beforeAutospacing="1" w:after="100" w:afterAutospacing="1" w:line="240" w:lineRule="auto"/>
-      </w:pPr>
-      <w:proofErr w:type="spellStart"/>
-      <w:r>
-        <w:t>amount</w:t>
-      </w:r>
-      <w:proofErr w:type="spellEnd"/>
-      <w:r>
-        <w:t xml:space="preserve"> </w:t>
-      </w:r>
-    </w:p>
-    <w:p>
-      <w:pPr>
-        <w:numPr>
-          <w:ilvl w:val="0"/>
-          <w:numId w:val="17"/>
-        </w:numPr>
-        <w:spacing w:before="100" w:beforeAutospacing="1" w:after="100" w:afterAutospacing="1" w:line="240" w:lineRule="auto"/>
-      </w:pPr>
-      <w:proofErr w:type="spellStart"/>
-      <w:r>
-        <w:t>price</w:t>
-      </w:r>
-      <w:proofErr w:type="spellEnd"/>
-      <w:r>
-        <w:t xml:space="preserve"> </w:t>
-      </w:r>
-    </w:p>
-    <w:p>
-      <w:pPr>
-        <w:numPr>
-          <w:ilvl w:val="0"/>
-          <w:numId w:val="17"/>
-        </w:numPr>
-        <w:spacing w:before="100" w:beforeAutospacing="1" w:after="100" w:afterAutospacing="1" w:line="240" w:lineRule="auto"/>
-      </w:pPr>
-      <w:proofErr w:type="spellStart"/>
-      <w:r>
-        <w:t>rr_ratio</w:t>
-      </w:r>
-      <w:proofErr w:type="spellEnd"/>
-      <w:r>
-        <w:t xml:space="preserve"> </w:t>
-      </w:r>
-    </w:p>
-    <w:p>
-      <w:pPr>
-        <w:numPr>
-          <w:ilvl w:val="0"/>
-          <w:numId w:val="17"/>
-        </w:numPr>
-        <w:spacing w:before="100" w:beforeAutospacing="1" w:after="100" w:afterAutospacing="1" w:line="240" w:lineRule="auto"/>
-      </w:pPr>
-      <w:proofErr w:type="spellStart"/>
-      <w:r>
-        <w:t>comment</w:t>
-      </w:r>
-      <w:proofErr w:type="spellEnd"/>
-      <w:r>
-        <w:t xml:space="preserve"> </w:t>
-      </w:r>
-    </w:p>
-    <w:p>
-      <w:pPr>
-        <w:numPr>
-          <w:ilvl w:val="0"/>
-          <w:numId w:val="17"/>
-        </w:numPr>
-        <w:spacing w:before="100" w:beforeAutospacing="1" w:after="100" w:afterAutospacing="1" w:line="240" w:lineRule="auto"/>
-      </w:pPr>
-      <w:proofErr w:type="spellStart"/>
-      <w:r>
-        <w:t>timeframe</w:t>
-      </w:r>
-      <w:proofErr w:type="spellEnd"/>
-      <w:r>
-        <w:t xml:space="preserve"> </w:t>
-      </w:r>
-    </w:p>
-    <w:p>
-      <w:pPr>
-        <w:numPr>
-          <w:ilvl w:val="0"/>
-          <w:numId w:val="17"/>
-        </w:numPr>
-        <w:spacing w:before="100" w:beforeAutospacing="1" w:after="100" w:afterAutospacing="1" w:line="240" w:lineRule="auto"/>
-      </w:pPr>
-      <w:proofErr w:type="spellStart"/>
-      <w:r>
-        <w:t>created_at</w:t>
-      </w:r>
-      <w:proofErr w:type="spellEnd"/>
-      <w:r>
-        <w:t xml:space="preserve"> </w:t>
-      </w:r>
-    </w:p>
-    <w:p>
-      <w:pPr>
-        <w:spacing w:after="0"/>
-      </w:pPr>
-      <w:r>
-        <w:pict w14:anchorId="4399B8AE">
-          <v:rect id="_x0000_i1130" style="width:0;height:1.5pt" o:hralign="center" o:hrstd="t" o:hr="t" fillcolor="#a0a0a0" stroked="f"/>
-        </w:pict>
-      </w:r>
-    </w:p>
-    <w:p>
-      <w:pPr>
-        <w:pStyle w:val="3"/>
-      </w:pPr>
-      <w:r>
-        <w:rPr>
-          <w:rStyle w:val="a9"/>
-          <w:b/>
-          <w:bCs/>
-        </w:rPr>
-        <w:t>Связи</w:t>
-      </w:r>
-    </w:p>
-    <w:p>
-      <w:pPr>
-        <w:numPr>
-          <w:ilvl w:val="0"/>
-          <w:numId w:val="18"/>
-        </w:numPr>
-        <w:spacing w:before="100" w:beforeAutospacing="1" w:after="100" w:afterAutospacing="1" w:line="240" w:lineRule="auto"/>
-      </w:pPr>
-      <w:r>
-        <w:t>Один пользователь может иметь много сделок (</w:t>
-      </w:r>
-      <w:proofErr w:type="gramStart"/>
-      <w:r>
-        <w:t>1:N</w:t>
-      </w:r>
-      <w:proofErr w:type="gramEnd"/>
-      <w:r>
-        <w:t xml:space="preserve">) </w:t>
-      </w:r>
-    </w:p>
-    <w:p>
-      <w:pPr>
-        <w:numPr>
-          <w:ilvl w:val="0"/>
-          <w:numId w:val="18"/>
-        </w:numPr>
-        <w:spacing w:before="100" w:beforeAutospacing="1" w:after="100" w:afterAutospacing="1" w:line="240" w:lineRule="auto"/>
-      </w:pPr>
-      <w:r>
-        <w:t>Каждая сделка принадлежит одному пользователю</w:t>
-      </w:r>
-    </w:p>
-    <w:p>
-      <w:pPr>
-        <w:pStyle w:val="a3"/>
-        <w:spacing w:before="360" w:after="240" w:line="240" w:lineRule="auto"/>
+        <w:tabs>
+          <w:tab w:val="left" w:pos="1134"/>
+        </w:tabs>
+        <w:spacing w:after="0" w:line="360" w:lineRule="auto"/>
+        <w:ind w:left="0" w:firstLine="709"/>
+        <w:jc w:val="both"/>
+        <w:rPr>
+          <w:rFonts w:ascii="Times New Roman" w:hAnsi="Times New Roman" w:cs="Times New Roman"/>
+          <w:sz w:val="28"/>
+          <w:szCs w:val="28"/>
+        </w:rPr>
+      </w:pPr>
+      <w:r>
+        <w:rPr>
+          <w:rFonts w:ascii="Times New Roman" w:hAnsi="Times New Roman" w:cs="Times New Roman"/>
+          <w:sz w:val="28"/>
+          <w:szCs w:val="28"/>
+        </w:rPr>
+        <w:t>возможность добавления новых функций</w:t>
+      </w:r>
+    </w:p>
+    <w:p>
+      <w:pPr>
         <w:rPr>
           <w:rFonts w:ascii="Times New Roman" w:hAnsi="Times New Roman"/>
           <w:b/>
@@ -2614,6 +3857,117 @@
           <w:szCs w:val="28"/>
         </w:rPr>
       </w:pPr>
+    </w:p>
+    <w:p>
+      <w:pPr>
+        <w:pStyle w:val="a3"/>
+        <w:spacing w:after="0" w:line="240" w:lineRule="auto"/>
+        <w:ind w:left="0"/>
+        <w:rPr>
+          <w:rFonts w:ascii="Times New Roman" w:hAnsi="Times New Roman"/>
+          <w:b/>
+          <w:sz w:val="28"/>
+          <w:szCs w:val="28"/>
+        </w:rPr>
+      </w:pPr>
+    </w:p>
+    <w:p>
+      <w:pPr>
+        <w:pStyle w:val="a3"/>
+        <w:spacing w:after="0" w:line="240" w:lineRule="auto"/>
+        <w:ind w:left="0"/>
+        <w:jc w:val="center"/>
+        <w:rPr>
+          <w:rFonts w:ascii="Times New Roman" w:hAnsi="Times New Roman"/>
+          <w:b/>
+          <w:sz w:val="28"/>
+          <w:szCs w:val="28"/>
+        </w:rPr>
+      </w:pPr>
+      <w:r>
+        <w:rPr>
+          <w:rFonts w:ascii="Times New Roman" w:hAnsi="Times New Roman"/>
+          <w:b/>
+          <w:sz w:val="28"/>
+          <w:szCs w:val="28"/>
+        </w:rPr>
+        <w:drawing>
+          <wp:inline distT="0" distB="0" distL="0" distR="0" wp14:anchorId="3D5F6CB8" wp14:editId="33D2D320">
+            <wp:extent cx="5940425" cy="3735705"/>
+            <wp:effectExtent l="0" t="0" r="3175" b="0"/>
+            <wp:docPr id="5" name="Рисунок 5"/>
+            <wp:cNvGraphicFramePr>
+              <a:graphicFrameLocks xmlns:a="http://schemas.openxmlformats.org/drawingml/2006/main" noChangeAspect="1"/>
+            </wp:cNvGraphicFramePr>
+            <a:graphic xmlns:a="http://schemas.openxmlformats.org/drawingml/2006/main">
+              <a:graphicData uri="http://schemas.openxmlformats.org/drawingml/2006/picture">
+                <pic:pic xmlns:pic="http://schemas.openxmlformats.org/drawingml/2006/picture">
+                  <pic:nvPicPr>
+                    <pic:cNvPr id="1" name=""/>
+                    <pic:cNvPicPr/>
+                  </pic:nvPicPr>
+                  <pic:blipFill>
+                    <a:blip r:embed="rId7"/>
+                    <a:stretch>
+                      <a:fillRect/>
+                    </a:stretch>
+                  </pic:blipFill>
+                  <pic:spPr>
+                    <a:xfrm>
+                      <a:off x="0" y="0"/>
+                      <a:ext cx="5947958" cy="3740442"/>
+                    </a:xfrm>
+                    <a:prstGeom prst="rect">
+                      <a:avLst/>
+                    </a:prstGeom>
+                  </pic:spPr>
+                </pic:pic>
+              </a:graphicData>
+            </a:graphic>
+          </wp:inline>
+        </w:drawing>
+      </w:r>
+    </w:p>
+    <w:p>
+      <w:pPr>
+        <w:pStyle w:val="a3"/>
+        <w:spacing w:after="0" w:line="240" w:lineRule="auto"/>
+        <w:ind w:left="0"/>
+        <w:jc w:val="center"/>
+        <w:rPr>
+          <w:rFonts w:ascii="Times New Roman" w:hAnsi="Times New Roman"/>
+          <w:bCs/>
+          <w:sz w:val="28"/>
+          <w:szCs w:val="28"/>
+        </w:rPr>
+      </w:pPr>
+      <w:r>
+        <w:rPr>
+          <w:rFonts w:ascii="Times New Roman" w:hAnsi="Times New Roman"/>
+          <w:bCs/>
+          <w:sz w:val="28"/>
+          <w:szCs w:val="28"/>
+        </w:rPr>
+        <w:t xml:space="preserve">Рисунок </w:t>
+      </w:r>
+      <w:r>
+        <w:rPr>
+          <w:rFonts w:ascii="Times New Roman" w:hAnsi="Times New Roman"/>
+          <w:bCs/>
+          <w:sz w:val="28"/>
+          <w:szCs w:val="28"/>
+        </w:rPr>
+        <w:t>3</w:t>
+      </w:r>
+      <w:r>
+        <w:rPr>
+          <w:rFonts w:ascii="Times New Roman" w:hAnsi="Times New Roman"/>
+          <w:bCs/>
+          <w:sz w:val="28"/>
+          <w:szCs w:val="28"/>
+        </w:rPr>
+        <w:t xml:space="preserve"> – Диаграмма последовательности</w:t>
+      </w:r>
     </w:p>
     <w:sectPr>
       <w:pgSz w:w="11906" w:h="16838"/>
@@ -2717,13 +4071,371 @@
     </w:lvl>
   </w:abstractNum>
   <w:abstractNum w:abstractNumId="1" w15:restartNumberingAfterBreak="0">
+    <w:nsid w:val="14925430"/>
+    <w:multiLevelType w:val="hybridMultilevel"/>
+    <w:tmpl w:val="6C2C4114"/>
+    <w:lvl w:ilvl="0" w:tplc="0419000F">
+      <w:start w:val="1"/>
+      <w:numFmt w:val="decimal"/>
+      <w:lvlText w:val="%1."/>
+      <w:lvlJc w:val="left"/>
+      <w:pPr>
+        <w:ind w:left="720" w:hanging="360"/>
+      </w:pPr>
+      <w:rPr>
+        <w:rFonts w:hint="default"/>
+      </w:rPr>
+    </w:lvl>
+    <w:lvl w:ilvl="1" w:tplc="04190019">
+      <w:start w:val="1"/>
+      <w:numFmt w:val="lowerLetter"/>
+      <w:lvlText w:val="%2."/>
+      <w:lvlJc w:val="left"/>
+      <w:pPr>
+        <w:ind w:left="1440" w:hanging="360"/>
+      </w:pPr>
+    </w:lvl>
+    <w:lvl w:ilvl="2" w:tplc="0419001B" w:tentative="1">
+      <w:start w:val="1"/>
+      <w:numFmt w:val="lowerRoman"/>
+      <w:lvlText w:val="%3."/>
+      <w:lvlJc w:val="right"/>
+      <w:pPr>
+        <w:ind w:left="2160" w:hanging="180"/>
+      </w:pPr>
+    </w:lvl>
+    <w:lvl w:ilvl="3" w:tplc="0419000F" w:tentative="1">
+      <w:start w:val="1"/>
+      <w:numFmt w:val="decimal"/>
+      <w:lvlText w:val="%4."/>
+      <w:lvlJc w:val="left"/>
+      <w:pPr>
+        <w:ind w:left="2880" w:hanging="360"/>
+      </w:pPr>
+    </w:lvl>
+    <w:lvl w:ilvl="4" w:tplc="04190019" w:tentative="1">
+      <w:start w:val="1"/>
+      <w:numFmt w:val="lowerLetter"/>
+      <w:lvlText w:val="%5."/>
+      <w:lvlJc w:val="left"/>
+      <w:pPr>
+        <w:ind w:left="3600" w:hanging="360"/>
+      </w:pPr>
+    </w:lvl>
+    <w:lvl w:ilvl="5" w:tplc="0419001B" w:tentative="1">
+      <w:start w:val="1"/>
+      <w:numFmt w:val="lowerRoman"/>
+      <w:lvlText w:val="%6."/>
+      <w:lvlJc w:val="right"/>
+      <w:pPr>
+        <w:ind w:left="4320" w:hanging="180"/>
+      </w:pPr>
+    </w:lvl>
+    <w:lvl w:ilvl="6" w:tplc="0419000F" w:tentative="1">
+      <w:start w:val="1"/>
+      <w:numFmt w:val="decimal"/>
+      <w:lvlText w:val="%7."/>
+      <w:lvlJc w:val="left"/>
+      <w:pPr>
+        <w:ind w:left="5040" w:hanging="360"/>
+      </w:pPr>
+    </w:lvl>
+    <w:lvl w:ilvl="7" w:tplc="04190019" w:tentative="1">
+      <w:start w:val="1"/>
+      <w:numFmt w:val="lowerLetter"/>
+      <w:lvlText w:val="%8."/>
+      <w:lvlJc w:val="left"/>
+      <w:pPr>
+        <w:ind w:left="5760" w:hanging="360"/>
+      </w:pPr>
+    </w:lvl>
+    <w:lvl w:ilvl="8" w:tplc="0419001B" w:tentative="1">
+      <w:start w:val="1"/>
+      <w:numFmt w:val="lowerRoman"/>
+      <w:lvlText w:val="%9."/>
+      <w:lvlJc w:val="right"/>
+      <w:pPr>
+        <w:ind w:left="6480" w:hanging="180"/>
+      </w:pPr>
+    </w:lvl>
+  </w:abstractNum>
+  <w:abstractNum w:abstractNumId="2" w15:restartNumberingAfterBreak="0">
+    <w:nsid w:val="14AD64A2"/>
+    <w:multiLevelType w:val="multilevel"/>
+    <w:tmpl w:val="CD944C2C"/>
+    <w:lvl w:ilvl="0">
+      <w:start w:val="1"/>
+      <w:numFmt w:val="decimal"/>
+      <w:lvlText w:val="%1."/>
+      <w:lvlJc w:val="left"/>
+      <w:pPr>
+        <w:tabs>
+          <w:tab w:val="num" w:pos="720"/>
+        </w:tabs>
+        <w:ind w:left="720" w:hanging="360"/>
+      </w:pPr>
+    </w:lvl>
+    <w:lvl w:ilvl="1">
+      <w:start w:val="1"/>
+      <w:numFmt w:val="decimal"/>
+      <w:lvlText w:val="%2)"/>
+      <w:lvlJc w:val="left"/>
+      <w:pPr>
+        <w:tabs>
+          <w:tab w:val="num" w:pos="1440"/>
+        </w:tabs>
+        <w:ind w:left="1440" w:hanging="360"/>
+      </w:pPr>
+      <w:rPr>
+        <w:rFonts w:hint="default"/>
+        <w:sz w:val="28"/>
+        <w:szCs w:val="40"/>
+      </w:rPr>
+    </w:lvl>
+    <w:lvl w:ilvl="2" w:tentative="1">
+      <w:start w:val="1"/>
+      <w:numFmt w:val="decimal"/>
+      <w:lvlText w:val="%3."/>
+      <w:lvlJc w:val="left"/>
+      <w:pPr>
+        <w:tabs>
+          <w:tab w:val="num" w:pos="2160"/>
+        </w:tabs>
+        <w:ind w:left="2160" w:hanging="360"/>
+      </w:pPr>
+    </w:lvl>
+    <w:lvl w:ilvl="3" w:tentative="1">
+      <w:start w:val="1"/>
+      <w:numFmt w:val="decimal"/>
+      <w:lvlText w:val="%4."/>
+      <w:lvlJc w:val="left"/>
+      <w:pPr>
+        <w:tabs>
+          <w:tab w:val="num" w:pos="2880"/>
+        </w:tabs>
+        <w:ind w:left="2880" w:hanging="360"/>
+      </w:pPr>
+    </w:lvl>
+    <w:lvl w:ilvl="4" w:tentative="1">
+      <w:start w:val="1"/>
+      <w:numFmt w:val="decimal"/>
+      <w:lvlText w:val="%5."/>
+      <w:lvlJc w:val="left"/>
+      <w:pPr>
+        <w:tabs>
+          <w:tab w:val="num" w:pos="3600"/>
+        </w:tabs>
+        <w:ind w:left="3600" w:hanging="360"/>
+      </w:pPr>
+    </w:lvl>
+    <w:lvl w:ilvl="5" w:tentative="1">
+      <w:start w:val="1"/>
+      <w:numFmt w:val="decimal"/>
+      <w:lvlText w:val="%6."/>
+      <w:lvlJc w:val="left"/>
+      <w:pPr>
+        <w:tabs>
+          <w:tab w:val="num" w:pos="4320"/>
+        </w:tabs>
+        <w:ind w:left="4320" w:hanging="360"/>
+      </w:pPr>
+    </w:lvl>
+    <w:lvl w:ilvl="6" w:tentative="1">
+      <w:start w:val="1"/>
+      <w:numFmt w:val="decimal"/>
+      <w:lvlText w:val="%7."/>
+      <w:lvlJc w:val="left"/>
+      <w:pPr>
+        <w:tabs>
+          <w:tab w:val="num" w:pos="5040"/>
+        </w:tabs>
+        <w:ind w:left="5040" w:hanging="360"/>
+      </w:pPr>
+    </w:lvl>
+    <w:lvl w:ilvl="7" w:tentative="1">
+      <w:start w:val="1"/>
+      <w:numFmt w:val="decimal"/>
+      <w:lvlText w:val="%8."/>
+      <w:lvlJc w:val="left"/>
+      <w:pPr>
+        <w:tabs>
+          <w:tab w:val="num" w:pos="5760"/>
+        </w:tabs>
+        <w:ind w:left="5760" w:hanging="360"/>
+      </w:pPr>
+    </w:lvl>
+    <w:lvl w:ilvl="8" w:tentative="1">
+      <w:start w:val="1"/>
+      <w:numFmt w:val="decimal"/>
+      <w:lvlText w:val="%9."/>
+      <w:lvlJc w:val="left"/>
+      <w:pPr>
+        <w:tabs>
+          <w:tab w:val="num" w:pos="6480"/>
+        </w:tabs>
+        <w:ind w:left="6480" w:hanging="360"/>
+      </w:pPr>
+    </w:lvl>
+  </w:abstractNum>
+  <w:abstractNum w:abstractNumId="3" w15:restartNumberingAfterBreak="0">
+    <w:nsid w:val="14BE032C"/>
+    <w:multiLevelType w:val="multilevel"/>
+    <w:tmpl w:val="4782D45C"/>
+    <w:lvl w:ilvl="0">
+      <w:start w:val="1"/>
+      <w:numFmt w:val="decimal"/>
+      <w:lvlText w:val="%1)"/>
+      <w:lvlJc w:val="left"/>
+      <w:pPr>
+        <w:tabs>
+          <w:tab w:val="num" w:pos="720"/>
+        </w:tabs>
+        <w:ind w:left="720" w:hanging="360"/>
+      </w:pPr>
+      <w:rPr>
+        <w:rFonts w:hint="default"/>
+        <w:sz w:val="28"/>
+        <w:szCs w:val="40"/>
+      </w:rPr>
+    </w:lvl>
+    <w:lvl w:ilvl="1">
+      <w:start w:val="1"/>
+      <w:numFmt w:val="decimal"/>
+      <w:lvlText w:val="%2)"/>
+      <w:lvlJc w:val="left"/>
+      <w:pPr>
+        <w:tabs>
+          <w:tab w:val="num" w:pos="1440"/>
+        </w:tabs>
+        <w:ind w:left="1440" w:hanging="360"/>
+      </w:pPr>
+      <w:rPr>
+        <w:rFonts w:hint="default"/>
+        <w:sz w:val="28"/>
+        <w:szCs w:val="40"/>
+      </w:rPr>
+    </w:lvl>
+    <w:lvl w:ilvl="2" w:tentative="1">
+      <w:start w:val="1"/>
+      <w:numFmt w:val="bullet"/>
+      <w:lvlText w:val=""/>
+      <w:lvlJc w:val="left"/>
+      <w:pPr>
+        <w:tabs>
+          <w:tab w:val="num" w:pos="2160"/>
+        </w:tabs>
+        <w:ind w:left="2160" w:hanging="360"/>
+      </w:pPr>
+      <w:rPr>
+        <w:rFonts w:ascii="Wingdings" w:hAnsi="Wingdings" w:hint="default"/>
+        <w:sz w:val="20"/>
+      </w:rPr>
+    </w:lvl>
+    <w:lvl w:ilvl="3" w:tentative="1">
+      <w:start w:val="1"/>
+      <w:numFmt w:val="bullet"/>
+      <w:lvlText w:val=""/>
+      <w:lvlJc w:val="left"/>
+      <w:pPr>
+        <w:tabs>
+          <w:tab w:val="num" w:pos="2880"/>
+        </w:tabs>
+        <w:ind w:left="2880" w:hanging="360"/>
+      </w:pPr>
+      <w:rPr>
+        <w:rFonts w:ascii="Wingdings" w:hAnsi="Wingdings" w:hint="default"/>
+        <w:sz w:val="20"/>
+      </w:rPr>
+    </w:lvl>
+    <w:lvl w:ilvl="4" w:tentative="1">
+      <w:start w:val="1"/>
+      <w:numFmt w:val="bullet"/>
+      <w:lvlText w:val=""/>
+      <w:lvlJc w:val="left"/>
+      <w:pPr>
+        <w:tabs>
+          <w:tab w:val="num" w:pos="3600"/>
+        </w:tabs>
+        <w:ind w:left="3600" w:hanging="360"/>
+      </w:pPr>
+      <w:rPr>
+        <w:rFonts w:ascii="Wingdings" w:hAnsi="Wingdings" w:hint="default"/>
+        <w:sz w:val="20"/>
+      </w:rPr>
+    </w:lvl>
+    <w:lvl w:ilvl="5" w:tentative="1">
+      <w:start w:val="1"/>
+      <w:numFmt w:val="bullet"/>
+      <w:lvlText w:val=""/>
+      <w:lvlJc w:val="left"/>
+      <w:pPr>
+        <w:tabs>
+          <w:tab w:val="num" w:pos="4320"/>
+        </w:tabs>
+        <w:ind w:left="4320" w:hanging="360"/>
+      </w:pPr>
+      <w:rPr>
+        <w:rFonts w:ascii="Wingdings" w:hAnsi="Wingdings" w:hint="default"/>
+        <w:sz w:val="20"/>
+      </w:rPr>
+    </w:lvl>
+    <w:lvl w:ilvl="6" w:tentative="1">
+      <w:start w:val="1"/>
+      <w:numFmt w:val="bullet"/>
+      <w:lvlText w:val=""/>
+      <w:lvlJc w:val="left"/>
+      <w:pPr>
+        <w:tabs>
+          <w:tab w:val="num" w:pos="5040"/>
+        </w:tabs>
+        <w:ind w:left="5040" w:hanging="360"/>
+      </w:pPr>
+      <w:rPr>
+        <w:rFonts w:ascii="Wingdings" w:hAnsi="Wingdings" w:hint="default"/>
+        <w:sz w:val="20"/>
+      </w:rPr>
+    </w:lvl>
+    <w:lvl w:ilvl="7" w:tentative="1">
+      <w:start w:val="1"/>
+      <w:numFmt w:val="bullet"/>
+      <w:lvlText w:val=""/>
+      <w:lvlJc w:val="left"/>
+      <w:pPr>
+        <w:tabs>
+          <w:tab w:val="num" w:pos="5760"/>
+        </w:tabs>
+        <w:ind w:left="5760" w:hanging="360"/>
+      </w:pPr>
+      <w:rPr>
+        <w:rFonts w:ascii="Wingdings" w:hAnsi="Wingdings" w:hint="default"/>
+        <w:sz w:val="20"/>
+      </w:rPr>
+    </w:lvl>
+    <w:lvl w:ilvl="8" w:tentative="1">
+      <w:start w:val="1"/>
+      <w:numFmt w:val="bullet"/>
+      <w:lvlText w:val=""/>
+      <w:lvlJc w:val="left"/>
+      <w:pPr>
+        <w:tabs>
+          <w:tab w:val="num" w:pos="6480"/>
+        </w:tabs>
+        <w:ind w:left="6480" w:hanging="360"/>
+      </w:pPr>
+      <w:rPr>
+        <w:rFonts w:ascii="Wingdings" w:hAnsi="Wingdings" w:hint="default"/>
+        <w:sz w:val="20"/>
+      </w:rPr>
+    </w:lvl>
+  </w:abstractNum>
+  <w:abstractNum w:abstractNumId="4" w15:restartNumberingAfterBreak="0">
     <w:nsid w:val="17E60671"/>
     <w:multiLevelType w:val="multilevel"/>
-    <w:tmpl w:val="7CDA495C"/>
+    <w:tmpl w:val="E48C5F8C"/>
     <w:lvl w:ilvl="0">
       <w:start w:val="1"/>
-      <w:numFmt w:val="bullet"/>
-      <w:lvlText w:val=""/>
+      <w:numFmt w:val="decimal"/>
+      <w:lvlText w:val="%1)"/>
       <w:lvlJc w:val="left"/>
       <w:pPr>
         <w:tabs>
@@ -2732,8 +4444,9 @@
         <w:ind w:left="720" w:hanging="360"/>
       </w:pPr>
       <w:rPr>
-        <w:rFonts w:ascii="Symbol" w:hAnsi="Symbol" w:hint="default"/>
-        <w:sz w:val="20"/>
+        <w:rFonts w:hint="default"/>
+        <w:sz w:val="28"/>
+        <w:szCs w:val="40"/>
       </w:rPr>
     </w:lvl>
     <w:lvl w:ilvl="1" w:tentative="1">
@@ -2865,7 +4578,124 @@
       </w:rPr>
     </w:lvl>
   </w:abstractNum>
-  <w:abstractNum w:abstractNumId="2" w15:restartNumberingAfterBreak="0">
+  <w:abstractNum w:abstractNumId="5" w15:restartNumberingAfterBreak="0">
+    <w:nsid w:val="24743544"/>
+    <w:multiLevelType w:val="multilevel"/>
+    <w:tmpl w:val="3F7246E2"/>
+    <w:lvl w:ilvl="0">
+      <w:start w:val="1"/>
+      <w:numFmt w:val="decimal"/>
+      <w:lvlText w:val="%1."/>
+      <w:lvlJc w:val="left"/>
+      <w:pPr>
+        <w:tabs>
+          <w:tab w:val="num" w:pos="720"/>
+        </w:tabs>
+        <w:ind w:left="720" w:hanging="360"/>
+      </w:pPr>
+    </w:lvl>
+    <w:lvl w:ilvl="1">
+      <w:start w:val="1"/>
+      <w:numFmt w:val="bullet"/>
+      <w:lvlText w:val="o"/>
+      <w:lvlJc w:val="left"/>
+      <w:pPr>
+        <w:tabs>
+          <w:tab w:val="num" w:pos="1440"/>
+        </w:tabs>
+        <w:ind w:left="1440" w:hanging="360"/>
+      </w:pPr>
+      <w:rPr>
+        <w:rFonts w:ascii="Courier New" w:hAnsi="Courier New" w:hint="default"/>
+        <w:sz w:val="20"/>
+      </w:rPr>
+    </w:lvl>
+    <w:lvl w:ilvl="2" w:tentative="1">
+      <w:start w:val="1"/>
+      <w:numFmt w:val="decimal"/>
+      <w:lvlText w:val="%3."/>
+      <w:lvlJc w:val="left"/>
+      <w:pPr>
+        <w:tabs>
+          <w:tab w:val="num" w:pos="2160"/>
+        </w:tabs>
+        <w:ind w:left="2160" w:hanging="360"/>
+      </w:pPr>
+    </w:lvl>
+    <w:lvl w:ilvl="3" w:tentative="1">
+      <w:start w:val="1"/>
+      <w:numFmt w:val="decimal"/>
+      <w:lvlText w:val="%4."/>
+      <w:lvlJc w:val="left"/>
+      <w:pPr>
+        <w:tabs>
+          <w:tab w:val="num" w:pos="2880"/>
+        </w:tabs>
+        <w:ind w:left="2880" w:hanging="360"/>
+      </w:pPr>
+    </w:lvl>
+    <w:lvl w:ilvl="4" w:tentative="1">
+      <w:start w:val="1"/>
+      <w:numFmt w:val="decimal"/>
+      <w:lvlText w:val="%5."/>
+      <w:lvlJc w:val="left"/>
+      <w:pPr>
+        <w:tabs>
+          <w:tab w:val="num" w:pos="3600"/>
+        </w:tabs>
+        <w:ind w:left="3600" w:hanging="360"/>
+      </w:pPr>
+    </w:lvl>
+    <w:lvl w:ilvl="5" w:tentative="1">
+      <w:start w:val="1"/>
+      <w:numFmt w:val="decimal"/>
+      <w:lvlText w:val="%6."/>
+      <w:lvlJc w:val="left"/>
+      <w:pPr>
+        <w:tabs>
+          <w:tab w:val="num" w:pos="4320"/>
+        </w:tabs>
+        <w:ind w:left="4320" w:hanging="360"/>
+      </w:pPr>
+    </w:lvl>
+    <w:lvl w:ilvl="6" w:tentative="1">
+      <w:start w:val="1"/>
+      <w:numFmt w:val="decimal"/>
+      <w:lvlText w:val="%7."/>
+      <w:lvlJc w:val="left"/>
+      <w:pPr>
+        <w:tabs>
+          <w:tab w:val="num" w:pos="5040"/>
+        </w:tabs>
+        <w:ind w:left="5040" w:hanging="360"/>
+      </w:pPr>
+    </w:lvl>
+    <w:lvl w:ilvl="7" w:tentative="1">
+      <w:start w:val="1"/>
+      <w:numFmt w:val="decimal"/>
+      <w:lvlText w:val="%8."/>
+      <w:lvlJc w:val="left"/>
+      <w:pPr>
+        <w:tabs>
+          <w:tab w:val="num" w:pos="5760"/>
+        </w:tabs>
+        <w:ind w:left="5760" w:hanging="360"/>
+      </w:pPr>
+    </w:lvl>
+    <w:lvl w:ilvl="8" w:tentative="1">
+      <w:start w:val="1"/>
+      <w:numFmt w:val="decimal"/>
+      <w:lvlText w:val="%9."/>
+      <w:lvlJc w:val="left"/>
+      <w:pPr>
+        <w:tabs>
+          <w:tab w:val="num" w:pos="6480"/>
+        </w:tabs>
+        <w:ind w:left="6480" w:hanging="360"/>
+      </w:pPr>
+    </w:lvl>
+  </w:abstractNum>
+  <w:abstractNum w:abstractNumId="6" w15:restartNumberingAfterBreak="0">
     <w:nsid w:val="25D33FF0"/>
     <w:multiLevelType w:val="multilevel"/>
     <w:tmpl w:val="15AA5AE4"/>
@@ -3014,7 +4844,7 @@
       </w:rPr>
     </w:lvl>
   </w:abstractNum>
-  <w:abstractNum w:abstractNumId="3" w15:restartNumberingAfterBreak="0">
+  <w:abstractNum w:abstractNumId="7" w15:restartNumberingAfterBreak="0">
     <w:nsid w:val="2E720983"/>
     <w:multiLevelType w:val="multilevel"/>
     <w:tmpl w:val="381AB080"/>
@@ -3163,14 +4993,14 @@
       </w:rPr>
     </w:lvl>
   </w:abstractNum>
-  <w:abstractNum w:abstractNumId="4" w15:restartNumberingAfterBreak="0">
+  <w:abstractNum w:abstractNumId="8" w15:restartNumberingAfterBreak="0">
     <w:nsid w:val="32C44934"/>
     <w:multiLevelType w:val="multilevel"/>
-    <w:tmpl w:val="4CC45792"/>
+    <w:tmpl w:val="E48C5F8C"/>
     <w:lvl w:ilvl="0">
       <w:start w:val="1"/>
-      <w:numFmt w:val="bullet"/>
-      <w:lvlText w:val=""/>
+      <w:numFmt w:val="decimal"/>
+      <w:lvlText w:val="%1)"/>
       <w:lvlJc w:val="left"/>
       <w:pPr>
         <w:tabs>
@@ -3179,8 +5009,9 @@
         <w:ind w:left="720" w:hanging="360"/>
       </w:pPr>
       <w:rPr>
-        <w:rFonts w:ascii="Symbol" w:hAnsi="Symbol" w:hint="default"/>
-        <w:sz w:val="20"/>
+        <w:rFonts w:hint="default"/>
+        <w:sz w:val="28"/>
+        <w:szCs w:val="40"/>
       </w:rPr>
     </w:lvl>
     <w:lvl w:ilvl="1" w:tentative="1">
@@ -3312,14 +5143,14 @@
       </w:rPr>
     </w:lvl>
   </w:abstractNum>
-  <w:abstractNum w:abstractNumId="5" w15:restartNumberingAfterBreak="0">
+  <w:abstractNum w:abstractNumId="9" w15:restartNumberingAfterBreak="0">
     <w:nsid w:val="35DE38A1"/>
     <w:multiLevelType w:val="multilevel"/>
-    <w:tmpl w:val="629A36A2"/>
+    <w:tmpl w:val="E48C5F8C"/>
     <w:lvl w:ilvl="0">
       <w:start w:val="1"/>
-      <w:numFmt w:val="bullet"/>
-      <w:lvlText w:val=""/>
+      <w:numFmt w:val="decimal"/>
+      <w:lvlText w:val="%1)"/>
       <w:lvlJc w:val="left"/>
       <w:pPr>
         <w:tabs>
@@ -3328,8 +5159,9 @@
         <w:ind w:left="720" w:hanging="360"/>
       </w:pPr>
       <w:rPr>
-        <w:rFonts w:ascii="Symbol" w:hAnsi="Symbol" w:hint="default"/>
-        <w:sz w:val="20"/>
+        <w:rFonts w:hint="default"/>
+        <w:sz w:val="28"/>
+        <w:szCs w:val="40"/>
       </w:rPr>
     </w:lvl>
     <w:lvl w:ilvl="1" w:tentative="1">
@@ -3461,7 +5293,7 @@
       </w:rPr>
     </w:lvl>
   </w:abstractNum>
-  <w:abstractNum w:abstractNumId="6" w15:restartNumberingAfterBreak="0">
+  <w:abstractNum w:abstractNumId="10" w15:restartNumberingAfterBreak="0">
     <w:nsid w:val="36A47513"/>
     <w:multiLevelType w:val="multilevel"/>
     <w:tmpl w:val="52526B24"/>
@@ -3610,14 +5442,164 @@
       </w:rPr>
     </w:lvl>
   </w:abstractNum>
-  <w:abstractNum w:abstractNumId="7" w15:restartNumberingAfterBreak="0">
+  <w:abstractNum w:abstractNumId="11" w15:restartNumberingAfterBreak="0">
+    <w:nsid w:val="39610751"/>
+    <w:multiLevelType w:val="multilevel"/>
+    <w:tmpl w:val="E48C5F8C"/>
+    <w:lvl w:ilvl="0">
+      <w:start w:val="1"/>
+      <w:numFmt w:val="decimal"/>
+      <w:lvlText w:val="%1)"/>
+      <w:lvlJc w:val="left"/>
+      <w:pPr>
+        <w:tabs>
+          <w:tab w:val="num" w:pos="720"/>
+        </w:tabs>
+        <w:ind w:left="720" w:hanging="360"/>
+      </w:pPr>
+      <w:rPr>
+        <w:rFonts w:hint="default"/>
+        <w:sz w:val="28"/>
+        <w:szCs w:val="40"/>
+      </w:rPr>
+    </w:lvl>
+    <w:lvl w:ilvl="1" w:tentative="1">
+      <w:start w:val="1"/>
+      <w:numFmt w:val="bullet"/>
+      <w:lvlText w:val="o"/>
+      <w:lvlJc w:val="left"/>
+      <w:pPr>
+        <w:tabs>
+          <w:tab w:val="num" w:pos="1440"/>
+        </w:tabs>
+        <w:ind w:left="1440" w:hanging="360"/>
+      </w:pPr>
+      <w:rPr>
+        <w:rFonts w:ascii="Courier New" w:hAnsi="Courier New" w:hint="default"/>
+        <w:sz w:val="20"/>
+      </w:rPr>
+    </w:lvl>
+    <w:lvl w:ilvl="2" w:tentative="1">
+      <w:start w:val="1"/>
+      <w:numFmt w:val="bullet"/>
+      <w:lvlText w:val=""/>
+      <w:lvlJc w:val="left"/>
+      <w:pPr>
+        <w:tabs>
+          <w:tab w:val="num" w:pos="2160"/>
+        </w:tabs>
+        <w:ind w:left="2160" w:hanging="360"/>
+      </w:pPr>
+      <w:rPr>
+        <w:rFonts w:ascii="Wingdings" w:hAnsi="Wingdings" w:hint="default"/>
+        <w:sz w:val="20"/>
+      </w:rPr>
+    </w:lvl>
+    <w:lvl w:ilvl="3" w:tentative="1">
+      <w:start w:val="1"/>
+      <w:numFmt w:val="bullet"/>
+      <w:lvlText w:val=""/>
+      <w:lvlJc w:val="left"/>
+      <w:pPr>
+        <w:tabs>
+          <w:tab w:val="num" w:pos="2880"/>
+        </w:tabs>
+        <w:ind w:left="2880" w:hanging="360"/>
+      </w:pPr>
+      <w:rPr>
+        <w:rFonts w:ascii="Wingdings" w:hAnsi="Wingdings" w:hint="default"/>
+        <w:sz w:val="20"/>
+      </w:rPr>
+    </w:lvl>
+    <w:lvl w:ilvl="4" w:tentative="1">
+      <w:start w:val="1"/>
+      <w:numFmt w:val="bullet"/>
+      <w:lvlText w:val=""/>
+      <w:lvlJc w:val="left"/>
+      <w:pPr>
+        <w:tabs>
+          <w:tab w:val="num" w:pos="3600"/>
+        </w:tabs>
+        <w:ind w:left="3600" w:hanging="360"/>
+      </w:pPr>
+      <w:rPr>
+        <w:rFonts w:ascii="Wingdings" w:hAnsi="Wingdings" w:hint="default"/>
+        <w:sz w:val="20"/>
+      </w:rPr>
+    </w:lvl>
+    <w:lvl w:ilvl="5" w:tentative="1">
+      <w:start w:val="1"/>
+      <w:numFmt w:val="bullet"/>
+      <w:lvlText w:val=""/>
+      <w:lvlJc w:val="left"/>
+      <w:pPr>
+        <w:tabs>
+          <w:tab w:val="num" w:pos="4320"/>
+        </w:tabs>
+        <w:ind w:left="4320" w:hanging="360"/>
+      </w:pPr>
+      <w:rPr>
+        <w:rFonts w:ascii="Wingdings" w:hAnsi="Wingdings" w:hint="default"/>
+        <w:sz w:val="20"/>
+      </w:rPr>
+    </w:lvl>
+    <w:lvl w:ilvl="6" w:tentative="1">
+      <w:start w:val="1"/>
+      <w:numFmt w:val="bullet"/>
+      <w:lvlText w:val=""/>
+      <w:lvlJc w:val="left"/>
+      <w:pPr>
+        <w:tabs>
+          <w:tab w:val="num" w:pos="5040"/>
+        </w:tabs>
+        <w:ind w:left="5040" w:hanging="360"/>
+      </w:pPr>
+      <w:rPr>
+        <w:rFonts w:ascii="Wingdings" w:hAnsi="Wingdings" w:hint="default"/>
+        <w:sz w:val="20"/>
+      </w:rPr>
+    </w:lvl>
+    <w:lvl w:ilvl="7" w:tentative="1">
+      <w:start w:val="1"/>
+      <w:numFmt w:val="bullet"/>
+      <w:lvlText w:val=""/>
+      <w:lvlJc w:val="left"/>
+      <w:pPr>
+        <w:tabs>
+          <w:tab w:val="num" w:pos="5760"/>
+        </w:tabs>
+        <w:ind w:left="5760" w:hanging="360"/>
+      </w:pPr>
+      <w:rPr>
+        <w:rFonts w:ascii="Wingdings" w:hAnsi="Wingdings" w:hint="default"/>
+        <w:sz w:val="20"/>
+      </w:rPr>
+    </w:lvl>
+    <w:lvl w:ilvl="8" w:tentative="1">
+      <w:start w:val="1"/>
+      <w:numFmt w:val="bullet"/>
+      <w:lvlText w:val=""/>
+      <w:lvlJc w:val="left"/>
+      <w:pPr>
+        <w:tabs>
+          <w:tab w:val="num" w:pos="6480"/>
+        </w:tabs>
+        <w:ind w:left="6480" w:hanging="360"/>
+      </w:pPr>
+      <w:rPr>
+        <w:rFonts w:ascii="Wingdings" w:hAnsi="Wingdings" w:hint="default"/>
+        <w:sz w:val="20"/>
+      </w:rPr>
+    </w:lvl>
+  </w:abstractNum>
+  <w:abstractNum w:abstractNumId="12" w15:restartNumberingAfterBreak="0">
     <w:nsid w:val="3C827C35"/>
     <w:multiLevelType w:val="multilevel"/>
-    <w:tmpl w:val="85FA2702"/>
+    <w:tmpl w:val="E48C5F8C"/>
     <w:lvl w:ilvl="0">
       <w:start w:val="1"/>
-      <w:numFmt w:val="bullet"/>
-      <w:lvlText w:val=""/>
+      <w:numFmt w:val="decimal"/>
+      <w:lvlText w:val="%1)"/>
       <w:lvlJc w:val="left"/>
       <w:pPr>
         <w:tabs>
@@ -3626,8 +5608,9 @@
         <w:ind w:left="720" w:hanging="360"/>
       </w:pPr>
       <w:rPr>
-        <w:rFonts w:ascii="Symbol" w:hAnsi="Symbol" w:hint="default"/>
-        <w:sz w:val="20"/>
+        <w:rFonts w:hint="default"/>
+        <w:sz w:val="28"/>
+        <w:szCs w:val="40"/>
       </w:rPr>
     </w:lvl>
     <w:lvl w:ilvl="1" w:tentative="1">
@@ -3759,7 +5742,7 @@
       </w:rPr>
     </w:lvl>
   </w:abstractNum>
-  <w:abstractNum w:abstractNumId="8" w15:restartNumberingAfterBreak="0">
+  <w:abstractNum w:abstractNumId="13" w15:restartNumberingAfterBreak="0">
     <w:nsid w:val="48FB1265"/>
     <w:multiLevelType w:val="multilevel"/>
     <w:tmpl w:val="BF246A56"/>
@@ -3908,14 +5891,281 @@
       </w:rPr>
     </w:lvl>
   </w:abstractNum>
-  <w:abstractNum w:abstractNumId="9" w15:restartNumberingAfterBreak="0">
+  <w:abstractNum w:abstractNumId="14" w15:restartNumberingAfterBreak="0">
+    <w:nsid w:val="50F75CB6"/>
+    <w:multiLevelType w:val="multilevel"/>
+    <w:tmpl w:val="DEBA0DDE"/>
+    <w:lvl w:ilvl="0">
+      <w:start w:val="1"/>
+      <w:numFmt w:val="bullet"/>
+      <w:lvlText w:val=""/>
+      <w:lvlJc w:val="left"/>
+      <w:pPr>
+        <w:tabs>
+          <w:tab w:val="num" w:pos="720"/>
+        </w:tabs>
+        <w:ind w:left="720" w:hanging="360"/>
+      </w:pPr>
+      <w:rPr>
+        <w:rFonts w:ascii="Symbol" w:hAnsi="Symbol" w:hint="default"/>
+        <w:sz w:val="20"/>
+      </w:rPr>
+    </w:lvl>
+    <w:lvl w:ilvl="1" w:tentative="1">
+      <w:start w:val="1"/>
+      <w:numFmt w:val="bullet"/>
+      <w:lvlText w:val="o"/>
+      <w:lvlJc w:val="left"/>
+      <w:pPr>
+        <w:tabs>
+          <w:tab w:val="num" w:pos="1440"/>
+        </w:tabs>
+        <w:ind w:left="1440" w:hanging="360"/>
+      </w:pPr>
+      <w:rPr>
+        <w:rFonts w:ascii="Courier New" w:hAnsi="Courier New" w:hint="default"/>
+        <w:sz w:val="20"/>
+      </w:rPr>
+    </w:lvl>
+    <w:lvl w:ilvl="2" w:tentative="1">
+      <w:start w:val="1"/>
+      <w:numFmt w:val="bullet"/>
+      <w:lvlText w:val=""/>
+      <w:lvlJc w:val="left"/>
+      <w:pPr>
+        <w:tabs>
+          <w:tab w:val="num" w:pos="2160"/>
+        </w:tabs>
+        <w:ind w:left="2160" w:hanging="360"/>
+      </w:pPr>
+      <w:rPr>
+        <w:rFonts w:ascii="Wingdings" w:hAnsi="Wingdings" w:hint="default"/>
+        <w:sz w:val="20"/>
+      </w:rPr>
+    </w:lvl>
+    <w:lvl w:ilvl="3" w:tentative="1">
+      <w:start w:val="1"/>
+      <w:numFmt w:val="bullet"/>
+      <w:lvlText w:val=""/>
+      <w:lvlJc w:val="left"/>
+      <w:pPr>
+        <w:tabs>
+          <w:tab w:val="num" w:pos="2880"/>
+        </w:tabs>
+        <w:ind w:left="2880" w:hanging="360"/>
+      </w:pPr>
+      <w:rPr>
+        <w:rFonts w:ascii="Wingdings" w:hAnsi="Wingdings" w:hint="default"/>
+        <w:sz w:val="20"/>
+      </w:rPr>
+    </w:lvl>
+    <w:lvl w:ilvl="4" w:tentative="1">
+      <w:start w:val="1"/>
+      <w:numFmt w:val="bullet"/>
+      <w:lvlText w:val=""/>
+      <w:lvlJc w:val="left"/>
+      <w:pPr>
+        <w:tabs>
+          <w:tab w:val="num" w:pos="3600"/>
+        </w:tabs>
+        <w:ind w:left="3600" w:hanging="360"/>
+      </w:pPr>
+      <w:rPr>
+        <w:rFonts w:ascii="Wingdings" w:hAnsi="Wingdings" w:hint="default"/>
+        <w:sz w:val="20"/>
+      </w:rPr>
+    </w:lvl>
+    <w:lvl w:ilvl="5" w:tentative="1">
+      <w:start w:val="1"/>
+      <w:numFmt w:val="bullet"/>
+      <w:lvlText w:val=""/>
+      <w:lvlJc w:val="left"/>
+      <w:pPr>
+        <w:tabs>
+          <w:tab w:val="num" w:pos="4320"/>
+        </w:tabs>
+        <w:ind w:left="4320" w:hanging="360"/>
+      </w:pPr>
+      <w:rPr>
+        <w:rFonts w:ascii="Wingdings" w:hAnsi="Wingdings" w:hint="default"/>
+        <w:sz w:val="20"/>
+      </w:rPr>
+    </w:lvl>
+    <w:lvl w:ilvl="6" w:tentative="1">
+      <w:start w:val="1"/>
+      <w:numFmt w:val="bullet"/>
+      <w:lvlText w:val=""/>
+      <w:lvlJc w:val="left"/>
+      <w:pPr>
+        <w:tabs>
+          <w:tab w:val="num" w:pos="5040"/>
+        </w:tabs>
+        <w:ind w:left="5040" w:hanging="360"/>
+      </w:pPr>
+      <w:rPr>
+        <w:rFonts w:ascii="Wingdings" w:hAnsi="Wingdings" w:hint="default"/>
+        <w:sz w:val="20"/>
+      </w:rPr>
+    </w:lvl>
+    <w:lvl w:ilvl="7" w:tentative="1">
+      <w:start w:val="1"/>
+      <w:numFmt w:val="bullet"/>
+      <w:lvlText w:val=""/>
+      <w:lvlJc w:val="left"/>
+      <w:pPr>
+        <w:tabs>
+          <w:tab w:val="num" w:pos="5760"/>
+        </w:tabs>
+        <w:ind w:left="5760" w:hanging="360"/>
+      </w:pPr>
+      <w:rPr>
+        <w:rFonts w:ascii="Wingdings" w:hAnsi="Wingdings" w:hint="default"/>
+        <w:sz w:val="20"/>
+      </w:rPr>
+    </w:lvl>
+    <w:lvl w:ilvl="8" w:tentative="1">
+      <w:start w:val="1"/>
+      <w:numFmt w:val="bullet"/>
+      <w:lvlText w:val=""/>
+      <w:lvlJc w:val="left"/>
+      <w:pPr>
+        <w:tabs>
+          <w:tab w:val="num" w:pos="6480"/>
+        </w:tabs>
+        <w:ind w:left="6480" w:hanging="360"/>
+      </w:pPr>
+      <w:rPr>
+        <w:rFonts w:ascii="Wingdings" w:hAnsi="Wingdings" w:hint="default"/>
+        <w:sz w:val="20"/>
+      </w:rPr>
+    </w:lvl>
+  </w:abstractNum>
+  <w:abstractNum w:abstractNumId="15" w15:restartNumberingAfterBreak="0">
+    <w:nsid w:val="53DE30CD"/>
+    <w:multiLevelType w:val="multilevel"/>
+    <w:tmpl w:val="55D40B1C"/>
+    <w:lvl w:ilvl="0">
+      <w:start w:val="1"/>
+      <w:numFmt w:val="decimal"/>
+      <w:lvlText w:val="%1."/>
+      <w:lvlJc w:val="left"/>
+      <w:pPr>
+        <w:tabs>
+          <w:tab w:val="num" w:pos="720"/>
+        </w:tabs>
+        <w:ind w:left="720" w:hanging="360"/>
+      </w:pPr>
+    </w:lvl>
+    <w:lvl w:ilvl="1">
+      <w:start w:val="1"/>
+      <w:numFmt w:val="decimal"/>
+      <w:lvlText w:val="%2)"/>
+      <w:lvlJc w:val="left"/>
+      <w:pPr>
+        <w:tabs>
+          <w:tab w:val="num" w:pos="1440"/>
+        </w:tabs>
+        <w:ind w:left="1440" w:hanging="360"/>
+      </w:pPr>
+      <w:rPr>
+        <w:rFonts w:hint="default"/>
+        <w:sz w:val="28"/>
+        <w:szCs w:val="40"/>
+      </w:rPr>
+    </w:lvl>
+    <w:lvl w:ilvl="2" w:tentative="1">
+      <w:start w:val="1"/>
+      <w:numFmt w:val="decimal"/>
+      <w:lvlText w:val="%3."/>
+      <w:lvlJc w:val="left"/>
+      <w:pPr>
+        <w:tabs>
+          <w:tab w:val="num" w:pos="2160"/>
+        </w:tabs>
+        <w:ind w:left="2160" w:hanging="360"/>
+      </w:pPr>
+    </w:lvl>
+    <w:lvl w:ilvl="3" w:tentative="1">
+      <w:start w:val="1"/>
+      <w:numFmt w:val="decimal"/>
+      <w:lvlText w:val="%4."/>
+      <w:lvlJc w:val="left"/>
+      <w:pPr>
+        <w:tabs>
+          <w:tab w:val="num" w:pos="2880"/>
+        </w:tabs>
+        <w:ind w:left="2880" w:hanging="360"/>
+      </w:pPr>
+    </w:lvl>
+    <w:lvl w:ilvl="4" w:tentative="1">
+      <w:start w:val="1"/>
+      <w:numFmt w:val="decimal"/>
+      <w:lvlText w:val="%5."/>
+      <w:lvlJc w:val="left"/>
+      <w:pPr>
+        <w:tabs>
+          <w:tab w:val="num" w:pos="3600"/>
+        </w:tabs>
+        <w:ind w:left="3600" w:hanging="360"/>
+      </w:pPr>
+    </w:lvl>
+    <w:lvl w:ilvl="5" w:tentative="1">
+      <w:start w:val="1"/>
+      <w:numFmt w:val="decimal"/>
+      <w:lvlText w:val="%6."/>
+      <w:lvlJc w:val="left"/>
+      <w:pPr>
+        <w:tabs>
+          <w:tab w:val="num" w:pos="4320"/>
+        </w:tabs>
+        <w:ind w:left="4320" w:hanging="360"/>
+      </w:pPr>
+    </w:lvl>
+    <w:lvl w:ilvl="6" w:tentative="1">
+      <w:start w:val="1"/>
+      <w:numFmt w:val="decimal"/>
+      <w:lvlText w:val="%7."/>
+      <w:lvlJc w:val="left"/>
+      <w:pPr>
+        <w:tabs>
+          <w:tab w:val="num" w:pos="5040"/>
+        </w:tabs>
+        <w:ind w:left="5040" w:hanging="360"/>
+      </w:pPr>
+    </w:lvl>
+    <w:lvl w:ilvl="7" w:tentative="1">
+      <w:start w:val="1"/>
+      <w:numFmt w:val="decimal"/>
+      <w:lvlText w:val="%8."/>
+      <w:lvlJc w:val="left"/>
+      <w:pPr>
+        <w:tabs>
+          <w:tab w:val="num" w:pos="5760"/>
+        </w:tabs>
+        <w:ind w:left="5760" w:hanging="360"/>
+      </w:pPr>
+    </w:lvl>
+    <w:lvl w:ilvl="8" w:tentative="1">
+      <w:start w:val="1"/>
+      <w:numFmt w:val="decimal"/>
+      <w:lvlText w:val="%9."/>
+      <w:lvlJc w:val="left"/>
+      <w:pPr>
+        <w:tabs>
+          <w:tab w:val="num" w:pos="6480"/>
+        </w:tabs>
+        <w:ind w:left="6480" w:hanging="360"/>
+      </w:pPr>
+    </w:lvl>
+  </w:abstractNum>
+  <w:abstractNum w:abstractNumId="16" w15:restartNumberingAfterBreak="0">
     <w:nsid w:val="569B3C5A"/>
     <w:multiLevelType w:val="multilevel"/>
-    <w:tmpl w:val="0D4C883A"/>
+    <w:tmpl w:val="E48C5F8C"/>
     <w:lvl w:ilvl="0">
       <w:start w:val="1"/>
-      <w:numFmt w:val="bullet"/>
-      <w:lvlText w:val=""/>
+      <w:numFmt w:val="decimal"/>
+      <w:lvlText w:val="%1)"/>
       <w:lvlJc w:val="left"/>
       <w:pPr>
         <w:tabs>
@@ -3924,8 +6174,9 @@
         <w:ind w:left="720" w:hanging="360"/>
       </w:pPr>
       <w:rPr>
-        <w:rFonts w:ascii="Symbol" w:hAnsi="Symbol" w:hint="default"/>
-        <w:sz w:val="20"/>
+        <w:rFonts w:hint="default"/>
+        <w:sz w:val="28"/>
+        <w:szCs w:val="40"/>
       </w:rPr>
     </w:lvl>
     <w:lvl w:ilvl="1" w:tentative="1">
@@ -4057,10 +6308,10 @@
       </w:rPr>
     </w:lvl>
   </w:abstractNum>
-  <w:abstractNum w:abstractNumId="10" w15:restartNumberingAfterBreak="0">
+  <w:abstractNum w:abstractNumId="17" w15:restartNumberingAfterBreak="0">
     <w:nsid w:val="572E3861"/>
     <w:multiLevelType w:val="hybridMultilevel"/>
-    <w:tmpl w:val="C3424440"/>
+    <w:tmpl w:val="6FFEC5FC"/>
     <w:lvl w:ilvl="0" w:tplc="0419000F">
       <w:start w:val="1"/>
       <w:numFmt w:val="decimal"/>
@@ -4146,7 +6397,157 @@
       </w:pPr>
     </w:lvl>
   </w:abstractNum>
-  <w:abstractNum w:abstractNumId="11" w15:restartNumberingAfterBreak="0">
+  <w:abstractNum w:abstractNumId="18" w15:restartNumberingAfterBreak="0">
+    <w:nsid w:val="57D722CE"/>
+    <w:multiLevelType w:val="multilevel"/>
+    <w:tmpl w:val="D96EF348"/>
+    <w:lvl w:ilvl="0">
+      <w:start w:val="1"/>
+      <w:numFmt w:val="decimal"/>
+      <w:lvlText w:val="%1)"/>
+      <w:lvlJc w:val="left"/>
+      <w:pPr>
+        <w:tabs>
+          <w:tab w:val="num" w:pos="720"/>
+        </w:tabs>
+        <w:ind w:left="720" w:hanging="360"/>
+      </w:pPr>
+      <w:rPr>
+        <w:rFonts w:hint="default"/>
+        <w:sz w:val="28"/>
+        <w:szCs w:val="40"/>
+      </w:rPr>
+    </w:lvl>
+    <w:lvl w:ilvl="1" w:tentative="1">
+      <w:start w:val="1"/>
+      <w:numFmt w:val="bullet"/>
+      <w:lvlText w:val="o"/>
+      <w:lvlJc w:val="left"/>
+      <w:pPr>
+        <w:tabs>
+          <w:tab w:val="num" w:pos="1440"/>
+        </w:tabs>
+        <w:ind w:left="1440" w:hanging="360"/>
+      </w:pPr>
+      <w:rPr>
+        <w:rFonts w:ascii="Courier New" w:hAnsi="Courier New" w:hint="default"/>
+        <w:sz w:val="20"/>
+      </w:rPr>
+    </w:lvl>
+    <w:lvl w:ilvl="2" w:tentative="1">
+      <w:start w:val="1"/>
+      <w:numFmt w:val="bullet"/>
+      <w:lvlText w:val=""/>
+      <w:lvlJc w:val="left"/>
+      <w:pPr>
+        <w:tabs>
+          <w:tab w:val="num" w:pos="2160"/>
+        </w:tabs>
+        <w:ind w:left="2160" w:hanging="360"/>
+      </w:pPr>
+      <w:rPr>
+        <w:rFonts w:ascii="Wingdings" w:hAnsi="Wingdings" w:hint="default"/>
+        <w:sz w:val="20"/>
+      </w:rPr>
+    </w:lvl>
+    <w:lvl w:ilvl="3" w:tentative="1">
+      <w:start w:val="1"/>
+      <w:numFmt w:val="bullet"/>
+      <w:lvlText w:val=""/>
+      <w:lvlJc w:val="left"/>
+      <w:pPr>
+        <w:tabs>
+          <w:tab w:val="num" w:pos="2880"/>
+        </w:tabs>
+        <w:ind w:left="2880" w:hanging="360"/>
+      </w:pPr>
+      <w:rPr>
+        <w:rFonts w:ascii="Wingdings" w:hAnsi="Wingdings" w:hint="default"/>
+        <w:sz w:val="20"/>
+      </w:rPr>
+    </w:lvl>
+    <w:lvl w:ilvl="4" w:tentative="1">
+      <w:start w:val="1"/>
+      <w:numFmt w:val="bullet"/>
+      <w:lvlText w:val=""/>
+      <w:lvlJc w:val="left"/>
+      <w:pPr>
+        <w:tabs>
+          <w:tab w:val="num" w:pos="3600"/>
+        </w:tabs>
+        <w:ind w:left="3600" w:hanging="360"/>
+      </w:pPr>
+      <w:rPr>
+        <w:rFonts w:ascii="Wingdings" w:hAnsi="Wingdings" w:hint="default"/>
+        <w:sz w:val="20"/>
+      </w:rPr>
+    </w:lvl>
+    <w:lvl w:ilvl="5" w:tentative="1">
+      <w:start w:val="1"/>
+      <w:numFmt w:val="bullet"/>
+      <w:lvlText w:val=""/>
+      <w:lvlJc w:val="left"/>
+      <w:pPr>
+        <w:tabs>
+          <w:tab w:val="num" w:pos="4320"/>
+        </w:tabs>
+        <w:ind w:left="4320" w:hanging="360"/>
+      </w:pPr>
+      <w:rPr>
+        <w:rFonts w:ascii="Wingdings" w:hAnsi="Wingdings" w:hint="default"/>
+        <w:sz w:val="20"/>
+      </w:rPr>
+    </w:lvl>
+    <w:lvl w:ilvl="6" w:tentative="1">
+      <w:start w:val="1"/>
+      <w:numFmt w:val="bullet"/>
+      <w:lvlText w:val=""/>
+      <w:lvlJc w:val="left"/>
+      <w:pPr>
+        <w:tabs>
+          <w:tab w:val="num" w:pos="5040"/>
+        </w:tabs>
+        <w:ind w:left="5040" w:hanging="360"/>
+      </w:pPr>
+      <w:rPr>
+        <w:rFonts w:ascii="Wingdings" w:hAnsi="Wingdings" w:hint="default"/>
+        <w:sz w:val="20"/>
+      </w:rPr>
+    </w:lvl>
+    <w:lvl w:ilvl="7" w:tentative="1">
+      <w:start w:val="1"/>
+      <w:numFmt w:val="bullet"/>
+      <w:lvlText w:val=""/>
+      <w:lvlJc w:val="left"/>
+      <w:pPr>
+        <w:tabs>
+          <w:tab w:val="num" w:pos="5760"/>
+        </w:tabs>
+        <w:ind w:left="5760" w:hanging="360"/>
+      </w:pPr>
+      <w:rPr>
+        <w:rFonts w:ascii="Wingdings" w:hAnsi="Wingdings" w:hint="default"/>
+        <w:sz w:val="20"/>
+      </w:rPr>
+    </w:lvl>
+    <w:lvl w:ilvl="8" w:tentative="1">
+      <w:start w:val="1"/>
+      <w:numFmt w:val="bullet"/>
+      <w:lvlText w:val=""/>
+      <w:lvlJc w:val="left"/>
+      <w:pPr>
+        <w:tabs>
+          <w:tab w:val="num" w:pos="6480"/>
+        </w:tabs>
+        <w:ind w:left="6480" w:hanging="360"/>
+      </w:pPr>
+      <w:rPr>
+        <w:rFonts w:ascii="Wingdings" w:hAnsi="Wingdings" w:hint="default"/>
+        <w:sz w:val="20"/>
+      </w:rPr>
+    </w:lvl>
+  </w:abstractNum>
+  <w:abstractNum w:abstractNumId="19" w15:restartNumberingAfterBreak="0">
     <w:nsid w:val="59C46E30"/>
     <w:multiLevelType w:val="hybridMultilevel"/>
     <w:tmpl w:val="E1401100"/>
@@ -4232,7 +6633,7 @@
       </w:pPr>
     </w:lvl>
   </w:abstractNum>
-  <w:abstractNum w:abstractNumId="12" w15:restartNumberingAfterBreak="0">
+  <w:abstractNum w:abstractNumId="20" w15:restartNumberingAfterBreak="0">
     <w:nsid w:val="6078383F"/>
     <w:multiLevelType w:val="multilevel"/>
     <w:tmpl w:val="FA729902"/>
@@ -4381,14 +6782,14 @@
       </w:rPr>
     </w:lvl>
   </w:abstractNum>
-  <w:abstractNum w:abstractNumId="13" w15:restartNumberingAfterBreak="0">
+  <w:abstractNum w:abstractNumId="21" w15:restartNumberingAfterBreak="0">
     <w:nsid w:val="61BA5B42"/>
     <w:multiLevelType w:val="multilevel"/>
-    <w:tmpl w:val="62A6D842"/>
+    <w:tmpl w:val="E48C5F8C"/>
     <w:lvl w:ilvl="0">
       <w:start w:val="1"/>
-      <w:numFmt w:val="bullet"/>
-      <w:lvlText w:val=""/>
+      <w:numFmt w:val="decimal"/>
+      <w:lvlText w:val="%1)"/>
       <w:lvlJc w:val="left"/>
       <w:pPr>
         <w:tabs>
@@ -4397,8 +6798,9 @@
         <w:ind w:left="720" w:hanging="360"/>
       </w:pPr>
       <w:rPr>
-        <w:rFonts w:ascii="Symbol" w:hAnsi="Symbol" w:hint="default"/>
-        <w:sz w:val="20"/>
+        <w:rFonts w:hint="default"/>
+        <w:sz w:val="28"/>
+        <w:szCs w:val="40"/>
       </w:rPr>
     </w:lvl>
     <w:lvl w:ilvl="1" w:tentative="1">
@@ -4530,7 +6932,125 @@
       </w:rPr>
     </w:lvl>
   </w:abstractNum>
-  <w:abstractNum w:abstractNumId="14" w15:restartNumberingAfterBreak="0">
+  <w:abstractNum w:abstractNumId="22" w15:restartNumberingAfterBreak="0">
+    <w:nsid w:val="6A226642"/>
+    <w:multiLevelType w:val="multilevel"/>
+    <w:tmpl w:val="AE8A60DE"/>
+    <w:lvl w:ilvl="0">
+      <w:start w:val="1"/>
+      <w:numFmt w:val="decimal"/>
+      <w:lvlText w:val="%1."/>
+      <w:lvlJc w:val="left"/>
+      <w:pPr>
+        <w:tabs>
+          <w:tab w:val="num" w:pos="720"/>
+        </w:tabs>
+        <w:ind w:left="720" w:hanging="360"/>
+      </w:pPr>
+    </w:lvl>
+    <w:lvl w:ilvl="1">
+      <w:start w:val="1"/>
+      <w:numFmt w:val="decimal"/>
+      <w:lvlText w:val="%2)"/>
+      <w:lvlJc w:val="left"/>
+      <w:pPr>
+        <w:tabs>
+          <w:tab w:val="num" w:pos="1440"/>
+        </w:tabs>
+        <w:ind w:left="1440" w:hanging="360"/>
+      </w:pPr>
+      <w:rPr>
+        <w:rFonts w:hint="default"/>
+        <w:sz w:val="28"/>
+        <w:szCs w:val="40"/>
+      </w:rPr>
+    </w:lvl>
+    <w:lvl w:ilvl="2" w:tentative="1">
+      <w:start w:val="1"/>
+      <w:numFmt w:val="decimal"/>
+      <w:lvlText w:val="%3."/>
+      <w:lvlJc w:val="left"/>
+      <w:pPr>
+        <w:tabs>
+          <w:tab w:val="num" w:pos="2160"/>
+        </w:tabs>
+        <w:ind w:left="2160" w:hanging="360"/>
+      </w:pPr>
+    </w:lvl>
+    <w:lvl w:ilvl="3" w:tentative="1">
+      <w:start w:val="1"/>
+      <w:numFmt w:val="decimal"/>
+      <w:lvlText w:val="%4."/>
+      <w:lvlJc w:val="left"/>
+      <w:pPr>
+        <w:tabs>
+          <w:tab w:val="num" w:pos="2880"/>
+        </w:tabs>
+        <w:ind w:left="2880" w:hanging="360"/>
+      </w:pPr>
+    </w:lvl>
+    <w:lvl w:ilvl="4" w:tentative="1">
+      <w:start w:val="1"/>
+      <w:numFmt w:val="decimal"/>
+      <w:lvlText w:val="%5."/>
+      <w:lvlJc w:val="left"/>
+      <w:pPr>
+        <w:tabs>
+          <w:tab w:val="num" w:pos="3600"/>
+        </w:tabs>
+        <w:ind w:left="3600" w:hanging="360"/>
+      </w:pPr>
+    </w:lvl>
+    <w:lvl w:ilvl="5" w:tentative="1">
+      <w:start w:val="1"/>
+      <w:numFmt w:val="decimal"/>
+      <w:lvlText w:val="%6."/>
+      <w:lvlJc w:val="left"/>
+      <w:pPr>
+        <w:tabs>
+          <w:tab w:val="num" w:pos="4320"/>
+        </w:tabs>
+        <w:ind w:left="4320" w:hanging="360"/>
+      </w:pPr>
+    </w:lvl>
+    <w:lvl w:ilvl="6" w:tentative="1">
+      <w:start w:val="1"/>
+      <w:numFmt w:val="decimal"/>
+      <w:lvlText w:val="%7."/>
+      <w:lvlJc w:val="left"/>
+      <w:pPr>
+        <w:tabs>
+          <w:tab w:val="num" w:pos="5040"/>
+        </w:tabs>
+        <w:ind w:left="5040" w:hanging="360"/>
+      </w:pPr>
+    </w:lvl>
+    <w:lvl w:ilvl="7" w:tentative="1">
+      <w:start w:val="1"/>
+      <w:numFmt w:val="decimal"/>
+      <w:lvlText w:val="%8."/>
+      <w:lvlJc w:val="left"/>
+      <w:pPr>
+        <w:tabs>
+          <w:tab w:val="num" w:pos="5760"/>
+        </w:tabs>
+        <w:ind w:left="5760" w:hanging="360"/>
+      </w:pPr>
+    </w:lvl>
+    <w:lvl w:ilvl="8" w:tentative="1">
+      <w:start w:val="1"/>
+      <w:numFmt w:val="decimal"/>
+      <w:lvlText w:val="%9."/>
+      <w:lvlJc w:val="left"/>
+      <w:pPr>
+        <w:tabs>
+          <w:tab w:val="num" w:pos="6480"/>
+        </w:tabs>
+        <w:ind w:left="6480" w:hanging="360"/>
+      </w:pPr>
+    </w:lvl>
+  </w:abstractNum>
+  <w:abstractNum w:abstractNumId="23" w15:restartNumberingAfterBreak="0">
     <w:nsid w:val="6A23004A"/>
     <w:multiLevelType w:val="multilevel"/>
     <w:tmpl w:val="87D2191E"/>
@@ -4679,7 +7199,7 @@
       </w:rPr>
     </w:lvl>
   </w:abstractNum>
-  <w:abstractNum w:abstractNumId="15" w15:restartNumberingAfterBreak="0">
+  <w:abstractNum w:abstractNumId="24" w15:restartNumberingAfterBreak="0">
     <w:nsid w:val="6AA50FA7"/>
     <w:multiLevelType w:val="multilevel"/>
     <w:tmpl w:val="6D0A9DC0"/>
@@ -4828,14 +7348,314 @@
       </w:rPr>
     </w:lvl>
   </w:abstractNum>
-  <w:abstractNum w:abstractNumId="16" w15:restartNumberingAfterBreak="0">
+  <w:abstractNum w:abstractNumId="25" w15:restartNumberingAfterBreak="0">
+    <w:nsid w:val="6BD923D3"/>
+    <w:multiLevelType w:val="multilevel"/>
+    <w:tmpl w:val="618A5B32"/>
+    <w:lvl w:ilvl="0">
+      <w:start w:val="1"/>
+      <w:numFmt w:val="decimal"/>
+      <w:lvlText w:val="%1)"/>
+      <w:lvlJc w:val="left"/>
+      <w:pPr>
+        <w:tabs>
+          <w:tab w:val="num" w:pos="720"/>
+        </w:tabs>
+        <w:ind w:left="720" w:hanging="360"/>
+      </w:pPr>
+      <w:rPr>
+        <w:rFonts w:hint="default"/>
+        <w:sz w:val="28"/>
+        <w:szCs w:val="40"/>
+      </w:rPr>
+    </w:lvl>
+    <w:lvl w:ilvl="1" w:tentative="1">
+      <w:start w:val="1"/>
+      <w:numFmt w:val="bullet"/>
+      <w:lvlText w:val="o"/>
+      <w:lvlJc w:val="left"/>
+      <w:pPr>
+        <w:tabs>
+          <w:tab w:val="num" w:pos="1440"/>
+        </w:tabs>
+        <w:ind w:left="1440" w:hanging="360"/>
+      </w:pPr>
+      <w:rPr>
+        <w:rFonts w:ascii="Courier New" w:hAnsi="Courier New" w:hint="default"/>
+        <w:sz w:val="20"/>
+      </w:rPr>
+    </w:lvl>
+    <w:lvl w:ilvl="2" w:tentative="1">
+      <w:start w:val="1"/>
+      <w:numFmt w:val="bullet"/>
+      <w:lvlText w:val=""/>
+      <w:lvlJc w:val="left"/>
+      <w:pPr>
+        <w:tabs>
+          <w:tab w:val="num" w:pos="2160"/>
+        </w:tabs>
+        <w:ind w:left="2160" w:hanging="360"/>
+      </w:pPr>
+      <w:rPr>
+        <w:rFonts w:ascii="Wingdings" w:hAnsi="Wingdings" w:hint="default"/>
+        <w:sz w:val="20"/>
+      </w:rPr>
+    </w:lvl>
+    <w:lvl w:ilvl="3" w:tentative="1">
+      <w:start w:val="1"/>
+      <w:numFmt w:val="bullet"/>
+      <w:lvlText w:val=""/>
+      <w:lvlJc w:val="left"/>
+      <w:pPr>
+        <w:tabs>
+          <w:tab w:val="num" w:pos="2880"/>
+        </w:tabs>
+        <w:ind w:left="2880" w:hanging="360"/>
+      </w:pPr>
+      <w:rPr>
+        <w:rFonts w:ascii="Wingdings" w:hAnsi="Wingdings" w:hint="default"/>
+        <w:sz w:val="20"/>
+      </w:rPr>
+    </w:lvl>
+    <w:lvl w:ilvl="4" w:tentative="1">
+      <w:start w:val="1"/>
+      <w:numFmt w:val="bullet"/>
+      <w:lvlText w:val=""/>
+      <w:lvlJc w:val="left"/>
+      <w:pPr>
+        <w:tabs>
+          <w:tab w:val="num" w:pos="3600"/>
+        </w:tabs>
+        <w:ind w:left="3600" w:hanging="360"/>
+      </w:pPr>
+      <w:rPr>
+        <w:rFonts w:ascii="Wingdings" w:hAnsi="Wingdings" w:hint="default"/>
+        <w:sz w:val="20"/>
+      </w:rPr>
+    </w:lvl>
+    <w:lvl w:ilvl="5" w:tentative="1">
+      <w:start w:val="1"/>
+      <w:numFmt w:val="bullet"/>
+      <w:lvlText w:val=""/>
+      <w:lvlJc w:val="left"/>
+      <w:pPr>
+        <w:tabs>
+          <w:tab w:val="num" w:pos="4320"/>
+        </w:tabs>
+        <w:ind w:left="4320" w:hanging="360"/>
+      </w:pPr>
+      <w:rPr>
+        <w:rFonts w:ascii="Wingdings" w:hAnsi="Wingdings" w:hint="default"/>
+        <w:sz w:val="20"/>
+      </w:rPr>
+    </w:lvl>
+    <w:lvl w:ilvl="6" w:tentative="1">
+      <w:start w:val="1"/>
+      <w:numFmt w:val="bullet"/>
+      <w:lvlText w:val=""/>
+      <w:lvlJc w:val="left"/>
+      <w:pPr>
+        <w:tabs>
+          <w:tab w:val="num" w:pos="5040"/>
+        </w:tabs>
+        <w:ind w:left="5040" w:hanging="360"/>
+      </w:pPr>
+      <w:rPr>
+        <w:rFonts w:ascii="Wingdings" w:hAnsi="Wingdings" w:hint="default"/>
+        <w:sz w:val="20"/>
+      </w:rPr>
+    </w:lvl>
+    <w:lvl w:ilvl="7" w:tentative="1">
+      <w:start w:val="1"/>
+      <w:numFmt w:val="bullet"/>
+      <w:lvlText w:val=""/>
+      <w:lvlJc w:val="left"/>
+      <w:pPr>
+        <w:tabs>
+          <w:tab w:val="num" w:pos="5760"/>
+        </w:tabs>
+        <w:ind w:left="5760" w:hanging="360"/>
+      </w:pPr>
+      <w:rPr>
+        <w:rFonts w:ascii="Wingdings" w:hAnsi="Wingdings" w:hint="default"/>
+        <w:sz w:val="20"/>
+      </w:rPr>
+    </w:lvl>
+    <w:lvl w:ilvl="8" w:tentative="1">
+      <w:start w:val="1"/>
+      <w:numFmt w:val="bullet"/>
+      <w:lvlText w:val=""/>
+      <w:lvlJc w:val="left"/>
+      <w:pPr>
+        <w:tabs>
+          <w:tab w:val="num" w:pos="6480"/>
+        </w:tabs>
+        <w:ind w:left="6480" w:hanging="360"/>
+      </w:pPr>
+      <w:rPr>
+        <w:rFonts w:ascii="Wingdings" w:hAnsi="Wingdings" w:hint="default"/>
+        <w:sz w:val="20"/>
+      </w:rPr>
+    </w:lvl>
+  </w:abstractNum>
+  <w:abstractNum w:abstractNumId="26" w15:restartNumberingAfterBreak="0">
+    <w:nsid w:val="6CF11708"/>
+    <w:multiLevelType w:val="multilevel"/>
+    <w:tmpl w:val="6F6E65AC"/>
+    <w:lvl w:ilvl="0">
+      <w:start w:val="1"/>
+      <w:numFmt w:val="decimal"/>
+      <w:lvlText w:val="%1)"/>
+      <w:lvlJc w:val="left"/>
+      <w:pPr>
+        <w:tabs>
+          <w:tab w:val="num" w:pos="720"/>
+        </w:tabs>
+        <w:ind w:left="720" w:hanging="360"/>
+      </w:pPr>
+      <w:rPr>
+        <w:rFonts w:hint="default"/>
+        <w:sz w:val="28"/>
+        <w:szCs w:val="40"/>
+      </w:rPr>
+    </w:lvl>
+    <w:lvl w:ilvl="1" w:tentative="1">
+      <w:start w:val="1"/>
+      <w:numFmt w:val="bullet"/>
+      <w:lvlText w:val="o"/>
+      <w:lvlJc w:val="left"/>
+      <w:pPr>
+        <w:tabs>
+          <w:tab w:val="num" w:pos="1440"/>
+        </w:tabs>
+        <w:ind w:left="1440" w:hanging="360"/>
+      </w:pPr>
+      <w:rPr>
+        <w:rFonts w:ascii="Courier New" w:hAnsi="Courier New" w:hint="default"/>
+        <w:sz w:val="20"/>
+      </w:rPr>
+    </w:lvl>
+    <w:lvl w:ilvl="2" w:tentative="1">
+      <w:start w:val="1"/>
+      <w:numFmt w:val="bullet"/>
+      <w:lvlText w:val=""/>
+      <w:lvlJc w:val="left"/>
+      <w:pPr>
+        <w:tabs>
+          <w:tab w:val="num" w:pos="2160"/>
+        </w:tabs>
+        <w:ind w:left="2160" w:hanging="360"/>
+      </w:pPr>
+      <w:rPr>
+        <w:rFonts w:ascii="Wingdings" w:hAnsi="Wingdings" w:hint="default"/>
+        <w:sz w:val="20"/>
+      </w:rPr>
+    </w:lvl>
+    <w:lvl w:ilvl="3" w:tentative="1">
+      <w:start w:val="1"/>
+      <w:numFmt w:val="bullet"/>
+      <w:lvlText w:val=""/>
+      <w:lvlJc w:val="left"/>
+      <w:pPr>
+        <w:tabs>
+          <w:tab w:val="num" w:pos="2880"/>
+        </w:tabs>
+        <w:ind w:left="2880" w:hanging="360"/>
+      </w:pPr>
+      <w:rPr>
+        <w:rFonts w:ascii="Wingdings" w:hAnsi="Wingdings" w:hint="default"/>
+        <w:sz w:val="20"/>
+      </w:rPr>
+    </w:lvl>
+    <w:lvl w:ilvl="4" w:tentative="1">
+      <w:start w:val="1"/>
+      <w:numFmt w:val="bullet"/>
+      <w:lvlText w:val=""/>
+      <w:lvlJc w:val="left"/>
+      <w:pPr>
+        <w:tabs>
+          <w:tab w:val="num" w:pos="3600"/>
+        </w:tabs>
+        <w:ind w:left="3600" w:hanging="360"/>
+      </w:pPr>
+      <w:rPr>
+        <w:rFonts w:ascii="Wingdings" w:hAnsi="Wingdings" w:hint="default"/>
+        <w:sz w:val="20"/>
+      </w:rPr>
+    </w:lvl>
+    <w:lvl w:ilvl="5" w:tentative="1">
+      <w:start w:val="1"/>
+      <w:numFmt w:val="bullet"/>
+      <w:lvlText w:val=""/>
+      <w:lvlJc w:val="left"/>
+      <w:pPr>
+        <w:tabs>
+          <w:tab w:val="num" w:pos="4320"/>
+        </w:tabs>
+        <w:ind w:left="4320" w:hanging="360"/>
+      </w:pPr>
+      <w:rPr>
+        <w:rFonts w:ascii="Wingdings" w:hAnsi="Wingdings" w:hint="default"/>
+        <w:sz w:val="20"/>
+      </w:rPr>
+    </w:lvl>
+    <w:lvl w:ilvl="6" w:tentative="1">
+      <w:start w:val="1"/>
+      <w:numFmt w:val="bullet"/>
+      <w:lvlText w:val=""/>
+      <w:lvlJc w:val="left"/>
+      <w:pPr>
+        <w:tabs>
+          <w:tab w:val="num" w:pos="5040"/>
+        </w:tabs>
+        <w:ind w:left="5040" w:hanging="360"/>
+      </w:pPr>
+      <w:rPr>
+        <w:rFonts w:ascii="Wingdings" w:hAnsi="Wingdings" w:hint="default"/>
+        <w:sz w:val="20"/>
+      </w:rPr>
+    </w:lvl>
+    <w:lvl w:ilvl="7" w:tentative="1">
+      <w:start w:val="1"/>
+      <w:numFmt w:val="bullet"/>
+      <w:lvlText w:val=""/>
+      <w:lvlJc w:val="left"/>
+      <w:pPr>
+        <w:tabs>
+          <w:tab w:val="num" w:pos="5760"/>
+        </w:tabs>
+        <w:ind w:left="5760" w:hanging="360"/>
+      </w:pPr>
+      <w:rPr>
+        <w:rFonts w:ascii="Wingdings" w:hAnsi="Wingdings" w:hint="default"/>
+        <w:sz w:val="20"/>
+      </w:rPr>
+    </w:lvl>
+    <w:lvl w:ilvl="8" w:tentative="1">
+      <w:start w:val="1"/>
+      <w:numFmt w:val="bullet"/>
+      <w:lvlText w:val=""/>
+      <w:lvlJc w:val="left"/>
+      <w:pPr>
+        <w:tabs>
+          <w:tab w:val="num" w:pos="6480"/>
+        </w:tabs>
+        <w:ind w:left="6480" w:hanging="360"/>
+      </w:pPr>
+      <w:rPr>
+        <w:rFonts w:ascii="Wingdings" w:hAnsi="Wingdings" w:hint="default"/>
+        <w:sz w:val="20"/>
+      </w:rPr>
+    </w:lvl>
+  </w:abstractNum>
+  <w:abstractNum w:abstractNumId="27" w15:restartNumberingAfterBreak="0">
     <w:nsid w:val="6F4E4829"/>
     <w:multiLevelType w:val="multilevel"/>
-    <w:tmpl w:val="1D48DBF8"/>
+    <w:tmpl w:val="E48C5F8C"/>
     <w:lvl w:ilvl="0">
       <w:start w:val="1"/>
-      <w:numFmt w:val="bullet"/>
-      <w:lvlText w:val=""/>
+      <w:numFmt w:val="decimal"/>
+      <w:lvlText w:val="%1)"/>
       <w:lvlJc w:val="left"/>
       <w:pPr>
         <w:tabs>
@@ -4844,8 +7664,9 @@
         <w:ind w:left="720" w:hanging="360"/>
       </w:pPr>
       <w:rPr>
-        <w:rFonts w:ascii="Symbol" w:hAnsi="Symbol" w:hint="default"/>
-        <w:sz w:val="20"/>
+        <w:rFonts w:hint="default"/>
+        <w:sz w:val="28"/>
+        <w:szCs w:val="40"/>
       </w:rPr>
     </w:lvl>
     <w:lvl w:ilvl="1" w:tentative="1">
@@ -4977,14 +7798,14 @@
       </w:rPr>
     </w:lvl>
   </w:abstractNum>
-  <w:abstractNum w:abstractNumId="17" w15:restartNumberingAfterBreak="0">
+  <w:abstractNum w:abstractNumId="28" w15:restartNumberingAfterBreak="0">
     <w:nsid w:val="723E780C"/>
     <w:multiLevelType w:val="multilevel"/>
-    <w:tmpl w:val="79CC0E78"/>
+    <w:tmpl w:val="E48C5F8C"/>
     <w:lvl w:ilvl="0">
       <w:start w:val="1"/>
-      <w:numFmt w:val="bullet"/>
-      <w:lvlText w:val=""/>
+      <w:numFmt w:val="decimal"/>
+      <w:lvlText w:val="%1)"/>
       <w:lvlJc w:val="left"/>
       <w:pPr>
         <w:tabs>
@@ -4993,11 +7814,401 @@
         <w:ind w:left="720" w:hanging="360"/>
       </w:pPr>
       <w:rPr>
-        <w:rFonts w:ascii="Symbol" w:hAnsi="Symbol" w:hint="default"/>
-        <w:sz w:val="20"/>
+        <w:rFonts w:hint="default"/>
+        <w:sz w:val="28"/>
+        <w:szCs w:val="40"/>
       </w:rPr>
     </w:lvl>
     <w:lvl w:ilvl="1" w:tentative="1">
+      <w:start w:val="1"/>
+      <w:numFmt w:val="bullet"/>
+      <w:lvlText w:val="o"/>
+      <w:lvlJc w:val="left"/>
+      <w:pPr>
+        <w:tabs>
+          <w:tab w:val="num" w:pos="1440"/>
+        </w:tabs>
+        <w:ind w:left="1440" w:hanging="360"/>
+      </w:pPr>
+      <w:rPr>
+        <w:rFonts w:ascii="Courier New" w:hAnsi="Courier New" w:hint="default"/>
+        <w:sz w:val="20"/>
+      </w:rPr>
+    </w:lvl>
+    <w:lvl w:ilvl="2" w:tentative="1">
+      <w:start w:val="1"/>
+      <w:numFmt w:val="bullet"/>
+      <w:lvlText w:val=""/>
+      <w:lvlJc w:val="left"/>
+      <w:pPr>
+        <w:tabs>
+          <w:tab w:val="num" w:pos="2160"/>
+        </w:tabs>
+        <w:ind w:left="2160" w:hanging="360"/>
+      </w:pPr>
+      <w:rPr>
+        <w:rFonts w:ascii="Wingdings" w:hAnsi="Wingdings" w:hint="default"/>
+        <w:sz w:val="20"/>
+      </w:rPr>
+    </w:lvl>
+    <w:lvl w:ilvl="3" w:tentative="1">
+      <w:start w:val="1"/>
+      <w:numFmt w:val="bullet"/>
+      <w:lvlText w:val=""/>
+      <w:lvlJc w:val="left"/>
+      <w:pPr>
+        <w:tabs>
+          <w:tab w:val="num" w:pos="2880"/>
+        </w:tabs>
+        <w:ind w:left="2880" w:hanging="360"/>
+      </w:pPr>
+      <w:rPr>
+        <w:rFonts w:ascii="Wingdings" w:hAnsi="Wingdings" w:hint="default"/>
+        <w:sz w:val="20"/>
+      </w:rPr>
+    </w:lvl>
+    <w:lvl w:ilvl="4" w:tentative="1">
+      <w:start w:val="1"/>
+      <w:numFmt w:val="bullet"/>
+      <w:lvlText w:val=""/>
+      <w:lvlJc w:val="left"/>
+      <w:pPr>
+        <w:tabs>
+          <w:tab w:val="num" w:pos="3600"/>
+        </w:tabs>
+        <w:ind w:left="3600" w:hanging="360"/>
+      </w:pPr>
+      <w:rPr>
+        <w:rFonts w:ascii="Wingdings" w:hAnsi="Wingdings" w:hint="default"/>
+        <w:sz w:val="20"/>
+      </w:rPr>
+    </w:lvl>
+    <w:lvl w:ilvl="5" w:tentative="1">
+      <w:start w:val="1"/>
+      <w:numFmt w:val="bullet"/>
+      <w:lvlText w:val=""/>
+      <w:lvlJc w:val="left"/>
+      <w:pPr>
+        <w:tabs>
+          <w:tab w:val="num" w:pos="4320"/>
+        </w:tabs>
+        <w:ind w:left="4320" w:hanging="360"/>
+      </w:pPr>
+      <w:rPr>
+        <w:rFonts w:ascii="Wingdings" w:hAnsi="Wingdings" w:hint="default"/>
+        <w:sz w:val="20"/>
+      </w:rPr>
+    </w:lvl>
+    <w:lvl w:ilvl="6" w:tentative="1">
+      <w:start w:val="1"/>
+      <w:numFmt w:val="bullet"/>
+      <w:lvlText w:val=""/>
+      <w:lvlJc w:val="left"/>
+      <w:pPr>
+        <w:tabs>
+          <w:tab w:val="num" w:pos="5040"/>
+        </w:tabs>
+        <w:ind w:left="5040" w:hanging="360"/>
+      </w:pPr>
+      <w:rPr>
+        <w:rFonts w:ascii="Wingdings" w:hAnsi="Wingdings" w:hint="default"/>
+        <w:sz w:val="20"/>
+      </w:rPr>
+    </w:lvl>
+    <w:lvl w:ilvl="7" w:tentative="1">
+      <w:start w:val="1"/>
+      <w:numFmt w:val="bullet"/>
+      <w:lvlText w:val=""/>
+      <w:lvlJc w:val="left"/>
+      <w:pPr>
+        <w:tabs>
+          <w:tab w:val="num" w:pos="5760"/>
+        </w:tabs>
+        <w:ind w:left="5760" w:hanging="360"/>
+      </w:pPr>
+      <w:rPr>
+        <w:rFonts w:ascii="Wingdings" w:hAnsi="Wingdings" w:hint="default"/>
+        <w:sz w:val="20"/>
+      </w:rPr>
+    </w:lvl>
+    <w:lvl w:ilvl="8" w:tentative="1">
+      <w:start w:val="1"/>
+      <w:numFmt w:val="bullet"/>
+      <w:lvlText w:val=""/>
+      <w:lvlJc w:val="left"/>
+      <w:pPr>
+        <w:tabs>
+          <w:tab w:val="num" w:pos="6480"/>
+        </w:tabs>
+        <w:ind w:left="6480" w:hanging="360"/>
+      </w:pPr>
+      <w:rPr>
+        <w:rFonts w:ascii="Wingdings" w:hAnsi="Wingdings" w:hint="default"/>
+        <w:sz w:val="20"/>
+      </w:rPr>
+    </w:lvl>
+  </w:abstractNum>
+  <w:abstractNum w:abstractNumId="29" w15:restartNumberingAfterBreak="0">
+    <w:nsid w:val="79D252E1"/>
+    <w:multiLevelType w:val="multilevel"/>
+    <w:tmpl w:val="C4905378"/>
+    <w:lvl w:ilvl="0">
+      <w:start w:val="1"/>
+      <w:numFmt w:val="decimal"/>
+      <w:lvlText w:val="%1)"/>
+      <w:lvlJc w:val="left"/>
+      <w:pPr>
+        <w:tabs>
+          <w:tab w:val="num" w:pos="720"/>
+        </w:tabs>
+        <w:ind w:left="720" w:hanging="360"/>
+      </w:pPr>
+      <w:rPr>
+        <w:rFonts w:hint="default"/>
+        <w:sz w:val="28"/>
+        <w:szCs w:val="40"/>
+      </w:rPr>
+    </w:lvl>
+    <w:lvl w:ilvl="1" w:tentative="1">
+      <w:start w:val="1"/>
+      <w:numFmt w:val="bullet"/>
+      <w:lvlText w:val="o"/>
+      <w:lvlJc w:val="left"/>
+      <w:pPr>
+        <w:tabs>
+          <w:tab w:val="num" w:pos="1440"/>
+        </w:tabs>
+        <w:ind w:left="1440" w:hanging="360"/>
+      </w:pPr>
+      <w:rPr>
+        <w:rFonts w:ascii="Courier New" w:hAnsi="Courier New" w:hint="default"/>
+        <w:sz w:val="20"/>
+      </w:rPr>
+    </w:lvl>
+    <w:lvl w:ilvl="2" w:tentative="1">
+      <w:start w:val="1"/>
+      <w:numFmt w:val="bullet"/>
+      <w:lvlText w:val=""/>
+      <w:lvlJc w:val="left"/>
+      <w:pPr>
+        <w:tabs>
+          <w:tab w:val="num" w:pos="2160"/>
+        </w:tabs>
+        <w:ind w:left="2160" w:hanging="360"/>
+      </w:pPr>
+      <w:rPr>
+        <w:rFonts w:ascii="Wingdings" w:hAnsi="Wingdings" w:hint="default"/>
+        <w:sz w:val="20"/>
+      </w:rPr>
+    </w:lvl>
+    <w:lvl w:ilvl="3" w:tentative="1">
+      <w:start w:val="1"/>
+      <w:numFmt w:val="bullet"/>
+      <w:lvlText w:val=""/>
+      <w:lvlJc w:val="left"/>
+      <w:pPr>
+        <w:tabs>
+          <w:tab w:val="num" w:pos="2880"/>
+        </w:tabs>
+        <w:ind w:left="2880" w:hanging="360"/>
+      </w:pPr>
+      <w:rPr>
+        <w:rFonts w:ascii="Wingdings" w:hAnsi="Wingdings" w:hint="default"/>
+        <w:sz w:val="20"/>
+      </w:rPr>
+    </w:lvl>
+    <w:lvl w:ilvl="4" w:tentative="1">
+      <w:start w:val="1"/>
+      <w:numFmt w:val="bullet"/>
+      <w:lvlText w:val=""/>
+      <w:lvlJc w:val="left"/>
+      <w:pPr>
+        <w:tabs>
+          <w:tab w:val="num" w:pos="3600"/>
+        </w:tabs>
+        <w:ind w:left="3600" w:hanging="360"/>
+      </w:pPr>
+      <w:rPr>
+        <w:rFonts w:ascii="Wingdings" w:hAnsi="Wingdings" w:hint="default"/>
+        <w:sz w:val="20"/>
+      </w:rPr>
+    </w:lvl>
+    <w:lvl w:ilvl="5" w:tentative="1">
+      <w:start w:val="1"/>
+      <w:numFmt w:val="bullet"/>
+      <w:lvlText w:val=""/>
+      <w:lvlJc w:val="left"/>
+      <w:pPr>
+        <w:tabs>
+          <w:tab w:val="num" w:pos="4320"/>
+        </w:tabs>
+        <w:ind w:left="4320" w:hanging="360"/>
+      </w:pPr>
+      <w:rPr>
+        <w:rFonts w:ascii="Wingdings" w:hAnsi="Wingdings" w:hint="default"/>
+        <w:sz w:val="20"/>
+      </w:rPr>
+    </w:lvl>
+    <w:lvl w:ilvl="6" w:tentative="1">
+      <w:start w:val="1"/>
+      <w:numFmt w:val="bullet"/>
+      <w:lvlText w:val=""/>
+      <w:lvlJc w:val="left"/>
+      <w:pPr>
+        <w:tabs>
+          <w:tab w:val="num" w:pos="5040"/>
+        </w:tabs>
+        <w:ind w:left="5040" w:hanging="360"/>
+      </w:pPr>
+      <w:rPr>
+        <w:rFonts w:ascii="Wingdings" w:hAnsi="Wingdings" w:hint="default"/>
+        <w:sz w:val="20"/>
+      </w:rPr>
+    </w:lvl>
+    <w:lvl w:ilvl="7" w:tentative="1">
+      <w:start w:val="1"/>
+      <w:numFmt w:val="bullet"/>
+      <w:lvlText w:val=""/>
+      <w:lvlJc w:val="left"/>
+      <w:pPr>
+        <w:tabs>
+          <w:tab w:val="num" w:pos="5760"/>
+        </w:tabs>
+        <w:ind w:left="5760" w:hanging="360"/>
+      </w:pPr>
+      <w:rPr>
+        <w:rFonts w:ascii="Wingdings" w:hAnsi="Wingdings" w:hint="default"/>
+        <w:sz w:val="20"/>
+      </w:rPr>
+    </w:lvl>
+    <w:lvl w:ilvl="8" w:tentative="1">
+      <w:start w:val="1"/>
+      <w:numFmt w:val="bullet"/>
+      <w:lvlText w:val=""/>
+      <w:lvlJc w:val="left"/>
+      <w:pPr>
+        <w:tabs>
+          <w:tab w:val="num" w:pos="6480"/>
+        </w:tabs>
+        <w:ind w:left="6480" w:hanging="360"/>
+      </w:pPr>
+      <w:rPr>
+        <w:rFonts w:ascii="Wingdings" w:hAnsi="Wingdings" w:hint="default"/>
+        <w:sz w:val="20"/>
+      </w:rPr>
+    </w:lvl>
+  </w:abstractNum>
+  <w:abstractNum w:abstractNumId="30" w15:restartNumberingAfterBreak="0">
+    <w:nsid w:val="7A974115"/>
+    <w:multiLevelType w:val="hybridMultilevel"/>
+    <w:tmpl w:val="E8EC67BA"/>
+    <w:lvl w:ilvl="0" w:tplc="E8F8F90C">
+      <w:start w:val="3"/>
+      <w:numFmt w:val="decimal"/>
+      <w:lvlText w:val="%1."/>
+      <w:lvlJc w:val="left"/>
+      <w:pPr>
+        <w:ind w:left="720" w:hanging="360"/>
+      </w:pPr>
+      <w:rPr>
+        <w:rFonts w:hint="default"/>
+      </w:rPr>
+    </w:lvl>
+    <w:lvl w:ilvl="1" w:tplc="04190019" w:tentative="1">
+      <w:start w:val="1"/>
+      <w:numFmt w:val="lowerLetter"/>
+      <w:lvlText w:val="%2."/>
+      <w:lvlJc w:val="left"/>
+      <w:pPr>
+        <w:ind w:left="1440" w:hanging="360"/>
+      </w:pPr>
+    </w:lvl>
+    <w:lvl w:ilvl="2" w:tplc="0419001B" w:tentative="1">
+      <w:start w:val="1"/>
+      <w:numFmt w:val="lowerRoman"/>
+      <w:lvlText w:val="%3."/>
+      <w:lvlJc w:val="right"/>
+      <w:pPr>
+        <w:ind w:left="2160" w:hanging="180"/>
+      </w:pPr>
+    </w:lvl>
+    <w:lvl w:ilvl="3" w:tplc="0419000F" w:tentative="1">
+      <w:start w:val="1"/>
+      <w:numFmt w:val="decimal"/>
+      <w:lvlText w:val="%4."/>
+      <w:lvlJc w:val="left"/>
+      <w:pPr>
+        <w:ind w:left="2880" w:hanging="360"/>
+      </w:pPr>
+    </w:lvl>
+    <w:lvl w:ilvl="4" w:tplc="04190019" w:tentative="1">
+      <w:start w:val="1"/>
+      <w:numFmt w:val="lowerLetter"/>
+      <w:lvlText w:val="%5."/>
+      <w:lvlJc w:val="left"/>
+      <w:pPr>
+        <w:ind w:left="3600" w:hanging="360"/>
+      </w:pPr>
+    </w:lvl>
+    <w:lvl w:ilvl="5" w:tplc="0419001B" w:tentative="1">
+      <w:start w:val="1"/>
+      <w:numFmt w:val="lowerRoman"/>
+      <w:lvlText w:val="%6."/>
+      <w:lvlJc w:val="right"/>
+      <w:pPr>
+        <w:ind w:left="4320" w:hanging="180"/>
+      </w:pPr>
+    </w:lvl>
+    <w:lvl w:ilvl="6" w:tplc="0419000F" w:tentative="1">
+      <w:start w:val="1"/>
+      <w:numFmt w:val="decimal"/>
+      <w:lvlText w:val="%7."/>
+      <w:lvlJc w:val="left"/>
+      <w:pPr>
+        <w:ind w:left="5040" w:hanging="360"/>
+      </w:pPr>
+    </w:lvl>
+    <w:lvl w:ilvl="7" w:tplc="04190019" w:tentative="1">
+      <w:start w:val="1"/>
+      <w:numFmt w:val="lowerLetter"/>
+      <w:lvlText w:val="%8."/>
+      <w:lvlJc w:val="left"/>
+      <w:pPr>
+        <w:ind w:left="5760" w:hanging="360"/>
+      </w:pPr>
+    </w:lvl>
+    <w:lvl w:ilvl="8" w:tplc="0419001B" w:tentative="1">
+      <w:start w:val="1"/>
+      <w:numFmt w:val="lowerRoman"/>
+      <w:lvlText w:val="%9."/>
+      <w:lvlJc w:val="right"/>
+      <w:pPr>
+        <w:ind w:left="6480" w:hanging="180"/>
+      </w:pPr>
+    </w:lvl>
+  </w:abstractNum>
+  <w:abstractNum w:abstractNumId="31" w15:restartNumberingAfterBreak="0">
+    <w:nsid w:val="7C91167D"/>
+    <w:multiLevelType w:val="multilevel"/>
+    <w:tmpl w:val="D96EF348"/>
+    <w:lvl w:ilvl="0">
+      <w:start w:val="1"/>
+      <w:numFmt w:val="decimal"/>
+      <w:lvlText w:val="%1)"/>
+      <w:lvlJc w:val="left"/>
+      <w:pPr>
+        <w:tabs>
+          <w:tab w:val="num" w:pos="720"/>
+        </w:tabs>
+        <w:ind w:left="720" w:hanging="360"/>
+      </w:pPr>
+      <w:rPr>
+        <w:rFonts w:hint="default"/>
+        <w:sz w:val="28"/>
+        <w:szCs w:val="40"/>
+      </w:rPr>
+    </w:lvl>
+    <w:lvl w:ilvl="1">
       <w:start w:val="1"/>
       <w:numFmt w:val="bullet"/>
       <w:lvlText w:val="o"/>
@@ -5127,58 +8338,100 @@
     </w:lvl>
   </w:abstractNum>
   <w:num w:numId="1">
-    <w:abstractNumId w:val="10"/>
+    <w:abstractNumId w:val="17"/>
   </w:num>
   <w:num w:numId="2">
     <w:abstractNumId w:val="0"/>
   </w:num>
   <w:num w:numId="3">
+    <w:abstractNumId w:val="19"/>
+  </w:num>
+  <w:num w:numId="4">
+    <w:abstractNumId w:val="23"/>
+  </w:num>
+  <w:num w:numId="5">
+    <w:abstractNumId w:val="9"/>
+  </w:num>
+  <w:num w:numId="6">
+    <w:abstractNumId w:val="4"/>
+  </w:num>
+  <w:num w:numId="7">
+    <w:abstractNumId w:val="16"/>
+  </w:num>
+  <w:num w:numId="8">
+    <w:abstractNumId w:val="21"/>
+  </w:num>
+  <w:num w:numId="9">
+    <w:abstractNumId w:val="27"/>
+  </w:num>
+  <w:num w:numId="10">
+    <w:abstractNumId w:val="8"/>
+  </w:num>
+  <w:num w:numId="11">
+    <w:abstractNumId w:val="28"/>
+  </w:num>
+  <w:num w:numId="12">
+    <w:abstractNumId w:val="12"/>
+  </w:num>
+  <w:num w:numId="13">
+    <w:abstractNumId w:val="7"/>
+  </w:num>
+  <w:num w:numId="14">
+    <w:abstractNumId w:val="20"/>
+  </w:num>
+  <w:num w:numId="15">
+    <w:abstractNumId w:val="13"/>
+  </w:num>
+  <w:num w:numId="16">
+    <w:abstractNumId w:val="10"/>
+  </w:num>
+  <w:num w:numId="17">
+    <w:abstractNumId w:val="24"/>
+  </w:num>
+  <w:num w:numId="18">
+    <w:abstractNumId w:val="6"/>
+  </w:num>
+  <w:num w:numId="19">
     <w:abstractNumId w:val="11"/>
   </w:num>
-  <w:num w:numId="4">
+  <w:num w:numId="20">
+    <w:abstractNumId w:val="1"/>
+  </w:num>
+  <w:num w:numId="21">
+    <w:abstractNumId w:val="30"/>
+  </w:num>
+  <w:num w:numId="22">
+    <w:abstractNumId w:val="26"/>
+  </w:num>
+  <w:num w:numId="23">
+    <w:abstractNumId w:val="29"/>
+  </w:num>
+  <w:num w:numId="24">
+    <w:abstractNumId w:val="25"/>
+  </w:num>
+  <w:num w:numId="25">
     <w:abstractNumId w:val="14"/>
   </w:num>
-  <w:num w:numId="5">
+  <w:num w:numId="26">
     <w:abstractNumId w:val="5"/>
   </w:num>
-  <w:num w:numId="6">
-    <w:abstractNumId w:val="1"/>
+  <w:num w:numId="27">
+    <w:abstractNumId w:val="18"/>
   </w:num>
-  <w:num w:numId="7">
-    <w:abstractNumId w:val="9"/>
+  <w:num w:numId="28">
+    <w:abstractNumId w:val="31"/>
   </w:num>
-  <w:num w:numId="8">
-    <w:abstractNumId w:val="13"/>
-  </w:num>
-  <w:num w:numId="9">
-    <w:abstractNumId w:val="16"/>
-  </w:num>
-  <w:num w:numId="10">
-    <w:abstractNumId w:val="4"/>
-  </w:num>
-  <w:num w:numId="11">
-    <w:abstractNumId w:val="17"/>
-  </w:num>
-  <w:num w:numId="12">
-    <w:abstractNumId w:val="7"/>
-  </w:num>
-  <w:num w:numId="13">
+  <w:num w:numId="29">
     <w:abstractNumId w:val="3"/>
   </w:num>
-  <w:num w:numId="14">
-    <w:abstractNumId w:val="12"/>
+  <w:num w:numId="30">
+    <w:abstractNumId w:val="2"/>
   </w:num>
-  <w:num w:numId="15">
-    <w:abstractNumId w:val="8"/>
-  </w:num>
-  <w:num w:numId="16">
-    <w:abstractNumId w:val="6"/>
-  </w:num>
-  <w:num w:numId="17">
+  <w:num w:numId="31">
     <w:abstractNumId w:val="15"/>
   </w:num>
-  <w:num w:numId="18">
-    <w:abstractNumId w:val="2"/>
+  <w:num w:numId="32">
+    <w:abstractNumId w:val="22"/>
   </w:num>
 </w:numbering>
 </file>
@@ -5306,6 +8559,7 @@
     <w:lsdException w:name="HTML Sample" w:semiHidden="1" w:unhideWhenUsed="1"/>
     <w:lsdException w:name="HTML Typewriter" w:semiHidden="1" w:unhideWhenUsed="1"/>
     <w:lsdException w:name="HTML Variable" w:semiHidden="1" w:unhideWhenUsed="1"/>
+    <w:lsdException w:name="Normal Table" w:semiHidden="1" w:unhideWhenUsed="1"/>
     <w:lsdException w:name="annotation subject" w:semiHidden="1" w:unhideWhenUsed="1"/>
     <w:lsdException w:name="No List" w:semiHidden="1" w:unhideWhenUsed="1"/>
     <w:lsdException w:name="Outline List 1" w:semiHidden="1" w:unhideWhenUsed="1"/>
@@ -5348,8 +8602,11 @@
     <w:lsdException w:name="Table Contemporary" w:semiHidden="1" w:unhideWhenUsed="1"/>
     <w:lsdException w:name="Table Elegant" w:semiHidden="1" w:unhideWhenUsed="1"/>
     <w:lsdException w:name="Table Professional" w:semiHidden="1" w:unhideWhenUsed="1"/>
+    <w:lsdException w:name="Table Subtle 1" w:semiHidden="1" w:unhideWhenUsed="1"/>
     <w:lsdException w:name="Table Subtle 2" w:semiHidden="1" w:unhideWhenUsed="1"/>
     <w:lsdException w:name="Table Web 1" w:semiHidden="1" w:unhideWhenUsed="1"/>
+    <w:lsdException w:name="Table Web 2" w:semiHidden="1" w:unhideWhenUsed="1"/>
+    <w:lsdException w:name="Table Web 3" w:semiHidden="1" w:unhideWhenUsed="1"/>
     <w:lsdException w:name="Balloon Text" w:semiHidden="1" w:unhideWhenUsed="1"/>
     <w:lsdException w:name="Table Grid" w:uiPriority="0"/>
     <w:lsdException w:name="Table Theme" w:semiHidden="1" w:unhideWhenUsed="1"/>

--- a/dokumenti/Шаблон описания архитектуры.docx
+++ b/dokumenti/Шаблон описания архитектуры.docx
@@ -495,11 +495,12 @@
           <w:sz w:val="28"/>
           <w:szCs w:val="28"/>
         </w:rPr>
+        <w:lastRenderedPageBreak/>
         <w:drawing>
-          <wp:inline distT="0" distB="0" distL="0" distR="0" wp14:anchorId="7A6C93AE" wp14:editId="6F8244AE">
-            <wp:extent cx="2959813" cy="3185795"/>
-            <wp:effectExtent l="0" t="0" r="0" b="0"/>
-            <wp:docPr id="3" name="Рисунок 3"/>
+          <wp:inline distT="0" distB="0" distL="0" distR="0" wp14:anchorId="4FAD90A0" wp14:editId="23D2EEE0">
+            <wp:extent cx="4219575" cy="7270463"/>
+            <wp:effectExtent l="0" t="0" r="0" b="6985"/>
+            <wp:docPr id="11" name="Рисунок 11"/>
             <wp:cNvGraphicFramePr>
               <a:graphicFrameLocks xmlns:a="http://schemas.openxmlformats.org/drawingml/2006/main" noChangeAspect="1"/>
             </wp:cNvGraphicFramePr>
@@ -519,7 +520,7 @@
                   <pic:spPr>
                     <a:xfrm>
                       <a:off x="0" y="0"/>
-                      <a:ext cx="2971801" cy="3198699"/>
+                      <a:ext cx="4242533" cy="7310020"/>
                     </a:xfrm>
                     <a:prstGeom prst="rect">
                       <a:avLst/>
@@ -534,7 +535,7 @@
     </w:p>
     <w:p>
       <w:pPr>
-        <w:spacing w:after="0" w:line="240" w:lineRule="auto"/>
+        <w:spacing w:after="0" w:line="360" w:lineRule="auto"/>
         <w:jc w:val="center"/>
         <w:rPr>
           <w:rFonts w:ascii="Times New Roman" w:hAnsi="Times New Roman"/>
@@ -560,6 +561,178 @@
           <w:szCs w:val="28"/>
         </w:rPr>
         <w:t>деятельности</w:t>
+      </w:r>
+    </w:p>
+    <w:p>
+      <w:pPr>
+        <w:spacing w:after="0" w:line="360" w:lineRule="auto"/>
+        <w:jc w:val="center"/>
+        <w:rPr>
+          <w:rFonts w:ascii="Times New Roman" w:hAnsi="Times New Roman"/>
+          <w:bCs/>
+          <w:sz w:val="28"/>
+          <w:szCs w:val="28"/>
+        </w:rPr>
+      </w:pPr>
+    </w:p>
+    <w:p>
+      <w:pPr>
+        <w:pStyle w:val="a3"/>
+        <w:numPr>
+          <w:ilvl w:val="0"/>
+          <w:numId w:val="33"/>
+        </w:numPr>
+        <w:tabs>
+          <w:tab w:val="left" w:pos="1134"/>
+        </w:tabs>
+        <w:spacing w:after="0" w:line="360" w:lineRule="auto"/>
+        <w:ind w:left="0" w:firstLine="709"/>
+        <w:jc w:val="both"/>
+        <w:rPr>
+          <w:rFonts w:ascii="Times New Roman" w:eastAsia="Times New Roman" w:hAnsi="Times New Roman" w:cs="Times New Roman"/>
+          <w:sz w:val="28"/>
+          <w:szCs w:val="28"/>
+          <w:lang w:eastAsia="ru-RU"/>
+        </w:rPr>
+      </w:pPr>
+      <w:r>
+        <w:rPr>
+          <w:rFonts w:ascii="Times New Roman" w:eastAsia="Times New Roman" w:hAnsi="Times New Roman" w:cs="Times New Roman"/>
+          <w:sz w:val="28"/>
+          <w:szCs w:val="28"/>
+          <w:lang w:eastAsia="ru-RU"/>
+        </w:rPr>
+        <w:t>В данной диаграмме деятельности представлен общий сценарий взаимодействия пользователя с системой.</w:t>
+      </w:r>
+    </w:p>
+    <w:p>
+      <w:pPr>
+        <w:pStyle w:val="a3"/>
+        <w:numPr>
+          <w:ilvl w:val="0"/>
+          <w:numId w:val="33"/>
+        </w:numPr>
+        <w:tabs>
+          <w:tab w:val="left" w:pos="1134"/>
+        </w:tabs>
+        <w:spacing w:after="0" w:line="360" w:lineRule="auto"/>
+        <w:ind w:left="0" w:firstLine="709"/>
+        <w:jc w:val="both"/>
+        <w:rPr>
+          <w:rFonts w:ascii="Times New Roman" w:eastAsia="Times New Roman" w:hAnsi="Times New Roman" w:cs="Times New Roman"/>
+          <w:sz w:val="28"/>
+          <w:szCs w:val="28"/>
+          <w:lang w:eastAsia="ru-RU"/>
+        </w:rPr>
+      </w:pPr>
+      <w:r>
+        <w:rPr>
+          <w:rFonts w:ascii="Times New Roman" w:eastAsia="Times New Roman" w:hAnsi="Times New Roman" w:cs="Times New Roman"/>
+          <w:sz w:val="28"/>
+          <w:szCs w:val="28"/>
+          <w:lang w:eastAsia="ru-RU"/>
+        </w:rPr>
+        <w:t xml:space="preserve">Процесс начинается с открытия приложения пользователем и ввода учетных данных. Далее система проверяет корректность введённых данных. В </w:t>
+      </w:r>
+      <w:r>
+        <w:rPr>
+          <w:rFonts w:ascii="Times New Roman" w:eastAsia="Times New Roman" w:hAnsi="Times New Roman" w:cs="Times New Roman"/>
+          <w:sz w:val="28"/>
+          <w:szCs w:val="28"/>
+          <w:lang w:eastAsia="ru-RU"/>
+        </w:rPr>
+        <w:lastRenderedPageBreak/>
+        <w:t>случае ошибки пользователь возвращается к этапу ввода, в противном случае происходит успешная авторизация и выдача JWT-токена.</w:t>
+      </w:r>
+    </w:p>
+    <w:p>
+      <w:pPr>
+        <w:pStyle w:val="a3"/>
+        <w:numPr>
+          <w:ilvl w:val="0"/>
+          <w:numId w:val="33"/>
+        </w:numPr>
+        <w:tabs>
+          <w:tab w:val="left" w:pos="1134"/>
+        </w:tabs>
+        <w:spacing w:after="0" w:line="360" w:lineRule="auto"/>
+        <w:ind w:left="0" w:firstLine="709"/>
+        <w:jc w:val="both"/>
+        <w:rPr>
+          <w:rFonts w:ascii="Times New Roman" w:eastAsia="Times New Roman" w:hAnsi="Times New Roman" w:cs="Times New Roman"/>
+          <w:sz w:val="28"/>
+          <w:szCs w:val="28"/>
+          <w:lang w:eastAsia="ru-RU"/>
+        </w:rPr>
+      </w:pPr>
+      <w:r>
+        <w:rPr>
+          <w:rFonts w:ascii="Times New Roman" w:eastAsia="Times New Roman" w:hAnsi="Times New Roman" w:cs="Times New Roman"/>
+          <w:sz w:val="28"/>
+          <w:szCs w:val="28"/>
+          <w:lang w:eastAsia="ru-RU"/>
+        </w:rPr>
+        <w:t>После авторизации пользователь получает возможность выполнять операции со сделками, например, добавлять новые сделки. Запрос на добавление отправляется в систему, где данные обрабатываются и сохраняются в базе данных.</w:t>
+      </w:r>
+    </w:p>
+    <w:p>
+      <w:pPr>
+        <w:pStyle w:val="a3"/>
+        <w:numPr>
+          <w:ilvl w:val="0"/>
+          <w:numId w:val="33"/>
+        </w:numPr>
+        <w:tabs>
+          <w:tab w:val="left" w:pos="1134"/>
+        </w:tabs>
+        <w:spacing w:after="0" w:line="360" w:lineRule="auto"/>
+        <w:ind w:left="0" w:firstLine="709"/>
+        <w:jc w:val="both"/>
+        <w:rPr>
+          <w:rFonts w:ascii="Times New Roman" w:eastAsia="Times New Roman" w:hAnsi="Times New Roman" w:cs="Times New Roman"/>
+          <w:sz w:val="28"/>
+          <w:szCs w:val="28"/>
+          <w:lang w:eastAsia="ru-RU"/>
+        </w:rPr>
+      </w:pPr>
+      <w:r>
+        <w:rPr>
+          <w:rFonts w:ascii="Times New Roman" w:eastAsia="Times New Roman" w:hAnsi="Times New Roman" w:cs="Times New Roman"/>
+          <w:sz w:val="28"/>
+          <w:szCs w:val="28"/>
+          <w:lang w:eastAsia="ru-RU"/>
+        </w:rPr>
+        <w:t>После этого пользователь может просматривать список своих сделок. Процесс завершается завершением работы пользователя с системой.</w:t>
+      </w:r>
+    </w:p>
+    <w:p>
+      <w:pPr>
+        <w:pStyle w:val="a3"/>
+        <w:numPr>
+          <w:ilvl w:val="0"/>
+          <w:numId w:val="33"/>
+        </w:numPr>
+        <w:tabs>
+          <w:tab w:val="left" w:pos="1134"/>
+        </w:tabs>
+        <w:spacing w:after="0" w:line="360" w:lineRule="auto"/>
+        <w:ind w:left="0" w:firstLine="709"/>
+        <w:jc w:val="both"/>
+        <w:rPr>
+          <w:rFonts w:ascii="Times New Roman" w:eastAsia="Times New Roman" w:hAnsi="Times New Roman" w:cs="Times New Roman"/>
+          <w:sz w:val="28"/>
+          <w:szCs w:val="28"/>
+          <w:lang w:eastAsia="ru-RU"/>
+        </w:rPr>
+      </w:pPr>
+      <w:r>
+        <w:rPr>
+          <w:rFonts w:ascii="Times New Roman" w:eastAsia="Times New Roman" w:hAnsi="Times New Roman" w:cs="Times New Roman"/>
+          <w:sz w:val="28"/>
+          <w:szCs w:val="28"/>
+          <w:lang w:eastAsia="ru-RU"/>
+        </w:rPr>
+        <w:t>Диаграмма отражает общий поток действий пользователя и основные этапы взаимодействия с системой.</w:t>
       </w:r>
     </w:p>
     <w:p>
@@ -599,1562 +772,12 @@
           <w:sz w:val="28"/>
           <w:szCs w:val="28"/>
         </w:rPr>
-        <w:lastRenderedPageBreak/>
         <w:t>Описание компонентов, составляющих систему</w:t>
       </w:r>
     </w:p>
     <w:p>
       <w:pPr>
-        <w:tabs>
-          <w:tab w:val="left" w:pos="1134"/>
-        </w:tabs>
-        <w:spacing w:after="0" w:line="360" w:lineRule="auto"/>
-        <w:ind w:firstLine="709"/>
-        <w:jc w:val="both"/>
-        <w:rPr>
-          <w:rFonts w:ascii="Times New Roman" w:eastAsia="Times New Roman" w:hAnsi="Times New Roman" w:cs="Times New Roman"/>
-          <w:sz w:val="28"/>
-          <w:szCs w:val="28"/>
-          <w:lang w:eastAsia="ru-RU"/>
-        </w:rPr>
-      </w:pPr>
-      <w:r>
-        <w:rPr>
-          <w:rFonts w:ascii="Times New Roman" w:eastAsia="Times New Roman" w:hAnsi="Times New Roman" w:cs="Times New Roman"/>
-          <w:sz w:val="28"/>
-          <w:szCs w:val="28"/>
-          <w:lang w:eastAsia="ru-RU"/>
-        </w:rPr>
-        <w:t>Система состоит из следующих основных компонентов:</w:t>
-      </w:r>
-    </w:p>
-    <w:p>
-      <w:pPr>
-        <w:pStyle w:val="a3"/>
-        <w:numPr>
-          <w:ilvl w:val="0"/>
-          <w:numId w:val="20"/>
-        </w:numPr>
-        <w:tabs>
-          <w:tab w:val="left" w:pos="1134"/>
-        </w:tabs>
-        <w:spacing w:after="0" w:line="360" w:lineRule="auto"/>
-        <w:ind w:left="0" w:firstLine="709"/>
-        <w:jc w:val="both"/>
-        <w:outlineLvl w:val="2"/>
-        <w:rPr>
-          <w:rFonts w:ascii="Times New Roman" w:eastAsia="Times New Roman" w:hAnsi="Times New Roman" w:cs="Times New Roman"/>
-          <w:b/>
-          <w:bCs/>
-          <w:sz w:val="28"/>
-          <w:szCs w:val="28"/>
-          <w:lang w:eastAsia="ru-RU"/>
-        </w:rPr>
-      </w:pPr>
-      <w:r>
-        <w:rPr>
-          <w:rFonts w:ascii="Times New Roman" w:eastAsia="Times New Roman" w:hAnsi="Times New Roman" w:cs="Times New Roman"/>
-          <w:b/>
-          <w:bCs/>
-          <w:sz w:val="28"/>
-          <w:szCs w:val="28"/>
-          <w:lang w:eastAsia="ru-RU"/>
-        </w:rPr>
-        <w:t>API (</w:t>
-      </w:r>
-      <w:proofErr w:type="spellStart"/>
-      <w:r>
-        <w:rPr>
-          <w:rFonts w:ascii="Times New Roman" w:eastAsia="Times New Roman" w:hAnsi="Times New Roman" w:cs="Times New Roman"/>
-          <w:b/>
-          <w:bCs/>
-          <w:sz w:val="28"/>
-          <w:szCs w:val="28"/>
-          <w:lang w:eastAsia="ru-RU"/>
-        </w:rPr>
-        <w:t>routers</w:t>
-      </w:r>
-      <w:proofErr w:type="spellEnd"/>
-      <w:r>
-        <w:rPr>
-          <w:rFonts w:ascii="Times New Roman" w:eastAsia="Times New Roman" w:hAnsi="Times New Roman" w:cs="Times New Roman"/>
-          <w:b/>
-          <w:bCs/>
-          <w:sz w:val="28"/>
-          <w:szCs w:val="28"/>
-          <w:lang w:eastAsia="ru-RU"/>
-        </w:rPr>
-        <w:t>)</w:t>
-      </w:r>
-    </w:p>
-    <w:p>
-      <w:pPr>
-        <w:tabs>
-          <w:tab w:val="left" w:pos="1134"/>
-        </w:tabs>
-        <w:spacing w:after="0" w:line="360" w:lineRule="auto"/>
-        <w:ind w:firstLine="709"/>
-        <w:jc w:val="both"/>
-        <w:rPr>
-          <w:rFonts w:ascii="Times New Roman" w:eastAsia="Times New Roman" w:hAnsi="Times New Roman" w:cs="Times New Roman"/>
-          <w:sz w:val="28"/>
-          <w:szCs w:val="28"/>
-          <w:lang w:eastAsia="ru-RU"/>
-        </w:rPr>
-      </w:pPr>
-      <w:r>
-        <w:rPr>
-          <w:rFonts w:ascii="Times New Roman" w:eastAsia="Times New Roman" w:hAnsi="Times New Roman" w:cs="Times New Roman"/>
-          <w:sz w:val="28"/>
-          <w:szCs w:val="28"/>
-          <w:lang w:eastAsia="ru-RU"/>
-        </w:rPr>
-        <w:t>Компонент отвечает за обработку HTTP-запросов.</w:t>
-      </w:r>
-    </w:p>
-    <w:p>
-      <w:pPr>
-        <w:tabs>
-          <w:tab w:val="left" w:pos="1134"/>
-        </w:tabs>
-        <w:spacing w:after="0" w:line="360" w:lineRule="auto"/>
-        <w:ind w:firstLine="709"/>
-        <w:jc w:val="both"/>
-        <w:rPr>
-          <w:rFonts w:ascii="Times New Roman" w:eastAsia="Times New Roman" w:hAnsi="Times New Roman" w:cs="Times New Roman"/>
-          <w:sz w:val="28"/>
-          <w:szCs w:val="28"/>
-          <w:lang w:eastAsia="ru-RU"/>
-        </w:rPr>
-      </w:pPr>
-      <w:r>
-        <w:rPr>
-          <w:rFonts w:ascii="Times New Roman" w:eastAsia="Times New Roman" w:hAnsi="Times New Roman" w:cs="Times New Roman"/>
-          <w:sz w:val="28"/>
-          <w:szCs w:val="28"/>
-          <w:lang w:eastAsia="ru-RU"/>
-        </w:rPr>
-        <w:t>Основные модули:</w:t>
-      </w:r>
-    </w:p>
-    <w:p>
-      <w:pPr>
-        <w:numPr>
-          <w:ilvl w:val="0"/>
-          <w:numId w:val="5"/>
-        </w:numPr>
-        <w:tabs>
-          <w:tab w:val="left" w:pos="1134"/>
-        </w:tabs>
-        <w:spacing w:after="0" w:line="360" w:lineRule="auto"/>
-        <w:ind w:left="0" w:firstLine="709"/>
-        <w:jc w:val="both"/>
-        <w:rPr>
-          <w:rFonts w:ascii="Times New Roman" w:eastAsia="Times New Roman" w:hAnsi="Times New Roman" w:cs="Times New Roman"/>
-          <w:sz w:val="28"/>
-          <w:szCs w:val="28"/>
-          <w:lang w:eastAsia="ru-RU"/>
-        </w:rPr>
-      </w:pPr>
-      <w:proofErr w:type="spellStart"/>
-      <w:r>
-        <w:rPr>
-          <w:rFonts w:ascii="Times New Roman" w:eastAsia="Times New Roman" w:hAnsi="Times New Roman" w:cs="Times New Roman"/>
-          <w:sz w:val="28"/>
-          <w:szCs w:val="28"/>
-          <w:lang w:eastAsia="ru-RU"/>
-        </w:rPr>
-        <w:t>auth</w:t>
-      </w:r>
-      <w:proofErr w:type="spellEnd"/>
-      <w:r>
-        <w:rPr>
-          <w:rFonts w:ascii="Times New Roman" w:eastAsia="Times New Roman" w:hAnsi="Times New Roman" w:cs="Times New Roman"/>
-          <w:sz w:val="28"/>
-          <w:szCs w:val="28"/>
-          <w:lang w:eastAsia="ru-RU"/>
-        </w:rPr>
-        <w:t xml:space="preserve"> — регистрация и авторизация пользователей</w:t>
-      </w:r>
-      <w:r>
-        <w:rPr>
-          <w:rFonts w:ascii="Times New Roman" w:eastAsia="Times New Roman" w:hAnsi="Times New Roman" w:cs="Times New Roman"/>
-          <w:sz w:val="28"/>
-          <w:szCs w:val="28"/>
-          <w:lang w:eastAsia="ru-RU"/>
-        </w:rPr>
-        <w:t>;</w:t>
-      </w:r>
-    </w:p>
-    <w:p>
-      <w:pPr>
-        <w:numPr>
-          <w:ilvl w:val="0"/>
-          <w:numId w:val="5"/>
-        </w:numPr>
-        <w:tabs>
-          <w:tab w:val="left" w:pos="1134"/>
-        </w:tabs>
-        <w:spacing w:after="0" w:line="360" w:lineRule="auto"/>
-        <w:ind w:left="0" w:firstLine="709"/>
-        <w:jc w:val="both"/>
-        <w:rPr>
-          <w:rFonts w:ascii="Times New Roman" w:eastAsia="Times New Roman" w:hAnsi="Times New Roman" w:cs="Times New Roman"/>
-          <w:sz w:val="28"/>
-          <w:szCs w:val="28"/>
-          <w:lang w:eastAsia="ru-RU"/>
-        </w:rPr>
-      </w:pPr>
-      <w:proofErr w:type="spellStart"/>
-      <w:r>
-        <w:rPr>
-          <w:rFonts w:ascii="Times New Roman" w:eastAsia="Times New Roman" w:hAnsi="Times New Roman" w:cs="Times New Roman"/>
-          <w:sz w:val="28"/>
-          <w:szCs w:val="28"/>
-          <w:lang w:eastAsia="ru-RU"/>
-        </w:rPr>
-        <w:t>deals</w:t>
-      </w:r>
-      <w:proofErr w:type="spellEnd"/>
-      <w:r>
-        <w:rPr>
-          <w:rFonts w:ascii="Times New Roman" w:eastAsia="Times New Roman" w:hAnsi="Times New Roman" w:cs="Times New Roman"/>
-          <w:sz w:val="28"/>
-          <w:szCs w:val="28"/>
-          <w:lang w:eastAsia="ru-RU"/>
-        </w:rPr>
-        <w:t xml:space="preserve"> — работа со сделками</w:t>
-      </w:r>
-      <w:r>
-        <w:rPr>
-          <w:rFonts w:ascii="Times New Roman" w:eastAsia="Times New Roman" w:hAnsi="Times New Roman" w:cs="Times New Roman"/>
-          <w:sz w:val="28"/>
-          <w:szCs w:val="28"/>
-          <w:lang w:val="en-US" w:eastAsia="ru-RU"/>
-        </w:rPr>
-        <w:t>.</w:t>
-      </w:r>
-    </w:p>
-    <w:p>
-      <w:pPr>
-        <w:tabs>
-          <w:tab w:val="left" w:pos="1134"/>
-        </w:tabs>
-        <w:spacing w:after="0" w:line="360" w:lineRule="auto"/>
-        <w:ind w:firstLine="709"/>
-        <w:jc w:val="both"/>
-        <w:rPr>
-          <w:rFonts w:ascii="Times New Roman" w:eastAsia="Times New Roman" w:hAnsi="Times New Roman" w:cs="Times New Roman"/>
-          <w:sz w:val="28"/>
-          <w:szCs w:val="28"/>
-          <w:lang w:eastAsia="ru-RU"/>
-        </w:rPr>
-      </w:pPr>
-      <w:r>
-        <w:rPr>
-          <w:rFonts w:ascii="Times New Roman" w:eastAsia="Times New Roman" w:hAnsi="Times New Roman" w:cs="Times New Roman"/>
-          <w:sz w:val="28"/>
-          <w:szCs w:val="28"/>
-          <w:lang w:eastAsia="ru-RU"/>
-        </w:rPr>
-        <w:t>Функции:</w:t>
-      </w:r>
-    </w:p>
-    <w:p>
-      <w:pPr>
-        <w:numPr>
-          <w:ilvl w:val="0"/>
-          <w:numId w:val="6"/>
-        </w:numPr>
-        <w:tabs>
-          <w:tab w:val="left" w:pos="1134"/>
-        </w:tabs>
-        <w:spacing w:after="0" w:line="360" w:lineRule="auto"/>
-        <w:ind w:left="0" w:firstLine="709"/>
-        <w:jc w:val="both"/>
-        <w:rPr>
-          <w:rFonts w:ascii="Times New Roman" w:eastAsia="Times New Roman" w:hAnsi="Times New Roman" w:cs="Times New Roman"/>
-          <w:sz w:val="28"/>
-          <w:szCs w:val="28"/>
-          <w:lang w:eastAsia="ru-RU"/>
-        </w:rPr>
-      </w:pPr>
-      <w:r>
-        <w:rPr>
-          <w:rFonts w:ascii="Times New Roman" w:eastAsia="Times New Roman" w:hAnsi="Times New Roman" w:cs="Times New Roman"/>
-          <w:sz w:val="28"/>
-          <w:szCs w:val="28"/>
-          <w:lang w:eastAsia="ru-RU"/>
-        </w:rPr>
-        <w:t>прием запросов</w:t>
-      </w:r>
-      <w:r>
-        <w:rPr>
-          <w:rFonts w:ascii="Times New Roman" w:eastAsia="Times New Roman" w:hAnsi="Times New Roman" w:cs="Times New Roman"/>
-          <w:sz w:val="28"/>
-          <w:szCs w:val="28"/>
-          <w:lang w:val="en-US" w:eastAsia="ru-RU"/>
-        </w:rPr>
-        <w:t>;</w:t>
-      </w:r>
-    </w:p>
-    <w:p>
-      <w:pPr>
-        <w:numPr>
-          <w:ilvl w:val="0"/>
-          <w:numId w:val="6"/>
-        </w:numPr>
-        <w:tabs>
-          <w:tab w:val="left" w:pos="1134"/>
-        </w:tabs>
-        <w:spacing w:after="0" w:line="360" w:lineRule="auto"/>
-        <w:ind w:left="0" w:firstLine="709"/>
-        <w:jc w:val="both"/>
-        <w:rPr>
-          <w:rFonts w:ascii="Times New Roman" w:eastAsia="Times New Roman" w:hAnsi="Times New Roman" w:cs="Times New Roman"/>
-          <w:sz w:val="28"/>
-          <w:szCs w:val="28"/>
-          <w:lang w:eastAsia="ru-RU"/>
-        </w:rPr>
-      </w:pPr>
-      <w:r>
-        <w:rPr>
-          <w:rFonts w:ascii="Times New Roman" w:eastAsia="Times New Roman" w:hAnsi="Times New Roman" w:cs="Times New Roman"/>
-          <w:sz w:val="28"/>
-          <w:szCs w:val="28"/>
-          <w:lang w:eastAsia="ru-RU"/>
-        </w:rPr>
-        <w:t>валидация данных</w:t>
-      </w:r>
-      <w:r>
-        <w:rPr>
-          <w:rFonts w:ascii="Times New Roman" w:eastAsia="Times New Roman" w:hAnsi="Times New Roman" w:cs="Times New Roman"/>
-          <w:sz w:val="28"/>
-          <w:szCs w:val="28"/>
-          <w:lang w:val="en-US" w:eastAsia="ru-RU"/>
-        </w:rPr>
-        <w:t>;</w:t>
-      </w:r>
-    </w:p>
-    <w:p>
-      <w:pPr>
-        <w:numPr>
-          <w:ilvl w:val="0"/>
-          <w:numId w:val="6"/>
-        </w:numPr>
-        <w:tabs>
-          <w:tab w:val="left" w:pos="1134"/>
-        </w:tabs>
-        <w:spacing w:after="0" w:line="360" w:lineRule="auto"/>
-        <w:ind w:left="0" w:firstLine="709"/>
-        <w:jc w:val="both"/>
-        <w:rPr>
-          <w:rFonts w:ascii="Times New Roman" w:eastAsia="Times New Roman" w:hAnsi="Times New Roman" w:cs="Times New Roman"/>
-          <w:sz w:val="28"/>
-          <w:szCs w:val="28"/>
-          <w:lang w:eastAsia="ru-RU"/>
-        </w:rPr>
-      </w:pPr>
-      <w:r>
-        <w:rPr>
-          <w:rFonts w:ascii="Times New Roman" w:eastAsia="Times New Roman" w:hAnsi="Times New Roman" w:cs="Times New Roman"/>
-          <w:sz w:val="28"/>
-          <w:szCs w:val="28"/>
-          <w:lang w:eastAsia="ru-RU"/>
-        </w:rPr>
-        <w:t>передача данных в сервисный слой</w:t>
-      </w:r>
-      <w:r>
-        <w:rPr>
-          <w:rFonts w:ascii="Times New Roman" w:eastAsia="Times New Roman" w:hAnsi="Times New Roman" w:cs="Times New Roman"/>
-          <w:sz w:val="28"/>
-          <w:szCs w:val="28"/>
-          <w:lang w:eastAsia="ru-RU"/>
-        </w:rPr>
-        <w:t>.</w:t>
-      </w:r>
-    </w:p>
-    <w:p>
-      <w:pPr>
-        <w:pStyle w:val="a3"/>
-        <w:numPr>
-          <w:ilvl w:val="0"/>
-          <w:numId w:val="20"/>
-        </w:numPr>
-        <w:tabs>
-          <w:tab w:val="left" w:pos="1134"/>
-        </w:tabs>
-        <w:spacing w:after="0" w:line="360" w:lineRule="auto"/>
-        <w:ind w:left="0" w:firstLine="709"/>
-        <w:jc w:val="both"/>
-        <w:outlineLvl w:val="2"/>
-        <w:rPr>
-          <w:rFonts w:ascii="Times New Roman" w:eastAsia="Times New Roman" w:hAnsi="Times New Roman" w:cs="Times New Roman"/>
-          <w:b/>
-          <w:bCs/>
-          <w:sz w:val="28"/>
-          <w:szCs w:val="28"/>
-          <w:lang w:eastAsia="ru-RU"/>
-        </w:rPr>
-      </w:pPr>
-      <w:r>
-        <w:rPr>
-          <w:rFonts w:ascii="Times New Roman" w:eastAsia="Times New Roman" w:hAnsi="Times New Roman" w:cs="Times New Roman"/>
-          <w:b/>
-          <w:bCs/>
-          <w:sz w:val="28"/>
-          <w:szCs w:val="28"/>
-          <w:lang w:eastAsia="ru-RU"/>
-        </w:rPr>
-        <w:t>Сервисный слой (</w:t>
-      </w:r>
-      <w:proofErr w:type="spellStart"/>
-      <w:r>
-        <w:rPr>
-          <w:rFonts w:ascii="Times New Roman" w:eastAsia="Times New Roman" w:hAnsi="Times New Roman" w:cs="Times New Roman"/>
-          <w:b/>
-          <w:bCs/>
-          <w:sz w:val="28"/>
-          <w:szCs w:val="28"/>
-          <w:lang w:eastAsia="ru-RU"/>
-        </w:rPr>
-        <w:t>services</w:t>
-      </w:r>
-      <w:proofErr w:type="spellEnd"/>
-      <w:r>
-        <w:rPr>
-          <w:rFonts w:ascii="Times New Roman" w:eastAsia="Times New Roman" w:hAnsi="Times New Roman" w:cs="Times New Roman"/>
-          <w:b/>
-          <w:bCs/>
-          <w:sz w:val="28"/>
-          <w:szCs w:val="28"/>
-          <w:lang w:eastAsia="ru-RU"/>
-        </w:rPr>
-        <w:t>)</w:t>
-      </w:r>
-    </w:p>
-    <w:p>
-      <w:pPr>
-        <w:tabs>
-          <w:tab w:val="left" w:pos="1134"/>
-        </w:tabs>
-        <w:spacing w:after="0" w:line="360" w:lineRule="auto"/>
-        <w:ind w:firstLine="709"/>
-        <w:jc w:val="both"/>
-        <w:rPr>
-          <w:rFonts w:ascii="Times New Roman" w:eastAsia="Times New Roman" w:hAnsi="Times New Roman" w:cs="Times New Roman"/>
-          <w:sz w:val="28"/>
-          <w:szCs w:val="28"/>
-          <w:lang w:val="en-US" w:eastAsia="ru-RU"/>
-        </w:rPr>
-      </w:pPr>
-      <w:r>
-        <w:rPr>
-          <w:rFonts w:ascii="Times New Roman" w:eastAsia="Times New Roman" w:hAnsi="Times New Roman" w:cs="Times New Roman"/>
-          <w:sz w:val="28"/>
-          <w:szCs w:val="28"/>
-          <w:lang w:eastAsia="ru-RU"/>
-        </w:rPr>
-        <w:t>Содержит бизнес-логику приложения.</w:t>
-      </w:r>
-    </w:p>
-    <w:p>
-      <w:pPr>
-        <w:tabs>
-          <w:tab w:val="left" w:pos="1134"/>
-        </w:tabs>
-        <w:spacing w:after="0" w:line="360" w:lineRule="auto"/>
-        <w:ind w:firstLine="709"/>
-        <w:jc w:val="both"/>
-        <w:rPr>
-          <w:rFonts w:ascii="Times New Roman" w:eastAsia="Times New Roman" w:hAnsi="Times New Roman" w:cs="Times New Roman"/>
-          <w:sz w:val="28"/>
-          <w:szCs w:val="28"/>
-          <w:lang w:eastAsia="ru-RU"/>
-        </w:rPr>
-      </w:pPr>
-      <w:r>
-        <w:rPr>
-          <w:rFonts w:ascii="Times New Roman" w:eastAsia="Times New Roman" w:hAnsi="Times New Roman" w:cs="Times New Roman"/>
-          <w:sz w:val="28"/>
-          <w:szCs w:val="28"/>
-          <w:lang w:eastAsia="ru-RU"/>
-        </w:rPr>
-        <w:t>Основные модули:</w:t>
-      </w:r>
-    </w:p>
-    <w:p>
-      <w:pPr>
-        <w:numPr>
-          <w:ilvl w:val="0"/>
-          <w:numId w:val="7"/>
-        </w:numPr>
-        <w:tabs>
-          <w:tab w:val="left" w:pos="1134"/>
-        </w:tabs>
-        <w:spacing w:after="0" w:line="360" w:lineRule="auto"/>
-        <w:ind w:left="0" w:firstLine="709"/>
-        <w:jc w:val="both"/>
-        <w:rPr>
-          <w:rFonts w:ascii="Times New Roman" w:eastAsia="Times New Roman" w:hAnsi="Times New Roman" w:cs="Times New Roman"/>
-          <w:sz w:val="28"/>
-          <w:szCs w:val="28"/>
-          <w:lang w:eastAsia="ru-RU"/>
-        </w:rPr>
-      </w:pPr>
-      <w:proofErr w:type="spellStart"/>
-      <w:r>
-        <w:rPr>
-          <w:rFonts w:ascii="Times New Roman" w:eastAsia="Times New Roman" w:hAnsi="Times New Roman" w:cs="Times New Roman"/>
-          <w:sz w:val="28"/>
-          <w:szCs w:val="28"/>
-          <w:lang w:eastAsia="ru-RU"/>
-        </w:rPr>
-        <w:t>user_service</w:t>
-      </w:r>
-      <w:proofErr w:type="spellEnd"/>
-      <w:r>
-        <w:rPr>
-          <w:rFonts w:ascii="Times New Roman" w:eastAsia="Times New Roman" w:hAnsi="Times New Roman" w:cs="Times New Roman"/>
-          <w:sz w:val="28"/>
-          <w:szCs w:val="28"/>
-          <w:lang w:eastAsia="ru-RU"/>
-        </w:rPr>
-        <w:t xml:space="preserve"> — управление пользователями</w:t>
-      </w:r>
-      <w:r>
-        <w:rPr>
-          <w:rFonts w:ascii="Times New Roman" w:eastAsia="Times New Roman" w:hAnsi="Times New Roman" w:cs="Times New Roman"/>
-          <w:sz w:val="28"/>
-          <w:szCs w:val="28"/>
-          <w:lang w:val="en-US" w:eastAsia="ru-RU"/>
-        </w:rPr>
-        <w:t>;</w:t>
-      </w:r>
-    </w:p>
-    <w:p>
-      <w:pPr>
-        <w:numPr>
-          <w:ilvl w:val="0"/>
-          <w:numId w:val="7"/>
-        </w:numPr>
-        <w:tabs>
-          <w:tab w:val="left" w:pos="1134"/>
-        </w:tabs>
-        <w:spacing w:after="0" w:line="360" w:lineRule="auto"/>
-        <w:ind w:left="0" w:firstLine="709"/>
-        <w:jc w:val="both"/>
-        <w:rPr>
-          <w:rFonts w:ascii="Times New Roman" w:eastAsia="Times New Roman" w:hAnsi="Times New Roman" w:cs="Times New Roman"/>
-          <w:sz w:val="28"/>
-          <w:szCs w:val="28"/>
-          <w:lang w:eastAsia="ru-RU"/>
-        </w:rPr>
-      </w:pPr>
-      <w:proofErr w:type="spellStart"/>
-      <w:r>
-        <w:rPr>
-          <w:rFonts w:ascii="Times New Roman" w:eastAsia="Times New Roman" w:hAnsi="Times New Roman" w:cs="Times New Roman"/>
-          <w:sz w:val="28"/>
-          <w:szCs w:val="28"/>
-          <w:lang w:eastAsia="ru-RU"/>
-        </w:rPr>
-        <w:t>deal_service</w:t>
-      </w:r>
-      <w:proofErr w:type="spellEnd"/>
-      <w:r>
-        <w:rPr>
-          <w:rFonts w:ascii="Times New Roman" w:eastAsia="Times New Roman" w:hAnsi="Times New Roman" w:cs="Times New Roman"/>
-          <w:sz w:val="28"/>
-          <w:szCs w:val="28"/>
-          <w:lang w:eastAsia="ru-RU"/>
-        </w:rPr>
-        <w:t xml:space="preserve"> — управление сделками</w:t>
-      </w:r>
-      <w:r>
-        <w:rPr>
-          <w:rFonts w:ascii="Times New Roman" w:eastAsia="Times New Roman" w:hAnsi="Times New Roman" w:cs="Times New Roman"/>
-          <w:sz w:val="28"/>
-          <w:szCs w:val="28"/>
-          <w:lang w:val="en-US" w:eastAsia="ru-RU"/>
-        </w:rPr>
-        <w:t>.</w:t>
-      </w:r>
-    </w:p>
-    <w:p>
-      <w:pPr>
-        <w:tabs>
-          <w:tab w:val="left" w:pos="1134"/>
-        </w:tabs>
-        <w:spacing w:after="0" w:line="360" w:lineRule="auto"/>
-        <w:ind w:firstLine="709"/>
-        <w:jc w:val="both"/>
-        <w:rPr>
-          <w:rFonts w:ascii="Times New Roman" w:eastAsia="Times New Roman" w:hAnsi="Times New Roman" w:cs="Times New Roman"/>
-          <w:sz w:val="28"/>
-          <w:szCs w:val="28"/>
-          <w:lang w:eastAsia="ru-RU"/>
-        </w:rPr>
-      </w:pPr>
-      <w:r>
-        <w:rPr>
-          <w:rFonts w:ascii="Times New Roman" w:eastAsia="Times New Roman" w:hAnsi="Times New Roman" w:cs="Times New Roman"/>
-          <w:sz w:val="28"/>
-          <w:szCs w:val="28"/>
-          <w:lang w:eastAsia="ru-RU"/>
-        </w:rPr>
-        <w:t>Функции:</w:t>
-      </w:r>
-    </w:p>
-    <w:p>
-      <w:pPr>
-        <w:numPr>
-          <w:ilvl w:val="0"/>
-          <w:numId w:val="8"/>
-        </w:numPr>
-        <w:tabs>
-          <w:tab w:val="left" w:pos="1134"/>
-        </w:tabs>
-        <w:spacing w:after="0" w:line="360" w:lineRule="auto"/>
-        <w:ind w:left="0" w:firstLine="709"/>
-        <w:jc w:val="both"/>
-        <w:rPr>
-          <w:rFonts w:ascii="Times New Roman" w:eastAsia="Times New Roman" w:hAnsi="Times New Roman" w:cs="Times New Roman"/>
-          <w:sz w:val="28"/>
-          <w:szCs w:val="28"/>
-          <w:lang w:eastAsia="ru-RU"/>
-        </w:rPr>
-      </w:pPr>
-      <w:r>
-        <w:rPr>
-          <w:rFonts w:ascii="Times New Roman" w:eastAsia="Times New Roman" w:hAnsi="Times New Roman" w:cs="Times New Roman"/>
-          <w:sz w:val="28"/>
-          <w:szCs w:val="28"/>
-          <w:lang w:eastAsia="ru-RU"/>
-        </w:rPr>
-        <w:t>обработка данных</w:t>
-      </w:r>
-      <w:r>
-        <w:rPr>
-          <w:rFonts w:ascii="Times New Roman" w:eastAsia="Times New Roman" w:hAnsi="Times New Roman" w:cs="Times New Roman"/>
-          <w:sz w:val="28"/>
-          <w:szCs w:val="28"/>
-          <w:lang w:val="en-US" w:eastAsia="ru-RU"/>
-        </w:rPr>
-        <w:t>;</w:t>
-      </w:r>
-    </w:p>
-    <w:p>
-      <w:pPr>
-        <w:numPr>
-          <w:ilvl w:val="0"/>
-          <w:numId w:val="8"/>
-        </w:numPr>
-        <w:tabs>
-          <w:tab w:val="left" w:pos="1134"/>
-        </w:tabs>
-        <w:spacing w:after="0" w:line="360" w:lineRule="auto"/>
-        <w:ind w:left="0" w:firstLine="709"/>
-        <w:jc w:val="both"/>
-        <w:rPr>
-          <w:rFonts w:ascii="Times New Roman" w:eastAsia="Times New Roman" w:hAnsi="Times New Roman" w:cs="Times New Roman"/>
-          <w:sz w:val="28"/>
-          <w:szCs w:val="28"/>
-          <w:lang w:eastAsia="ru-RU"/>
-        </w:rPr>
-      </w:pPr>
-      <w:r>
-        <w:rPr>
-          <w:rFonts w:ascii="Times New Roman" w:eastAsia="Times New Roman" w:hAnsi="Times New Roman" w:cs="Times New Roman"/>
-          <w:sz w:val="28"/>
-          <w:szCs w:val="28"/>
-          <w:lang w:eastAsia="ru-RU"/>
-        </w:rPr>
-        <w:t>выполнение операций (создание, получение)</w:t>
-      </w:r>
-      <w:r>
-        <w:rPr>
-          <w:rFonts w:ascii="Times New Roman" w:eastAsia="Times New Roman" w:hAnsi="Times New Roman" w:cs="Times New Roman"/>
-          <w:sz w:val="28"/>
-          <w:szCs w:val="28"/>
-          <w:lang w:val="en-US" w:eastAsia="ru-RU"/>
-        </w:rPr>
-        <w:t>;</w:t>
-      </w:r>
-    </w:p>
-    <w:p>
-      <w:pPr>
-        <w:numPr>
-          <w:ilvl w:val="0"/>
-          <w:numId w:val="8"/>
-        </w:numPr>
-        <w:tabs>
-          <w:tab w:val="left" w:pos="1134"/>
-        </w:tabs>
-        <w:spacing w:after="0" w:line="360" w:lineRule="auto"/>
-        <w:ind w:left="0" w:firstLine="709"/>
-        <w:jc w:val="both"/>
-        <w:rPr>
-          <w:rFonts w:ascii="Times New Roman" w:eastAsia="Times New Roman" w:hAnsi="Times New Roman" w:cs="Times New Roman"/>
-          <w:sz w:val="28"/>
-          <w:szCs w:val="28"/>
-          <w:lang w:eastAsia="ru-RU"/>
-        </w:rPr>
-      </w:pPr>
-      <w:r>
-        <w:rPr>
-          <w:rFonts w:ascii="Times New Roman" w:eastAsia="Times New Roman" w:hAnsi="Times New Roman" w:cs="Times New Roman"/>
-          <w:sz w:val="28"/>
-          <w:szCs w:val="28"/>
-          <w:lang w:eastAsia="ru-RU"/>
-        </w:rPr>
-        <w:t>взаимодействие с базой данных</w:t>
-      </w:r>
-      <w:r>
-        <w:rPr>
-          <w:rFonts w:ascii="Times New Roman" w:eastAsia="Times New Roman" w:hAnsi="Times New Roman" w:cs="Times New Roman"/>
-          <w:sz w:val="28"/>
-          <w:szCs w:val="28"/>
-          <w:lang w:val="en-US" w:eastAsia="ru-RU"/>
-        </w:rPr>
-        <w:t>.</w:t>
-      </w:r>
-    </w:p>
-    <w:p>
-      <w:pPr>
-        <w:pStyle w:val="a3"/>
-        <w:numPr>
-          <w:ilvl w:val="0"/>
-          <w:numId w:val="20"/>
-        </w:numPr>
-        <w:tabs>
-          <w:tab w:val="left" w:pos="1134"/>
-        </w:tabs>
-        <w:spacing w:after="0" w:line="360" w:lineRule="auto"/>
-        <w:ind w:left="0" w:firstLine="709"/>
-        <w:jc w:val="both"/>
-        <w:outlineLvl w:val="2"/>
-        <w:rPr>
-          <w:rFonts w:ascii="Times New Roman" w:eastAsia="Times New Roman" w:hAnsi="Times New Roman" w:cs="Times New Roman"/>
-          <w:b/>
-          <w:bCs/>
-          <w:sz w:val="28"/>
-          <w:szCs w:val="28"/>
-          <w:lang w:eastAsia="ru-RU"/>
-        </w:rPr>
-      </w:pPr>
-      <w:r>
-        <w:rPr>
-          <w:rFonts w:ascii="Times New Roman" w:eastAsia="Times New Roman" w:hAnsi="Times New Roman" w:cs="Times New Roman"/>
-          <w:b/>
-          <w:bCs/>
-          <w:sz w:val="28"/>
-          <w:szCs w:val="28"/>
-          <w:lang w:eastAsia="ru-RU"/>
-        </w:rPr>
-        <w:t>Модели данных (</w:t>
-      </w:r>
-      <w:proofErr w:type="spellStart"/>
-      <w:r>
-        <w:rPr>
-          <w:rFonts w:ascii="Times New Roman" w:eastAsia="Times New Roman" w:hAnsi="Times New Roman" w:cs="Times New Roman"/>
-          <w:b/>
-          <w:bCs/>
-          <w:sz w:val="28"/>
-          <w:szCs w:val="28"/>
-          <w:lang w:eastAsia="ru-RU"/>
-        </w:rPr>
-        <w:t>models</w:t>
-      </w:r>
-      <w:proofErr w:type="spellEnd"/>
-      <w:r>
-        <w:rPr>
-          <w:rFonts w:ascii="Times New Roman" w:eastAsia="Times New Roman" w:hAnsi="Times New Roman" w:cs="Times New Roman"/>
-          <w:b/>
-          <w:bCs/>
-          <w:sz w:val="28"/>
-          <w:szCs w:val="28"/>
-          <w:lang w:eastAsia="ru-RU"/>
-        </w:rPr>
-        <w:t>)</w:t>
-      </w:r>
-    </w:p>
-    <w:p>
-      <w:pPr>
-        <w:tabs>
-          <w:tab w:val="left" w:pos="1134"/>
-        </w:tabs>
-        <w:spacing w:after="0" w:line="360" w:lineRule="auto"/>
-        <w:ind w:firstLine="709"/>
-        <w:jc w:val="both"/>
-        <w:rPr>
-          <w:rFonts w:ascii="Times New Roman" w:eastAsia="Times New Roman" w:hAnsi="Times New Roman" w:cs="Times New Roman"/>
-          <w:sz w:val="28"/>
-          <w:szCs w:val="28"/>
-          <w:lang w:eastAsia="ru-RU"/>
-        </w:rPr>
-      </w:pPr>
-      <w:r>
-        <w:rPr>
-          <w:rFonts w:ascii="Times New Roman" w:eastAsia="Times New Roman" w:hAnsi="Times New Roman" w:cs="Times New Roman"/>
-          <w:sz w:val="28"/>
-          <w:szCs w:val="28"/>
-          <w:lang w:eastAsia="ru-RU"/>
-        </w:rPr>
-        <w:t>Определяют структуру таблиц базы данных.</w:t>
-      </w:r>
-    </w:p>
-    <w:p>
-      <w:pPr>
-        <w:tabs>
-          <w:tab w:val="left" w:pos="1134"/>
-        </w:tabs>
-        <w:spacing w:after="0" w:line="360" w:lineRule="auto"/>
-        <w:ind w:firstLine="709"/>
-        <w:jc w:val="both"/>
-        <w:rPr>
-          <w:rFonts w:ascii="Times New Roman" w:eastAsia="Times New Roman" w:hAnsi="Times New Roman" w:cs="Times New Roman"/>
-          <w:sz w:val="28"/>
-          <w:szCs w:val="28"/>
-          <w:lang w:eastAsia="ru-RU"/>
-        </w:rPr>
-      </w:pPr>
-      <w:r>
-        <w:rPr>
-          <w:rFonts w:ascii="Times New Roman" w:eastAsia="Times New Roman" w:hAnsi="Times New Roman" w:cs="Times New Roman"/>
-          <w:sz w:val="28"/>
-          <w:szCs w:val="28"/>
-          <w:lang w:eastAsia="ru-RU"/>
-        </w:rPr>
-        <w:t>Основные сущности:</w:t>
-      </w:r>
-    </w:p>
-    <w:p>
-      <w:pPr>
-        <w:numPr>
-          <w:ilvl w:val="0"/>
-          <w:numId w:val="9"/>
-        </w:numPr>
-        <w:tabs>
-          <w:tab w:val="left" w:pos="1134"/>
-        </w:tabs>
-        <w:spacing w:after="0" w:line="360" w:lineRule="auto"/>
-        <w:ind w:left="0" w:firstLine="709"/>
-        <w:jc w:val="both"/>
-        <w:rPr>
-          <w:rFonts w:ascii="Times New Roman" w:eastAsia="Times New Roman" w:hAnsi="Times New Roman" w:cs="Times New Roman"/>
-          <w:sz w:val="28"/>
-          <w:szCs w:val="28"/>
-          <w:lang w:eastAsia="ru-RU"/>
-        </w:rPr>
-      </w:pPr>
-      <w:r>
-        <w:rPr>
-          <w:rFonts w:ascii="Times New Roman" w:eastAsia="Times New Roman" w:hAnsi="Times New Roman" w:cs="Times New Roman"/>
-          <w:sz w:val="28"/>
-          <w:szCs w:val="28"/>
-          <w:lang w:eastAsia="ru-RU"/>
-        </w:rPr>
-        <w:t>User — пользователь</w:t>
-      </w:r>
-      <w:r>
-        <w:rPr>
-          <w:rFonts w:ascii="Times New Roman" w:eastAsia="Times New Roman" w:hAnsi="Times New Roman" w:cs="Times New Roman"/>
-          <w:sz w:val="28"/>
-          <w:szCs w:val="28"/>
-          <w:lang w:val="en-US" w:eastAsia="ru-RU"/>
-        </w:rPr>
-        <w:t>;</w:t>
-      </w:r>
-    </w:p>
-    <w:p>
-      <w:pPr>
-        <w:numPr>
-          <w:ilvl w:val="0"/>
-          <w:numId w:val="9"/>
-        </w:numPr>
-        <w:tabs>
-          <w:tab w:val="left" w:pos="1134"/>
-        </w:tabs>
-        <w:spacing w:after="0" w:line="360" w:lineRule="auto"/>
-        <w:ind w:left="0" w:firstLine="709"/>
-        <w:jc w:val="both"/>
-        <w:rPr>
-          <w:rFonts w:ascii="Times New Roman" w:eastAsia="Times New Roman" w:hAnsi="Times New Roman" w:cs="Times New Roman"/>
-          <w:sz w:val="28"/>
-          <w:szCs w:val="28"/>
-          <w:lang w:eastAsia="ru-RU"/>
-        </w:rPr>
-      </w:pPr>
-      <w:proofErr w:type="spellStart"/>
-      <w:r>
-        <w:rPr>
-          <w:rFonts w:ascii="Times New Roman" w:eastAsia="Times New Roman" w:hAnsi="Times New Roman" w:cs="Times New Roman"/>
-          <w:sz w:val="28"/>
-          <w:szCs w:val="28"/>
-          <w:lang w:eastAsia="ru-RU"/>
-        </w:rPr>
-        <w:t>Deal</w:t>
-      </w:r>
-      <w:proofErr w:type="spellEnd"/>
-      <w:r>
-        <w:rPr>
-          <w:rFonts w:ascii="Times New Roman" w:eastAsia="Times New Roman" w:hAnsi="Times New Roman" w:cs="Times New Roman"/>
-          <w:sz w:val="28"/>
-          <w:szCs w:val="28"/>
-          <w:lang w:eastAsia="ru-RU"/>
-        </w:rPr>
-        <w:t xml:space="preserve"> — инвестиционная сделка</w:t>
-      </w:r>
-      <w:r>
-        <w:rPr>
-          <w:rFonts w:ascii="Times New Roman" w:eastAsia="Times New Roman" w:hAnsi="Times New Roman" w:cs="Times New Roman"/>
-          <w:sz w:val="28"/>
-          <w:szCs w:val="28"/>
-          <w:lang w:val="en-US" w:eastAsia="ru-RU"/>
-        </w:rPr>
-        <w:t>.</w:t>
-      </w:r>
-    </w:p>
-    <w:p>
-      <w:pPr>
-        <w:pStyle w:val="a3"/>
-        <w:numPr>
-          <w:ilvl w:val="0"/>
-          <w:numId w:val="20"/>
-        </w:numPr>
-        <w:tabs>
-          <w:tab w:val="left" w:pos="1134"/>
-        </w:tabs>
-        <w:spacing w:after="0" w:line="360" w:lineRule="auto"/>
-        <w:ind w:left="0" w:firstLine="709"/>
-        <w:jc w:val="both"/>
-        <w:outlineLvl w:val="2"/>
-        <w:rPr>
-          <w:rFonts w:ascii="Times New Roman" w:eastAsia="Times New Roman" w:hAnsi="Times New Roman" w:cs="Times New Roman"/>
-          <w:b/>
-          <w:bCs/>
-          <w:sz w:val="28"/>
-          <w:szCs w:val="28"/>
-          <w:lang w:eastAsia="ru-RU"/>
-        </w:rPr>
-      </w:pPr>
-      <w:r>
-        <w:rPr>
-          <w:rFonts w:ascii="Times New Roman" w:eastAsia="Times New Roman" w:hAnsi="Times New Roman" w:cs="Times New Roman"/>
-          <w:b/>
-          <w:bCs/>
-          <w:sz w:val="28"/>
-          <w:szCs w:val="28"/>
-          <w:lang w:eastAsia="ru-RU"/>
-        </w:rPr>
-        <w:t>Схемы (</w:t>
-      </w:r>
-      <w:proofErr w:type="spellStart"/>
-      <w:r>
-        <w:rPr>
-          <w:rFonts w:ascii="Times New Roman" w:eastAsia="Times New Roman" w:hAnsi="Times New Roman" w:cs="Times New Roman"/>
-          <w:b/>
-          <w:bCs/>
-          <w:sz w:val="28"/>
-          <w:szCs w:val="28"/>
-          <w:lang w:eastAsia="ru-RU"/>
-        </w:rPr>
-        <w:t>schemas</w:t>
-      </w:r>
-      <w:proofErr w:type="spellEnd"/>
-      <w:r>
-        <w:rPr>
-          <w:rFonts w:ascii="Times New Roman" w:eastAsia="Times New Roman" w:hAnsi="Times New Roman" w:cs="Times New Roman"/>
-          <w:b/>
-          <w:bCs/>
-          <w:sz w:val="28"/>
-          <w:szCs w:val="28"/>
-          <w:lang w:eastAsia="ru-RU"/>
-        </w:rPr>
-        <w:t>)</w:t>
-      </w:r>
-    </w:p>
-    <w:p>
-      <w:pPr>
-        <w:tabs>
-          <w:tab w:val="left" w:pos="1134"/>
-        </w:tabs>
-        <w:spacing w:after="0" w:line="360" w:lineRule="auto"/>
-        <w:ind w:firstLine="709"/>
-        <w:jc w:val="both"/>
-        <w:rPr>
-          <w:rFonts w:ascii="Times New Roman" w:eastAsia="Times New Roman" w:hAnsi="Times New Roman" w:cs="Times New Roman"/>
-          <w:sz w:val="28"/>
-          <w:szCs w:val="28"/>
-          <w:lang w:eastAsia="ru-RU"/>
-        </w:rPr>
-      </w:pPr>
-      <w:r>
-        <w:rPr>
-          <w:rFonts w:ascii="Times New Roman" w:eastAsia="Times New Roman" w:hAnsi="Times New Roman" w:cs="Times New Roman"/>
-          <w:sz w:val="28"/>
-          <w:szCs w:val="28"/>
-          <w:lang w:eastAsia="ru-RU"/>
-        </w:rPr>
-        <w:t xml:space="preserve">Используются для валидации и </w:t>
-      </w:r>
-      <w:proofErr w:type="spellStart"/>
-      <w:r>
-        <w:rPr>
-          <w:rFonts w:ascii="Times New Roman" w:eastAsia="Times New Roman" w:hAnsi="Times New Roman" w:cs="Times New Roman"/>
-          <w:sz w:val="28"/>
-          <w:szCs w:val="28"/>
-          <w:lang w:eastAsia="ru-RU"/>
-        </w:rPr>
-        <w:t>сериализации</w:t>
-      </w:r>
-      <w:proofErr w:type="spellEnd"/>
-      <w:r>
-        <w:rPr>
-          <w:rFonts w:ascii="Times New Roman" w:eastAsia="Times New Roman" w:hAnsi="Times New Roman" w:cs="Times New Roman"/>
-          <w:sz w:val="28"/>
-          <w:szCs w:val="28"/>
-          <w:lang w:eastAsia="ru-RU"/>
-        </w:rPr>
-        <w:t xml:space="preserve"> данных.</w:t>
-      </w:r>
-    </w:p>
-    <w:p>
-      <w:pPr>
-        <w:tabs>
-          <w:tab w:val="left" w:pos="1134"/>
-        </w:tabs>
-        <w:spacing w:after="0" w:line="360" w:lineRule="auto"/>
-        <w:ind w:firstLine="709"/>
-        <w:jc w:val="both"/>
-        <w:rPr>
-          <w:rFonts w:ascii="Times New Roman" w:eastAsia="Times New Roman" w:hAnsi="Times New Roman" w:cs="Times New Roman"/>
-          <w:sz w:val="28"/>
-          <w:szCs w:val="28"/>
-          <w:lang w:eastAsia="ru-RU"/>
-        </w:rPr>
-      </w:pPr>
-      <w:r>
-        <w:rPr>
-          <w:rFonts w:ascii="Times New Roman" w:eastAsia="Times New Roman" w:hAnsi="Times New Roman" w:cs="Times New Roman"/>
-          <w:sz w:val="28"/>
-          <w:szCs w:val="28"/>
-          <w:lang w:eastAsia="ru-RU"/>
-        </w:rPr>
-        <w:t>Типы схем:</w:t>
-      </w:r>
-    </w:p>
-    <w:p>
-      <w:pPr>
-        <w:numPr>
-          <w:ilvl w:val="0"/>
-          <w:numId w:val="10"/>
-        </w:numPr>
-        <w:tabs>
-          <w:tab w:val="left" w:pos="1134"/>
-        </w:tabs>
-        <w:spacing w:after="0" w:line="360" w:lineRule="auto"/>
-        <w:ind w:left="0" w:firstLine="709"/>
-        <w:jc w:val="both"/>
-        <w:rPr>
-          <w:rFonts w:ascii="Times New Roman" w:eastAsia="Times New Roman" w:hAnsi="Times New Roman" w:cs="Times New Roman"/>
-          <w:sz w:val="28"/>
-          <w:szCs w:val="28"/>
-          <w:lang w:eastAsia="ru-RU"/>
-        </w:rPr>
-      </w:pPr>
-      <w:r>
-        <w:rPr>
-          <w:rFonts w:ascii="Times New Roman" w:eastAsia="Times New Roman" w:hAnsi="Times New Roman" w:cs="Times New Roman"/>
-          <w:sz w:val="28"/>
-          <w:szCs w:val="28"/>
-          <w:lang w:eastAsia="ru-RU"/>
-        </w:rPr>
-        <w:t>входные (</w:t>
-      </w:r>
-      <w:proofErr w:type="spellStart"/>
-      <w:r>
-        <w:rPr>
-          <w:rFonts w:ascii="Times New Roman" w:eastAsia="Times New Roman" w:hAnsi="Times New Roman" w:cs="Times New Roman"/>
-          <w:sz w:val="28"/>
-          <w:szCs w:val="28"/>
-          <w:lang w:eastAsia="ru-RU"/>
-        </w:rPr>
-        <w:t>Create</w:t>
-      </w:r>
-      <w:proofErr w:type="spellEnd"/>
-      <w:r>
-        <w:rPr>
-          <w:rFonts w:ascii="Times New Roman" w:eastAsia="Times New Roman" w:hAnsi="Times New Roman" w:cs="Times New Roman"/>
-          <w:sz w:val="28"/>
-          <w:szCs w:val="28"/>
-          <w:lang w:eastAsia="ru-RU"/>
-        </w:rPr>
-        <w:t>)</w:t>
-      </w:r>
-      <w:r>
-        <w:rPr>
-          <w:rFonts w:ascii="Times New Roman" w:eastAsia="Times New Roman" w:hAnsi="Times New Roman" w:cs="Times New Roman"/>
-          <w:sz w:val="28"/>
-          <w:szCs w:val="28"/>
-          <w:lang w:val="en-US" w:eastAsia="ru-RU"/>
-        </w:rPr>
-        <w:t>;</w:t>
-      </w:r>
-    </w:p>
-    <w:p>
-      <w:pPr>
-        <w:numPr>
-          <w:ilvl w:val="0"/>
-          <w:numId w:val="10"/>
-        </w:numPr>
-        <w:tabs>
-          <w:tab w:val="left" w:pos="1134"/>
-        </w:tabs>
-        <w:spacing w:after="0" w:line="360" w:lineRule="auto"/>
-        <w:ind w:left="0" w:firstLine="709"/>
-        <w:jc w:val="both"/>
-        <w:rPr>
-          <w:rFonts w:ascii="Times New Roman" w:eastAsia="Times New Roman" w:hAnsi="Times New Roman" w:cs="Times New Roman"/>
-          <w:sz w:val="28"/>
-          <w:szCs w:val="28"/>
-          <w:lang w:eastAsia="ru-RU"/>
-        </w:rPr>
-      </w:pPr>
-      <w:r>
-        <w:rPr>
-          <w:rFonts w:ascii="Times New Roman" w:eastAsia="Times New Roman" w:hAnsi="Times New Roman" w:cs="Times New Roman"/>
-          <w:sz w:val="28"/>
-          <w:szCs w:val="28"/>
-          <w:lang w:eastAsia="ru-RU"/>
-        </w:rPr>
-        <w:t>выходные (</w:t>
-      </w:r>
-      <w:proofErr w:type="spellStart"/>
-      <w:r>
-        <w:rPr>
-          <w:rFonts w:ascii="Times New Roman" w:eastAsia="Times New Roman" w:hAnsi="Times New Roman" w:cs="Times New Roman"/>
-          <w:sz w:val="28"/>
-          <w:szCs w:val="28"/>
-          <w:lang w:eastAsia="ru-RU"/>
-        </w:rPr>
-        <w:t>Read</w:t>
-      </w:r>
-      <w:proofErr w:type="spellEnd"/>
-      <w:r>
-        <w:rPr>
-          <w:rFonts w:ascii="Times New Roman" w:eastAsia="Times New Roman" w:hAnsi="Times New Roman" w:cs="Times New Roman"/>
-          <w:sz w:val="28"/>
-          <w:szCs w:val="28"/>
-          <w:lang w:eastAsia="ru-RU"/>
-        </w:rPr>
-        <w:t>)</w:t>
-      </w:r>
-      <w:r>
-        <w:rPr>
-          <w:rFonts w:ascii="Times New Roman" w:eastAsia="Times New Roman" w:hAnsi="Times New Roman" w:cs="Times New Roman"/>
-          <w:sz w:val="28"/>
-          <w:szCs w:val="28"/>
-          <w:lang w:val="en-US" w:eastAsia="ru-RU"/>
-        </w:rPr>
-        <w:t>.</w:t>
-      </w:r>
-    </w:p>
-    <w:p>
-      <w:pPr>
-        <w:pStyle w:val="a3"/>
-        <w:numPr>
-          <w:ilvl w:val="0"/>
-          <w:numId w:val="20"/>
-        </w:numPr>
-        <w:tabs>
-          <w:tab w:val="left" w:pos="1134"/>
-        </w:tabs>
-        <w:spacing w:after="0" w:line="360" w:lineRule="auto"/>
-        <w:ind w:left="0" w:firstLine="709"/>
-        <w:jc w:val="both"/>
-        <w:outlineLvl w:val="2"/>
-        <w:rPr>
-          <w:rFonts w:ascii="Times New Roman" w:eastAsia="Times New Roman" w:hAnsi="Times New Roman" w:cs="Times New Roman"/>
-          <w:b/>
-          <w:bCs/>
-          <w:sz w:val="28"/>
-          <w:szCs w:val="28"/>
-          <w:lang w:eastAsia="ru-RU"/>
-        </w:rPr>
-      </w:pPr>
-      <w:r>
-        <w:rPr>
-          <w:rFonts w:ascii="Times New Roman" w:eastAsia="Times New Roman" w:hAnsi="Times New Roman" w:cs="Times New Roman"/>
-          <w:b/>
-          <w:bCs/>
-          <w:sz w:val="28"/>
-          <w:szCs w:val="28"/>
-          <w:lang w:eastAsia="ru-RU"/>
-        </w:rPr>
-        <w:t>База данных</w:t>
-      </w:r>
-    </w:p>
-    <w:p>
-      <w:pPr>
-        <w:tabs>
-          <w:tab w:val="left" w:pos="1134"/>
-        </w:tabs>
-        <w:spacing w:after="0" w:line="360" w:lineRule="auto"/>
-        <w:ind w:firstLine="709"/>
-        <w:jc w:val="both"/>
-        <w:rPr>
-          <w:rFonts w:ascii="Times New Roman" w:eastAsia="Times New Roman" w:hAnsi="Times New Roman" w:cs="Times New Roman"/>
-          <w:sz w:val="28"/>
-          <w:szCs w:val="28"/>
-          <w:lang w:eastAsia="ru-RU"/>
-        </w:rPr>
-      </w:pPr>
-      <w:r>
-        <w:rPr>
-          <w:rFonts w:ascii="Times New Roman" w:eastAsia="Times New Roman" w:hAnsi="Times New Roman" w:cs="Times New Roman"/>
-          <w:sz w:val="28"/>
-          <w:szCs w:val="28"/>
-          <w:lang w:eastAsia="ru-RU"/>
-        </w:rPr>
-        <w:lastRenderedPageBreak/>
-        <w:t xml:space="preserve">Используется </w:t>
-      </w:r>
-      <w:proofErr w:type="spellStart"/>
-      <w:r>
-        <w:rPr>
-          <w:rFonts w:ascii="Times New Roman" w:eastAsia="Times New Roman" w:hAnsi="Times New Roman" w:cs="Times New Roman"/>
-          <w:sz w:val="28"/>
-          <w:szCs w:val="28"/>
-          <w:lang w:eastAsia="ru-RU"/>
-        </w:rPr>
-        <w:t>SQLite</w:t>
-      </w:r>
-      <w:proofErr w:type="spellEnd"/>
-      <w:r>
-        <w:rPr>
-          <w:rFonts w:ascii="Times New Roman" w:eastAsia="Times New Roman" w:hAnsi="Times New Roman" w:cs="Times New Roman"/>
-          <w:sz w:val="28"/>
-          <w:szCs w:val="28"/>
-          <w:lang w:eastAsia="ru-RU"/>
-        </w:rPr>
-        <w:t>.</w:t>
-      </w:r>
-    </w:p>
-    <w:p>
-      <w:pPr>
-        <w:tabs>
-          <w:tab w:val="left" w:pos="1134"/>
-        </w:tabs>
-        <w:spacing w:after="0" w:line="360" w:lineRule="auto"/>
-        <w:ind w:firstLine="709"/>
-        <w:jc w:val="both"/>
-        <w:rPr>
-          <w:rFonts w:ascii="Times New Roman" w:eastAsia="Times New Roman" w:hAnsi="Times New Roman" w:cs="Times New Roman"/>
-          <w:sz w:val="28"/>
-          <w:szCs w:val="28"/>
-          <w:lang w:eastAsia="ru-RU"/>
-        </w:rPr>
-      </w:pPr>
-      <w:r>
-        <w:rPr>
-          <w:rFonts w:ascii="Times New Roman" w:eastAsia="Times New Roman" w:hAnsi="Times New Roman" w:cs="Times New Roman"/>
-          <w:sz w:val="28"/>
-          <w:szCs w:val="28"/>
-          <w:lang w:eastAsia="ru-RU"/>
-        </w:rPr>
-        <w:t>Функции:</w:t>
-      </w:r>
-    </w:p>
-    <w:p>
-      <w:pPr>
-        <w:numPr>
-          <w:ilvl w:val="0"/>
-          <w:numId w:val="11"/>
-        </w:numPr>
-        <w:tabs>
-          <w:tab w:val="left" w:pos="1134"/>
-        </w:tabs>
-        <w:spacing w:after="0" w:line="360" w:lineRule="auto"/>
-        <w:ind w:left="0" w:firstLine="709"/>
-        <w:jc w:val="both"/>
-        <w:rPr>
-          <w:rFonts w:ascii="Times New Roman" w:eastAsia="Times New Roman" w:hAnsi="Times New Roman" w:cs="Times New Roman"/>
-          <w:sz w:val="28"/>
-          <w:szCs w:val="28"/>
-          <w:lang w:eastAsia="ru-RU"/>
-        </w:rPr>
-      </w:pPr>
-      <w:r>
-        <w:rPr>
-          <w:rFonts w:ascii="Times New Roman" w:eastAsia="Times New Roman" w:hAnsi="Times New Roman" w:cs="Times New Roman"/>
-          <w:sz w:val="28"/>
-          <w:szCs w:val="28"/>
-          <w:lang w:eastAsia="ru-RU"/>
-        </w:rPr>
-        <w:t>хранение пользователей</w:t>
-      </w:r>
-      <w:r>
-        <w:rPr>
-          <w:rFonts w:ascii="Times New Roman" w:eastAsia="Times New Roman" w:hAnsi="Times New Roman" w:cs="Times New Roman"/>
-          <w:sz w:val="28"/>
-          <w:szCs w:val="28"/>
-          <w:lang w:val="en-US" w:eastAsia="ru-RU"/>
-        </w:rPr>
-        <w:t>;</w:t>
-      </w:r>
-    </w:p>
-    <w:p>
-      <w:pPr>
-        <w:numPr>
-          <w:ilvl w:val="0"/>
-          <w:numId w:val="11"/>
-        </w:numPr>
-        <w:tabs>
-          <w:tab w:val="left" w:pos="1134"/>
-        </w:tabs>
-        <w:spacing w:after="0" w:line="360" w:lineRule="auto"/>
-        <w:ind w:left="0" w:firstLine="709"/>
-        <w:jc w:val="both"/>
-        <w:rPr>
-          <w:rFonts w:ascii="Times New Roman" w:eastAsia="Times New Roman" w:hAnsi="Times New Roman" w:cs="Times New Roman"/>
-          <w:sz w:val="28"/>
-          <w:szCs w:val="28"/>
-          <w:lang w:eastAsia="ru-RU"/>
-        </w:rPr>
-      </w:pPr>
-      <w:r>
-        <w:rPr>
-          <w:rFonts w:ascii="Times New Roman" w:eastAsia="Times New Roman" w:hAnsi="Times New Roman" w:cs="Times New Roman"/>
-          <w:sz w:val="28"/>
-          <w:szCs w:val="28"/>
-          <w:lang w:eastAsia="ru-RU"/>
-        </w:rPr>
-        <w:t>хранение сделок</w:t>
-      </w:r>
-      <w:r>
-        <w:rPr>
-          <w:rFonts w:ascii="Times New Roman" w:eastAsia="Times New Roman" w:hAnsi="Times New Roman" w:cs="Times New Roman"/>
-          <w:sz w:val="28"/>
-          <w:szCs w:val="28"/>
-          <w:lang w:val="en-US" w:eastAsia="ru-RU"/>
-        </w:rPr>
-        <w:t>.</w:t>
-      </w:r>
-    </w:p>
-    <w:p>
-      <w:pPr>
-        <w:pStyle w:val="a3"/>
-        <w:numPr>
-          <w:ilvl w:val="0"/>
-          <w:numId w:val="20"/>
-        </w:numPr>
-        <w:tabs>
-          <w:tab w:val="left" w:pos="1134"/>
-        </w:tabs>
-        <w:spacing w:after="0" w:line="360" w:lineRule="auto"/>
-        <w:ind w:left="0" w:firstLine="709"/>
-        <w:jc w:val="both"/>
-        <w:outlineLvl w:val="2"/>
-        <w:rPr>
-          <w:rFonts w:ascii="Times New Roman" w:eastAsia="Times New Roman" w:hAnsi="Times New Roman" w:cs="Times New Roman"/>
-          <w:b/>
-          <w:bCs/>
-          <w:sz w:val="28"/>
-          <w:szCs w:val="28"/>
-          <w:lang w:eastAsia="ru-RU"/>
-        </w:rPr>
-      </w:pPr>
-      <w:r>
-        <w:rPr>
-          <w:rFonts w:ascii="Times New Roman" w:eastAsia="Times New Roman" w:hAnsi="Times New Roman" w:cs="Times New Roman"/>
-          <w:b/>
-          <w:bCs/>
-          <w:sz w:val="28"/>
-          <w:szCs w:val="28"/>
-          <w:lang w:eastAsia="ru-RU"/>
-        </w:rPr>
-        <w:t>Система авторизации (JWT)</w:t>
-      </w:r>
-    </w:p>
-    <w:p>
-      <w:pPr>
-        <w:tabs>
-          <w:tab w:val="left" w:pos="1134"/>
-        </w:tabs>
-        <w:spacing w:after="0" w:line="360" w:lineRule="auto"/>
-        <w:ind w:firstLine="709"/>
-        <w:jc w:val="both"/>
-        <w:rPr>
-          <w:rFonts w:ascii="Times New Roman" w:eastAsia="Times New Roman" w:hAnsi="Times New Roman" w:cs="Times New Roman"/>
-          <w:sz w:val="28"/>
-          <w:szCs w:val="28"/>
-          <w:lang w:eastAsia="ru-RU"/>
-        </w:rPr>
-      </w:pPr>
-      <w:r>
-        <w:rPr>
-          <w:rFonts w:ascii="Times New Roman" w:eastAsia="Times New Roman" w:hAnsi="Times New Roman" w:cs="Times New Roman"/>
-          <w:sz w:val="28"/>
-          <w:szCs w:val="28"/>
-          <w:lang w:eastAsia="ru-RU"/>
-        </w:rPr>
-        <w:t>Обеспечивает безопасность системы.</w:t>
-      </w:r>
-    </w:p>
-    <w:p>
-      <w:pPr>
-        <w:tabs>
-          <w:tab w:val="left" w:pos="1134"/>
-        </w:tabs>
-        <w:spacing w:after="0" w:line="360" w:lineRule="auto"/>
-        <w:ind w:firstLine="709"/>
-        <w:jc w:val="both"/>
-        <w:rPr>
-          <w:rFonts w:ascii="Times New Roman" w:eastAsia="Times New Roman" w:hAnsi="Times New Roman" w:cs="Times New Roman"/>
-          <w:sz w:val="28"/>
-          <w:szCs w:val="28"/>
-          <w:lang w:eastAsia="ru-RU"/>
-        </w:rPr>
-      </w:pPr>
-      <w:r>
-        <w:rPr>
-          <w:rFonts w:ascii="Times New Roman" w:eastAsia="Times New Roman" w:hAnsi="Times New Roman" w:cs="Times New Roman"/>
-          <w:sz w:val="28"/>
-          <w:szCs w:val="28"/>
-          <w:lang w:eastAsia="ru-RU"/>
-        </w:rPr>
-        <w:t>Функции:</w:t>
-      </w:r>
-    </w:p>
-    <w:p>
-      <w:pPr>
-        <w:numPr>
-          <w:ilvl w:val="0"/>
-          <w:numId w:val="12"/>
-        </w:numPr>
-        <w:tabs>
-          <w:tab w:val="left" w:pos="1134"/>
-        </w:tabs>
-        <w:spacing w:after="0" w:line="360" w:lineRule="auto"/>
-        <w:ind w:left="0" w:firstLine="709"/>
-        <w:jc w:val="both"/>
-        <w:rPr>
-          <w:rFonts w:ascii="Times New Roman" w:eastAsia="Times New Roman" w:hAnsi="Times New Roman" w:cs="Times New Roman"/>
-          <w:sz w:val="28"/>
-          <w:szCs w:val="28"/>
-          <w:lang w:eastAsia="ru-RU"/>
-        </w:rPr>
-      </w:pPr>
-      <w:r>
-        <w:rPr>
-          <w:rFonts w:ascii="Times New Roman" w:eastAsia="Times New Roman" w:hAnsi="Times New Roman" w:cs="Times New Roman"/>
-          <w:sz w:val="28"/>
-          <w:szCs w:val="28"/>
-          <w:lang w:eastAsia="ru-RU"/>
-        </w:rPr>
-        <w:t>генерация токенов</w:t>
-      </w:r>
-      <w:r>
-        <w:rPr>
-          <w:rFonts w:ascii="Times New Roman" w:eastAsia="Times New Roman" w:hAnsi="Times New Roman" w:cs="Times New Roman"/>
-          <w:sz w:val="28"/>
-          <w:szCs w:val="28"/>
-          <w:lang w:val="en-US" w:eastAsia="ru-RU"/>
-        </w:rPr>
-        <w:t>;</w:t>
-      </w:r>
-    </w:p>
-    <w:p>
-      <w:pPr>
-        <w:numPr>
-          <w:ilvl w:val="0"/>
-          <w:numId w:val="12"/>
-        </w:numPr>
-        <w:tabs>
-          <w:tab w:val="left" w:pos="1134"/>
-        </w:tabs>
-        <w:spacing w:after="0" w:line="360" w:lineRule="auto"/>
-        <w:ind w:left="0" w:firstLine="709"/>
-        <w:jc w:val="both"/>
-        <w:rPr>
-          <w:rFonts w:ascii="Times New Roman" w:eastAsia="Times New Roman" w:hAnsi="Times New Roman" w:cs="Times New Roman"/>
-          <w:sz w:val="28"/>
-          <w:szCs w:val="28"/>
-          <w:lang w:eastAsia="ru-RU"/>
-        </w:rPr>
-      </w:pPr>
-      <w:r>
-        <w:rPr>
-          <w:rFonts w:ascii="Times New Roman" w:eastAsia="Times New Roman" w:hAnsi="Times New Roman" w:cs="Times New Roman"/>
-          <w:sz w:val="28"/>
-          <w:szCs w:val="28"/>
-          <w:lang w:eastAsia="ru-RU"/>
-        </w:rPr>
-        <w:t>проверка пользователя</w:t>
-      </w:r>
-      <w:r>
-        <w:rPr>
-          <w:rFonts w:ascii="Times New Roman" w:eastAsia="Times New Roman" w:hAnsi="Times New Roman" w:cs="Times New Roman"/>
-          <w:sz w:val="28"/>
-          <w:szCs w:val="28"/>
-          <w:lang w:val="en-US" w:eastAsia="ru-RU"/>
-        </w:rPr>
-        <w:t>;</w:t>
-      </w:r>
-    </w:p>
-    <w:p>
-      <w:pPr>
-        <w:numPr>
-          <w:ilvl w:val="0"/>
-          <w:numId w:val="12"/>
-        </w:numPr>
-        <w:tabs>
-          <w:tab w:val="left" w:pos="1134"/>
-        </w:tabs>
-        <w:spacing w:after="0" w:line="360" w:lineRule="auto"/>
-        <w:ind w:left="0" w:firstLine="709"/>
-        <w:jc w:val="both"/>
-        <w:rPr>
-          <w:rFonts w:ascii="Times New Roman" w:eastAsia="Times New Roman" w:hAnsi="Times New Roman" w:cs="Times New Roman"/>
-          <w:sz w:val="28"/>
-          <w:szCs w:val="28"/>
-          <w:lang w:eastAsia="ru-RU"/>
-        </w:rPr>
-      </w:pPr>
-      <w:r>
-        <w:rPr>
-          <w:rFonts w:ascii="Times New Roman" w:eastAsia="Times New Roman" w:hAnsi="Times New Roman" w:cs="Times New Roman"/>
-          <w:sz w:val="28"/>
-          <w:szCs w:val="28"/>
-          <w:lang w:eastAsia="ru-RU"/>
-        </w:rPr>
-        <w:t xml:space="preserve">защита </w:t>
-      </w:r>
-      <w:proofErr w:type="spellStart"/>
-      <w:r>
-        <w:rPr>
-          <w:rFonts w:ascii="Times New Roman" w:eastAsia="Times New Roman" w:hAnsi="Times New Roman" w:cs="Times New Roman"/>
-          <w:sz w:val="28"/>
-          <w:szCs w:val="28"/>
-          <w:lang w:eastAsia="ru-RU"/>
-        </w:rPr>
-        <w:t>эндпоинтов</w:t>
-      </w:r>
-      <w:proofErr w:type="spellEnd"/>
-      <w:r>
-        <w:rPr>
-          <w:rFonts w:ascii="Times New Roman" w:eastAsia="Times New Roman" w:hAnsi="Times New Roman" w:cs="Times New Roman"/>
-          <w:sz w:val="28"/>
-          <w:szCs w:val="28"/>
-          <w:lang w:val="en-US" w:eastAsia="ru-RU"/>
-        </w:rPr>
-        <w:t>.</w:t>
-      </w:r>
-    </w:p>
-    <w:p>
-      <w:pPr>
+        <w:jc w:val="center"/>
         <w:rPr>
           <w:rFonts w:ascii="Times New Roman" w:hAnsi="Times New Roman"/>
           <w:b/>
@@ -2162,988 +785,18 @@
           <w:szCs w:val="28"/>
         </w:rPr>
       </w:pPr>
-    </w:p>
-    <w:p>
-      <w:pPr>
-        <w:pStyle w:val="a3"/>
-        <w:numPr>
-          <w:ilvl w:val="0"/>
-          <w:numId w:val="21"/>
-        </w:numPr>
-        <w:tabs>
-          <w:tab w:val="left" w:pos="1134"/>
-        </w:tabs>
-        <w:spacing w:after="0" w:line="360" w:lineRule="auto"/>
-        <w:ind w:left="0" w:firstLine="709"/>
-        <w:jc w:val="both"/>
-        <w:rPr>
-          <w:rFonts w:ascii="Times New Roman" w:hAnsi="Times New Roman" w:cs="Times New Roman"/>
-          <w:b/>
-          <w:sz w:val="28"/>
-          <w:szCs w:val="28"/>
-        </w:rPr>
-      </w:pPr>
-      <w:r>
-        <w:rPr>
-          <w:rFonts w:ascii="Times New Roman" w:hAnsi="Times New Roman" w:cs="Times New Roman"/>
-          <w:b/>
-          <w:sz w:val="28"/>
-          <w:szCs w:val="28"/>
-        </w:rPr>
-        <w:t>Модель базы данных</w:t>
-      </w:r>
-    </w:p>
-    <w:p>
-      <w:pPr>
-        <w:pStyle w:val="a8"/>
-        <w:tabs>
-          <w:tab w:val="left" w:pos="1134"/>
-        </w:tabs>
-        <w:spacing w:before="0" w:beforeAutospacing="0" w:after="0" w:afterAutospacing="0" w:line="360" w:lineRule="auto"/>
-        <w:ind w:firstLine="709"/>
-        <w:jc w:val="both"/>
-        <w:rPr>
-          <w:sz w:val="28"/>
-          <w:szCs w:val="28"/>
-        </w:rPr>
-      </w:pPr>
-      <w:r>
-        <w:rPr>
-          <w:sz w:val="28"/>
-          <w:szCs w:val="28"/>
-        </w:rPr>
-        <w:t>Система содержит две основные сущности:</w:t>
-      </w:r>
-    </w:p>
-    <w:p>
-      <w:pPr>
-        <w:pStyle w:val="3"/>
-        <w:tabs>
-          <w:tab w:val="left" w:pos="1134"/>
-        </w:tabs>
-        <w:spacing w:before="0" w:beforeAutospacing="0" w:after="0" w:afterAutospacing="0" w:line="360" w:lineRule="auto"/>
-        <w:ind w:firstLine="709"/>
-        <w:jc w:val="both"/>
-        <w:rPr>
-          <w:sz w:val="28"/>
-          <w:szCs w:val="28"/>
-          <w:lang w:val="en-US"/>
-        </w:rPr>
-      </w:pPr>
-      <w:r>
-        <w:rPr>
-          <w:rStyle w:val="a9"/>
-          <w:b/>
-          <w:bCs/>
-          <w:sz w:val="28"/>
-          <w:szCs w:val="28"/>
-        </w:rPr>
-        <w:t xml:space="preserve">Таблица </w:t>
-      </w:r>
-      <w:proofErr w:type="spellStart"/>
-      <w:r>
-        <w:rPr>
-          <w:rStyle w:val="a9"/>
-          <w:b/>
-          <w:bCs/>
-          <w:sz w:val="28"/>
-          <w:szCs w:val="28"/>
-        </w:rPr>
-        <w:t>Users</w:t>
-      </w:r>
-      <w:proofErr w:type="spellEnd"/>
-      <w:r>
-        <w:rPr>
-          <w:rStyle w:val="a9"/>
-          <w:b/>
-          <w:bCs/>
-          <w:sz w:val="28"/>
-          <w:szCs w:val="28"/>
-          <w:lang w:val="en-US"/>
-        </w:rPr>
-        <w:t>:</w:t>
-      </w:r>
-    </w:p>
-    <w:p>
-      <w:pPr>
-        <w:numPr>
-          <w:ilvl w:val="0"/>
-          <w:numId w:val="22"/>
-        </w:numPr>
-        <w:tabs>
-          <w:tab w:val="left" w:pos="1134"/>
-        </w:tabs>
-        <w:spacing w:after="0" w:line="360" w:lineRule="auto"/>
-        <w:ind w:left="0" w:firstLine="709"/>
-        <w:jc w:val="both"/>
-        <w:rPr>
-          <w:rFonts w:ascii="Times New Roman" w:hAnsi="Times New Roman" w:cs="Times New Roman"/>
-          <w:sz w:val="28"/>
-          <w:szCs w:val="28"/>
-        </w:rPr>
-      </w:pPr>
-      <w:proofErr w:type="spellStart"/>
-      <w:r>
-        <w:rPr>
-          <w:rFonts w:ascii="Times New Roman" w:hAnsi="Times New Roman" w:cs="Times New Roman"/>
-          <w:sz w:val="28"/>
-          <w:szCs w:val="28"/>
-        </w:rPr>
-        <w:t>id</w:t>
-      </w:r>
-      <w:proofErr w:type="spellEnd"/>
-      <w:r>
-        <w:rPr>
-          <w:rFonts w:ascii="Times New Roman" w:hAnsi="Times New Roman" w:cs="Times New Roman"/>
-          <w:sz w:val="28"/>
-          <w:szCs w:val="28"/>
-        </w:rPr>
-        <w:t xml:space="preserve"> (PK)</w:t>
-      </w:r>
-      <w:r>
-        <w:rPr>
-          <w:rFonts w:ascii="Times New Roman" w:hAnsi="Times New Roman" w:cs="Times New Roman"/>
-          <w:sz w:val="28"/>
-          <w:szCs w:val="28"/>
-          <w:lang w:val="en-US"/>
-        </w:rPr>
-        <w:t>;</w:t>
-      </w:r>
-    </w:p>
-    <w:p>
-      <w:pPr>
-        <w:numPr>
-          <w:ilvl w:val="0"/>
-          <w:numId w:val="22"/>
-        </w:numPr>
-        <w:tabs>
-          <w:tab w:val="left" w:pos="1134"/>
-        </w:tabs>
-        <w:spacing w:after="0" w:line="360" w:lineRule="auto"/>
-        <w:ind w:left="0" w:firstLine="709"/>
-        <w:jc w:val="both"/>
-        <w:rPr>
-          <w:rFonts w:ascii="Times New Roman" w:hAnsi="Times New Roman" w:cs="Times New Roman"/>
-          <w:sz w:val="28"/>
-          <w:szCs w:val="28"/>
-        </w:rPr>
-      </w:pPr>
-      <w:proofErr w:type="spellStart"/>
-      <w:r>
-        <w:rPr>
-          <w:rFonts w:ascii="Times New Roman" w:hAnsi="Times New Roman" w:cs="Times New Roman"/>
-          <w:sz w:val="28"/>
-          <w:szCs w:val="28"/>
-        </w:rPr>
-        <w:t>email</w:t>
-      </w:r>
-      <w:proofErr w:type="spellEnd"/>
-      <w:r>
-        <w:rPr>
-          <w:rFonts w:ascii="Times New Roman" w:hAnsi="Times New Roman" w:cs="Times New Roman"/>
-          <w:sz w:val="28"/>
-          <w:szCs w:val="28"/>
-        </w:rPr>
-        <w:t xml:space="preserve"> (уникальный)</w:t>
-      </w:r>
-      <w:r>
-        <w:rPr>
-          <w:rFonts w:ascii="Times New Roman" w:hAnsi="Times New Roman" w:cs="Times New Roman"/>
-          <w:sz w:val="28"/>
-          <w:szCs w:val="28"/>
-          <w:lang w:val="en-US"/>
-        </w:rPr>
-        <w:t>;</w:t>
-      </w:r>
-    </w:p>
-    <w:p>
-      <w:pPr>
-        <w:numPr>
-          <w:ilvl w:val="0"/>
-          <w:numId w:val="22"/>
-        </w:numPr>
-        <w:tabs>
-          <w:tab w:val="left" w:pos="1134"/>
-        </w:tabs>
-        <w:spacing w:after="0" w:line="360" w:lineRule="auto"/>
-        <w:ind w:left="0" w:firstLine="709"/>
-        <w:jc w:val="both"/>
-        <w:rPr>
-          <w:rFonts w:ascii="Times New Roman" w:hAnsi="Times New Roman" w:cs="Times New Roman"/>
-          <w:sz w:val="28"/>
-          <w:szCs w:val="28"/>
-        </w:rPr>
-      </w:pPr>
-      <w:proofErr w:type="spellStart"/>
-      <w:r>
-        <w:rPr>
-          <w:rFonts w:ascii="Times New Roman" w:hAnsi="Times New Roman" w:cs="Times New Roman"/>
-          <w:sz w:val="28"/>
-          <w:szCs w:val="28"/>
-        </w:rPr>
-        <w:t>hashed_password</w:t>
-      </w:r>
-      <w:proofErr w:type="spellEnd"/>
-      <w:r>
-        <w:rPr>
-          <w:rFonts w:ascii="Times New Roman" w:hAnsi="Times New Roman" w:cs="Times New Roman"/>
-          <w:sz w:val="28"/>
-          <w:szCs w:val="28"/>
-          <w:lang w:val="en-US"/>
-        </w:rPr>
-        <w:t>;</w:t>
-      </w:r>
-    </w:p>
-    <w:p>
-      <w:pPr>
-        <w:numPr>
-          <w:ilvl w:val="0"/>
-          <w:numId w:val="22"/>
-        </w:numPr>
-        <w:tabs>
-          <w:tab w:val="left" w:pos="1134"/>
-        </w:tabs>
-        <w:spacing w:after="0" w:line="360" w:lineRule="auto"/>
-        <w:ind w:left="0" w:firstLine="709"/>
-        <w:jc w:val="both"/>
-        <w:rPr>
-          <w:rFonts w:ascii="Times New Roman" w:hAnsi="Times New Roman" w:cs="Times New Roman"/>
-          <w:sz w:val="28"/>
-          <w:szCs w:val="28"/>
-        </w:rPr>
-      </w:pPr>
-      <w:proofErr w:type="spellStart"/>
-      <w:r>
-        <w:rPr>
-          <w:rFonts w:ascii="Times New Roman" w:hAnsi="Times New Roman" w:cs="Times New Roman"/>
-          <w:sz w:val="28"/>
-          <w:szCs w:val="28"/>
-        </w:rPr>
-        <w:t>is_active</w:t>
-      </w:r>
-      <w:proofErr w:type="spellEnd"/>
-      <w:r>
-        <w:rPr>
-          <w:rFonts w:ascii="Times New Roman" w:hAnsi="Times New Roman" w:cs="Times New Roman"/>
-          <w:sz w:val="28"/>
-          <w:szCs w:val="28"/>
-          <w:lang w:val="en-US"/>
-        </w:rPr>
-        <w:t>;</w:t>
-      </w:r>
-    </w:p>
-    <w:p>
-      <w:pPr>
-        <w:numPr>
-          <w:ilvl w:val="0"/>
-          <w:numId w:val="22"/>
-        </w:numPr>
-        <w:tabs>
-          <w:tab w:val="left" w:pos="1134"/>
-        </w:tabs>
-        <w:spacing w:after="0" w:line="360" w:lineRule="auto"/>
-        <w:ind w:left="0" w:firstLine="709"/>
-        <w:jc w:val="both"/>
-        <w:rPr>
-          <w:rFonts w:ascii="Times New Roman" w:hAnsi="Times New Roman" w:cs="Times New Roman"/>
-          <w:sz w:val="28"/>
-          <w:szCs w:val="28"/>
-        </w:rPr>
-      </w:pPr>
-      <w:proofErr w:type="spellStart"/>
-      <w:r>
-        <w:rPr>
-          <w:rFonts w:ascii="Times New Roman" w:hAnsi="Times New Roman" w:cs="Times New Roman"/>
-          <w:sz w:val="28"/>
-          <w:szCs w:val="28"/>
-        </w:rPr>
-        <w:t>created_at</w:t>
-      </w:r>
-      <w:proofErr w:type="spellEnd"/>
-      <w:r>
-        <w:rPr>
-          <w:rFonts w:ascii="Times New Roman" w:hAnsi="Times New Roman" w:cs="Times New Roman"/>
-          <w:sz w:val="28"/>
-          <w:szCs w:val="28"/>
-          <w:lang w:val="en-US"/>
-        </w:rPr>
-        <w:t>.</w:t>
-      </w:r>
-    </w:p>
-    <w:p>
-      <w:pPr>
-        <w:pStyle w:val="3"/>
-        <w:tabs>
-          <w:tab w:val="left" w:pos="1134"/>
-        </w:tabs>
-        <w:spacing w:before="0" w:beforeAutospacing="0" w:after="0" w:afterAutospacing="0" w:line="360" w:lineRule="auto"/>
-        <w:ind w:firstLine="709"/>
-        <w:jc w:val="both"/>
-        <w:rPr>
-          <w:sz w:val="28"/>
-          <w:szCs w:val="28"/>
-          <w:lang w:val="en-US"/>
-        </w:rPr>
-      </w:pPr>
-      <w:r>
-        <w:rPr>
-          <w:rStyle w:val="a9"/>
-          <w:b/>
-          <w:bCs/>
-          <w:sz w:val="28"/>
-          <w:szCs w:val="28"/>
-        </w:rPr>
-        <w:t xml:space="preserve">Таблица </w:t>
-      </w:r>
-      <w:proofErr w:type="spellStart"/>
-      <w:r>
-        <w:rPr>
-          <w:rStyle w:val="a9"/>
-          <w:b/>
-          <w:bCs/>
-          <w:sz w:val="28"/>
-          <w:szCs w:val="28"/>
-        </w:rPr>
-        <w:t>Deals</w:t>
-      </w:r>
-      <w:proofErr w:type="spellEnd"/>
-      <w:r>
-        <w:rPr>
-          <w:rStyle w:val="a9"/>
-          <w:b/>
-          <w:bCs/>
-          <w:sz w:val="28"/>
-          <w:szCs w:val="28"/>
-          <w:lang w:val="en-US"/>
-        </w:rPr>
-        <w:t>:</w:t>
-      </w:r>
-    </w:p>
-    <w:p>
-      <w:pPr>
-        <w:numPr>
-          <w:ilvl w:val="0"/>
-          <w:numId w:val="23"/>
-        </w:numPr>
-        <w:tabs>
-          <w:tab w:val="left" w:pos="1134"/>
-        </w:tabs>
-        <w:spacing w:after="0" w:line="360" w:lineRule="auto"/>
-        <w:ind w:left="0" w:firstLine="709"/>
-        <w:jc w:val="both"/>
-        <w:rPr>
-          <w:rFonts w:ascii="Times New Roman" w:hAnsi="Times New Roman" w:cs="Times New Roman"/>
-          <w:sz w:val="28"/>
-          <w:szCs w:val="28"/>
-        </w:rPr>
-      </w:pPr>
-      <w:proofErr w:type="spellStart"/>
-      <w:r>
-        <w:rPr>
-          <w:rFonts w:ascii="Times New Roman" w:hAnsi="Times New Roman" w:cs="Times New Roman"/>
-          <w:sz w:val="28"/>
-          <w:szCs w:val="28"/>
-        </w:rPr>
-        <w:t>id</w:t>
-      </w:r>
-      <w:proofErr w:type="spellEnd"/>
-      <w:r>
-        <w:rPr>
-          <w:rFonts w:ascii="Times New Roman" w:hAnsi="Times New Roman" w:cs="Times New Roman"/>
-          <w:sz w:val="28"/>
-          <w:szCs w:val="28"/>
-        </w:rPr>
-        <w:t xml:space="preserve"> (PK)</w:t>
-      </w:r>
-      <w:r>
-        <w:rPr>
-          <w:rFonts w:ascii="Times New Roman" w:hAnsi="Times New Roman" w:cs="Times New Roman"/>
-          <w:sz w:val="28"/>
-          <w:szCs w:val="28"/>
-          <w:lang w:val="en-US"/>
-        </w:rPr>
-        <w:t>;</w:t>
-      </w:r>
-    </w:p>
-    <w:p>
-      <w:pPr>
-        <w:numPr>
-          <w:ilvl w:val="0"/>
-          <w:numId w:val="23"/>
-        </w:numPr>
-        <w:tabs>
-          <w:tab w:val="left" w:pos="1134"/>
-        </w:tabs>
-        <w:spacing w:after="0" w:line="360" w:lineRule="auto"/>
-        <w:ind w:left="0" w:firstLine="709"/>
-        <w:jc w:val="both"/>
-        <w:rPr>
-          <w:rFonts w:ascii="Times New Roman" w:hAnsi="Times New Roman" w:cs="Times New Roman"/>
-          <w:sz w:val="28"/>
-          <w:szCs w:val="28"/>
-          <w:lang w:val="en-US"/>
-        </w:rPr>
-      </w:pPr>
-      <w:proofErr w:type="spellStart"/>
-      <w:r>
-        <w:rPr>
-          <w:rFonts w:ascii="Times New Roman" w:hAnsi="Times New Roman" w:cs="Times New Roman"/>
-          <w:sz w:val="28"/>
-          <w:szCs w:val="28"/>
-          <w:lang w:val="en-US"/>
-        </w:rPr>
-        <w:t>user_id</w:t>
-      </w:r>
-      <w:proofErr w:type="spellEnd"/>
-      <w:r>
-        <w:rPr>
-          <w:rFonts w:ascii="Times New Roman" w:hAnsi="Times New Roman" w:cs="Times New Roman"/>
-          <w:sz w:val="28"/>
-          <w:szCs w:val="28"/>
-          <w:lang w:val="en-US"/>
-        </w:rPr>
-        <w:t xml:space="preserve"> (FK → Users.id)</w:t>
-      </w:r>
-      <w:r>
-        <w:rPr>
-          <w:rFonts w:ascii="Times New Roman" w:hAnsi="Times New Roman" w:cs="Times New Roman"/>
-          <w:sz w:val="28"/>
-          <w:szCs w:val="28"/>
-          <w:lang w:val="en-US"/>
-        </w:rPr>
-        <w:t>;</w:t>
-      </w:r>
-    </w:p>
-    <w:p>
-      <w:pPr>
-        <w:numPr>
-          <w:ilvl w:val="0"/>
-          <w:numId w:val="23"/>
-        </w:numPr>
-        <w:tabs>
-          <w:tab w:val="left" w:pos="1134"/>
-        </w:tabs>
-        <w:spacing w:after="0" w:line="360" w:lineRule="auto"/>
-        <w:ind w:left="0" w:firstLine="709"/>
-        <w:jc w:val="both"/>
-        <w:rPr>
-          <w:rFonts w:ascii="Times New Roman" w:hAnsi="Times New Roman" w:cs="Times New Roman"/>
-          <w:sz w:val="28"/>
-          <w:szCs w:val="28"/>
-        </w:rPr>
-      </w:pPr>
-      <w:proofErr w:type="spellStart"/>
-      <w:r>
-        <w:rPr>
-          <w:rFonts w:ascii="Times New Roman" w:hAnsi="Times New Roman" w:cs="Times New Roman"/>
-          <w:sz w:val="28"/>
-          <w:szCs w:val="28"/>
-        </w:rPr>
-        <w:t>date</w:t>
-      </w:r>
-      <w:proofErr w:type="spellEnd"/>
-      <w:r>
-        <w:rPr>
-          <w:rFonts w:ascii="Times New Roman" w:hAnsi="Times New Roman" w:cs="Times New Roman"/>
-          <w:sz w:val="28"/>
-          <w:szCs w:val="28"/>
-          <w:lang w:val="en-US"/>
-        </w:rPr>
-        <w:t>;</w:t>
-      </w:r>
-    </w:p>
-    <w:p>
-      <w:pPr>
-        <w:numPr>
-          <w:ilvl w:val="0"/>
-          <w:numId w:val="23"/>
-        </w:numPr>
-        <w:tabs>
-          <w:tab w:val="left" w:pos="1134"/>
-        </w:tabs>
-        <w:spacing w:after="0" w:line="360" w:lineRule="auto"/>
-        <w:ind w:left="0" w:firstLine="709"/>
-        <w:jc w:val="both"/>
-        <w:rPr>
-          <w:rFonts w:ascii="Times New Roman" w:hAnsi="Times New Roman" w:cs="Times New Roman"/>
-          <w:sz w:val="28"/>
-          <w:szCs w:val="28"/>
-        </w:rPr>
-      </w:pPr>
-      <w:proofErr w:type="spellStart"/>
-      <w:r>
-        <w:rPr>
-          <w:rFonts w:ascii="Times New Roman" w:hAnsi="Times New Roman" w:cs="Times New Roman"/>
-          <w:sz w:val="28"/>
-          <w:szCs w:val="28"/>
-        </w:rPr>
-        <w:t>asset</w:t>
-      </w:r>
-      <w:proofErr w:type="spellEnd"/>
-      <w:r>
-        <w:rPr>
-          <w:rFonts w:ascii="Times New Roman" w:hAnsi="Times New Roman" w:cs="Times New Roman"/>
-          <w:sz w:val="28"/>
-          <w:szCs w:val="28"/>
-          <w:lang w:val="en-US"/>
-        </w:rPr>
-        <w:t>;</w:t>
-      </w:r>
-    </w:p>
-    <w:p>
-      <w:pPr>
-        <w:numPr>
-          <w:ilvl w:val="0"/>
-          <w:numId w:val="23"/>
-        </w:numPr>
-        <w:tabs>
-          <w:tab w:val="left" w:pos="1134"/>
-        </w:tabs>
-        <w:spacing w:after="0" w:line="360" w:lineRule="auto"/>
-        <w:ind w:left="0" w:firstLine="709"/>
-        <w:jc w:val="both"/>
-        <w:rPr>
-          <w:rFonts w:ascii="Times New Roman" w:hAnsi="Times New Roman" w:cs="Times New Roman"/>
-          <w:sz w:val="28"/>
-          <w:szCs w:val="28"/>
-        </w:rPr>
-      </w:pPr>
-      <w:proofErr w:type="spellStart"/>
-      <w:r>
-        <w:rPr>
-          <w:rFonts w:ascii="Times New Roman" w:hAnsi="Times New Roman" w:cs="Times New Roman"/>
-          <w:sz w:val="28"/>
-          <w:szCs w:val="28"/>
-        </w:rPr>
-        <w:t>direction</w:t>
-      </w:r>
-      <w:proofErr w:type="spellEnd"/>
-      <w:r>
-        <w:rPr>
-          <w:rFonts w:ascii="Times New Roman" w:hAnsi="Times New Roman" w:cs="Times New Roman"/>
-          <w:sz w:val="28"/>
-          <w:szCs w:val="28"/>
-          <w:lang w:val="en-US"/>
-        </w:rPr>
-        <w:t>;</w:t>
-      </w:r>
-    </w:p>
-    <w:p>
-      <w:pPr>
-        <w:numPr>
-          <w:ilvl w:val="0"/>
-          <w:numId w:val="23"/>
-        </w:numPr>
-        <w:tabs>
-          <w:tab w:val="left" w:pos="1134"/>
-        </w:tabs>
-        <w:spacing w:after="0" w:line="360" w:lineRule="auto"/>
-        <w:ind w:left="0" w:firstLine="709"/>
-        <w:jc w:val="both"/>
-        <w:rPr>
-          <w:rFonts w:ascii="Times New Roman" w:hAnsi="Times New Roman" w:cs="Times New Roman"/>
-          <w:sz w:val="28"/>
-          <w:szCs w:val="28"/>
-        </w:rPr>
-      </w:pPr>
-      <w:proofErr w:type="spellStart"/>
-      <w:r>
-        <w:rPr>
-          <w:rFonts w:ascii="Times New Roman" w:hAnsi="Times New Roman" w:cs="Times New Roman"/>
-          <w:sz w:val="28"/>
-          <w:szCs w:val="28"/>
-        </w:rPr>
-        <w:t>result</w:t>
-      </w:r>
-      <w:proofErr w:type="spellEnd"/>
-      <w:r>
-        <w:rPr>
-          <w:rFonts w:ascii="Times New Roman" w:hAnsi="Times New Roman" w:cs="Times New Roman"/>
-          <w:sz w:val="28"/>
-          <w:szCs w:val="28"/>
-          <w:lang w:val="en-US"/>
-        </w:rPr>
-        <w:t>;</w:t>
-      </w:r>
-    </w:p>
-    <w:p>
-      <w:pPr>
-        <w:numPr>
-          <w:ilvl w:val="0"/>
-          <w:numId w:val="23"/>
-        </w:numPr>
-        <w:tabs>
-          <w:tab w:val="left" w:pos="1134"/>
-        </w:tabs>
-        <w:spacing w:after="0" w:line="360" w:lineRule="auto"/>
-        <w:ind w:left="0" w:firstLine="709"/>
-        <w:jc w:val="both"/>
-        <w:rPr>
-          <w:rFonts w:ascii="Times New Roman" w:hAnsi="Times New Roman" w:cs="Times New Roman"/>
-          <w:sz w:val="28"/>
-          <w:szCs w:val="28"/>
-        </w:rPr>
-      </w:pPr>
-      <w:proofErr w:type="spellStart"/>
-      <w:r>
-        <w:rPr>
-          <w:rFonts w:ascii="Times New Roman" w:hAnsi="Times New Roman" w:cs="Times New Roman"/>
-          <w:sz w:val="28"/>
-          <w:szCs w:val="28"/>
-        </w:rPr>
-        <w:t>amount</w:t>
-      </w:r>
-      <w:proofErr w:type="spellEnd"/>
-      <w:r>
-        <w:rPr>
-          <w:rFonts w:ascii="Times New Roman" w:hAnsi="Times New Roman" w:cs="Times New Roman"/>
-          <w:sz w:val="28"/>
-          <w:szCs w:val="28"/>
-          <w:lang w:val="en-US"/>
-        </w:rPr>
-        <w:t>;</w:t>
-      </w:r>
-    </w:p>
-    <w:p>
-      <w:pPr>
-        <w:numPr>
-          <w:ilvl w:val="0"/>
-          <w:numId w:val="23"/>
-        </w:numPr>
-        <w:tabs>
-          <w:tab w:val="left" w:pos="1134"/>
-        </w:tabs>
-        <w:spacing w:after="0" w:line="360" w:lineRule="auto"/>
-        <w:ind w:left="0" w:firstLine="709"/>
-        <w:jc w:val="both"/>
-        <w:rPr>
-          <w:rFonts w:ascii="Times New Roman" w:hAnsi="Times New Roman" w:cs="Times New Roman"/>
-          <w:sz w:val="28"/>
-          <w:szCs w:val="28"/>
-        </w:rPr>
-      </w:pPr>
-      <w:proofErr w:type="spellStart"/>
-      <w:r>
-        <w:rPr>
-          <w:rFonts w:ascii="Times New Roman" w:hAnsi="Times New Roman" w:cs="Times New Roman"/>
-          <w:sz w:val="28"/>
-          <w:szCs w:val="28"/>
-        </w:rPr>
-        <w:t>price</w:t>
-      </w:r>
-      <w:proofErr w:type="spellEnd"/>
-      <w:r>
-        <w:rPr>
-          <w:rFonts w:ascii="Times New Roman" w:hAnsi="Times New Roman" w:cs="Times New Roman"/>
-          <w:sz w:val="28"/>
-          <w:szCs w:val="28"/>
-          <w:lang w:val="en-US"/>
-        </w:rPr>
-        <w:t>;</w:t>
-      </w:r>
-    </w:p>
-    <w:p>
-      <w:pPr>
-        <w:numPr>
-          <w:ilvl w:val="0"/>
-          <w:numId w:val="23"/>
-        </w:numPr>
-        <w:tabs>
-          <w:tab w:val="left" w:pos="1134"/>
-        </w:tabs>
-        <w:spacing w:after="0" w:line="360" w:lineRule="auto"/>
-        <w:ind w:left="0" w:firstLine="709"/>
-        <w:jc w:val="both"/>
-        <w:rPr>
-          <w:rFonts w:ascii="Times New Roman" w:hAnsi="Times New Roman" w:cs="Times New Roman"/>
-          <w:sz w:val="28"/>
-          <w:szCs w:val="28"/>
-        </w:rPr>
-      </w:pPr>
-      <w:proofErr w:type="spellStart"/>
-      <w:r>
-        <w:rPr>
-          <w:rFonts w:ascii="Times New Roman" w:hAnsi="Times New Roman" w:cs="Times New Roman"/>
-          <w:sz w:val="28"/>
-          <w:szCs w:val="28"/>
-        </w:rPr>
-        <w:t>rr_ratio</w:t>
-      </w:r>
-      <w:proofErr w:type="spellEnd"/>
-      <w:r>
-        <w:rPr>
-          <w:rFonts w:ascii="Times New Roman" w:hAnsi="Times New Roman" w:cs="Times New Roman"/>
-          <w:sz w:val="28"/>
-          <w:szCs w:val="28"/>
-          <w:lang w:val="en-US"/>
-        </w:rPr>
-        <w:t>;</w:t>
-      </w:r>
-    </w:p>
-    <w:p>
-      <w:pPr>
-        <w:numPr>
-          <w:ilvl w:val="0"/>
-          <w:numId w:val="23"/>
-        </w:numPr>
-        <w:tabs>
-          <w:tab w:val="left" w:pos="1134"/>
-        </w:tabs>
-        <w:spacing w:after="0" w:line="360" w:lineRule="auto"/>
-        <w:ind w:left="0" w:firstLine="709"/>
-        <w:jc w:val="both"/>
-        <w:rPr>
-          <w:rFonts w:ascii="Times New Roman" w:hAnsi="Times New Roman" w:cs="Times New Roman"/>
-          <w:sz w:val="28"/>
-          <w:szCs w:val="28"/>
-        </w:rPr>
-      </w:pPr>
-      <w:proofErr w:type="spellStart"/>
-      <w:r>
-        <w:rPr>
-          <w:rFonts w:ascii="Times New Roman" w:hAnsi="Times New Roman" w:cs="Times New Roman"/>
-          <w:sz w:val="28"/>
-          <w:szCs w:val="28"/>
-        </w:rPr>
-        <w:t>comment</w:t>
-      </w:r>
-      <w:proofErr w:type="spellEnd"/>
-      <w:r>
-        <w:rPr>
-          <w:rFonts w:ascii="Times New Roman" w:hAnsi="Times New Roman" w:cs="Times New Roman"/>
-          <w:sz w:val="28"/>
-          <w:szCs w:val="28"/>
-          <w:lang w:val="en-US"/>
-        </w:rPr>
-        <w:t>;</w:t>
-      </w:r>
-    </w:p>
-    <w:p>
-      <w:pPr>
-        <w:numPr>
-          <w:ilvl w:val="0"/>
-          <w:numId w:val="23"/>
-        </w:numPr>
-        <w:tabs>
-          <w:tab w:val="left" w:pos="1134"/>
-        </w:tabs>
-        <w:spacing w:after="0" w:line="360" w:lineRule="auto"/>
-        <w:ind w:left="0" w:firstLine="709"/>
-        <w:jc w:val="both"/>
-        <w:rPr>
-          <w:rFonts w:ascii="Times New Roman" w:hAnsi="Times New Roman" w:cs="Times New Roman"/>
-          <w:sz w:val="28"/>
-          <w:szCs w:val="28"/>
-        </w:rPr>
-      </w:pPr>
-      <w:proofErr w:type="spellStart"/>
-      <w:r>
-        <w:rPr>
-          <w:rFonts w:ascii="Times New Roman" w:hAnsi="Times New Roman" w:cs="Times New Roman"/>
-          <w:sz w:val="28"/>
-          <w:szCs w:val="28"/>
-        </w:rPr>
-        <w:t>timeframe</w:t>
-      </w:r>
-      <w:proofErr w:type="spellEnd"/>
-      <w:r>
-        <w:rPr>
-          <w:rFonts w:ascii="Times New Roman" w:hAnsi="Times New Roman" w:cs="Times New Roman"/>
-          <w:sz w:val="28"/>
-          <w:szCs w:val="28"/>
-          <w:lang w:val="en-US"/>
-        </w:rPr>
-        <w:t>;</w:t>
-      </w:r>
-    </w:p>
-    <w:p>
-      <w:pPr>
-        <w:numPr>
-          <w:ilvl w:val="0"/>
-          <w:numId w:val="23"/>
-        </w:numPr>
-        <w:tabs>
-          <w:tab w:val="left" w:pos="1134"/>
-        </w:tabs>
-        <w:spacing w:after="0" w:line="360" w:lineRule="auto"/>
-        <w:ind w:left="0" w:firstLine="709"/>
-        <w:jc w:val="both"/>
-        <w:rPr>
-          <w:rFonts w:ascii="Times New Roman" w:hAnsi="Times New Roman" w:cs="Times New Roman"/>
-          <w:sz w:val="28"/>
-          <w:szCs w:val="28"/>
-        </w:rPr>
-      </w:pPr>
-      <w:proofErr w:type="spellStart"/>
-      <w:r>
-        <w:rPr>
-          <w:rFonts w:ascii="Times New Roman" w:hAnsi="Times New Roman" w:cs="Times New Roman"/>
-          <w:sz w:val="28"/>
-          <w:szCs w:val="28"/>
-        </w:rPr>
-        <w:lastRenderedPageBreak/>
-        <w:t>created_at</w:t>
-      </w:r>
-      <w:proofErr w:type="spellEnd"/>
-      <w:r>
-        <w:rPr>
-          <w:rFonts w:ascii="Times New Roman" w:hAnsi="Times New Roman" w:cs="Times New Roman"/>
-          <w:sz w:val="28"/>
-          <w:szCs w:val="28"/>
-          <w:lang w:val="en-US"/>
-        </w:rPr>
-        <w:t>.</w:t>
-      </w:r>
-    </w:p>
-    <w:p>
-      <w:pPr>
-        <w:pStyle w:val="3"/>
-        <w:tabs>
-          <w:tab w:val="left" w:pos="1134"/>
-        </w:tabs>
-        <w:spacing w:before="0" w:beforeAutospacing="0" w:after="0" w:afterAutospacing="0" w:line="360" w:lineRule="auto"/>
-        <w:ind w:firstLine="709"/>
-        <w:jc w:val="both"/>
-        <w:rPr>
-          <w:sz w:val="28"/>
-          <w:szCs w:val="28"/>
-          <w:lang w:val="en-US"/>
-        </w:rPr>
-      </w:pPr>
-      <w:r>
-        <w:rPr>
-          <w:rStyle w:val="a9"/>
-          <w:b/>
-          <w:bCs/>
-          <w:sz w:val="28"/>
-          <w:szCs w:val="28"/>
-        </w:rPr>
-        <w:t>Связи</w:t>
-      </w:r>
-      <w:r>
-        <w:rPr>
-          <w:rStyle w:val="a9"/>
-          <w:b/>
-          <w:bCs/>
-          <w:sz w:val="28"/>
-          <w:szCs w:val="28"/>
-          <w:lang w:val="en-US"/>
-        </w:rPr>
-        <w:t>:</w:t>
-      </w:r>
-    </w:p>
-    <w:p>
-      <w:pPr>
-        <w:numPr>
-          <w:ilvl w:val="0"/>
-          <w:numId w:val="24"/>
-        </w:numPr>
-        <w:tabs>
-          <w:tab w:val="left" w:pos="1134"/>
-        </w:tabs>
-        <w:spacing w:after="0" w:line="360" w:lineRule="auto"/>
-        <w:ind w:left="0" w:firstLine="709"/>
-        <w:jc w:val="both"/>
-        <w:rPr>
-          <w:rFonts w:ascii="Times New Roman" w:hAnsi="Times New Roman" w:cs="Times New Roman"/>
-          <w:sz w:val="28"/>
-          <w:szCs w:val="28"/>
-        </w:rPr>
-      </w:pPr>
-      <w:r>
-        <w:rPr>
-          <w:rFonts w:ascii="Times New Roman" w:hAnsi="Times New Roman" w:cs="Times New Roman"/>
-          <w:sz w:val="28"/>
-          <w:szCs w:val="28"/>
-        </w:rPr>
-        <w:t>Один пользователь может иметь много сделок (</w:t>
-      </w:r>
-      <w:proofErr w:type="gramStart"/>
-      <w:r>
-        <w:rPr>
-          <w:rFonts w:ascii="Times New Roman" w:hAnsi="Times New Roman" w:cs="Times New Roman"/>
-          <w:sz w:val="28"/>
-          <w:szCs w:val="28"/>
-        </w:rPr>
-        <w:t>1:N</w:t>
-      </w:r>
-      <w:proofErr w:type="gramEnd"/>
-      <w:r>
-        <w:rPr>
-          <w:rFonts w:ascii="Times New Roman" w:hAnsi="Times New Roman" w:cs="Times New Roman"/>
-          <w:sz w:val="28"/>
-          <w:szCs w:val="28"/>
-        </w:rPr>
-        <w:t>)</w:t>
-      </w:r>
-      <w:r>
-        <w:rPr>
-          <w:rFonts w:ascii="Times New Roman" w:hAnsi="Times New Roman" w:cs="Times New Roman"/>
-          <w:sz w:val="28"/>
-          <w:szCs w:val="28"/>
-        </w:rPr>
-        <w:t>;</w:t>
-      </w:r>
-    </w:p>
-    <w:p>
-      <w:pPr>
-        <w:numPr>
-          <w:ilvl w:val="0"/>
-          <w:numId w:val="24"/>
-        </w:numPr>
-        <w:tabs>
-          <w:tab w:val="left" w:pos="1134"/>
-        </w:tabs>
-        <w:spacing w:after="0" w:line="360" w:lineRule="auto"/>
-        <w:ind w:left="0" w:firstLine="709"/>
-        <w:jc w:val="both"/>
-        <w:rPr>
-          <w:rFonts w:ascii="Times New Roman" w:hAnsi="Times New Roman" w:cs="Times New Roman"/>
-          <w:sz w:val="28"/>
-          <w:szCs w:val="28"/>
-        </w:rPr>
-      </w:pPr>
-      <w:r>
-        <w:rPr>
-          <w:rFonts w:ascii="Times New Roman" w:hAnsi="Times New Roman" w:cs="Times New Roman"/>
-          <w:sz w:val="28"/>
-          <w:szCs w:val="28"/>
-        </w:rPr>
-        <w:t>Каждая сделка принадлежит одному пользователю</w:t>
-      </w:r>
-      <w:r>
-        <w:rPr>
-          <w:rFonts w:ascii="Times New Roman" w:hAnsi="Times New Roman" w:cs="Times New Roman"/>
-          <w:sz w:val="28"/>
-          <w:szCs w:val="28"/>
-        </w:rPr>
-        <w:t>.</w:t>
-      </w:r>
-    </w:p>
-    <w:p>
-      <w:pPr>
-        <w:spacing w:before="360" w:after="240" w:line="240" w:lineRule="auto"/>
-        <w:jc w:val="center"/>
+      <w:r>
         <w:rPr>
           <w:rFonts w:ascii="Times New Roman" w:hAnsi="Times New Roman"/>
           <w:b/>
           <w:sz w:val="28"/>
           <w:szCs w:val="28"/>
-          <w:lang w:val="en-US"/>
-        </w:rPr>
-      </w:pPr>
-      <w:r>
-        <w:rPr>
-          <w:rFonts w:ascii="Times New Roman" w:hAnsi="Times New Roman"/>
-          <w:b/>
-          <w:sz w:val="28"/>
-          <w:szCs w:val="28"/>
         </w:rPr>
         <w:drawing>
-          <wp:inline distT="0" distB="0" distL="0" distR="0" wp14:anchorId="1CCDB6AD" wp14:editId="07D1D01B">
-            <wp:extent cx="1781175" cy="4421257"/>
+          <wp:inline distT="0" distB="0" distL="0" distR="0" wp14:anchorId="6F3D5975" wp14:editId="38A354B7">
+            <wp:extent cx="5660382" cy="4443095"/>
             <wp:effectExtent l="0" t="0" r="0" b="0"/>
-            <wp:docPr id="1" name="Рисунок 1"/>
+            <wp:docPr id="4" name="Рисунок 4"/>
             <wp:cNvGraphicFramePr>
               <a:graphicFrameLocks xmlns:a="http://schemas.openxmlformats.org/drawingml/2006/main" noChangeAspect="1"/>
             </wp:cNvGraphicFramePr>
@@ -3163,7 +816,7 @@
                   <pic:spPr>
                     <a:xfrm>
                       <a:off x="0" y="0"/>
-                      <a:ext cx="1783865" cy="4427934"/>
+                      <a:ext cx="5699722" cy="4473975"/>
                     </a:xfrm>
                     <a:prstGeom prst="rect">
                       <a:avLst/>
@@ -3178,7 +831,7 @@
     </w:p>
     <w:p>
       <w:pPr>
-        <w:spacing w:after="0" w:line="240" w:lineRule="auto"/>
+        <w:spacing w:after="0" w:line="360" w:lineRule="auto"/>
         <w:jc w:val="center"/>
         <w:rPr>
           <w:rFonts w:ascii="Times New Roman" w:hAnsi="Times New Roman"/>
@@ -3194,19 +847,365 @@
           <w:sz w:val="28"/>
           <w:szCs w:val="28"/>
         </w:rPr>
-        <w:t>Рисунок 2 – Диаграмма классов</w:t>
+        <w:t xml:space="preserve">Рисунок 2 </w:t>
+      </w:r>
+      <w:r>
+        <w:rPr>
+          <w:rFonts w:ascii="Times New Roman" w:hAnsi="Times New Roman"/>
+          <w:bCs/>
+          <w:sz w:val="28"/>
+          <w:szCs w:val="28"/>
+        </w:rPr>
+        <w:t>–</w:t>
+      </w:r>
+      <w:r>
+        <w:rPr>
+          <w:rFonts w:ascii="Times New Roman" w:hAnsi="Times New Roman"/>
+          <w:bCs/>
+          <w:sz w:val="28"/>
+          <w:szCs w:val="28"/>
+        </w:rPr>
+        <w:t xml:space="preserve"> </w:t>
+      </w:r>
+      <w:r>
+        <w:rPr>
+          <w:rFonts w:ascii="Times New Roman" w:hAnsi="Times New Roman"/>
+          <w:bCs/>
+          <w:sz w:val="28"/>
+          <w:szCs w:val="28"/>
+        </w:rPr>
+        <w:t>Диаграмма компонентов</w:t>
       </w:r>
     </w:p>
     <w:p>
       <w:pPr>
-        <w:spacing w:before="360" w:after="240" w:line="240" w:lineRule="auto"/>
+        <w:spacing w:after="0" w:line="360" w:lineRule="auto"/>
+        <w:jc w:val="center"/>
         <w:rPr>
           <w:rFonts w:ascii="Times New Roman" w:hAnsi="Times New Roman"/>
+          <w:bCs/>
+          <w:sz w:val="28"/>
+          <w:szCs w:val="28"/>
+        </w:rPr>
+      </w:pPr>
+    </w:p>
+    <w:p>
+      <w:pPr>
+        <w:pStyle w:val="a3"/>
+        <w:numPr>
+          <w:ilvl w:val="0"/>
+          <w:numId w:val="34"/>
+        </w:numPr>
+        <w:tabs>
+          <w:tab w:val="left" w:pos="1134"/>
+        </w:tabs>
+        <w:spacing w:after="0" w:line="360" w:lineRule="auto"/>
+        <w:ind w:left="0" w:firstLine="709"/>
+        <w:jc w:val="both"/>
+        <w:rPr>
+          <w:rFonts w:ascii="Times New Roman" w:eastAsia="Times New Roman" w:hAnsi="Times New Roman" w:cs="Times New Roman"/>
+          <w:sz w:val="28"/>
+          <w:szCs w:val="28"/>
+          <w:lang w:eastAsia="ru-RU"/>
+        </w:rPr>
+      </w:pPr>
+      <w:r>
+        <w:rPr>
+          <w:rFonts w:ascii="Times New Roman" w:eastAsia="Times New Roman" w:hAnsi="Times New Roman" w:cs="Times New Roman"/>
+          <w:sz w:val="28"/>
+          <w:szCs w:val="28"/>
+          <w:lang w:eastAsia="ru-RU"/>
+        </w:rPr>
+        <w:t>В данной диаграмме компонентов представлена общая архитектура программной системы и взаимодействие её основных частей.</w:t>
+      </w:r>
+    </w:p>
+    <w:p>
+      <w:pPr>
+        <w:pStyle w:val="a3"/>
+        <w:numPr>
+          <w:ilvl w:val="0"/>
+          <w:numId w:val="34"/>
+        </w:numPr>
+        <w:tabs>
+          <w:tab w:val="left" w:pos="1134"/>
+        </w:tabs>
+        <w:spacing w:after="0" w:line="360" w:lineRule="auto"/>
+        <w:ind w:left="0" w:firstLine="709"/>
+        <w:jc w:val="both"/>
+        <w:rPr>
+          <w:rFonts w:ascii="Times New Roman" w:eastAsia="Times New Roman" w:hAnsi="Times New Roman" w:cs="Times New Roman"/>
+          <w:sz w:val="28"/>
+          <w:szCs w:val="28"/>
+          <w:lang w:eastAsia="ru-RU"/>
+        </w:rPr>
+      </w:pPr>
+      <w:r>
+        <w:rPr>
+          <w:rFonts w:ascii="Times New Roman" w:eastAsia="Times New Roman" w:hAnsi="Times New Roman" w:cs="Times New Roman"/>
+          <w:sz w:val="28"/>
+          <w:szCs w:val="28"/>
+          <w:lang w:eastAsia="ru-RU"/>
+        </w:rPr>
+        <w:lastRenderedPageBreak/>
+        <w:t>Пользователь (клиент) взаимодействует с системой через интерфейс (</w:t>
+      </w:r>
+      <w:proofErr w:type="spellStart"/>
+      <w:r>
+        <w:rPr>
+          <w:rFonts w:ascii="Times New Roman" w:eastAsia="Times New Roman" w:hAnsi="Times New Roman" w:cs="Times New Roman"/>
+          <w:sz w:val="28"/>
+          <w:szCs w:val="28"/>
+          <w:lang w:eastAsia="ru-RU"/>
+        </w:rPr>
+        <w:t>Swagger</w:t>
+      </w:r>
+      <w:proofErr w:type="spellEnd"/>
+      <w:r>
+        <w:rPr>
+          <w:rFonts w:ascii="Times New Roman" w:eastAsia="Times New Roman" w:hAnsi="Times New Roman" w:cs="Times New Roman"/>
+          <w:sz w:val="28"/>
+          <w:szCs w:val="28"/>
+          <w:lang w:eastAsia="ru-RU"/>
+        </w:rPr>
+        <w:t xml:space="preserve"> или </w:t>
+      </w:r>
+      <w:proofErr w:type="spellStart"/>
+      <w:r>
+        <w:rPr>
+          <w:rFonts w:ascii="Times New Roman" w:eastAsia="Times New Roman" w:hAnsi="Times New Roman" w:cs="Times New Roman"/>
+          <w:sz w:val="28"/>
+          <w:szCs w:val="28"/>
+          <w:lang w:eastAsia="ru-RU"/>
+        </w:rPr>
+        <w:t>фронтенд</w:t>
+      </w:r>
+      <w:proofErr w:type="spellEnd"/>
+      <w:r>
+        <w:rPr>
+          <w:rFonts w:ascii="Times New Roman" w:eastAsia="Times New Roman" w:hAnsi="Times New Roman" w:cs="Times New Roman"/>
+          <w:sz w:val="28"/>
+          <w:szCs w:val="28"/>
+          <w:lang w:eastAsia="ru-RU"/>
+        </w:rPr>
+        <w:t xml:space="preserve">), отправляя HTTP-запросы в приложение, реализованное на базе </w:t>
+      </w:r>
+      <w:proofErr w:type="spellStart"/>
+      <w:r>
+        <w:rPr>
+          <w:rFonts w:ascii="Times New Roman" w:eastAsia="Times New Roman" w:hAnsi="Times New Roman" w:cs="Times New Roman"/>
+          <w:sz w:val="28"/>
+          <w:szCs w:val="28"/>
+          <w:lang w:eastAsia="ru-RU"/>
+        </w:rPr>
+        <w:t>FastAPI</w:t>
+      </w:r>
+      <w:proofErr w:type="spellEnd"/>
+      <w:r>
+        <w:rPr>
+          <w:rFonts w:ascii="Times New Roman" w:eastAsia="Times New Roman" w:hAnsi="Times New Roman" w:cs="Times New Roman"/>
+          <w:sz w:val="28"/>
+          <w:szCs w:val="28"/>
+          <w:lang w:eastAsia="ru-RU"/>
+        </w:rPr>
+        <w:t>. Приложение выступает в роли центральной точки обработки запросов и распределяет их по соответствующим маршрутам (роутерам).</w:t>
+      </w:r>
+    </w:p>
+    <w:p>
+      <w:pPr>
+        <w:pStyle w:val="a3"/>
+        <w:numPr>
+          <w:ilvl w:val="0"/>
+          <w:numId w:val="34"/>
+        </w:numPr>
+        <w:tabs>
+          <w:tab w:val="left" w:pos="1134"/>
+        </w:tabs>
+        <w:spacing w:after="0" w:line="360" w:lineRule="auto"/>
+        <w:ind w:left="0" w:firstLine="709"/>
+        <w:jc w:val="both"/>
+        <w:rPr>
+          <w:rFonts w:ascii="Times New Roman" w:eastAsia="Times New Roman" w:hAnsi="Times New Roman" w:cs="Times New Roman"/>
+          <w:sz w:val="28"/>
+          <w:szCs w:val="28"/>
+          <w:lang w:eastAsia="ru-RU"/>
+        </w:rPr>
+      </w:pPr>
+      <w:r>
+        <w:rPr>
+          <w:rFonts w:ascii="Times New Roman" w:eastAsia="Times New Roman" w:hAnsi="Times New Roman" w:cs="Times New Roman"/>
+          <w:sz w:val="28"/>
+          <w:szCs w:val="28"/>
+          <w:lang w:eastAsia="ru-RU"/>
+        </w:rPr>
+        <w:t xml:space="preserve">Роутер аутентификации отвечает за регистрацию и авторизацию пользователей, а роутер сделок </w:t>
+      </w:r>
+      <w:r>
+        <w:rPr>
+          <w:rFonts w:ascii="Times New Roman" w:eastAsia="Times New Roman" w:hAnsi="Times New Roman" w:cs="Times New Roman"/>
+          <w:sz w:val="28"/>
+          <w:szCs w:val="28"/>
+          <w:lang w:eastAsia="ru-RU"/>
+        </w:rPr>
+        <w:t>–</w:t>
+      </w:r>
+      <w:r>
+        <w:rPr>
+          <w:rFonts w:ascii="Times New Roman" w:eastAsia="Times New Roman" w:hAnsi="Times New Roman" w:cs="Times New Roman"/>
+          <w:sz w:val="28"/>
+          <w:szCs w:val="28"/>
+          <w:lang w:eastAsia="ru-RU"/>
+        </w:rPr>
+        <w:t xml:space="preserve"> за операции, связанные с управлением сделками (создание, получение, обновление, удаление).</w:t>
+      </w:r>
+    </w:p>
+    <w:p>
+      <w:pPr>
+        <w:pStyle w:val="a3"/>
+        <w:numPr>
+          <w:ilvl w:val="0"/>
+          <w:numId w:val="34"/>
+        </w:numPr>
+        <w:tabs>
+          <w:tab w:val="left" w:pos="1134"/>
+        </w:tabs>
+        <w:spacing w:after="0" w:line="360" w:lineRule="auto"/>
+        <w:ind w:left="0" w:firstLine="709"/>
+        <w:jc w:val="both"/>
+        <w:rPr>
+          <w:rFonts w:ascii="Times New Roman" w:eastAsia="Times New Roman" w:hAnsi="Times New Roman" w:cs="Times New Roman"/>
+          <w:sz w:val="28"/>
+          <w:szCs w:val="28"/>
+          <w:lang w:eastAsia="ru-RU"/>
+        </w:rPr>
+      </w:pPr>
+      <w:r>
+        <w:rPr>
+          <w:rFonts w:ascii="Times New Roman" w:eastAsia="Times New Roman" w:hAnsi="Times New Roman" w:cs="Times New Roman"/>
+          <w:sz w:val="28"/>
+          <w:szCs w:val="28"/>
+          <w:lang w:eastAsia="ru-RU"/>
+        </w:rPr>
+        <w:t>Каждый роутер использует соответствующий сервисный слой. Сервисы реализуют бизнес-логику приложения: обработку данных, подготовку объектов и взаимодействие с моделями.</w:t>
+      </w:r>
+    </w:p>
+    <w:p>
+      <w:pPr>
+        <w:pStyle w:val="a3"/>
+        <w:numPr>
+          <w:ilvl w:val="0"/>
+          <w:numId w:val="34"/>
+        </w:numPr>
+        <w:tabs>
+          <w:tab w:val="left" w:pos="1134"/>
+        </w:tabs>
+        <w:spacing w:after="0" w:line="360" w:lineRule="auto"/>
+        <w:ind w:left="0" w:firstLine="709"/>
+        <w:jc w:val="both"/>
+        <w:rPr>
+          <w:rFonts w:ascii="Times New Roman" w:eastAsia="Times New Roman" w:hAnsi="Times New Roman" w:cs="Times New Roman"/>
+          <w:sz w:val="28"/>
+          <w:szCs w:val="28"/>
+          <w:lang w:eastAsia="ru-RU"/>
+        </w:rPr>
+      </w:pPr>
+      <w:r>
+        <w:rPr>
+          <w:rFonts w:ascii="Times New Roman" w:eastAsia="Times New Roman" w:hAnsi="Times New Roman" w:cs="Times New Roman"/>
+          <w:sz w:val="28"/>
+          <w:szCs w:val="28"/>
+          <w:lang w:eastAsia="ru-RU"/>
+        </w:rPr>
+        <w:t>Модели представляют структуру таблиц базы данных и используются для работы с ORM (</w:t>
+      </w:r>
+      <w:proofErr w:type="spellStart"/>
+      <w:r>
+        <w:rPr>
+          <w:rFonts w:ascii="Times New Roman" w:eastAsia="Times New Roman" w:hAnsi="Times New Roman" w:cs="Times New Roman"/>
+          <w:sz w:val="28"/>
+          <w:szCs w:val="28"/>
+          <w:lang w:eastAsia="ru-RU"/>
+        </w:rPr>
+        <w:t>SQLAlchemy</w:t>
+      </w:r>
+      <w:proofErr w:type="spellEnd"/>
+      <w:r>
+        <w:rPr>
+          <w:rFonts w:ascii="Times New Roman" w:eastAsia="Times New Roman" w:hAnsi="Times New Roman" w:cs="Times New Roman"/>
+          <w:sz w:val="28"/>
+          <w:szCs w:val="28"/>
+          <w:lang w:eastAsia="ru-RU"/>
+        </w:rPr>
+        <w:t xml:space="preserve">). Все данные сохраняются и извлекаются из базы данных </w:t>
+      </w:r>
+      <w:proofErr w:type="spellStart"/>
+      <w:r>
+        <w:rPr>
+          <w:rFonts w:ascii="Times New Roman" w:eastAsia="Times New Roman" w:hAnsi="Times New Roman" w:cs="Times New Roman"/>
+          <w:sz w:val="28"/>
+          <w:szCs w:val="28"/>
+          <w:lang w:eastAsia="ru-RU"/>
+        </w:rPr>
+        <w:t>SQLite</w:t>
+      </w:r>
+      <w:proofErr w:type="spellEnd"/>
+      <w:r>
+        <w:rPr>
+          <w:rFonts w:ascii="Times New Roman" w:eastAsia="Times New Roman" w:hAnsi="Times New Roman" w:cs="Times New Roman"/>
+          <w:sz w:val="28"/>
+          <w:szCs w:val="28"/>
+          <w:lang w:eastAsia="ru-RU"/>
+        </w:rPr>
+        <w:t>.</w:t>
+      </w:r>
+    </w:p>
+    <w:p>
+      <w:pPr>
+        <w:pStyle w:val="a3"/>
+        <w:numPr>
+          <w:ilvl w:val="0"/>
+          <w:numId w:val="34"/>
+        </w:numPr>
+        <w:tabs>
+          <w:tab w:val="left" w:pos="1134"/>
+        </w:tabs>
+        <w:spacing w:after="0" w:line="360" w:lineRule="auto"/>
+        <w:ind w:left="0" w:firstLine="709"/>
+        <w:jc w:val="both"/>
+        <w:rPr>
+          <w:rFonts w:ascii="Times New Roman" w:eastAsia="Times New Roman" w:hAnsi="Times New Roman" w:cs="Times New Roman"/>
+          <w:sz w:val="28"/>
+          <w:szCs w:val="28"/>
+          <w:lang w:eastAsia="ru-RU"/>
+        </w:rPr>
+      </w:pPr>
+      <w:r>
+        <w:rPr>
+          <w:rFonts w:ascii="Times New Roman" w:eastAsia="Times New Roman" w:hAnsi="Times New Roman" w:cs="Times New Roman"/>
+          <w:sz w:val="28"/>
+          <w:szCs w:val="28"/>
+          <w:lang w:eastAsia="ru-RU"/>
+        </w:rPr>
+        <w:t>Компонент безопасности отвечает за генерацию и проверку JWT-токенов, а также за хеширование паролей пользователей. Компоненты зависимостей обеспечивают доступ к базе данных и текущему пользователю.</w:t>
+      </w:r>
+    </w:p>
+    <w:p>
+      <w:pPr>
+        <w:rPr>
+          <w:rFonts w:ascii="Times New Roman" w:hAnsi="Times New Roman" w:cs="Times New Roman"/>
           <w:b/>
           <w:sz w:val="28"/>
           <w:szCs w:val="28"/>
         </w:rPr>
       </w:pPr>
+      <w:r>
+        <w:rPr>
+          <w:rFonts w:ascii="Times New Roman" w:hAnsi="Times New Roman" w:cs="Times New Roman"/>
+          <w:b/>
+          <w:sz w:val="28"/>
+          <w:szCs w:val="28"/>
+        </w:rPr>
+        <w:br w:type="page"/>
+      </w:r>
     </w:p>
     <w:p>
       <w:pPr>
@@ -3235,621 +1234,14 @@
           <w:sz w:val="28"/>
           <w:szCs w:val="28"/>
         </w:rPr>
-        <w:t>Реализация архитектуры системы</w:t>
+        <w:lastRenderedPageBreak/>
+        <w:t>Модель базы данных</w:t>
       </w:r>
     </w:p>
     <w:p>
       <w:pPr>
-        <w:pStyle w:val="a8"/>
-        <w:tabs>
-          <w:tab w:val="left" w:pos="1134"/>
-        </w:tabs>
-        <w:spacing w:before="0" w:beforeAutospacing="0" w:after="0" w:afterAutospacing="0" w:line="360" w:lineRule="auto"/>
-        <w:ind w:firstLine="709"/>
-        <w:jc w:val="both"/>
-        <w:rPr>
-          <w:sz w:val="28"/>
-          <w:szCs w:val="28"/>
-        </w:rPr>
-      </w:pPr>
-      <w:r>
-        <w:rPr>
-          <w:sz w:val="28"/>
-          <w:szCs w:val="28"/>
-        </w:rPr>
-        <w:t>Система реализована с использованием следующих технологий:</w:t>
-      </w:r>
-    </w:p>
-    <w:p>
-      <w:pPr>
-        <w:numPr>
-          <w:ilvl w:val="0"/>
-          <w:numId w:val="27"/>
-        </w:numPr>
-        <w:tabs>
-          <w:tab w:val="left" w:pos="1134"/>
-        </w:tabs>
-        <w:spacing w:after="0" w:line="360" w:lineRule="auto"/>
-        <w:ind w:left="0" w:firstLine="709"/>
-        <w:jc w:val="both"/>
-        <w:rPr>
-          <w:rFonts w:ascii="Times New Roman" w:hAnsi="Times New Roman" w:cs="Times New Roman"/>
-          <w:sz w:val="28"/>
-          <w:szCs w:val="28"/>
-        </w:rPr>
-      </w:pPr>
-      <w:r>
-        <w:rPr>
-          <w:rFonts w:ascii="Times New Roman" w:hAnsi="Times New Roman" w:cs="Times New Roman"/>
-          <w:sz w:val="28"/>
-          <w:szCs w:val="28"/>
-        </w:rPr>
-        <w:t>Python</w:t>
-      </w:r>
-      <w:r>
-        <w:rPr>
-          <w:rFonts w:ascii="Times New Roman" w:hAnsi="Times New Roman" w:cs="Times New Roman"/>
-          <w:sz w:val="28"/>
-          <w:szCs w:val="28"/>
-          <w:lang w:val="en-US"/>
-        </w:rPr>
-        <w:t>;</w:t>
-      </w:r>
-    </w:p>
-    <w:p>
-      <w:pPr>
-        <w:numPr>
-          <w:ilvl w:val="0"/>
-          <w:numId w:val="27"/>
-        </w:numPr>
-        <w:tabs>
-          <w:tab w:val="left" w:pos="1134"/>
-        </w:tabs>
-        <w:spacing w:after="0" w:line="360" w:lineRule="auto"/>
-        <w:ind w:left="0" w:firstLine="709"/>
-        <w:jc w:val="both"/>
-        <w:rPr>
-          <w:rFonts w:ascii="Times New Roman" w:hAnsi="Times New Roman" w:cs="Times New Roman"/>
-          <w:sz w:val="28"/>
-          <w:szCs w:val="28"/>
-        </w:rPr>
-      </w:pPr>
-      <w:proofErr w:type="spellStart"/>
-      <w:r>
-        <w:rPr>
-          <w:rFonts w:ascii="Times New Roman" w:hAnsi="Times New Roman" w:cs="Times New Roman"/>
-          <w:sz w:val="28"/>
-          <w:szCs w:val="28"/>
-        </w:rPr>
-        <w:t>FastAPI</w:t>
-      </w:r>
-      <w:proofErr w:type="spellEnd"/>
-      <w:r>
-        <w:rPr>
-          <w:rFonts w:ascii="Times New Roman" w:hAnsi="Times New Roman" w:cs="Times New Roman"/>
-          <w:sz w:val="28"/>
-          <w:szCs w:val="28"/>
-          <w:lang w:val="en-US"/>
-        </w:rPr>
-        <w:t>;</w:t>
-      </w:r>
-    </w:p>
-    <w:p>
-      <w:pPr>
-        <w:numPr>
-          <w:ilvl w:val="0"/>
-          <w:numId w:val="27"/>
-        </w:numPr>
-        <w:tabs>
-          <w:tab w:val="left" w:pos="1134"/>
-        </w:tabs>
-        <w:spacing w:after="0" w:line="360" w:lineRule="auto"/>
-        <w:ind w:left="0" w:firstLine="709"/>
-        <w:jc w:val="both"/>
-        <w:rPr>
-          <w:rFonts w:ascii="Times New Roman" w:hAnsi="Times New Roman" w:cs="Times New Roman"/>
-          <w:sz w:val="28"/>
-          <w:szCs w:val="28"/>
-        </w:rPr>
-      </w:pPr>
-      <w:proofErr w:type="spellStart"/>
-      <w:r>
-        <w:rPr>
-          <w:rFonts w:ascii="Times New Roman" w:hAnsi="Times New Roman" w:cs="Times New Roman"/>
-          <w:sz w:val="28"/>
-          <w:szCs w:val="28"/>
-        </w:rPr>
-        <w:t>SQLAlchemy</w:t>
-      </w:r>
-      <w:proofErr w:type="spellEnd"/>
-      <w:r>
-        <w:rPr>
-          <w:rFonts w:ascii="Times New Roman" w:hAnsi="Times New Roman" w:cs="Times New Roman"/>
-          <w:sz w:val="28"/>
-          <w:szCs w:val="28"/>
-          <w:lang w:val="en-US"/>
-        </w:rPr>
-        <w:t>;</w:t>
-      </w:r>
-    </w:p>
-    <w:p>
-      <w:pPr>
-        <w:numPr>
-          <w:ilvl w:val="0"/>
-          <w:numId w:val="27"/>
-        </w:numPr>
-        <w:tabs>
-          <w:tab w:val="left" w:pos="1134"/>
-        </w:tabs>
-        <w:spacing w:after="0" w:line="360" w:lineRule="auto"/>
-        <w:ind w:left="0" w:firstLine="709"/>
-        <w:jc w:val="both"/>
-        <w:rPr>
-          <w:rFonts w:ascii="Times New Roman" w:hAnsi="Times New Roman" w:cs="Times New Roman"/>
-          <w:sz w:val="28"/>
-          <w:szCs w:val="28"/>
-        </w:rPr>
-      </w:pPr>
-      <w:proofErr w:type="spellStart"/>
-      <w:r>
-        <w:rPr>
-          <w:rFonts w:ascii="Times New Roman" w:hAnsi="Times New Roman" w:cs="Times New Roman"/>
-          <w:sz w:val="28"/>
-          <w:szCs w:val="28"/>
-        </w:rPr>
-        <w:t>SQLite</w:t>
-      </w:r>
-      <w:proofErr w:type="spellEnd"/>
-      <w:r>
-        <w:rPr>
-          <w:rFonts w:ascii="Times New Roman" w:hAnsi="Times New Roman" w:cs="Times New Roman"/>
-          <w:sz w:val="28"/>
-          <w:szCs w:val="28"/>
-          <w:lang w:val="en-US"/>
-        </w:rPr>
-        <w:t>;</w:t>
-      </w:r>
-    </w:p>
-    <w:p>
-      <w:pPr>
-        <w:numPr>
-          <w:ilvl w:val="0"/>
-          <w:numId w:val="27"/>
-        </w:numPr>
-        <w:tabs>
-          <w:tab w:val="left" w:pos="1134"/>
-        </w:tabs>
-        <w:spacing w:after="0" w:line="360" w:lineRule="auto"/>
-        <w:ind w:left="0" w:firstLine="709"/>
-        <w:jc w:val="both"/>
-        <w:rPr>
-          <w:rFonts w:ascii="Times New Roman" w:hAnsi="Times New Roman" w:cs="Times New Roman"/>
-          <w:sz w:val="28"/>
-          <w:szCs w:val="28"/>
-        </w:rPr>
-      </w:pPr>
-      <w:r>
-        <w:rPr>
-          <w:rFonts w:ascii="Times New Roman" w:hAnsi="Times New Roman" w:cs="Times New Roman"/>
-          <w:sz w:val="28"/>
-          <w:szCs w:val="28"/>
-        </w:rPr>
-        <w:t>JWT (аутентификация)</w:t>
-      </w:r>
-      <w:r>
-        <w:rPr>
-          <w:rFonts w:ascii="Times New Roman" w:hAnsi="Times New Roman" w:cs="Times New Roman"/>
-          <w:sz w:val="28"/>
-          <w:szCs w:val="28"/>
-          <w:lang w:val="en-US"/>
-        </w:rPr>
-        <w:t>.</w:t>
-      </w:r>
-    </w:p>
-    <w:p>
-      <w:pPr>
-        <w:pStyle w:val="3"/>
-        <w:tabs>
-          <w:tab w:val="left" w:pos="1134"/>
-        </w:tabs>
-        <w:spacing w:before="0" w:beforeAutospacing="0" w:after="0" w:afterAutospacing="0" w:line="360" w:lineRule="auto"/>
-        <w:ind w:firstLine="709"/>
-        <w:jc w:val="both"/>
-        <w:rPr>
-          <w:sz w:val="28"/>
-          <w:szCs w:val="28"/>
-        </w:rPr>
-      </w:pPr>
-      <w:r>
-        <w:rPr>
-          <w:rStyle w:val="a9"/>
-          <w:b/>
-          <w:bCs/>
-          <w:sz w:val="28"/>
-          <w:szCs w:val="28"/>
-        </w:rPr>
-        <w:t>Принципы реализации</w:t>
-      </w:r>
-    </w:p>
-    <w:p>
-      <w:pPr>
-        <w:numPr>
-          <w:ilvl w:val="0"/>
-          <w:numId w:val="26"/>
-        </w:numPr>
-        <w:tabs>
-          <w:tab w:val="left" w:pos="1134"/>
-        </w:tabs>
-        <w:spacing w:after="0" w:line="360" w:lineRule="auto"/>
-        <w:ind w:left="0" w:firstLine="709"/>
-        <w:jc w:val="both"/>
-        <w:rPr>
-          <w:rFonts w:ascii="Times New Roman" w:hAnsi="Times New Roman" w:cs="Times New Roman"/>
-          <w:b/>
-          <w:bCs/>
-          <w:sz w:val="28"/>
-          <w:szCs w:val="28"/>
-        </w:rPr>
-      </w:pPr>
-      <w:r>
-        <w:rPr>
-          <w:rFonts w:ascii="Times New Roman" w:hAnsi="Times New Roman" w:cs="Times New Roman"/>
-          <w:b/>
-          <w:bCs/>
-          <w:sz w:val="28"/>
-          <w:szCs w:val="28"/>
-        </w:rPr>
-        <w:t xml:space="preserve">Разделение ответственности: </w:t>
-      </w:r>
-    </w:p>
-    <w:p>
-      <w:pPr>
-        <w:numPr>
-          <w:ilvl w:val="1"/>
-          <w:numId w:val="29"/>
-        </w:numPr>
-        <w:tabs>
-          <w:tab w:val="left" w:pos="1134"/>
-        </w:tabs>
-        <w:spacing w:after="0" w:line="360" w:lineRule="auto"/>
-        <w:ind w:left="0" w:firstLine="709"/>
-        <w:jc w:val="both"/>
-        <w:rPr>
-          <w:rFonts w:ascii="Times New Roman" w:hAnsi="Times New Roman" w:cs="Times New Roman"/>
-          <w:sz w:val="28"/>
-          <w:szCs w:val="28"/>
-        </w:rPr>
-      </w:pPr>
-      <w:r>
-        <w:rPr>
-          <w:rFonts w:ascii="Times New Roman" w:hAnsi="Times New Roman" w:cs="Times New Roman"/>
-          <w:sz w:val="28"/>
-          <w:szCs w:val="28"/>
-        </w:rPr>
-        <w:lastRenderedPageBreak/>
-        <w:t xml:space="preserve">API — обработка запросов </w:t>
-      </w:r>
-    </w:p>
-    <w:p>
-      <w:pPr>
-        <w:numPr>
-          <w:ilvl w:val="1"/>
-          <w:numId w:val="29"/>
-        </w:numPr>
-        <w:tabs>
-          <w:tab w:val="left" w:pos="1134"/>
-        </w:tabs>
-        <w:spacing w:after="0" w:line="360" w:lineRule="auto"/>
-        <w:ind w:left="0" w:firstLine="709"/>
-        <w:jc w:val="both"/>
-        <w:rPr>
-          <w:rFonts w:ascii="Times New Roman" w:hAnsi="Times New Roman" w:cs="Times New Roman"/>
-          <w:sz w:val="28"/>
-          <w:szCs w:val="28"/>
-        </w:rPr>
-      </w:pPr>
-      <w:r>
-        <w:rPr>
-          <w:rFonts w:ascii="Times New Roman" w:hAnsi="Times New Roman" w:cs="Times New Roman"/>
-          <w:sz w:val="28"/>
-          <w:szCs w:val="28"/>
-        </w:rPr>
-        <w:t xml:space="preserve">сервисы — логика </w:t>
-      </w:r>
-    </w:p>
-    <w:p>
-      <w:pPr>
-        <w:numPr>
-          <w:ilvl w:val="1"/>
-          <w:numId w:val="29"/>
-        </w:numPr>
-        <w:tabs>
-          <w:tab w:val="left" w:pos="1134"/>
-        </w:tabs>
-        <w:spacing w:after="0" w:line="360" w:lineRule="auto"/>
-        <w:ind w:left="0" w:firstLine="709"/>
-        <w:jc w:val="both"/>
-        <w:rPr>
-          <w:rFonts w:ascii="Times New Roman" w:hAnsi="Times New Roman" w:cs="Times New Roman"/>
-          <w:sz w:val="28"/>
-          <w:szCs w:val="28"/>
-        </w:rPr>
-      </w:pPr>
-      <w:r>
-        <w:rPr>
-          <w:rFonts w:ascii="Times New Roman" w:hAnsi="Times New Roman" w:cs="Times New Roman"/>
-          <w:sz w:val="28"/>
-          <w:szCs w:val="28"/>
-        </w:rPr>
-        <w:t xml:space="preserve">модели — структура данных </w:t>
-      </w:r>
-    </w:p>
-    <w:p>
-      <w:pPr>
-        <w:numPr>
-          <w:ilvl w:val="0"/>
-          <w:numId w:val="26"/>
-        </w:numPr>
-        <w:tabs>
-          <w:tab w:val="left" w:pos="1134"/>
-        </w:tabs>
-        <w:spacing w:after="0" w:line="360" w:lineRule="auto"/>
-        <w:ind w:left="0" w:firstLine="709"/>
-        <w:jc w:val="both"/>
-        <w:rPr>
-          <w:rFonts w:ascii="Times New Roman" w:hAnsi="Times New Roman" w:cs="Times New Roman"/>
-          <w:b/>
-          <w:bCs/>
-          <w:sz w:val="28"/>
-          <w:szCs w:val="28"/>
-        </w:rPr>
-      </w:pPr>
-      <w:r>
-        <w:rPr>
-          <w:rFonts w:ascii="Times New Roman" w:hAnsi="Times New Roman" w:cs="Times New Roman"/>
-          <w:b/>
-          <w:bCs/>
-          <w:sz w:val="28"/>
-          <w:szCs w:val="28"/>
-        </w:rPr>
-        <w:t xml:space="preserve">Использование ORM: </w:t>
-      </w:r>
-    </w:p>
-    <w:p>
-      <w:pPr>
-        <w:numPr>
-          <w:ilvl w:val="1"/>
-          <w:numId w:val="30"/>
-        </w:numPr>
-        <w:tabs>
-          <w:tab w:val="left" w:pos="1134"/>
-        </w:tabs>
-        <w:spacing w:after="0" w:line="360" w:lineRule="auto"/>
-        <w:ind w:left="0" w:firstLine="709"/>
-        <w:jc w:val="both"/>
-        <w:rPr>
-          <w:rFonts w:ascii="Times New Roman" w:hAnsi="Times New Roman" w:cs="Times New Roman"/>
-          <w:sz w:val="28"/>
-          <w:szCs w:val="28"/>
-        </w:rPr>
-      </w:pPr>
-      <w:r>
-        <w:rPr>
-          <w:rFonts w:ascii="Times New Roman" w:hAnsi="Times New Roman" w:cs="Times New Roman"/>
-          <w:sz w:val="28"/>
-          <w:szCs w:val="28"/>
-        </w:rPr>
-        <w:t xml:space="preserve">работа с БД через </w:t>
-      </w:r>
-      <w:proofErr w:type="spellStart"/>
-      <w:r>
-        <w:rPr>
-          <w:rFonts w:ascii="Times New Roman" w:hAnsi="Times New Roman" w:cs="Times New Roman"/>
-          <w:sz w:val="28"/>
-          <w:szCs w:val="28"/>
-        </w:rPr>
-        <w:t>SQLAlchemy</w:t>
-      </w:r>
-      <w:proofErr w:type="spellEnd"/>
-      <w:r>
-        <w:rPr>
-          <w:rFonts w:ascii="Times New Roman" w:hAnsi="Times New Roman" w:cs="Times New Roman"/>
-          <w:sz w:val="28"/>
-          <w:szCs w:val="28"/>
-        </w:rPr>
-        <w:t xml:space="preserve"> </w:t>
-      </w:r>
-    </w:p>
-    <w:p>
-      <w:pPr>
-        <w:numPr>
-          <w:ilvl w:val="0"/>
-          <w:numId w:val="26"/>
-        </w:numPr>
-        <w:tabs>
-          <w:tab w:val="left" w:pos="1134"/>
-        </w:tabs>
-        <w:spacing w:after="0" w:line="360" w:lineRule="auto"/>
-        <w:ind w:left="0" w:firstLine="709"/>
-        <w:jc w:val="both"/>
-        <w:rPr>
-          <w:rFonts w:ascii="Times New Roman" w:hAnsi="Times New Roman" w:cs="Times New Roman"/>
-          <w:b/>
-          <w:bCs/>
-          <w:sz w:val="28"/>
-          <w:szCs w:val="28"/>
-        </w:rPr>
-      </w:pPr>
-      <w:r>
-        <w:rPr>
-          <w:rFonts w:ascii="Times New Roman" w:hAnsi="Times New Roman" w:cs="Times New Roman"/>
-          <w:b/>
-          <w:bCs/>
-          <w:sz w:val="28"/>
-          <w:szCs w:val="28"/>
-        </w:rPr>
-        <w:t xml:space="preserve">Безопасность: </w:t>
-      </w:r>
-    </w:p>
-    <w:p>
-      <w:pPr>
-        <w:numPr>
-          <w:ilvl w:val="1"/>
-          <w:numId w:val="31"/>
-        </w:numPr>
-        <w:tabs>
-          <w:tab w:val="left" w:pos="1134"/>
-        </w:tabs>
-        <w:spacing w:after="0" w:line="360" w:lineRule="auto"/>
-        <w:ind w:left="0" w:firstLine="709"/>
-        <w:jc w:val="both"/>
-        <w:rPr>
-          <w:rFonts w:ascii="Times New Roman" w:hAnsi="Times New Roman" w:cs="Times New Roman"/>
-          <w:sz w:val="28"/>
-          <w:szCs w:val="28"/>
-        </w:rPr>
-      </w:pPr>
-      <w:r>
-        <w:rPr>
-          <w:rFonts w:ascii="Times New Roman" w:hAnsi="Times New Roman" w:cs="Times New Roman"/>
-          <w:sz w:val="28"/>
-          <w:szCs w:val="28"/>
-        </w:rPr>
-        <w:t xml:space="preserve">авторизация через JWT </w:t>
-      </w:r>
-    </w:p>
-    <w:p>
-      <w:pPr>
-        <w:numPr>
-          <w:ilvl w:val="1"/>
-          <w:numId w:val="31"/>
-        </w:numPr>
-        <w:tabs>
-          <w:tab w:val="left" w:pos="1134"/>
-        </w:tabs>
-        <w:spacing w:after="0" w:line="360" w:lineRule="auto"/>
-        <w:ind w:left="0" w:firstLine="709"/>
-        <w:jc w:val="both"/>
-        <w:rPr>
-          <w:rFonts w:ascii="Times New Roman" w:hAnsi="Times New Roman" w:cs="Times New Roman"/>
-          <w:sz w:val="28"/>
-          <w:szCs w:val="28"/>
-        </w:rPr>
-      </w:pPr>
-      <w:r>
-        <w:rPr>
-          <w:rFonts w:ascii="Times New Roman" w:hAnsi="Times New Roman" w:cs="Times New Roman"/>
-          <w:sz w:val="28"/>
-          <w:szCs w:val="28"/>
-        </w:rPr>
-        <w:t xml:space="preserve">защита </w:t>
-      </w:r>
-      <w:proofErr w:type="spellStart"/>
-      <w:r>
-        <w:rPr>
-          <w:rFonts w:ascii="Times New Roman" w:hAnsi="Times New Roman" w:cs="Times New Roman"/>
-          <w:sz w:val="28"/>
-          <w:szCs w:val="28"/>
-        </w:rPr>
-        <w:t>эндпоинтов</w:t>
-      </w:r>
-      <w:proofErr w:type="spellEnd"/>
-      <w:r>
-        <w:rPr>
-          <w:rFonts w:ascii="Times New Roman" w:hAnsi="Times New Roman" w:cs="Times New Roman"/>
-          <w:sz w:val="28"/>
-          <w:szCs w:val="28"/>
-        </w:rPr>
-        <w:t xml:space="preserve"> </w:t>
-      </w:r>
-    </w:p>
-    <w:p>
-      <w:pPr>
-        <w:numPr>
-          <w:ilvl w:val="0"/>
-          <w:numId w:val="26"/>
-        </w:numPr>
-        <w:tabs>
-          <w:tab w:val="left" w:pos="1134"/>
-        </w:tabs>
-        <w:spacing w:after="0" w:line="360" w:lineRule="auto"/>
-        <w:ind w:left="0" w:firstLine="709"/>
-        <w:jc w:val="both"/>
-        <w:rPr>
-          <w:rFonts w:ascii="Times New Roman" w:hAnsi="Times New Roman" w:cs="Times New Roman"/>
-          <w:b/>
-          <w:bCs/>
-          <w:sz w:val="28"/>
-          <w:szCs w:val="28"/>
-        </w:rPr>
-      </w:pPr>
-      <w:r>
-        <w:rPr>
-          <w:rFonts w:ascii="Times New Roman" w:hAnsi="Times New Roman" w:cs="Times New Roman"/>
-          <w:b/>
-          <w:bCs/>
-          <w:sz w:val="28"/>
-          <w:szCs w:val="28"/>
-        </w:rPr>
-        <w:t xml:space="preserve">Масштабируемость: </w:t>
-      </w:r>
-    </w:p>
-    <w:p>
-      <w:pPr>
-        <w:numPr>
-          <w:ilvl w:val="1"/>
-          <w:numId w:val="32"/>
-        </w:numPr>
-        <w:tabs>
-          <w:tab w:val="left" w:pos="1134"/>
-        </w:tabs>
-        <w:spacing w:after="0" w:line="360" w:lineRule="auto"/>
-        <w:ind w:left="0" w:firstLine="709"/>
-        <w:jc w:val="both"/>
-        <w:rPr>
-          <w:rFonts w:ascii="Times New Roman" w:hAnsi="Times New Roman" w:cs="Times New Roman"/>
-          <w:sz w:val="28"/>
-          <w:szCs w:val="28"/>
-        </w:rPr>
-      </w:pPr>
-      <w:r>
-        <w:rPr>
-          <w:rFonts w:ascii="Times New Roman" w:hAnsi="Times New Roman" w:cs="Times New Roman"/>
-          <w:sz w:val="28"/>
-          <w:szCs w:val="28"/>
-        </w:rPr>
-        <w:t xml:space="preserve">модульная структура проекта </w:t>
-      </w:r>
-    </w:p>
-    <w:p>
-      <w:pPr>
-        <w:numPr>
-          <w:ilvl w:val="1"/>
-          <w:numId w:val="32"/>
-        </w:numPr>
-        <w:tabs>
-          <w:tab w:val="left" w:pos="1134"/>
-        </w:tabs>
-        <w:spacing w:after="0" w:line="360" w:lineRule="auto"/>
-        <w:ind w:left="0" w:firstLine="709"/>
-        <w:jc w:val="both"/>
-        <w:rPr>
-          <w:rFonts w:ascii="Times New Roman" w:hAnsi="Times New Roman" w:cs="Times New Roman"/>
-          <w:sz w:val="28"/>
-          <w:szCs w:val="28"/>
-        </w:rPr>
-      </w:pPr>
-      <w:r>
-        <w:rPr>
-          <w:rFonts w:ascii="Times New Roman" w:hAnsi="Times New Roman" w:cs="Times New Roman"/>
-          <w:sz w:val="28"/>
-          <w:szCs w:val="28"/>
-        </w:rPr>
-        <w:t>возможность добавления новых функций</w:t>
-      </w:r>
-    </w:p>
-    <w:p>
-      <w:pPr>
+        <w:spacing w:before="360" w:after="240" w:line="240" w:lineRule="auto"/>
+        <w:jc w:val="center"/>
         <w:rPr>
           <w:rFonts w:ascii="Times New Roman" w:hAnsi="Times New Roman"/>
           <w:b/>
@@ -3857,45 +1249,18 @@
           <w:szCs w:val="28"/>
         </w:rPr>
       </w:pPr>
-    </w:p>
-    <w:p>
-      <w:pPr>
-        <w:pStyle w:val="a3"/>
-        <w:spacing w:after="0" w:line="240" w:lineRule="auto"/>
-        <w:ind w:left="0"/>
+      <w:r>
         <w:rPr>
           <w:rFonts w:ascii="Times New Roman" w:hAnsi="Times New Roman"/>
           <w:b/>
           <w:sz w:val="28"/>
           <w:szCs w:val="28"/>
         </w:rPr>
-      </w:pPr>
-    </w:p>
-    <w:p>
-      <w:pPr>
-        <w:pStyle w:val="a3"/>
-        <w:spacing w:after="0" w:line="240" w:lineRule="auto"/>
-        <w:ind w:left="0"/>
-        <w:jc w:val="center"/>
-        <w:rPr>
-          <w:rFonts w:ascii="Times New Roman" w:hAnsi="Times New Roman"/>
-          <w:b/>
-          <w:sz w:val="28"/>
-          <w:szCs w:val="28"/>
-        </w:rPr>
-      </w:pPr>
-      <w:r>
-        <w:rPr>
-          <w:rFonts w:ascii="Times New Roman" w:hAnsi="Times New Roman"/>
-          <w:b/>
-          <w:sz w:val="28"/>
-          <w:szCs w:val="28"/>
-        </w:rPr>
         <w:drawing>
-          <wp:inline distT="0" distB="0" distL="0" distR="0" wp14:anchorId="3D5F6CB8" wp14:editId="33D2D320">
-            <wp:extent cx="5940425" cy="3735705"/>
-            <wp:effectExtent l="0" t="0" r="3175" b="0"/>
-            <wp:docPr id="5" name="Рисунок 5"/>
+          <wp:inline distT="0" distB="0" distL="0" distR="0" wp14:anchorId="0995848D" wp14:editId="506AAF9B">
+            <wp:extent cx="3755118" cy="6210935"/>
+            <wp:effectExtent l="0" t="0" r="0" b="0"/>
+            <wp:docPr id="1" name="Рисунок 1"/>
             <wp:cNvGraphicFramePr>
               <a:graphicFrameLocks xmlns:a="http://schemas.openxmlformats.org/drawingml/2006/main" noChangeAspect="1"/>
             </wp:cNvGraphicFramePr>
@@ -3915,7 +1280,7 @@
                   <pic:spPr>
                     <a:xfrm>
                       <a:off x="0" y="0"/>
-                      <a:ext cx="5947958" cy="3740442"/>
+                      <a:ext cx="3766516" cy="6229787"/>
                     </a:xfrm>
                     <a:prstGeom prst="rect">
                       <a:avLst/>
@@ -3930,9 +1295,7 @@
     </w:p>
     <w:p>
       <w:pPr>
-        <w:pStyle w:val="a3"/>
-        <w:spacing w:after="0" w:line="240" w:lineRule="auto"/>
-        <w:ind w:left="0"/>
+        <w:spacing w:after="0" w:line="360" w:lineRule="auto"/>
         <w:jc w:val="center"/>
         <w:rPr>
           <w:rFonts w:ascii="Times New Roman" w:hAnsi="Times New Roman"/>
@@ -3948,26 +1311,514 @@
           <w:sz w:val="28"/>
           <w:szCs w:val="28"/>
         </w:rPr>
-        <w:t xml:space="preserve">Рисунок </w:t>
-      </w:r>
-      <w:r>
+        <w:t>Рисунок 3 – Диаграмма классов</w:t>
+      </w:r>
+    </w:p>
+    <w:p>
+      <w:pPr>
+        <w:spacing w:after="0" w:line="360" w:lineRule="auto"/>
+        <w:jc w:val="center"/>
         <w:rPr>
           <w:rFonts w:ascii="Times New Roman" w:hAnsi="Times New Roman"/>
           <w:bCs/>
           <w:sz w:val="28"/>
           <w:szCs w:val="28"/>
         </w:rPr>
-        <w:t>3</w:t>
-      </w:r>
-      <w:r>
-        <w:rPr>
-          <w:rFonts w:ascii="Times New Roman" w:hAnsi="Times New Roman"/>
+      </w:pPr>
+    </w:p>
+    <w:p>
+      <w:pPr>
+        <w:pStyle w:val="a3"/>
+        <w:numPr>
+          <w:ilvl w:val="0"/>
+          <w:numId w:val="35"/>
+        </w:numPr>
+        <w:tabs>
+          <w:tab w:val="left" w:pos="1134"/>
+        </w:tabs>
+        <w:spacing w:after="0" w:line="360" w:lineRule="auto"/>
+        <w:ind w:left="0" w:firstLine="709"/>
+        <w:jc w:val="both"/>
+        <w:rPr>
+          <w:rFonts w:ascii="Times New Roman" w:eastAsia="Times New Roman" w:hAnsi="Times New Roman" w:cs="Times New Roman"/>
+          <w:sz w:val="28"/>
+          <w:szCs w:val="28"/>
+          <w:lang w:eastAsia="ru-RU"/>
+        </w:rPr>
+      </w:pPr>
+      <w:r>
+        <w:rPr>
+          <w:rFonts w:ascii="Times New Roman" w:eastAsia="Times New Roman" w:hAnsi="Times New Roman" w:cs="Times New Roman"/>
+          <w:sz w:val="28"/>
+          <w:szCs w:val="28"/>
+          <w:lang w:eastAsia="ru-RU"/>
+        </w:rPr>
+        <w:t>В данной диаграмме классов представлена структура данных системы и взаимосвязи между основными сущностями.</w:t>
+      </w:r>
+    </w:p>
+    <w:p>
+      <w:pPr>
+        <w:pStyle w:val="a3"/>
+        <w:numPr>
+          <w:ilvl w:val="0"/>
+          <w:numId w:val="35"/>
+        </w:numPr>
+        <w:tabs>
+          <w:tab w:val="left" w:pos="1134"/>
+        </w:tabs>
+        <w:spacing w:after="0" w:line="360" w:lineRule="auto"/>
+        <w:ind w:left="0" w:firstLine="709"/>
+        <w:jc w:val="both"/>
+        <w:rPr>
+          <w:rFonts w:ascii="Times New Roman" w:eastAsia="Times New Roman" w:hAnsi="Times New Roman" w:cs="Times New Roman"/>
+          <w:sz w:val="28"/>
+          <w:szCs w:val="28"/>
+          <w:lang w:eastAsia="ru-RU"/>
+        </w:rPr>
+      </w:pPr>
+      <w:r>
+        <w:rPr>
+          <w:rFonts w:ascii="Times New Roman" w:eastAsia="Times New Roman" w:hAnsi="Times New Roman" w:cs="Times New Roman"/>
+          <w:sz w:val="28"/>
+          <w:szCs w:val="28"/>
+          <w:lang w:eastAsia="ru-RU"/>
+        </w:rPr>
+        <w:t>Основными сущностями являются "Пользователь" и "Сделка". Класс "Пользователь" содержит информацию об учетной записи: идентификатор, электронную почту, зашифрованный пароль, статус активности и дату создания.</w:t>
+      </w:r>
+    </w:p>
+    <w:p>
+      <w:pPr>
+        <w:pStyle w:val="a3"/>
+        <w:numPr>
+          <w:ilvl w:val="0"/>
+          <w:numId w:val="35"/>
+        </w:numPr>
+        <w:tabs>
+          <w:tab w:val="left" w:pos="1134"/>
+        </w:tabs>
+        <w:spacing w:after="0" w:line="360" w:lineRule="auto"/>
+        <w:ind w:left="0" w:firstLine="709"/>
+        <w:jc w:val="both"/>
+        <w:rPr>
+          <w:rFonts w:ascii="Times New Roman" w:eastAsia="Times New Roman" w:hAnsi="Times New Roman" w:cs="Times New Roman"/>
+          <w:sz w:val="28"/>
+          <w:szCs w:val="28"/>
+          <w:lang w:eastAsia="ru-RU"/>
+        </w:rPr>
+      </w:pPr>
+      <w:r>
+        <w:rPr>
+          <w:rFonts w:ascii="Times New Roman" w:eastAsia="Times New Roman" w:hAnsi="Times New Roman" w:cs="Times New Roman"/>
+          <w:sz w:val="28"/>
+          <w:szCs w:val="28"/>
+          <w:lang w:eastAsia="ru-RU"/>
+        </w:rPr>
+        <w:lastRenderedPageBreak/>
+        <w:t xml:space="preserve">Класс "Сделка" содержит информацию о торговых операциях пользователя, включая дату сделки, актив, направление (покупка или продажа), результат, сумму, коэффициент риск/прибыль, комментарий, </w:t>
+      </w:r>
+      <w:proofErr w:type="spellStart"/>
+      <w:r>
+        <w:rPr>
+          <w:rFonts w:ascii="Times New Roman" w:eastAsia="Times New Roman" w:hAnsi="Times New Roman" w:cs="Times New Roman"/>
+          <w:sz w:val="28"/>
+          <w:szCs w:val="28"/>
+          <w:lang w:eastAsia="ru-RU"/>
+        </w:rPr>
+        <w:t>таймфрейм</w:t>
+      </w:r>
+      <w:proofErr w:type="spellEnd"/>
+      <w:r>
+        <w:rPr>
+          <w:rFonts w:ascii="Times New Roman" w:eastAsia="Times New Roman" w:hAnsi="Times New Roman" w:cs="Times New Roman"/>
+          <w:sz w:val="28"/>
+          <w:szCs w:val="28"/>
+          <w:lang w:eastAsia="ru-RU"/>
+        </w:rPr>
+        <w:t>, цену и дату создания записи.</w:t>
+      </w:r>
+    </w:p>
+    <w:p>
+      <w:pPr>
+        <w:pStyle w:val="a3"/>
+        <w:numPr>
+          <w:ilvl w:val="0"/>
+          <w:numId w:val="35"/>
+        </w:numPr>
+        <w:tabs>
+          <w:tab w:val="left" w:pos="1134"/>
+        </w:tabs>
+        <w:spacing w:after="0" w:line="360" w:lineRule="auto"/>
+        <w:ind w:left="0" w:firstLine="709"/>
+        <w:jc w:val="both"/>
+        <w:rPr>
+          <w:rFonts w:ascii="Times New Roman" w:eastAsia="Times New Roman" w:hAnsi="Times New Roman" w:cs="Times New Roman"/>
+          <w:sz w:val="28"/>
+          <w:szCs w:val="28"/>
+          <w:lang w:eastAsia="ru-RU"/>
+        </w:rPr>
+      </w:pPr>
+      <w:r>
+        <w:rPr>
+          <w:rFonts w:ascii="Times New Roman" w:eastAsia="Times New Roman" w:hAnsi="Times New Roman" w:cs="Times New Roman"/>
+          <w:sz w:val="28"/>
+          <w:szCs w:val="28"/>
+          <w:lang w:eastAsia="ru-RU"/>
+        </w:rPr>
+        <w:t xml:space="preserve">Между классами установлена связь "один ко многим": один пользователь может иметь множество сделок, при этом каждая сделка принадлежит только одному пользователю. Связь реализуется через внешний ключ </w:t>
+      </w:r>
+      <w:proofErr w:type="spellStart"/>
+      <w:r>
+        <w:rPr>
+          <w:rFonts w:ascii="Times New Roman" w:eastAsia="Times New Roman" w:hAnsi="Times New Roman" w:cs="Times New Roman"/>
+          <w:sz w:val="28"/>
+          <w:szCs w:val="28"/>
+          <w:lang w:eastAsia="ru-RU"/>
+        </w:rPr>
+        <w:t>user_id</w:t>
+      </w:r>
+      <w:proofErr w:type="spellEnd"/>
+      <w:r>
+        <w:rPr>
+          <w:rFonts w:ascii="Times New Roman" w:eastAsia="Times New Roman" w:hAnsi="Times New Roman" w:cs="Times New Roman"/>
+          <w:sz w:val="28"/>
+          <w:szCs w:val="28"/>
+          <w:lang w:eastAsia="ru-RU"/>
+        </w:rPr>
+        <w:t xml:space="preserve"> в таблице сделок.</w:t>
+      </w:r>
+    </w:p>
+    <w:p>
+      <w:pPr>
+        <w:pStyle w:val="a3"/>
+        <w:numPr>
+          <w:ilvl w:val="0"/>
+          <w:numId w:val="35"/>
+        </w:numPr>
+        <w:tabs>
+          <w:tab w:val="left" w:pos="1134"/>
+        </w:tabs>
+        <w:spacing w:after="0" w:line="360" w:lineRule="auto"/>
+        <w:ind w:left="0" w:firstLine="709"/>
+        <w:jc w:val="both"/>
+        <w:rPr>
+          <w:rFonts w:ascii="Times New Roman" w:eastAsia="Times New Roman" w:hAnsi="Times New Roman" w:cs="Times New Roman"/>
+          <w:sz w:val="28"/>
+          <w:szCs w:val="28"/>
+          <w:lang w:eastAsia="ru-RU"/>
+        </w:rPr>
+      </w:pPr>
+      <w:r>
+        <w:rPr>
+          <w:rFonts w:ascii="Times New Roman" w:eastAsia="Times New Roman" w:hAnsi="Times New Roman" w:cs="Times New Roman"/>
+          <w:sz w:val="28"/>
+          <w:szCs w:val="28"/>
+          <w:lang w:eastAsia="ru-RU"/>
+        </w:rPr>
+        <w:t>Диаграмма отражает логическую структуру базы данных и используется для понимания того, как хранятся и связаны данные в системе.</w:t>
+      </w:r>
+    </w:p>
+    <w:p>
+      <w:pPr>
+        <w:rPr>
+          <w:rFonts w:ascii="Times New Roman" w:hAnsi="Times New Roman" w:cs="Times New Roman"/>
+          <w:b/>
+          <w:sz w:val="28"/>
+          <w:szCs w:val="28"/>
+        </w:rPr>
+      </w:pPr>
+    </w:p>
+    <w:p>
+      <w:pPr>
+        <w:pStyle w:val="a3"/>
+        <w:numPr>
+          <w:ilvl w:val="0"/>
+          <w:numId w:val="21"/>
+        </w:numPr>
+        <w:tabs>
+          <w:tab w:val="left" w:pos="1134"/>
+        </w:tabs>
+        <w:spacing w:after="0" w:line="360" w:lineRule="auto"/>
+        <w:ind w:left="0" w:firstLine="709"/>
+        <w:jc w:val="both"/>
+        <w:rPr>
+          <w:rFonts w:ascii="Times New Roman" w:hAnsi="Times New Roman" w:cs="Times New Roman"/>
+          <w:b/>
+          <w:sz w:val="28"/>
+          <w:szCs w:val="28"/>
+        </w:rPr>
+      </w:pPr>
+      <w:r>
+        <w:rPr>
+          <w:rFonts w:ascii="Times New Roman" w:hAnsi="Times New Roman" w:cs="Times New Roman"/>
+          <w:b/>
+          <w:sz w:val="28"/>
+          <w:szCs w:val="28"/>
+        </w:rPr>
+        <w:t>Реализация архитектуры системы</w:t>
+      </w:r>
+    </w:p>
+    <w:p>
+      <w:pPr>
+        <w:tabs>
+          <w:tab w:val="left" w:pos="1134"/>
+        </w:tabs>
+        <w:spacing w:after="0" w:line="360" w:lineRule="auto"/>
+        <w:jc w:val="center"/>
+        <w:rPr>
+          <w:rFonts w:ascii="Times New Roman" w:hAnsi="Times New Roman" w:cs="Times New Roman"/>
+          <w:b/>
+          <w:sz w:val="28"/>
+          <w:szCs w:val="28"/>
+        </w:rPr>
+      </w:pPr>
+      <w:r>
+        <w:rPr>
+          <w:rFonts w:ascii="Times New Roman" w:hAnsi="Times New Roman" w:cs="Times New Roman"/>
+          <w:b/>
+          <w:sz w:val="28"/>
+          <w:szCs w:val="28"/>
+        </w:rPr>
+        <w:drawing>
+          <wp:inline distT="0" distB="0" distL="0" distR="0" wp14:anchorId="6D960D90" wp14:editId="5E261737">
+            <wp:extent cx="5940425" cy="3848100"/>
+            <wp:effectExtent l="0" t="0" r="1270" b="1270"/>
+            <wp:docPr id="8" name="Рисунок 8"/>
+            <wp:cNvGraphicFramePr>
+              <a:graphicFrameLocks xmlns:a="http://schemas.openxmlformats.org/drawingml/2006/main" noChangeAspect="1"/>
+            </wp:cNvGraphicFramePr>
+            <a:graphic xmlns:a="http://schemas.openxmlformats.org/drawingml/2006/main">
+              <a:graphicData uri="http://schemas.openxmlformats.org/drawingml/2006/picture">
+                <pic:pic xmlns:pic="http://schemas.openxmlformats.org/drawingml/2006/picture">
+                  <pic:nvPicPr>
+                    <pic:cNvPr id="1" name=""/>
+                    <pic:cNvPicPr/>
+                  </pic:nvPicPr>
+                  <pic:blipFill>
+                    <a:blip r:embed="rId8"/>
+                    <a:stretch>
+                      <a:fillRect/>
+                    </a:stretch>
+                  </pic:blipFill>
+                  <pic:spPr>
+                    <a:xfrm>
+                      <a:off x="0" y="0"/>
+                      <a:ext cx="5940425" cy="3848100"/>
+                    </a:xfrm>
+                    <a:prstGeom prst="rect">
+                      <a:avLst/>
+                    </a:prstGeom>
+                  </pic:spPr>
+                </pic:pic>
+              </a:graphicData>
+            </a:graphic>
+          </wp:inline>
+        </w:drawing>
+      </w:r>
+    </w:p>
+    <w:p>
+      <w:pPr>
+        <w:tabs>
+          <w:tab w:val="left" w:pos="1134"/>
+        </w:tabs>
+        <w:spacing w:after="0" w:line="360" w:lineRule="auto"/>
+        <w:jc w:val="center"/>
+        <w:rPr>
+          <w:rFonts w:ascii="Times New Roman" w:hAnsi="Times New Roman" w:cs="Times New Roman"/>
           <w:bCs/>
           <w:sz w:val="28"/>
           <w:szCs w:val="28"/>
         </w:rPr>
-        <w:t xml:space="preserve"> – Диаграмма последовательности</w:t>
-      </w:r>
+      </w:pPr>
+      <w:r>
+        <w:rPr>
+          <w:rFonts w:ascii="Times New Roman" w:hAnsi="Times New Roman" w:cs="Times New Roman"/>
+          <w:bCs/>
+          <w:sz w:val="28"/>
+          <w:szCs w:val="28"/>
+        </w:rPr>
+        <w:t>Рисунок 4 – Диаграмма последовательности</w:t>
+      </w:r>
+    </w:p>
+    <w:p>
+      <w:pPr>
+        <w:tabs>
+          <w:tab w:val="left" w:pos="1134"/>
+        </w:tabs>
+        <w:spacing w:after="0" w:line="360" w:lineRule="auto"/>
+        <w:jc w:val="center"/>
+        <w:rPr>
+          <w:rFonts w:ascii="Times New Roman" w:hAnsi="Times New Roman" w:cs="Times New Roman"/>
+          <w:bCs/>
+          <w:sz w:val="28"/>
+          <w:szCs w:val="28"/>
+        </w:rPr>
+      </w:pPr>
+    </w:p>
+    <w:p>
+      <w:pPr>
+        <w:pStyle w:val="a3"/>
+        <w:numPr>
+          <w:ilvl w:val="0"/>
+          <w:numId w:val="36"/>
+        </w:numPr>
+        <w:tabs>
+          <w:tab w:val="left" w:pos="1134"/>
+        </w:tabs>
+        <w:spacing w:after="0" w:line="360" w:lineRule="auto"/>
+        <w:ind w:left="0" w:firstLine="709"/>
+        <w:jc w:val="both"/>
+        <w:rPr>
+          <w:rFonts w:ascii="Times New Roman" w:eastAsia="Times New Roman" w:hAnsi="Times New Roman" w:cs="Times New Roman"/>
+          <w:sz w:val="28"/>
+          <w:szCs w:val="28"/>
+          <w:lang w:eastAsia="ru-RU"/>
+        </w:rPr>
+      </w:pPr>
+      <w:r>
+        <w:rPr>
+          <w:rFonts w:ascii="Times New Roman" w:eastAsia="Times New Roman" w:hAnsi="Times New Roman" w:cs="Times New Roman"/>
+          <w:sz w:val="28"/>
+          <w:szCs w:val="28"/>
+          <w:lang w:eastAsia="ru-RU"/>
+        </w:rPr>
+        <w:t>В данной диаграмме последовательности показан процесс взаимодействия компонентов системы при добавлении новой сделки.</w:t>
+      </w:r>
+    </w:p>
+    <w:p>
+      <w:pPr>
+        <w:pStyle w:val="a3"/>
+        <w:numPr>
+          <w:ilvl w:val="0"/>
+          <w:numId w:val="36"/>
+        </w:numPr>
+        <w:tabs>
+          <w:tab w:val="left" w:pos="1134"/>
+        </w:tabs>
+        <w:spacing w:after="0" w:line="360" w:lineRule="auto"/>
+        <w:ind w:left="0" w:firstLine="709"/>
+        <w:jc w:val="both"/>
+        <w:rPr>
+          <w:rFonts w:ascii="Times New Roman" w:eastAsia="Times New Roman" w:hAnsi="Times New Roman" w:cs="Times New Roman"/>
+          <w:sz w:val="28"/>
+          <w:szCs w:val="28"/>
+          <w:lang w:eastAsia="ru-RU"/>
+        </w:rPr>
+      </w:pPr>
+      <w:r>
+        <w:rPr>
+          <w:rFonts w:ascii="Times New Roman" w:eastAsia="Times New Roman" w:hAnsi="Times New Roman" w:cs="Times New Roman"/>
+          <w:sz w:val="28"/>
+          <w:szCs w:val="28"/>
+          <w:lang w:eastAsia="ru-RU"/>
+        </w:rPr>
+        <w:lastRenderedPageBreak/>
+        <w:t>Пользователь отправляет запрос на создание сделки, передавая данные сделки и JWT-токен для аутентификации. Запрос поступает в API-приложение, которое перенаправляет его в соответствующий роутер.</w:t>
+      </w:r>
+    </w:p>
+    <w:p>
+      <w:pPr>
+        <w:pStyle w:val="a3"/>
+        <w:numPr>
+          <w:ilvl w:val="0"/>
+          <w:numId w:val="36"/>
+        </w:numPr>
+        <w:tabs>
+          <w:tab w:val="left" w:pos="1134"/>
+        </w:tabs>
+        <w:spacing w:after="0" w:line="360" w:lineRule="auto"/>
+        <w:ind w:left="0" w:firstLine="709"/>
+        <w:jc w:val="both"/>
+        <w:rPr>
+          <w:rFonts w:ascii="Times New Roman" w:eastAsia="Times New Roman" w:hAnsi="Times New Roman" w:cs="Times New Roman"/>
+          <w:sz w:val="28"/>
+          <w:szCs w:val="28"/>
+          <w:lang w:eastAsia="ru-RU"/>
+        </w:rPr>
+      </w:pPr>
+      <w:r>
+        <w:rPr>
+          <w:rFonts w:ascii="Times New Roman" w:eastAsia="Times New Roman" w:hAnsi="Times New Roman" w:cs="Times New Roman"/>
+          <w:sz w:val="28"/>
+          <w:szCs w:val="28"/>
+          <w:lang w:eastAsia="ru-RU"/>
+        </w:rPr>
+        <w:t>Роутер обрабатывает запрос и вызывает сервисный слой, передавая данные сделки и идентификатор текущего пользователя. Сервис формирует объект сделки и инициирует его сохранение в базе данных.</w:t>
+      </w:r>
+    </w:p>
+    <w:p>
+      <w:pPr>
+        <w:pStyle w:val="a3"/>
+        <w:numPr>
+          <w:ilvl w:val="0"/>
+          <w:numId w:val="36"/>
+        </w:numPr>
+        <w:tabs>
+          <w:tab w:val="left" w:pos="1134"/>
+        </w:tabs>
+        <w:spacing w:after="0" w:line="360" w:lineRule="auto"/>
+        <w:ind w:left="0" w:firstLine="709"/>
+        <w:jc w:val="both"/>
+        <w:rPr>
+          <w:rFonts w:ascii="Times New Roman" w:eastAsia="Times New Roman" w:hAnsi="Times New Roman" w:cs="Times New Roman"/>
+          <w:sz w:val="28"/>
+          <w:szCs w:val="28"/>
+          <w:lang w:eastAsia="ru-RU"/>
+        </w:rPr>
+      </w:pPr>
+      <w:r>
+        <w:rPr>
+          <w:rFonts w:ascii="Times New Roman" w:eastAsia="Times New Roman" w:hAnsi="Times New Roman" w:cs="Times New Roman"/>
+          <w:sz w:val="28"/>
+          <w:szCs w:val="28"/>
+          <w:lang w:eastAsia="ru-RU"/>
+        </w:rPr>
+        <w:t>База данных подтверждает успешное сохранение, после чего результат возвращается обратно по цепочке: от сервиса к роутеру, затем к API и, в конечном итоге, к пользователю.</w:t>
+      </w:r>
+    </w:p>
+    <w:p>
+      <w:pPr>
+        <w:pStyle w:val="a3"/>
+        <w:numPr>
+          <w:ilvl w:val="0"/>
+          <w:numId w:val="36"/>
+        </w:numPr>
+        <w:tabs>
+          <w:tab w:val="left" w:pos="1134"/>
+        </w:tabs>
+        <w:spacing w:after="0" w:line="360" w:lineRule="auto"/>
+        <w:ind w:left="0" w:firstLine="709"/>
+        <w:jc w:val="both"/>
+        <w:rPr>
+          <w:rFonts w:ascii="Times New Roman" w:eastAsia="Times New Roman" w:hAnsi="Times New Roman" w:cs="Times New Roman"/>
+          <w:sz w:val="28"/>
+          <w:szCs w:val="28"/>
+          <w:lang w:eastAsia="ru-RU"/>
+        </w:rPr>
+      </w:pPr>
+      <w:r>
+        <w:rPr>
+          <w:rFonts w:ascii="Times New Roman" w:eastAsia="Times New Roman" w:hAnsi="Times New Roman" w:cs="Times New Roman"/>
+          <w:sz w:val="28"/>
+          <w:szCs w:val="28"/>
+          <w:lang w:eastAsia="ru-RU"/>
+        </w:rPr>
+        <w:t>Диаграмма наглядно демонстрирует последовательность вызовов и передачу данных между компонентами системы при выполнении операции.</w:t>
+      </w:r>
+    </w:p>
+    <w:p>
+      <w:pPr>
+        <w:tabs>
+          <w:tab w:val="left" w:pos="1134"/>
+        </w:tabs>
+        <w:spacing w:after="0" w:line="360" w:lineRule="auto"/>
+        <w:jc w:val="both"/>
+        <w:rPr>
+          <w:rFonts w:ascii="Times New Roman" w:hAnsi="Times New Roman" w:cs="Times New Roman"/>
+          <w:b/>
+          <w:sz w:val="28"/>
+          <w:szCs w:val="28"/>
+        </w:rPr>
+      </w:pPr>
     </w:p>
     <w:sectPr>
       <w:pgSz w:w="11906" w:h="16838"/>
@@ -4071,6 +1922,92 @@
     </w:lvl>
   </w:abstractNum>
   <w:abstractNum w:abstractNumId="1" w15:restartNumberingAfterBreak="0">
+    <w:nsid w:val="135E2775"/>
+    <w:multiLevelType w:val="hybridMultilevel"/>
+    <w:tmpl w:val="FC54E728"/>
+    <w:lvl w:ilvl="0" w:tplc="0419000F">
+      <w:start w:val="1"/>
+      <w:numFmt w:val="decimal"/>
+      <w:lvlText w:val="%1."/>
+      <w:lvlJc w:val="left"/>
+      <w:pPr>
+        <w:ind w:left="720" w:hanging="360"/>
+      </w:pPr>
+    </w:lvl>
+    <w:lvl w:ilvl="1" w:tplc="04190019" w:tentative="1">
+      <w:start w:val="1"/>
+      <w:numFmt w:val="lowerLetter"/>
+      <w:lvlText w:val="%2."/>
+      <w:lvlJc w:val="left"/>
+      <w:pPr>
+        <w:ind w:left="1440" w:hanging="360"/>
+      </w:pPr>
+    </w:lvl>
+    <w:lvl w:ilvl="2" w:tplc="0419001B" w:tentative="1">
+      <w:start w:val="1"/>
+      <w:numFmt w:val="lowerRoman"/>
+      <w:lvlText w:val="%3."/>
+      <w:lvlJc w:val="right"/>
+      <w:pPr>
+        <w:ind w:left="2160" w:hanging="180"/>
+      </w:pPr>
+    </w:lvl>
+    <w:lvl w:ilvl="3" w:tplc="0419000F" w:tentative="1">
+      <w:start w:val="1"/>
+      <w:numFmt w:val="decimal"/>
+      <w:lvlText w:val="%4."/>
+      <w:lvlJc w:val="left"/>
+      <w:pPr>
+        <w:ind w:left="2880" w:hanging="360"/>
+      </w:pPr>
+    </w:lvl>
+    <w:lvl w:ilvl="4" w:tplc="04190019" w:tentative="1">
+      <w:start w:val="1"/>
+      <w:numFmt w:val="lowerLetter"/>
+      <w:lvlText w:val="%5."/>
+      <w:lvlJc w:val="left"/>
+      <w:pPr>
+        <w:ind w:left="3600" w:hanging="360"/>
+      </w:pPr>
+    </w:lvl>
+    <w:lvl w:ilvl="5" w:tplc="0419001B" w:tentative="1">
+      <w:start w:val="1"/>
+      <w:numFmt w:val="lowerRoman"/>
+      <w:lvlText w:val="%6."/>
+      <w:lvlJc w:val="right"/>
+      <w:pPr>
+        <w:ind w:left="4320" w:hanging="180"/>
+      </w:pPr>
+    </w:lvl>
+    <w:lvl w:ilvl="6" w:tplc="0419000F" w:tentative="1">
+      <w:start w:val="1"/>
+      <w:numFmt w:val="decimal"/>
+      <w:lvlText w:val="%7."/>
+      <w:lvlJc w:val="left"/>
+      <w:pPr>
+        <w:ind w:left="5040" w:hanging="360"/>
+      </w:pPr>
+    </w:lvl>
+    <w:lvl w:ilvl="7" w:tplc="04190019" w:tentative="1">
+      <w:start w:val="1"/>
+      <w:numFmt w:val="lowerLetter"/>
+      <w:lvlText w:val="%8."/>
+      <w:lvlJc w:val="left"/>
+      <w:pPr>
+        <w:ind w:left="5760" w:hanging="360"/>
+      </w:pPr>
+    </w:lvl>
+    <w:lvl w:ilvl="8" w:tplc="0419001B" w:tentative="1">
+      <w:start w:val="1"/>
+      <w:numFmt w:val="lowerRoman"/>
+      <w:lvlText w:val="%9."/>
+      <w:lvlJc w:val="right"/>
+      <w:pPr>
+        <w:ind w:left="6480" w:hanging="180"/>
+      </w:pPr>
+    </w:lvl>
+  </w:abstractNum>
+  <w:abstractNum w:abstractNumId="2" w15:restartNumberingAfterBreak="0">
     <w:nsid w:val="14925430"/>
     <w:multiLevelType w:val="hybridMultilevel"/>
     <w:tmpl w:val="6C2C4114"/>
@@ -4159,7 +2096,7 @@
       </w:pPr>
     </w:lvl>
   </w:abstractNum>
-  <w:abstractNum w:abstractNumId="2" w15:restartNumberingAfterBreak="0">
+  <w:abstractNum w:abstractNumId="3" w15:restartNumberingAfterBreak="0">
     <w:nsid w:val="14AD64A2"/>
     <w:multiLevelType w:val="multilevel"/>
     <w:tmpl w:val="CD944C2C"/>
@@ -4277,7 +2214,7 @@
       </w:pPr>
     </w:lvl>
   </w:abstractNum>
-  <w:abstractNum w:abstractNumId="3" w15:restartNumberingAfterBreak="0">
+  <w:abstractNum w:abstractNumId="4" w15:restartNumberingAfterBreak="0">
     <w:nsid w:val="14BE032C"/>
     <w:multiLevelType w:val="multilevel"/>
     <w:tmpl w:val="4782D45C"/>
@@ -4428,7 +2365,7 @@
       </w:rPr>
     </w:lvl>
   </w:abstractNum>
-  <w:abstractNum w:abstractNumId="4" w15:restartNumberingAfterBreak="0">
+  <w:abstractNum w:abstractNumId="5" w15:restartNumberingAfterBreak="0">
     <w:nsid w:val="17E60671"/>
     <w:multiLevelType w:val="multilevel"/>
     <w:tmpl w:val="E48C5F8C"/>
@@ -4578,7 +2515,93 @@
       </w:rPr>
     </w:lvl>
   </w:abstractNum>
-  <w:abstractNum w:abstractNumId="5" w15:restartNumberingAfterBreak="0">
+  <w:abstractNum w:abstractNumId="6" w15:restartNumberingAfterBreak="0">
+    <w:nsid w:val="198069E9"/>
+    <w:multiLevelType w:val="hybridMultilevel"/>
+    <w:tmpl w:val="A1B64238"/>
+    <w:lvl w:ilvl="0" w:tplc="0419000F">
+      <w:start w:val="1"/>
+      <w:numFmt w:val="decimal"/>
+      <w:lvlText w:val="%1."/>
+      <w:lvlJc w:val="left"/>
+      <w:pPr>
+        <w:ind w:left="720" w:hanging="360"/>
+      </w:pPr>
+    </w:lvl>
+    <w:lvl w:ilvl="1" w:tplc="04190019" w:tentative="1">
+      <w:start w:val="1"/>
+      <w:numFmt w:val="lowerLetter"/>
+      <w:lvlText w:val="%2."/>
+      <w:lvlJc w:val="left"/>
+      <w:pPr>
+        <w:ind w:left="1440" w:hanging="360"/>
+      </w:pPr>
+    </w:lvl>
+    <w:lvl w:ilvl="2" w:tplc="0419001B" w:tentative="1">
+      <w:start w:val="1"/>
+      <w:numFmt w:val="lowerRoman"/>
+      <w:lvlText w:val="%3."/>
+      <w:lvlJc w:val="right"/>
+      <w:pPr>
+        <w:ind w:left="2160" w:hanging="180"/>
+      </w:pPr>
+    </w:lvl>
+    <w:lvl w:ilvl="3" w:tplc="0419000F" w:tentative="1">
+      <w:start w:val="1"/>
+      <w:numFmt w:val="decimal"/>
+      <w:lvlText w:val="%4."/>
+      <w:lvlJc w:val="left"/>
+      <w:pPr>
+        <w:ind w:left="2880" w:hanging="360"/>
+      </w:pPr>
+    </w:lvl>
+    <w:lvl w:ilvl="4" w:tplc="04190019" w:tentative="1">
+      <w:start w:val="1"/>
+      <w:numFmt w:val="lowerLetter"/>
+      <w:lvlText w:val="%5."/>
+      <w:lvlJc w:val="left"/>
+      <w:pPr>
+        <w:ind w:left="3600" w:hanging="360"/>
+      </w:pPr>
+    </w:lvl>
+    <w:lvl w:ilvl="5" w:tplc="0419001B" w:tentative="1">
+      <w:start w:val="1"/>
+      <w:numFmt w:val="lowerRoman"/>
+      <w:lvlText w:val="%6."/>
+      <w:lvlJc w:val="right"/>
+      <w:pPr>
+        <w:ind w:left="4320" w:hanging="180"/>
+      </w:pPr>
+    </w:lvl>
+    <w:lvl w:ilvl="6" w:tplc="0419000F" w:tentative="1">
+      <w:start w:val="1"/>
+      <w:numFmt w:val="decimal"/>
+      <w:lvlText w:val="%7."/>
+      <w:lvlJc w:val="left"/>
+      <w:pPr>
+        <w:ind w:left="5040" w:hanging="360"/>
+      </w:pPr>
+    </w:lvl>
+    <w:lvl w:ilvl="7" w:tplc="04190019" w:tentative="1">
+      <w:start w:val="1"/>
+      <w:numFmt w:val="lowerLetter"/>
+      <w:lvlText w:val="%8."/>
+      <w:lvlJc w:val="left"/>
+      <w:pPr>
+        <w:ind w:left="5760" w:hanging="360"/>
+      </w:pPr>
+    </w:lvl>
+    <w:lvl w:ilvl="8" w:tplc="0419001B" w:tentative="1">
+      <w:start w:val="1"/>
+      <w:numFmt w:val="lowerRoman"/>
+      <w:lvlText w:val="%9."/>
+      <w:lvlJc w:val="right"/>
+      <w:pPr>
+        <w:ind w:left="6480" w:hanging="180"/>
+      </w:pPr>
+    </w:lvl>
+  </w:abstractNum>
+  <w:abstractNum w:abstractNumId="7" w15:restartNumberingAfterBreak="0">
     <w:nsid w:val="24743544"/>
     <w:multiLevelType w:val="multilevel"/>
     <w:tmpl w:val="3F7246E2"/>
@@ -4695,7 +2718,7 @@
       </w:pPr>
     </w:lvl>
   </w:abstractNum>
-  <w:abstractNum w:abstractNumId="6" w15:restartNumberingAfterBreak="0">
+  <w:abstractNum w:abstractNumId="8" w15:restartNumberingAfterBreak="0">
     <w:nsid w:val="25D33FF0"/>
     <w:multiLevelType w:val="multilevel"/>
     <w:tmpl w:val="15AA5AE4"/>
@@ -4844,7 +2867,7 @@
       </w:rPr>
     </w:lvl>
   </w:abstractNum>
-  <w:abstractNum w:abstractNumId="7" w15:restartNumberingAfterBreak="0">
+  <w:abstractNum w:abstractNumId="9" w15:restartNumberingAfterBreak="0">
     <w:nsid w:val="2E720983"/>
     <w:multiLevelType w:val="multilevel"/>
     <w:tmpl w:val="381AB080"/>
@@ -4993,7 +3016,7 @@
       </w:rPr>
     </w:lvl>
   </w:abstractNum>
-  <w:abstractNum w:abstractNumId="8" w15:restartNumberingAfterBreak="0">
+  <w:abstractNum w:abstractNumId="10" w15:restartNumberingAfterBreak="0">
     <w:nsid w:val="32C44934"/>
     <w:multiLevelType w:val="multilevel"/>
     <w:tmpl w:val="E48C5F8C"/>
@@ -5143,7 +3166,93 @@
       </w:rPr>
     </w:lvl>
   </w:abstractNum>
-  <w:abstractNum w:abstractNumId="9" w15:restartNumberingAfterBreak="0">
+  <w:abstractNum w:abstractNumId="11" w15:restartNumberingAfterBreak="0">
+    <w:nsid w:val="347B20F4"/>
+    <w:multiLevelType w:val="hybridMultilevel"/>
+    <w:tmpl w:val="AB34664A"/>
+    <w:lvl w:ilvl="0" w:tplc="0419000F">
+      <w:start w:val="1"/>
+      <w:numFmt w:val="decimal"/>
+      <w:lvlText w:val="%1."/>
+      <w:lvlJc w:val="left"/>
+      <w:pPr>
+        <w:ind w:left="720" w:hanging="360"/>
+      </w:pPr>
+    </w:lvl>
+    <w:lvl w:ilvl="1" w:tplc="04190019" w:tentative="1">
+      <w:start w:val="1"/>
+      <w:numFmt w:val="lowerLetter"/>
+      <w:lvlText w:val="%2."/>
+      <w:lvlJc w:val="left"/>
+      <w:pPr>
+        <w:ind w:left="1440" w:hanging="360"/>
+      </w:pPr>
+    </w:lvl>
+    <w:lvl w:ilvl="2" w:tplc="0419001B" w:tentative="1">
+      <w:start w:val="1"/>
+      <w:numFmt w:val="lowerRoman"/>
+      <w:lvlText w:val="%3."/>
+      <w:lvlJc w:val="right"/>
+      <w:pPr>
+        <w:ind w:left="2160" w:hanging="180"/>
+      </w:pPr>
+    </w:lvl>
+    <w:lvl w:ilvl="3" w:tplc="0419000F" w:tentative="1">
+      <w:start w:val="1"/>
+      <w:numFmt w:val="decimal"/>
+      <w:lvlText w:val="%4."/>
+      <w:lvlJc w:val="left"/>
+      <w:pPr>
+        <w:ind w:left="2880" w:hanging="360"/>
+      </w:pPr>
+    </w:lvl>
+    <w:lvl w:ilvl="4" w:tplc="04190019" w:tentative="1">
+      <w:start w:val="1"/>
+      <w:numFmt w:val="lowerLetter"/>
+      <w:lvlText w:val="%5."/>
+      <w:lvlJc w:val="left"/>
+      <w:pPr>
+        <w:ind w:left="3600" w:hanging="360"/>
+      </w:pPr>
+    </w:lvl>
+    <w:lvl w:ilvl="5" w:tplc="0419001B" w:tentative="1">
+      <w:start w:val="1"/>
+      <w:numFmt w:val="lowerRoman"/>
+      <w:lvlText w:val="%6."/>
+      <w:lvlJc w:val="right"/>
+      <w:pPr>
+        <w:ind w:left="4320" w:hanging="180"/>
+      </w:pPr>
+    </w:lvl>
+    <w:lvl w:ilvl="6" w:tplc="0419000F" w:tentative="1">
+      <w:start w:val="1"/>
+      <w:numFmt w:val="decimal"/>
+      <w:lvlText w:val="%7."/>
+      <w:lvlJc w:val="left"/>
+      <w:pPr>
+        <w:ind w:left="5040" w:hanging="360"/>
+      </w:pPr>
+    </w:lvl>
+    <w:lvl w:ilvl="7" w:tplc="04190019" w:tentative="1">
+      <w:start w:val="1"/>
+      <w:numFmt w:val="lowerLetter"/>
+      <w:lvlText w:val="%8."/>
+      <w:lvlJc w:val="left"/>
+      <w:pPr>
+        <w:ind w:left="5760" w:hanging="360"/>
+      </w:pPr>
+    </w:lvl>
+    <w:lvl w:ilvl="8" w:tplc="0419001B" w:tentative="1">
+      <w:start w:val="1"/>
+      <w:numFmt w:val="lowerRoman"/>
+      <w:lvlText w:val="%9."/>
+      <w:lvlJc w:val="right"/>
+      <w:pPr>
+        <w:ind w:left="6480" w:hanging="180"/>
+      </w:pPr>
+    </w:lvl>
+  </w:abstractNum>
+  <w:abstractNum w:abstractNumId="12" w15:restartNumberingAfterBreak="0">
     <w:nsid w:val="35DE38A1"/>
     <w:multiLevelType w:val="multilevel"/>
     <w:tmpl w:val="E48C5F8C"/>
@@ -5293,7 +3402,7 @@
       </w:rPr>
     </w:lvl>
   </w:abstractNum>
-  <w:abstractNum w:abstractNumId="10" w15:restartNumberingAfterBreak="0">
+  <w:abstractNum w:abstractNumId="13" w15:restartNumberingAfterBreak="0">
     <w:nsid w:val="36A47513"/>
     <w:multiLevelType w:val="multilevel"/>
     <w:tmpl w:val="52526B24"/>
@@ -5442,7 +3551,7 @@
       </w:rPr>
     </w:lvl>
   </w:abstractNum>
-  <w:abstractNum w:abstractNumId="11" w15:restartNumberingAfterBreak="0">
+  <w:abstractNum w:abstractNumId="14" w15:restartNumberingAfterBreak="0">
     <w:nsid w:val="39610751"/>
     <w:multiLevelType w:val="multilevel"/>
     <w:tmpl w:val="E48C5F8C"/>
@@ -5592,7 +3701,7 @@
       </w:rPr>
     </w:lvl>
   </w:abstractNum>
-  <w:abstractNum w:abstractNumId="12" w15:restartNumberingAfterBreak="0">
+  <w:abstractNum w:abstractNumId="15" w15:restartNumberingAfterBreak="0">
     <w:nsid w:val="3C827C35"/>
     <w:multiLevelType w:val="multilevel"/>
     <w:tmpl w:val="E48C5F8C"/>
@@ -5742,7 +3851,93 @@
       </w:rPr>
     </w:lvl>
   </w:abstractNum>
-  <w:abstractNum w:abstractNumId="13" w15:restartNumberingAfterBreak="0">
+  <w:abstractNum w:abstractNumId="16" w15:restartNumberingAfterBreak="0">
+    <w:nsid w:val="47C924DB"/>
+    <w:multiLevelType w:val="hybridMultilevel"/>
+    <w:tmpl w:val="601C72CC"/>
+    <w:lvl w:ilvl="0" w:tplc="0419000F">
+      <w:start w:val="1"/>
+      <w:numFmt w:val="decimal"/>
+      <w:lvlText w:val="%1."/>
+      <w:lvlJc w:val="left"/>
+      <w:pPr>
+        <w:ind w:left="720" w:hanging="360"/>
+      </w:pPr>
+    </w:lvl>
+    <w:lvl w:ilvl="1" w:tplc="04190019" w:tentative="1">
+      <w:start w:val="1"/>
+      <w:numFmt w:val="lowerLetter"/>
+      <w:lvlText w:val="%2."/>
+      <w:lvlJc w:val="left"/>
+      <w:pPr>
+        <w:ind w:left="1440" w:hanging="360"/>
+      </w:pPr>
+    </w:lvl>
+    <w:lvl w:ilvl="2" w:tplc="0419001B" w:tentative="1">
+      <w:start w:val="1"/>
+      <w:numFmt w:val="lowerRoman"/>
+      <w:lvlText w:val="%3."/>
+      <w:lvlJc w:val="right"/>
+      <w:pPr>
+        <w:ind w:left="2160" w:hanging="180"/>
+      </w:pPr>
+    </w:lvl>
+    <w:lvl w:ilvl="3" w:tplc="0419000F" w:tentative="1">
+      <w:start w:val="1"/>
+      <w:numFmt w:val="decimal"/>
+      <w:lvlText w:val="%4."/>
+      <w:lvlJc w:val="left"/>
+      <w:pPr>
+        <w:ind w:left="2880" w:hanging="360"/>
+      </w:pPr>
+    </w:lvl>
+    <w:lvl w:ilvl="4" w:tplc="04190019" w:tentative="1">
+      <w:start w:val="1"/>
+      <w:numFmt w:val="lowerLetter"/>
+      <w:lvlText w:val="%5."/>
+      <w:lvlJc w:val="left"/>
+      <w:pPr>
+        <w:ind w:left="3600" w:hanging="360"/>
+      </w:pPr>
+    </w:lvl>
+    <w:lvl w:ilvl="5" w:tplc="0419001B" w:tentative="1">
+      <w:start w:val="1"/>
+      <w:numFmt w:val="lowerRoman"/>
+      <w:lvlText w:val="%6."/>
+      <w:lvlJc w:val="right"/>
+      <w:pPr>
+        <w:ind w:left="4320" w:hanging="180"/>
+      </w:pPr>
+    </w:lvl>
+    <w:lvl w:ilvl="6" w:tplc="0419000F" w:tentative="1">
+      <w:start w:val="1"/>
+      <w:numFmt w:val="decimal"/>
+      <w:lvlText w:val="%7."/>
+      <w:lvlJc w:val="left"/>
+      <w:pPr>
+        <w:ind w:left="5040" w:hanging="360"/>
+      </w:pPr>
+    </w:lvl>
+    <w:lvl w:ilvl="7" w:tplc="04190019" w:tentative="1">
+      <w:start w:val="1"/>
+      <w:numFmt w:val="lowerLetter"/>
+      <w:lvlText w:val="%8."/>
+      <w:lvlJc w:val="left"/>
+      <w:pPr>
+        <w:ind w:left="5760" w:hanging="360"/>
+      </w:pPr>
+    </w:lvl>
+    <w:lvl w:ilvl="8" w:tplc="0419001B" w:tentative="1">
+      <w:start w:val="1"/>
+      <w:numFmt w:val="lowerRoman"/>
+      <w:lvlText w:val="%9."/>
+      <w:lvlJc w:val="right"/>
+      <w:pPr>
+        <w:ind w:left="6480" w:hanging="180"/>
+      </w:pPr>
+    </w:lvl>
+  </w:abstractNum>
+  <w:abstractNum w:abstractNumId="17" w15:restartNumberingAfterBreak="0">
     <w:nsid w:val="48FB1265"/>
     <w:multiLevelType w:val="multilevel"/>
     <w:tmpl w:val="BF246A56"/>
@@ -5891,7 +4086,7 @@
       </w:rPr>
     </w:lvl>
   </w:abstractNum>
-  <w:abstractNum w:abstractNumId="14" w15:restartNumberingAfterBreak="0">
+  <w:abstractNum w:abstractNumId="18" w15:restartNumberingAfterBreak="0">
     <w:nsid w:val="50F75CB6"/>
     <w:multiLevelType w:val="multilevel"/>
     <w:tmpl w:val="DEBA0DDE"/>
@@ -6040,7 +4235,7 @@
       </w:rPr>
     </w:lvl>
   </w:abstractNum>
-  <w:abstractNum w:abstractNumId="15" w15:restartNumberingAfterBreak="0">
+  <w:abstractNum w:abstractNumId="19" w15:restartNumberingAfterBreak="0">
     <w:nsid w:val="53DE30CD"/>
     <w:multiLevelType w:val="multilevel"/>
     <w:tmpl w:val="55D40B1C"/>
@@ -6158,7 +4353,7 @@
       </w:pPr>
     </w:lvl>
   </w:abstractNum>
-  <w:abstractNum w:abstractNumId="16" w15:restartNumberingAfterBreak="0">
+  <w:abstractNum w:abstractNumId="20" w15:restartNumberingAfterBreak="0">
     <w:nsid w:val="569B3C5A"/>
     <w:multiLevelType w:val="multilevel"/>
     <w:tmpl w:val="E48C5F8C"/>
@@ -6308,7 +4503,7 @@
       </w:rPr>
     </w:lvl>
   </w:abstractNum>
-  <w:abstractNum w:abstractNumId="17" w15:restartNumberingAfterBreak="0">
+  <w:abstractNum w:abstractNumId="21" w15:restartNumberingAfterBreak="0">
     <w:nsid w:val="572E3861"/>
     <w:multiLevelType w:val="hybridMultilevel"/>
     <w:tmpl w:val="6FFEC5FC"/>
@@ -6397,7 +4592,7 @@
       </w:pPr>
     </w:lvl>
   </w:abstractNum>
-  <w:abstractNum w:abstractNumId="18" w15:restartNumberingAfterBreak="0">
+  <w:abstractNum w:abstractNumId="22" w15:restartNumberingAfterBreak="0">
     <w:nsid w:val="57D722CE"/>
     <w:multiLevelType w:val="multilevel"/>
     <w:tmpl w:val="D96EF348"/>
@@ -6547,7 +4742,7 @@
       </w:rPr>
     </w:lvl>
   </w:abstractNum>
-  <w:abstractNum w:abstractNumId="19" w15:restartNumberingAfterBreak="0">
+  <w:abstractNum w:abstractNumId="23" w15:restartNumberingAfterBreak="0">
     <w:nsid w:val="59C46E30"/>
     <w:multiLevelType w:val="hybridMultilevel"/>
     <w:tmpl w:val="E1401100"/>
@@ -6633,7 +4828,7 @@
       </w:pPr>
     </w:lvl>
   </w:abstractNum>
-  <w:abstractNum w:abstractNumId="20" w15:restartNumberingAfterBreak="0">
+  <w:abstractNum w:abstractNumId="24" w15:restartNumberingAfterBreak="0">
     <w:nsid w:val="6078383F"/>
     <w:multiLevelType w:val="multilevel"/>
     <w:tmpl w:val="FA729902"/>
@@ -6782,7 +4977,7 @@
       </w:rPr>
     </w:lvl>
   </w:abstractNum>
-  <w:abstractNum w:abstractNumId="21" w15:restartNumberingAfterBreak="0">
+  <w:abstractNum w:abstractNumId="25" w15:restartNumberingAfterBreak="0">
     <w:nsid w:val="61BA5B42"/>
     <w:multiLevelType w:val="multilevel"/>
     <w:tmpl w:val="E48C5F8C"/>
@@ -6932,7 +5127,7 @@
       </w:rPr>
     </w:lvl>
   </w:abstractNum>
-  <w:abstractNum w:abstractNumId="22" w15:restartNumberingAfterBreak="0">
+  <w:abstractNum w:abstractNumId="26" w15:restartNumberingAfterBreak="0">
     <w:nsid w:val="6A226642"/>
     <w:multiLevelType w:val="multilevel"/>
     <w:tmpl w:val="AE8A60DE"/>
@@ -7050,7 +5245,7 @@
       </w:pPr>
     </w:lvl>
   </w:abstractNum>
-  <w:abstractNum w:abstractNumId="23" w15:restartNumberingAfterBreak="0">
+  <w:abstractNum w:abstractNumId="27" w15:restartNumberingAfterBreak="0">
     <w:nsid w:val="6A23004A"/>
     <w:multiLevelType w:val="multilevel"/>
     <w:tmpl w:val="87D2191E"/>
@@ -7199,7 +5394,7 @@
       </w:rPr>
     </w:lvl>
   </w:abstractNum>
-  <w:abstractNum w:abstractNumId="24" w15:restartNumberingAfterBreak="0">
+  <w:abstractNum w:abstractNumId="28" w15:restartNumberingAfterBreak="0">
     <w:nsid w:val="6AA50FA7"/>
     <w:multiLevelType w:val="multilevel"/>
     <w:tmpl w:val="6D0A9DC0"/>
@@ -7348,7 +5543,7 @@
       </w:rPr>
     </w:lvl>
   </w:abstractNum>
-  <w:abstractNum w:abstractNumId="25" w15:restartNumberingAfterBreak="0">
+  <w:abstractNum w:abstractNumId="29" w15:restartNumberingAfterBreak="0">
     <w:nsid w:val="6BD923D3"/>
     <w:multiLevelType w:val="multilevel"/>
     <w:tmpl w:val="618A5B32"/>
@@ -7498,7 +5693,7 @@
       </w:rPr>
     </w:lvl>
   </w:abstractNum>
-  <w:abstractNum w:abstractNumId="26" w15:restartNumberingAfterBreak="0">
+  <w:abstractNum w:abstractNumId="30" w15:restartNumberingAfterBreak="0">
     <w:nsid w:val="6CF11708"/>
     <w:multiLevelType w:val="multilevel"/>
     <w:tmpl w:val="6F6E65AC"/>
@@ -7648,7 +5843,7 @@
       </w:rPr>
     </w:lvl>
   </w:abstractNum>
-  <w:abstractNum w:abstractNumId="27" w15:restartNumberingAfterBreak="0">
+  <w:abstractNum w:abstractNumId="31" w15:restartNumberingAfterBreak="0">
     <w:nsid w:val="6F4E4829"/>
     <w:multiLevelType w:val="multilevel"/>
     <w:tmpl w:val="E48C5F8C"/>
@@ -7798,7 +5993,7 @@
       </w:rPr>
     </w:lvl>
   </w:abstractNum>
-  <w:abstractNum w:abstractNumId="28" w15:restartNumberingAfterBreak="0">
+  <w:abstractNum w:abstractNumId="32" w15:restartNumberingAfterBreak="0">
     <w:nsid w:val="723E780C"/>
     <w:multiLevelType w:val="multilevel"/>
     <w:tmpl w:val="E48C5F8C"/>
@@ -7948,7 +6143,7 @@
       </w:rPr>
     </w:lvl>
   </w:abstractNum>
-  <w:abstractNum w:abstractNumId="29" w15:restartNumberingAfterBreak="0">
+  <w:abstractNum w:abstractNumId="33" w15:restartNumberingAfterBreak="0">
     <w:nsid w:val="79D252E1"/>
     <w:multiLevelType w:val="multilevel"/>
     <w:tmpl w:val="C4905378"/>
@@ -8098,7 +6293,7 @@
       </w:rPr>
     </w:lvl>
   </w:abstractNum>
-  <w:abstractNum w:abstractNumId="30" w15:restartNumberingAfterBreak="0">
+  <w:abstractNum w:abstractNumId="34" w15:restartNumberingAfterBreak="0">
     <w:nsid w:val="7A974115"/>
     <w:multiLevelType w:val="hybridMultilevel"/>
     <w:tmpl w:val="E8EC67BA"/>
@@ -8187,7 +6382,7 @@
       </w:pPr>
     </w:lvl>
   </w:abstractNum>
-  <w:abstractNum w:abstractNumId="31" w15:restartNumberingAfterBreak="0">
+  <w:abstractNum w:abstractNumId="35" w15:restartNumberingAfterBreak="0">
     <w:nsid w:val="7C91167D"/>
     <w:multiLevelType w:val="multilevel"/>
     <w:tmpl w:val="D96EF348"/>
@@ -8338,100 +6533,112 @@
     </w:lvl>
   </w:abstractNum>
   <w:num w:numId="1">
-    <w:abstractNumId w:val="17"/>
+    <w:abstractNumId w:val="21"/>
   </w:num>
   <w:num w:numId="2">
     <w:abstractNumId w:val="0"/>
   </w:num>
   <w:num w:numId="3">
+    <w:abstractNumId w:val="23"/>
+  </w:num>
+  <w:num w:numId="4">
+    <w:abstractNumId w:val="27"/>
+  </w:num>
+  <w:num w:numId="5">
+    <w:abstractNumId w:val="12"/>
+  </w:num>
+  <w:num w:numId="6">
+    <w:abstractNumId w:val="5"/>
+  </w:num>
+  <w:num w:numId="7">
+    <w:abstractNumId w:val="20"/>
+  </w:num>
+  <w:num w:numId="8">
+    <w:abstractNumId w:val="25"/>
+  </w:num>
+  <w:num w:numId="9">
+    <w:abstractNumId w:val="31"/>
+  </w:num>
+  <w:num w:numId="10">
+    <w:abstractNumId w:val="10"/>
+  </w:num>
+  <w:num w:numId="11">
+    <w:abstractNumId w:val="32"/>
+  </w:num>
+  <w:num w:numId="12">
+    <w:abstractNumId w:val="15"/>
+  </w:num>
+  <w:num w:numId="13">
+    <w:abstractNumId w:val="9"/>
+  </w:num>
+  <w:num w:numId="14">
+    <w:abstractNumId w:val="24"/>
+  </w:num>
+  <w:num w:numId="15">
+    <w:abstractNumId w:val="17"/>
+  </w:num>
+  <w:num w:numId="16">
+    <w:abstractNumId w:val="13"/>
+  </w:num>
+  <w:num w:numId="17">
+    <w:abstractNumId w:val="28"/>
+  </w:num>
+  <w:num w:numId="18">
+    <w:abstractNumId w:val="8"/>
+  </w:num>
+  <w:num w:numId="19">
+    <w:abstractNumId w:val="14"/>
+  </w:num>
+  <w:num w:numId="20">
+    <w:abstractNumId w:val="2"/>
+  </w:num>
+  <w:num w:numId="21">
+    <w:abstractNumId w:val="34"/>
+  </w:num>
+  <w:num w:numId="22">
+    <w:abstractNumId w:val="30"/>
+  </w:num>
+  <w:num w:numId="23">
+    <w:abstractNumId w:val="33"/>
+  </w:num>
+  <w:num w:numId="24">
+    <w:abstractNumId w:val="29"/>
+  </w:num>
+  <w:num w:numId="25">
+    <w:abstractNumId w:val="18"/>
+  </w:num>
+  <w:num w:numId="26">
+    <w:abstractNumId w:val="7"/>
+  </w:num>
+  <w:num w:numId="27">
+    <w:abstractNumId w:val="22"/>
+  </w:num>
+  <w:num w:numId="28">
+    <w:abstractNumId w:val="35"/>
+  </w:num>
+  <w:num w:numId="29">
+    <w:abstractNumId w:val="4"/>
+  </w:num>
+  <w:num w:numId="30">
+    <w:abstractNumId w:val="3"/>
+  </w:num>
+  <w:num w:numId="31">
     <w:abstractNumId w:val="19"/>
   </w:num>
-  <w:num w:numId="4">
-    <w:abstractNumId w:val="23"/>
+  <w:num w:numId="32">
+    <w:abstractNumId w:val="26"/>
   </w:num>
-  <w:num w:numId="5">
-    <w:abstractNumId w:val="9"/>
+  <w:num w:numId="33">
+    <w:abstractNumId w:val="1"/>
   </w:num>
-  <w:num w:numId="6">
-    <w:abstractNumId w:val="4"/>
+  <w:num w:numId="34">
+    <w:abstractNumId w:val="6"/>
   </w:num>
-  <w:num w:numId="7">
+  <w:num w:numId="35">
     <w:abstractNumId w:val="16"/>
   </w:num>
-  <w:num w:numId="8">
-    <w:abstractNumId w:val="21"/>
-  </w:num>
-  <w:num w:numId="9">
-    <w:abstractNumId w:val="27"/>
-  </w:num>
-  <w:num w:numId="10">
-    <w:abstractNumId w:val="8"/>
-  </w:num>
-  <w:num w:numId="11">
-    <w:abstractNumId w:val="28"/>
-  </w:num>
-  <w:num w:numId="12">
-    <w:abstractNumId w:val="12"/>
-  </w:num>
-  <w:num w:numId="13">
-    <w:abstractNumId w:val="7"/>
-  </w:num>
-  <w:num w:numId="14">
-    <w:abstractNumId w:val="20"/>
-  </w:num>
-  <w:num w:numId="15">
-    <w:abstractNumId w:val="13"/>
-  </w:num>
-  <w:num w:numId="16">
-    <w:abstractNumId w:val="10"/>
-  </w:num>
-  <w:num w:numId="17">
-    <w:abstractNumId w:val="24"/>
-  </w:num>
-  <w:num w:numId="18">
-    <w:abstractNumId w:val="6"/>
-  </w:num>
-  <w:num w:numId="19">
+  <w:num w:numId="36">
     <w:abstractNumId w:val="11"/>
-  </w:num>
-  <w:num w:numId="20">
-    <w:abstractNumId w:val="1"/>
-  </w:num>
-  <w:num w:numId="21">
-    <w:abstractNumId w:val="30"/>
-  </w:num>
-  <w:num w:numId="22">
-    <w:abstractNumId w:val="26"/>
-  </w:num>
-  <w:num w:numId="23">
-    <w:abstractNumId w:val="29"/>
-  </w:num>
-  <w:num w:numId="24">
-    <w:abstractNumId w:val="25"/>
-  </w:num>
-  <w:num w:numId="25">
-    <w:abstractNumId w:val="14"/>
-  </w:num>
-  <w:num w:numId="26">
-    <w:abstractNumId w:val="5"/>
-  </w:num>
-  <w:num w:numId="27">
-    <w:abstractNumId w:val="18"/>
-  </w:num>
-  <w:num w:numId="28">
-    <w:abstractNumId w:val="31"/>
-  </w:num>
-  <w:num w:numId="29">
-    <w:abstractNumId w:val="3"/>
-  </w:num>
-  <w:num w:numId="30">
-    <w:abstractNumId w:val="2"/>
-  </w:num>
-  <w:num w:numId="31">
-    <w:abstractNumId w:val="15"/>
-  </w:num>
-  <w:num w:numId="32">
-    <w:abstractNumId w:val="22"/>
   </w:num>
 </w:numbering>
 </file>
